--- a/krolik_doswiadczalny.docx
+++ b/krolik_doswiadczalny.docx
@@ -39,7 +39,7 @@
                     </pic:cNvPicPr>
                   </pic:nvPicPr>
                   <pic:blipFill>
-                    <a:blip r:embed="rId5">
+                    <a:blip r:embed="rId7">
                       <a:extLst>
                         <a:ext uri="{28A0092B-C50C-407E-A947-70E740481C1C}">
                           <a14:useLocalDpi xmlns:a14="http://schemas.microsoft.com/office/drawing/2010/main" val="0"/>
@@ -131,7 +131,7 @@
         <w:spacing w:after="0"/>
         <w:ind w:left="-426"/>
         <w:rPr>
-          <w:lang w:val="fr-FR"/>
+          <w:lang w:val="en-GB"/>
         </w:rPr>
       </w:pPr>
       <w:r>
@@ -164,7 +164,7 @@
                     </pic:cNvPicPr>
                   </pic:nvPicPr>
                   <pic:blipFill>
-                    <a:blip r:embed="rId6">
+                    <a:blip r:embed="rId8">
                       <a:extLst>
                         <a:ext uri="{28A0092B-C50C-407E-A947-70E740481C1C}">
                           <a14:useLocalDpi xmlns:a14="http://schemas.microsoft.com/office/drawing/2010/main" val="0"/>
@@ -232,7 +232,7 @@
                     </pic:cNvPicPr>
                   </pic:nvPicPr>
                   <pic:blipFill>
-                    <a:blip r:embed="rId7">
+                    <a:blip r:embed="rId9">
                       <a:extLst>
                         <a:ext uri="{28A0092B-C50C-407E-A947-70E740481C1C}">
                           <a14:useLocalDpi xmlns:a14="http://schemas.microsoft.com/office/drawing/2010/main" val="0"/>
@@ -274,7 +274,7 @@
           <w:rPr>
             <w:color w:val="747474" w:themeColor="background2" w:themeShade="80"/>
             <w:szCs w:val="20"/>
-            <w:lang w:val="fr-FR"/>
+            <w:lang w:val="en-GB"/>
           </w:rPr>
           <w:id w:val="-975749429"/>
           <w:placeholder>
@@ -291,7 +291,7 @@
             <w:rPr>
               <w:color w:val="747474" w:themeColor="background2" w:themeShade="80"/>
               <w:szCs w:val="20"/>
-              <w:lang w:val="fr-FR"/>
+              <w:lang w:val="en-GB"/>
             </w:rPr>
             <w:t>Michał Magala (+48 690 371 355 e-mail: m.magala@optimalpoland.com.pl)</w:t>
           </w:r>
@@ -299,7 +299,7 @@
       </w:sdt>
       <w:r>
         <w:rPr>
-          <w:lang w:val="fr-FR"/>
+          <w:lang w:val="en-GB"/>
         </w:rPr>
         <w:t xml:space="preserve"> </w:t>
       </w:r>
@@ -311,13 +311,13 @@
           <w:kern w:val="0"/>
           <w:sz w:val="20"/>
           <w:szCs w:val="22"/>
-          <w:lang w:val="fr-FR"/>
+          <w:lang w:val="en-GB"/>
           <w14:ligatures w14:val="none"/>
         </w:rPr>
       </w:pPr>
       <w:r>
         <w:rPr>
-          <w:lang w:val="fr-FR"/>
+          <w:lang w:val="en-GB"/>
         </w:rPr>
         <w:br w:type="page"/>
       </w:r>
@@ -328,19 +328,943 @@
         <w:spacing w:after="0"/>
         <w:ind w:left="-426"/>
         <w:rPr>
-          <w:lang w:val="fr-FR"/>
+          <w:noProof/>
+          <w:lang w:val="en-GB"/>
         </w:rPr>
       </w:pPr>
       <w:r>
         <w:rPr>
           <w:noProof/>
-          <w:lang w:val="fr-FR"/>
+          <w:lang w:val="en-GB"/>
         </w:rPr>
         <w:lastRenderedPageBreak/>
         <w:t xml:space="preserve"> </w:t>
       </w:r>
     </w:p>
+    <w:tbl>
+      <w:tblPr>
+        <w:tblStyle w:val="Tabela-Siatka"/>
+        <w:tblW w:w="10552" w:type="dxa"/>
+        <w:tblInd w:w="-729" w:type="dxa"/>
+        <w:tblLook w:val="04A0" w:firstRow="1" w:lastRow="0" w:firstColumn="1" w:lastColumn="0" w:noHBand="0" w:noVBand="1"/>
+      </w:tblPr>
+      <w:tblGrid>
+        <w:gridCol w:w="6526"/>
+        <w:gridCol w:w="4026"/>
+      </w:tblGrid>
+      <w:tr>
+        <w:trPr>
+          <w:trHeight w:val="367"/>
+        </w:trPr>
+        <w:tc>
+          <w:tcPr>
+            <w:tcW w:w="6526" w:type="dxa"/>
+            <w:tcBorders>
+              <w:top w:val="nil"/>
+              <w:left w:val="nil"/>
+              <w:bottom w:val="nil"/>
+              <w:right w:val="nil"/>
+            </w:tcBorders>
+            <w:shd w:val="clear" w:color="auto" w:fill="A6A6A6" w:themeFill="background1" w:themeFillShade="A6"/>
+            <w:vAlign w:val="center"/>
+          </w:tcPr>
+          <w:p>
+            <w:pPr>
+              <w:pStyle w:val="western"/>
+              <w:spacing w:before="0" w:beforeAutospacing="0" w:after="0" w:line="259" w:lineRule="auto"/>
+              <w:ind w:left="113" w:right="113"/>
+              <w:rPr>
+                <w:b/>
+                <w:bCs/>
+                <w:color w:val="FFFFFF" w:themeColor="background1"/>
+                <w:szCs w:val="20"/>
+              </w:rPr>
+            </w:pPr>
+            <w:r>
+              <w:rPr>
+                <w:b/>
+                <w:bCs/>
+                <w:color w:val="FFFFFF" w:themeColor="background1"/>
+                <w:szCs w:val="20"/>
+              </w:rPr>
+              <w:t>Project Developer</w:t>
+            </w:r>
+            <w:r>
+              <w:rPr>
+                <w:b/>
+                <w:bCs/>
+                <w:color w:val="FFFFFF" w:themeColor="background1"/>
+                <w:szCs w:val="20"/>
+              </w:rPr>
+              <w:t>:</w:t>
+            </w:r>
+          </w:p>
+        </w:tc>
+        <w:tc>
+          <w:tcPr>
+            <w:tcW w:w="4026" w:type="dxa"/>
+            <w:tcBorders>
+              <w:top w:val="nil"/>
+              <w:left w:val="nil"/>
+              <w:bottom w:val="nil"/>
+              <w:right w:val="nil"/>
+            </w:tcBorders>
+            <w:shd w:val="clear" w:color="auto" w:fill="A6A6A6" w:themeFill="background1" w:themeFillShade="A6"/>
+            <w:vAlign w:val="center"/>
+          </w:tcPr>
+          <w:p>
+            <w:pPr>
+              <w:rPr>
+                <w:b/>
+                <w:bCs/>
+                <w:color w:val="FFFFFF" w:themeColor="background1"/>
+                <w:szCs w:val="20"/>
+              </w:rPr>
+            </w:pPr>
+            <w:proofErr w:type="spellStart"/>
+            <w:r>
+              <w:rPr>
+                <w:b/>
+                <w:bCs/>
+                <w:color w:val="FFFFFF" w:themeColor="background1"/>
+                <w:szCs w:val="20"/>
+              </w:rPr>
+              <w:t>Facility</w:t>
+            </w:r>
+            <w:proofErr w:type="spellEnd"/>
+            <w:r>
+              <w:rPr>
+                <w:b/>
+                <w:bCs/>
+                <w:color w:val="FFFFFF" w:themeColor="background1"/>
+                <w:szCs w:val="20"/>
+              </w:rPr>
+              <w:t>:</w:t>
+            </w:r>
+          </w:p>
+        </w:tc>
+      </w:tr>
+    </w:tbl>
+    <w:p>
+      <w:pPr>
+        <w:pStyle w:val="Zawartoramki"/>
+        <w:spacing w:after="0"/>
+        <w:ind w:left="-426"/>
+        <w:rPr>
+          <w:noProof/>
+          <w:lang w:val="en-GB"/>
+        </w:rPr>
+      </w:pPr>
+      <w:r>
+        <w:rPr>
+          <w:noProof/>
+          <w:lang w:val="en-GB"/>
+        </w:rPr>
+        <w:t>Huj</w:t>
+      </w:r>
+      <w:r>
+        <w:rPr>
+          <w:noProof/>
+          <w:lang w:val="en-GB"/>
+        </w:rPr>
+        <w:tab/>
+      </w:r>
+      <w:r>
+        <w:rPr>
+          <w:noProof/>
+          <w:lang w:val="en-GB"/>
+        </w:rPr>
+        <w:tab/>
+      </w:r>
+      <w:r>
+        <w:rPr>
+          <w:noProof/>
+          <w:lang w:val="en-GB"/>
+        </w:rPr>
+        <w:tab/>
+      </w:r>
+      <w:r>
+        <w:rPr>
+          <w:noProof/>
+          <w:lang w:val="en-GB"/>
+        </w:rPr>
+        <w:tab/>
+      </w:r>
+      <w:r>
+        <w:rPr>
+          <w:noProof/>
+          <w:lang w:val="en-GB"/>
+        </w:rPr>
+        <w:tab/>
+      </w:r>
+      <w:r>
+        <w:rPr>
+          <w:noProof/>
+          <w:lang w:val="en-GB"/>
+        </w:rPr>
+        <w:tab/>
+      </w:r>
+      <w:r>
+        <w:rPr>
+          <w:noProof/>
+          <w:lang w:val="en-GB"/>
+        </w:rPr>
+        <w:tab/>
+      </w:r>
+      <w:r>
+        <w:rPr>
+          <w:noProof/>
+          <w:lang w:val="en-GB"/>
+        </w:rPr>
+        <w:tab/>
+      </w:r>
+      <w:r>
+        <w:rPr>
+          <w:noProof/>
+          <w:lang w:val="en-GB"/>
+        </w:rPr>
+        <w:tab/>
+      </w:r>
+      <w:r>
+        <w:rPr>
+          <w:noProof/>
+          <w:lang w:val="en-GB"/>
+        </w:rPr>
+        <w:tab/>
+        <w:t>cip</w:t>
+      </w:r>
+    </w:p>
+    <w:p>
+      <w:pPr>
+        <w:pStyle w:val="Zawartoramki"/>
+        <w:spacing w:after="0"/>
+        <w:ind w:left="-426"/>
+        <w:rPr>
+          <w:noProof/>
+          <w:lang w:val="en-GB"/>
+        </w:rPr>
+      </w:pPr>
+    </w:p>
+    <w:tbl>
+      <w:tblPr>
+        <w:tblStyle w:val="Tabela-Siatka"/>
+        <w:tblW w:w="11114" w:type="dxa"/>
+        <w:tblInd w:w="-567" w:type="dxa"/>
+        <w:tblLook w:val="04A0" w:firstRow="1" w:lastRow="0" w:firstColumn="1" w:lastColumn="0" w:noHBand="0" w:noVBand="1"/>
+      </w:tblPr>
+      <w:tblGrid>
+        <w:gridCol w:w="11114"/>
+      </w:tblGrid>
+      <w:tr>
+        <w:trPr>
+          <w:trHeight w:val="466"/>
+        </w:trPr>
+        <w:tc>
+          <w:tcPr>
+            <w:tcW w:w="11114" w:type="dxa"/>
+            <w:tcBorders>
+              <w:top w:val="nil"/>
+              <w:left w:val="nil"/>
+              <w:bottom w:val="nil"/>
+              <w:right w:val="nil"/>
+            </w:tcBorders>
+            <w:vAlign w:val="center"/>
+          </w:tcPr>
+          <w:p>
+            <w:pPr>
+              <w:keepNext/>
+              <w:suppressAutoHyphens w:val="0"/>
+              <w:spacing w:before="142" w:after="119"/>
+              <w:outlineLvl w:val="2"/>
+              <w:rPr>
+                <w:rFonts w:ascii="Arial" w:eastAsia="Times New Roman" w:hAnsi="Arial" w:cs="Arial"/>
+                <w:b/>
+                <w:bCs/>
+                <w:sz w:val="28"/>
+                <w:szCs w:val="28"/>
+                <w:lang w:eastAsia="pl-PL"/>
+              </w:rPr>
+            </w:pPr>
+            <w:r>
+              <w:rPr>
+                <w:b/>
+                <w:bCs/>
+                <w:sz w:val="28"/>
+                <w:szCs w:val="28"/>
+              </w:rPr>
+              <w:t>Project Quotation</w:t>
+            </w:r>
+            <w:r>
+              <w:rPr>
+                <w:b/>
+                <w:bCs/>
+                <w:sz w:val="28"/>
+                <w:szCs w:val="28"/>
+              </w:rPr>
+              <w:t>:</w:t>
+            </w:r>
+          </w:p>
+        </w:tc>
+      </w:tr>
+    </w:tbl>
+    <w:tbl>
+      <w:tblPr>
+        <w:tblStyle w:val="Tabela-Siatka"/>
+        <w:tblpPr w:leftFromText="141" w:rightFromText="141" w:vertAnchor="text" w:horzAnchor="margin" w:tblpXSpec="center" w:tblpY="103"/>
+        <w:tblW w:w="10207" w:type="dxa"/>
+        <w:tblLook w:val="04A0" w:firstRow="1" w:lastRow="0" w:firstColumn="1" w:lastColumn="0" w:noHBand="0" w:noVBand="1"/>
+      </w:tblPr>
+      <w:tblGrid>
+        <w:gridCol w:w="3366"/>
+        <w:gridCol w:w="3221"/>
+        <w:gridCol w:w="3620"/>
+      </w:tblGrid>
+      <w:tr>
+        <w:trPr>
+          <w:trHeight w:val="301"/>
+        </w:trPr>
+        <w:tc>
+          <w:tcPr>
+            <w:tcW w:w="10207" w:type="dxa"/>
+            <w:gridSpan w:val="3"/>
+            <w:shd w:val="clear" w:color="auto" w:fill="ADADAD" w:themeFill="background2" w:themeFillShade="BF"/>
+          </w:tcPr>
+          <w:p>
+            <w:pPr>
+              <w:rPr>
+                <w:b/>
+                <w:bCs/>
+                <w:szCs w:val="20"/>
+              </w:rPr>
+            </w:pPr>
+            <w:r>
+              <w:rPr>
+                <w:b/>
+                <w:bCs/>
+                <w:szCs w:val="20"/>
+              </w:rPr>
+              <w:t>W1:</w:t>
+            </w:r>
+          </w:p>
+        </w:tc>
+      </w:tr>
+      <w:tr>
+        <w:trPr>
+          <w:trHeight w:val="301"/>
+        </w:trPr>
+        <w:tc>
+          <w:tcPr>
+            <w:tcW w:w="3366" w:type="dxa"/>
+          </w:tcPr>
+          <w:p>
+            <w:pPr>
+              <w:rPr>
+                <w:szCs w:val="20"/>
+              </w:rPr>
+            </w:pPr>
+            <w:proofErr w:type="spellStart"/>
+            <w:r>
+              <w:rPr>
+                <w:szCs w:val="20"/>
+              </w:rPr>
+              <w:t>sadsadsa</w:t>
+            </w:r>
+            <w:proofErr w:type="spellEnd"/>
+          </w:p>
+        </w:tc>
+        <w:tc>
+          <w:tcPr>
+            <w:tcW w:w="3221" w:type="dxa"/>
+          </w:tcPr>
+          <w:p>
+            <w:pPr>
+              <w:rPr>
+                <w:szCs w:val="20"/>
+              </w:rPr>
+            </w:pPr>
+          </w:p>
+        </w:tc>
+        <w:tc>
+          <w:tcPr>
+            <w:tcW w:w="3620" w:type="dxa"/>
+            <w:vMerge w:val="restart"/>
+          </w:tcPr>
+          <w:p>
+            <w:pPr>
+              <w:rPr>
+                <w:szCs w:val="20"/>
+              </w:rPr>
+            </w:pPr>
+            <w:proofErr w:type="spellStart"/>
+            <w:r>
+              <w:rPr>
+                <w:szCs w:val="20"/>
+              </w:rPr>
+              <w:t>dsadsa</w:t>
+            </w:r>
+            <w:proofErr w:type="spellEnd"/>
+          </w:p>
+        </w:tc>
+      </w:tr>
+      <w:tr>
+        <w:trPr>
+          <w:trHeight w:val="284"/>
+        </w:trPr>
+        <w:tc>
+          <w:tcPr>
+            <w:tcW w:w="3366" w:type="dxa"/>
+          </w:tcPr>
+          <w:p>
+            <w:pPr>
+              <w:rPr>
+                <w:szCs w:val="20"/>
+              </w:rPr>
+            </w:pPr>
+          </w:p>
+        </w:tc>
+        <w:tc>
+          <w:tcPr>
+            <w:tcW w:w="3221" w:type="dxa"/>
+          </w:tcPr>
+          <w:p>
+            <w:pPr>
+              <w:rPr>
+                <w:szCs w:val="20"/>
+              </w:rPr>
+            </w:pPr>
+          </w:p>
+        </w:tc>
+        <w:tc>
+          <w:tcPr>
+            <w:tcW w:w="3620" w:type="dxa"/>
+            <w:vMerge/>
+          </w:tcPr>
+          <w:p>
+            <w:pPr>
+              <w:rPr>
+                <w:szCs w:val="20"/>
+              </w:rPr>
+            </w:pPr>
+          </w:p>
+        </w:tc>
+      </w:tr>
+      <w:tr>
+        <w:trPr>
+          <w:trHeight w:val="301"/>
+        </w:trPr>
+        <w:tc>
+          <w:tcPr>
+            <w:tcW w:w="3366" w:type="dxa"/>
+          </w:tcPr>
+          <w:p>
+            <w:pPr>
+              <w:rPr>
+                <w:szCs w:val="20"/>
+              </w:rPr>
+            </w:pPr>
+          </w:p>
+        </w:tc>
+        <w:tc>
+          <w:tcPr>
+            <w:tcW w:w="3221" w:type="dxa"/>
+          </w:tcPr>
+          <w:p>
+            <w:pPr>
+              <w:rPr>
+                <w:szCs w:val="20"/>
+              </w:rPr>
+            </w:pPr>
+          </w:p>
+        </w:tc>
+        <w:tc>
+          <w:tcPr>
+            <w:tcW w:w="3620" w:type="dxa"/>
+            <w:vMerge/>
+          </w:tcPr>
+          <w:p>
+            <w:pPr>
+              <w:rPr>
+                <w:szCs w:val="20"/>
+              </w:rPr>
+            </w:pPr>
+          </w:p>
+        </w:tc>
+      </w:tr>
+      <w:tr>
+        <w:trPr>
+          <w:trHeight w:val="284"/>
+        </w:trPr>
+        <w:tc>
+          <w:tcPr>
+            <w:tcW w:w="3366" w:type="dxa"/>
+          </w:tcPr>
+          <w:p>
+            <w:pPr>
+              <w:rPr>
+                <w:szCs w:val="20"/>
+              </w:rPr>
+            </w:pPr>
+          </w:p>
+        </w:tc>
+        <w:tc>
+          <w:tcPr>
+            <w:tcW w:w="3221" w:type="dxa"/>
+          </w:tcPr>
+          <w:p>
+            <w:pPr>
+              <w:rPr>
+                <w:szCs w:val="20"/>
+              </w:rPr>
+            </w:pPr>
+          </w:p>
+        </w:tc>
+        <w:tc>
+          <w:tcPr>
+            <w:tcW w:w="3620" w:type="dxa"/>
+            <w:vMerge/>
+          </w:tcPr>
+          <w:p>
+            <w:pPr>
+              <w:rPr>
+                <w:szCs w:val="20"/>
+              </w:rPr>
+            </w:pPr>
+          </w:p>
+        </w:tc>
+      </w:tr>
+      <w:tr>
+        <w:trPr>
+          <w:trHeight w:val="301"/>
+        </w:trPr>
+        <w:tc>
+          <w:tcPr>
+            <w:tcW w:w="3366" w:type="dxa"/>
+          </w:tcPr>
+          <w:p>
+            <w:pPr>
+              <w:rPr>
+                <w:szCs w:val="20"/>
+              </w:rPr>
+            </w:pPr>
+          </w:p>
+        </w:tc>
+        <w:tc>
+          <w:tcPr>
+            <w:tcW w:w="3221" w:type="dxa"/>
+          </w:tcPr>
+          <w:p>
+            <w:pPr>
+              <w:rPr>
+                <w:szCs w:val="20"/>
+              </w:rPr>
+            </w:pPr>
+            <w:proofErr w:type="spellStart"/>
+            <w:r>
+              <w:rPr>
+                <w:szCs w:val="20"/>
+              </w:rPr>
+              <w:t>saddasdas</w:t>
+            </w:r>
+            <w:proofErr w:type="spellEnd"/>
+          </w:p>
+        </w:tc>
+        <w:tc>
+          <w:tcPr>
+            <w:tcW w:w="3620" w:type="dxa"/>
+            <w:vMerge/>
+          </w:tcPr>
+          <w:p>
+            <w:pPr>
+              <w:rPr>
+                <w:szCs w:val="20"/>
+              </w:rPr>
+            </w:pPr>
+          </w:p>
+        </w:tc>
+      </w:tr>
+      <w:tr>
+        <w:trPr>
+          <w:trHeight w:val="284"/>
+        </w:trPr>
+        <w:tc>
+          <w:tcPr>
+            <w:tcW w:w="3366" w:type="dxa"/>
+          </w:tcPr>
+          <w:p>
+            <w:pPr>
+              <w:rPr>
+                <w:szCs w:val="20"/>
+              </w:rPr>
+            </w:pPr>
+          </w:p>
+        </w:tc>
+        <w:tc>
+          <w:tcPr>
+            <w:tcW w:w="3221" w:type="dxa"/>
+          </w:tcPr>
+          <w:p>
+            <w:pPr>
+              <w:rPr>
+                <w:szCs w:val="20"/>
+              </w:rPr>
+            </w:pPr>
+          </w:p>
+        </w:tc>
+        <w:tc>
+          <w:tcPr>
+            <w:tcW w:w="3620" w:type="dxa"/>
+            <w:vMerge/>
+          </w:tcPr>
+          <w:p>
+            <w:pPr>
+              <w:rPr>
+                <w:szCs w:val="20"/>
+              </w:rPr>
+            </w:pPr>
+          </w:p>
+        </w:tc>
+      </w:tr>
+      <w:tr>
+        <w:trPr>
+          <w:trHeight w:val="301"/>
+        </w:trPr>
+        <w:tc>
+          <w:tcPr>
+            <w:tcW w:w="3366" w:type="dxa"/>
+          </w:tcPr>
+          <w:p>
+            <w:pPr>
+              <w:rPr>
+                <w:szCs w:val="20"/>
+              </w:rPr>
+            </w:pPr>
+          </w:p>
+        </w:tc>
+        <w:tc>
+          <w:tcPr>
+            <w:tcW w:w="3221" w:type="dxa"/>
+          </w:tcPr>
+          <w:p>
+            <w:pPr>
+              <w:rPr>
+                <w:szCs w:val="20"/>
+              </w:rPr>
+            </w:pPr>
+          </w:p>
+        </w:tc>
+        <w:tc>
+          <w:tcPr>
+            <w:tcW w:w="3620" w:type="dxa"/>
+            <w:vMerge/>
+          </w:tcPr>
+          <w:p>
+            <w:pPr>
+              <w:rPr>
+                <w:szCs w:val="20"/>
+              </w:rPr>
+            </w:pPr>
+          </w:p>
+        </w:tc>
+      </w:tr>
+      <w:tr>
+        <w:trPr>
+          <w:trHeight w:val="301"/>
+        </w:trPr>
+        <w:tc>
+          <w:tcPr>
+            <w:tcW w:w="3366" w:type="dxa"/>
+          </w:tcPr>
+          <w:p>
+            <w:pPr>
+              <w:rPr>
+                <w:szCs w:val="20"/>
+              </w:rPr>
+            </w:pPr>
+          </w:p>
+        </w:tc>
+        <w:tc>
+          <w:tcPr>
+            <w:tcW w:w="3221" w:type="dxa"/>
+          </w:tcPr>
+          <w:p>
+            <w:pPr>
+              <w:rPr>
+                <w:szCs w:val="20"/>
+              </w:rPr>
+            </w:pPr>
+          </w:p>
+        </w:tc>
+        <w:tc>
+          <w:tcPr>
+            <w:tcW w:w="3620" w:type="dxa"/>
+            <w:vMerge/>
+          </w:tcPr>
+          <w:p>
+            <w:pPr>
+              <w:rPr>
+                <w:szCs w:val="20"/>
+              </w:rPr>
+            </w:pPr>
+          </w:p>
+        </w:tc>
+      </w:tr>
+      <w:tr>
+        <w:trPr>
+          <w:trHeight w:val="284"/>
+        </w:trPr>
+        <w:tc>
+          <w:tcPr>
+            <w:tcW w:w="3366" w:type="dxa"/>
+          </w:tcPr>
+          <w:p>
+            <w:pPr>
+              <w:rPr>
+                <w:szCs w:val="20"/>
+              </w:rPr>
+            </w:pPr>
+          </w:p>
+        </w:tc>
+        <w:tc>
+          <w:tcPr>
+            <w:tcW w:w="3221" w:type="dxa"/>
+          </w:tcPr>
+          <w:p>
+            <w:pPr>
+              <w:rPr>
+                <w:szCs w:val="20"/>
+              </w:rPr>
+            </w:pPr>
+          </w:p>
+        </w:tc>
+        <w:tc>
+          <w:tcPr>
+            <w:tcW w:w="3620" w:type="dxa"/>
+            <w:vMerge/>
+          </w:tcPr>
+          <w:p>
+            <w:pPr>
+              <w:rPr>
+                <w:szCs w:val="20"/>
+              </w:rPr>
+            </w:pPr>
+          </w:p>
+        </w:tc>
+      </w:tr>
+      <w:tr>
+        <w:trPr>
+          <w:trHeight w:val="301"/>
+        </w:trPr>
+        <w:tc>
+          <w:tcPr>
+            <w:tcW w:w="3366" w:type="dxa"/>
+          </w:tcPr>
+          <w:p>
+            <w:pPr>
+              <w:rPr>
+                <w:szCs w:val="20"/>
+              </w:rPr>
+            </w:pPr>
+          </w:p>
+        </w:tc>
+        <w:tc>
+          <w:tcPr>
+            <w:tcW w:w="3221" w:type="dxa"/>
+          </w:tcPr>
+          <w:p>
+            <w:pPr>
+              <w:rPr>
+                <w:szCs w:val="20"/>
+              </w:rPr>
+            </w:pPr>
+          </w:p>
+        </w:tc>
+        <w:tc>
+          <w:tcPr>
+            <w:tcW w:w="3620" w:type="dxa"/>
+            <w:vMerge/>
+          </w:tcPr>
+          <w:p>
+            <w:pPr>
+              <w:rPr>
+                <w:szCs w:val="20"/>
+              </w:rPr>
+            </w:pPr>
+          </w:p>
+        </w:tc>
+      </w:tr>
+      <w:tr>
+        <w:trPr>
+          <w:trHeight w:val="284"/>
+        </w:trPr>
+        <w:tc>
+          <w:tcPr>
+            <w:tcW w:w="3366" w:type="dxa"/>
+          </w:tcPr>
+          <w:p>
+            <w:pPr>
+              <w:rPr>
+                <w:szCs w:val="20"/>
+              </w:rPr>
+            </w:pPr>
+          </w:p>
+        </w:tc>
+        <w:tc>
+          <w:tcPr>
+            <w:tcW w:w="3221" w:type="dxa"/>
+          </w:tcPr>
+          <w:p>
+            <w:pPr>
+              <w:rPr>
+                <w:szCs w:val="20"/>
+              </w:rPr>
+            </w:pPr>
+          </w:p>
+        </w:tc>
+        <w:tc>
+          <w:tcPr>
+            <w:tcW w:w="3620" w:type="dxa"/>
+            <w:vMerge/>
+          </w:tcPr>
+          <w:p>
+            <w:pPr>
+              <w:rPr>
+                <w:szCs w:val="20"/>
+              </w:rPr>
+            </w:pPr>
+          </w:p>
+        </w:tc>
+      </w:tr>
+      <w:tr>
+        <w:trPr>
+          <w:trHeight w:val="301"/>
+        </w:trPr>
+        <w:tc>
+          <w:tcPr>
+            <w:tcW w:w="3366" w:type="dxa"/>
+          </w:tcPr>
+          <w:p>
+            <w:pPr>
+              <w:rPr>
+                <w:szCs w:val="20"/>
+              </w:rPr>
+            </w:pPr>
+          </w:p>
+        </w:tc>
+        <w:tc>
+          <w:tcPr>
+            <w:tcW w:w="3221" w:type="dxa"/>
+          </w:tcPr>
+          <w:p>
+            <w:pPr>
+              <w:rPr>
+                <w:szCs w:val="20"/>
+              </w:rPr>
+            </w:pPr>
+          </w:p>
+        </w:tc>
+        <w:tc>
+          <w:tcPr>
+            <w:tcW w:w="3620" w:type="dxa"/>
+            <w:vMerge/>
+          </w:tcPr>
+          <w:p>
+            <w:pPr>
+              <w:rPr>
+                <w:szCs w:val="20"/>
+              </w:rPr>
+            </w:pPr>
+          </w:p>
+        </w:tc>
+      </w:tr>
+    </w:tbl>
+    <w:p>
+      <w:pPr>
+        <w:pStyle w:val="Zawartoramki"/>
+        <w:spacing w:after="0"/>
+        <w:ind w:left="-426"/>
+        <w:rPr>
+          <w:noProof/>
+          <w:lang w:val="en-GB"/>
+        </w:rPr>
+      </w:pPr>
+    </w:p>
+    <w:p>
+      <w:pPr>
+        <w:rPr>
+          <w:szCs w:val="20"/>
+        </w:rPr>
+      </w:pPr>
+    </w:p>
+    <w:p>
+      <w:pPr>
+        <w:rPr>
+          <w:szCs w:val="20"/>
+        </w:rPr>
+      </w:pPr>
+    </w:p>
+    <w:p>
+      <w:pPr>
+        <w:rPr>
+          <w:szCs w:val="20"/>
+          <w:lang w:val="en-GB"/>
+        </w:rPr>
+      </w:pPr>
+    </w:p>
+    <w:p>
+      <w:pPr>
+        <w:rPr>
+          <w:szCs w:val="20"/>
+        </w:rPr>
+      </w:pPr>
+    </w:p>
+    <w:p>
+      <w:pPr>
+        <w:ind w:left="1416" w:firstLine="708"/>
+        <w:rPr>
+          <w:sz w:val="22"/>
+          <w:lang w:val="en-GB"/>
+        </w:rPr>
+      </w:pPr>
+      <w:r>
+        <w:rPr>
+          <w:b/>
+          <w:bCs/>
+          <w:sz w:val="22"/>
+          <w:lang w:val="en-GB"/>
+        </w:rPr>
+        <w:t>Offer valid f</w:t>
+      </w:r>
+      <w:r>
+        <w:rPr>
+          <w:b/>
+          <w:bCs/>
+          <w:sz w:val="22"/>
+          <w:lang w:val="en-GB"/>
+        </w:rPr>
+        <w:t>or 60 days only.</w:t>
+      </w:r>
+    </w:p>
+    <w:p>
+      <w:pPr>
+        <w:pStyle w:val="Zawartoramki"/>
+        <w:spacing w:after="0"/>
+        <w:rPr>
+          <w:noProof/>
+          <w:lang w:val="en-GB"/>
+        </w:rPr>
+      </w:pPr>
+    </w:p>
+    <w:p>
+      <w:pPr>
+        <w:pStyle w:val="Zawartoramki"/>
+        <w:spacing w:after="0"/>
+        <w:rPr>
+          <w:lang w:val="en-GB"/>
+        </w:rPr>
+      </w:pPr>
+    </w:p>
     <w:sectPr>
+      <w:headerReference w:type="default" r:id="rId10"/>
       <w:pgSz w:w="11906" w:h="16838"/>
       <w:pgMar w:top="1417" w:right="1417" w:bottom="1417" w:left="1417" w:header="708" w:footer="708" w:gutter="0"/>
       <w:cols w:space="708"/>
@@ -348,6 +1272,136 @@
     </w:sectPr>
   </w:body>
 </w:document>
+</file>
+
+<file path=word/endnotes.xml><?xml version="1.0" encoding="utf-8"?>
+<w:endnotes xmlns:wpc="http://schemas.microsoft.com/office/word/2010/wordprocessingCanvas" xmlns:cx="http://schemas.microsoft.com/office/drawing/2014/chartex" xmlns:cx1="http://schemas.microsoft.com/office/drawing/2015/9/8/chartex" xmlns:cx2="http://schemas.microsoft.com/office/drawing/2015/10/21/chartex" xmlns:cx3="http://schemas.microsoft.com/office/drawing/2016/5/9/chartex" xmlns:cx4="http://schemas.microsoft.com/office/drawing/2016/5/10/chartex" xmlns:cx5="http://schemas.microsoft.com/office/drawing/2016/5/11/chartex" xmlns:cx6="http://schemas.microsoft.com/office/drawing/2016/5/12/chartex" xmlns:cx7="http://schemas.microsoft.com/office/drawing/2016/5/13/chartex" xmlns:cx8="http://schemas.microsoft.com/office/drawing/2016/5/14/chartex" xmlns:mc="http://schemas.openxmlformats.org/markup-compatibility/2006" xmlns:aink="http://schemas.microsoft.com/office/drawing/2016/ink" xmlns:am3d="http://schemas.microsoft.com/office/drawing/2017/model3d" xmlns:o="urn:schemas-microsoft-com:office:office" xmlns:oel="http://schemas.microsoft.com/office/2019/extlst" xmlns:r="http://schemas.openxmlformats.org/officeDocument/2006/relationships" xmlns:m="http://schemas.openxmlformats.org/officeDocument/2006/math" xmlns:v="urn:schemas-microsoft-com:vml" xmlns:wp14="http://schemas.microsoft.com/office/word/2010/wordprocessingDrawing" xmlns:wp="http://schemas.openxmlformats.org/drawingml/2006/wordprocessingDrawing" xmlns:w10="urn:schemas-microsoft-com:office:word" xmlns:w="http://schemas.openxmlformats.org/wordprocessingml/2006/main" xmlns:w14="http://schemas.microsoft.com/office/word/2010/wordml" xmlns:w15="http://schemas.microsoft.com/office/word/2012/wordml" xmlns:w16cex="http://schemas.microsoft.com/office/word/2018/wordml/cex" xmlns:w16cid="http://schemas.microsoft.com/office/word/2016/wordml/cid" xmlns:w16="http://schemas.microsoft.com/office/word/2018/wordml" xmlns:w16du="http://schemas.microsoft.com/office/word/2023/wordml/word16du" xmlns:w16sdtdh="http://schemas.microsoft.com/office/word/2020/wordml/sdtdatahash" xmlns:w16sdtfl="http://schemas.microsoft.com/office/word/2024/wordml/sdtformatlock" xmlns:w16se="http://schemas.microsoft.com/office/word/2015/wordml/symex" xmlns:wpg="http://schemas.microsoft.com/office/word/2010/wordprocessingGroup" xmlns:wpi="http://schemas.microsoft.com/office/word/2010/wordprocessingInk" xmlns:wne="http://schemas.microsoft.com/office/word/2006/wordml" xmlns:wps="http://schemas.microsoft.com/office/word/2010/wordprocessingShape" mc:Ignorable="w14 w15 w16se w16cid w16 w16cex w16sdtdh w16sdtfl w16du wp14">
+  <w:endnote w:type="separator" w:id="-1">
+    <w:p>
+      <w:pPr>
+        <w:spacing w:after="0" w:line="240" w:lineRule="auto"/>
+      </w:pPr>
+      <w:r>
+        <w:separator/>
+      </w:r>
+    </w:p>
+  </w:endnote>
+  <w:endnote w:type="continuationSeparator" w:id="0">
+    <w:p>
+      <w:pPr>
+        <w:spacing w:after="0" w:line="240" w:lineRule="auto"/>
+      </w:pPr>
+      <w:r>
+        <w:continuationSeparator/>
+      </w:r>
+    </w:p>
+  </w:endnote>
+</w:endnotes>
+</file>
+
+<file path=word/footnotes.xml><?xml version="1.0" encoding="utf-8"?>
+<w:footnotes xmlns:wpc="http://schemas.microsoft.com/office/word/2010/wordprocessingCanvas" xmlns:cx="http://schemas.microsoft.com/office/drawing/2014/chartex" xmlns:cx1="http://schemas.microsoft.com/office/drawing/2015/9/8/chartex" xmlns:cx2="http://schemas.microsoft.com/office/drawing/2015/10/21/chartex" xmlns:cx3="http://schemas.microsoft.com/office/drawing/2016/5/9/chartex" xmlns:cx4="http://schemas.microsoft.com/office/drawing/2016/5/10/chartex" xmlns:cx5="http://schemas.microsoft.com/office/drawing/2016/5/11/chartex" xmlns:cx6="http://schemas.microsoft.com/office/drawing/2016/5/12/chartex" xmlns:cx7="http://schemas.microsoft.com/office/drawing/2016/5/13/chartex" xmlns:cx8="http://schemas.microsoft.com/office/drawing/2016/5/14/chartex" xmlns:mc="http://schemas.openxmlformats.org/markup-compatibility/2006" xmlns:aink="http://schemas.microsoft.com/office/drawing/2016/ink" xmlns:am3d="http://schemas.microsoft.com/office/drawing/2017/model3d" xmlns:o="urn:schemas-microsoft-com:office:office" xmlns:oel="http://schemas.microsoft.com/office/2019/extlst" xmlns:r="http://schemas.openxmlformats.org/officeDocument/2006/relationships" xmlns:m="http://schemas.openxmlformats.org/officeDocument/2006/math" xmlns:v="urn:schemas-microsoft-com:vml" xmlns:wp14="http://schemas.microsoft.com/office/word/2010/wordprocessingDrawing" xmlns:wp="http://schemas.openxmlformats.org/drawingml/2006/wordprocessingDrawing" xmlns:w10="urn:schemas-microsoft-com:office:word" xmlns:w="http://schemas.openxmlformats.org/wordprocessingml/2006/main" xmlns:w14="http://schemas.microsoft.com/office/word/2010/wordml" xmlns:w15="http://schemas.microsoft.com/office/word/2012/wordml" xmlns:w16cex="http://schemas.microsoft.com/office/word/2018/wordml/cex" xmlns:w16cid="http://schemas.microsoft.com/office/word/2016/wordml/cid" xmlns:w16="http://schemas.microsoft.com/office/word/2018/wordml" xmlns:w16du="http://schemas.microsoft.com/office/word/2023/wordml/word16du" xmlns:w16sdtdh="http://schemas.microsoft.com/office/word/2020/wordml/sdtdatahash" xmlns:w16sdtfl="http://schemas.microsoft.com/office/word/2024/wordml/sdtformatlock" xmlns:w16se="http://schemas.microsoft.com/office/word/2015/wordml/symex" xmlns:wpg="http://schemas.microsoft.com/office/word/2010/wordprocessingGroup" xmlns:wpi="http://schemas.microsoft.com/office/word/2010/wordprocessingInk" xmlns:wne="http://schemas.microsoft.com/office/word/2006/wordml" xmlns:wps="http://schemas.microsoft.com/office/word/2010/wordprocessingShape" mc:Ignorable="w14 w15 w16se w16cid w16 w16cex w16sdtdh w16sdtfl w16du wp14">
+  <w:footnote w:type="separator" w:id="-1">
+    <w:p>
+      <w:pPr>
+        <w:spacing w:after="0" w:line="240" w:lineRule="auto"/>
+      </w:pPr>
+      <w:r>
+        <w:separator/>
+      </w:r>
+    </w:p>
+  </w:footnote>
+  <w:footnote w:type="continuationSeparator" w:id="0">
+    <w:p>
+      <w:pPr>
+        <w:spacing w:after="0" w:line="240" w:lineRule="auto"/>
+      </w:pPr>
+      <w:r>
+        <w:continuationSeparator/>
+      </w:r>
+    </w:p>
+  </w:footnote>
+</w:footnotes>
+</file>
+
+<file path=word/header1.xml><?xml version="1.0" encoding="utf-8"?>
+<w:hdr xmlns:wpc="http://schemas.microsoft.com/office/word/2010/wordprocessingCanvas" xmlns:cx="http://schemas.microsoft.com/office/drawing/2014/chartex" xmlns:cx1="http://schemas.microsoft.com/office/drawing/2015/9/8/chartex" xmlns:cx2="http://schemas.microsoft.com/office/drawing/2015/10/21/chartex" xmlns:cx3="http://schemas.microsoft.com/office/drawing/2016/5/9/chartex" xmlns:cx4="http://schemas.microsoft.com/office/drawing/2016/5/10/chartex" xmlns:cx5="http://schemas.microsoft.com/office/drawing/2016/5/11/chartex" xmlns:cx6="http://schemas.microsoft.com/office/drawing/2016/5/12/chartex" xmlns:cx7="http://schemas.microsoft.com/office/drawing/2016/5/13/chartex" xmlns:cx8="http://schemas.microsoft.com/office/drawing/2016/5/14/chartex" xmlns:mc="http://schemas.openxmlformats.org/markup-compatibility/2006" xmlns:aink="http://schemas.microsoft.com/office/drawing/2016/ink" xmlns:am3d="http://schemas.microsoft.com/office/drawing/2017/model3d" xmlns:o="urn:schemas-microsoft-com:office:office" xmlns:oel="http://schemas.microsoft.com/office/2019/extlst" xmlns:r="http://schemas.openxmlformats.org/officeDocument/2006/relationships" xmlns:m="http://schemas.openxmlformats.org/officeDocument/2006/math" xmlns:v="urn:schemas-microsoft-com:vml" xmlns:wp14="http://schemas.microsoft.com/office/word/2010/wordprocessingDrawing" xmlns:wp="http://schemas.openxmlformats.org/drawingml/2006/wordprocessingDrawing" xmlns:w10="urn:schemas-microsoft-com:office:word" xmlns:w="http://schemas.openxmlformats.org/wordprocessingml/2006/main" xmlns:w14="http://schemas.microsoft.com/office/word/2010/wordml" xmlns:w15="http://schemas.microsoft.com/office/word/2012/wordml" xmlns:w16cex="http://schemas.microsoft.com/office/word/2018/wordml/cex" xmlns:w16cid="http://schemas.microsoft.com/office/word/2016/wordml/cid" xmlns:w16="http://schemas.microsoft.com/office/word/2018/wordml" xmlns:w16du="http://schemas.microsoft.com/office/word/2023/wordml/word16du" xmlns:w16sdtdh="http://schemas.microsoft.com/office/word/2020/wordml/sdtdatahash" xmlns:w16sdtfl="http://schemas.microsoft.com/office/word/2024/wordml/sdtformatlock" xmlns:w16se="http://schemas.microsoft.com/office/word/2015/wordml/symex" xmlns:wpg="http://schemas.microsoft.com/office/word/2010/wordprocessingGroup" xmlns:wpi="http://schemas.microsoft.com/office/word/2010/wordprocessingInk" xmlns:wne="http://schemas.microsoft.com/office/word/2006/wordml" xmlns:wps="http://schemas.microsoft.com/office/word/2010/wordprocessingShape" mc:Ignorable="w14 w15 w16se w16cid w16 w16cex w16sdtdh w16sdtfl w16du wp14">
+  <w:p>
+    <w:pPr>
+      <w:pStyle w:val="Nagwek"/>
+    </w:pPr>
+    <w:r>
+      <w:rPr>
+        <w:i/>
+        <w:iCs/>
+        <w:noProof/>
+      </w:rPr>
+      <w:drawing>
+        <wp:anchor distT="0" distB="0" distL="114300" distR="114300" simplePos="0" relativeHeight="251659264" behindDoc="0" locked="0" layoutInCell="1" allowOverlap="1" wp14:anchorId="1CBD669E" wp14:editId="3DFA11DB">
+          <wp:simplePos x="0" y="0"/>
+          <wp:positionH relativeFrom="margin">
+            <wp:posOffset>-733425</wp:posOffset>
+          </wp:positionH>
+          <wp:positionV relativeFrom="paragraph">
+            <wp:posOffset>-219710</wp:posOffset>
+          </wp:positionV>
+          <wp:extent cx="2867025" cy="516065"/>
+          <wp:effectExtent l="0" t="0" r="0" b="0"/>
+          <wp:wrapNone/>
+          <wp:docPr id="1787138775" name="Obraz 8" descr="Obraz zawierający tekst, Czcionka, biały, Grafika&#10;&#10;Opis wygenerowany automatycznie"/>
+          <wp:cNvGraphicFramePr>
+            <a:graphicFrameLocks xmlns:a="http://schemas.openxmlformats.org/drawingml/2006/main" noChangeAspect="1"/>
+          </wp:cNvGraphicFramePr>
+          <a:graphic xmlns:a="http://schemas.openxmlformats.org/drawingml/2006/main">
+            <a:graphicData uri="http://schemas.openxmlformats.org/drawingml/2006/picture">
+              <pic:pic xmlns:pic="http://schemas.openxmlformats.org/drawingml/2006/picture">
+                <pic:nvPicPr>
+                  <pic:cNvPr id="1787138775" name="Obraz 8" descr="Obraz zawierający tekst, Czcionka, biały, Grafika&#10;&#10;Opis wygenerowany automatycznie"/>
+                  <pic:cNvPicPr>
+                    <a:picLocks noChangeAspect="1" noChangeArrowheads="1"/>
+                  </pic:cNvPicPr>
+                </pic:nvPicPr>
+                <pic:blipFill>
+                  <a:blip r:embed="rId1">
+                    <a:extLst>
+                      <a:ext uri="{28A0092B-C50C-407E-A947-70E740481C1C}">
+                        <a14:useLocalDpi xmlns:a14="http://schemas.microsoft.com/office/drawing/2010/main" val="0"/>
+                      </a:ext>
+                    </a:extLst>
+                  </a:blip>
+                  <a:srcRect/>
+                  <a:stretch>
+                    <a:fillRect/>
+                  </a:stretch>
+                </pic:blipFill>
+                <pic:spPr bwMode="auto">
+                  <a:xfrm>
+                    <a:off x="0" y="0"/>
+                    <a:ext cx="2867025" cy="516065"/>
+                  </a:xfrm>
+                  <a:prstGeom prst="rect">
+                    <a:avLst/>
+                  </a:prstGeom>
+                  <a:noFill/>
+                  <a:ln>
+                    <a:noFill/>
+                  </a:ln>
+                </pic:spPr>
+              </pic:pic>
+            </a:graphicData>
+          </a:graphic>
+        </wp:anchor>
+      </w:drawing>
+    </w:r>
+    <w:r>
+      <w:tab/>
+    </w:r>
+    <w:r>
+      <w:tab/>
+      <w:t>14.05.2026</w:t>
+    </w:r>
+  </w:p>
+</w:hdr>
 </file>
 
 <file path=word/styles.xml><?xml version="1.0" encoding="utf-8"?>
@@ -1284,6 +2338,117 @@
       <w14:ligatures w14:val="none"/>
     </w:rPr>
   </w:style>
+  <w:style w:type="paragraph" w:styleId="Nagwek">
+    <w:name w:val="header"/>
+    <w:basedOn w:val="Normalny"/>
+    <w:link w:val="NagwekZnak"/>
+    <w:uiPriority w:val="99"/>
+    <w:unhideWhenUsed/>
+    <w:rsid w:val="00C645D9"/>
+    <w:pPr>
+      <w:tabs>
+        <w:tab w:val="center" w:pos="4536"/>
+        <w:tab w:val="right" w:pos="9072"/>
+      </w:tabs>
+      <w:spacing w:after="0" w:line="240" w:lineRule="auto"/>
+    </w:pPr>
+  </w:style>
+  <w:style w:type="character" w:customStyle="1" w:styleId="NagwekZnak">
+    <w:name w:val="Nagłówek Znak"/>
+    <w:basedOn w:val="Domylnaczcionkaakapitu"/>
+    <w:link w:val="Nagwek"/>
+    <w:uiPriority w:val="99"/>
+    <w:rsid w:val="00C645D9"/>
+  </w:style>
+  <w:style w:type="paragraph" w:styleId="Stopka">
+    <w:name w:val="footer"/>
+    <w:basedOn w:val="Normalny"/>
+    <w:link w:val="StopkaZnak"/>
+    <w:uiPriority w:val="99"/>
+    <w:unhideWhenUsed/>
+    <w:rsid w:val="00C645D9"/>
+    <w:pPr>
+      <w:tabs>
+        <w:tab w:val="center" w:pos="4536"/>
+        <w:tab w:val="right" w:pos="9072"/>
+      </w:tabs>
+      <w:spacing w:after="0" w:line="240" w:lineRule="auto"/>
+    </w:pPr>
+  </w:style>
+  <w:style w:type="character" w:customStyle="1" w:styleId="StopkaZnak">
+    <w:name w:val="Stopka Znak"/>
+    <w:basedOn w:val="Domylnaczcionkaakapitu"/>
+    <w:link w:val="Stopka"/>
+    <w:uiPriority w:val="99"/>
+    <w:rsid w:val="00C645D9"/>
+  </w:style>
+  <w:style w:type="table" w:styleId="Tabela-Siatka">
+    <w:name w:val="Table Grid"/>
+    <w:basedOn w:val="Standardowy"/>
+    <w:uiPriority w:val="39"/>
+    <w:rsid w:val="00C645D9"/>
+    <w:pPr>
+      <w:suppressAutoHyphens/>
+      <w:spacing w:after="0" w:line="240" w:lineRule="auto"/>
+    </w:pPr>
+    <w:rPr>
+      <w:rFonts w:ascii="Calibri" w:eastAsia="Calibri" w:hAnsi="Calibri" w:cs="Tahoma"/>
+      <w:kern w:val="0"/>
+      <w:sz w:val="22"/>
+      <w:szCs w:val="22"/>
+      <w14:ligatures w14:val="none"/>
+    </w:rPr>
+    <w:tblPr>
+      <w:tblBorders>
+        <w:top w:val="single" w:sz="4" w:space="0" w:color="auto"/>
+        <w:left w:val="single" w:sz="4" w:space="0" w:color="auto"/>
+        <w:bottom w:val="single" w:sz="4" w:space="0" w:color="auto"/>
+        <w:right w:val="single" w:sz="4" w:space="0" w:color="auto"/>
+        <w:insideH w:val="single" w:sz="4" w:space="0" w:color="auto"/>
+        <w:insideV w:val="single" w:sz="4" w:space="0" w:color="auto"/>
+      </w:tblBorders>
+    </w:tblPr>
+  </w:style>
+  <w:style w:type="paragraph" w:customStyle="1" w:styleId="western">
+    <w:name w:val="western"/>
+    <w:basedOn w:val="Normalny"/>
+    <w:rsid w:val="00C645D9"/>
+    <w:pPr>
+      <w:spacing w:before="100" w:beforeAutospacing="1" w:after="142" w:line="276" w:lineRule="auto"/>
+    </w:pPr>
+    <w:rPr>
+      <w:rFonts w:ascii="Lato" w:eastAsia="Times New Roman" w:hAnsi="Lato" w:cs="Times New Roman"/>
+      <w:kern w:val="0"/>
+      <w:sz w:val="20"/>
+      <w:lang w:eastAsia="pl-PL"/>
+      <w14:ligatures w14:val="none"/>
+    </w:rPr>
+  </w:style>
+  <w:style w:type="character" w:styleId="Tekstzastpczy">
+    <w:name w:val="Placeholder Text"/>
+    <w:basedOn w:val="Domylnaczcionkaakapitu"/>
+    <w:uiPriority w:val="99"/>
+    <w:semiHidden/>
+    <w:rsid w:val="00C645D9"/>
+    <w:rPr>
+      <w:color w:val="808080"/>
+    </w:rPr>
+  </w:style>
+  <w:style w:type="character" w:customStyle="1" w:styleId="Styl1">
+    <w:name w:val="Styl1"/>
+    <w:basedOn w:val="Domylnaczcionkaakapitu"/>
+    <w:uiPriority w:val="1"/>
+    <w:rsid w:val="00C645D9"/>
+    <w:rPr>
+      <w:b/>
+    </w:rPr>
+  </w:style>
+  <w:style w:type="character" w:customStyle="1" w:styleId="Styl2">
+    <w:name w:val="Styl2"/>
+    <w:basedOn w:val="Domylnaczcionkaakapitu"/>
+    <w:uiPriority w:val="1"/>
+    <w:rsid w:val="00C645D9"/>
+  </w:style>
 </w:styles>
 </file>
 
@@ -1371,10 +2536,17 @@
   </w:font>
   <w:font w:name="Tahoma">
     <w:panose1 w:val="020B0604030504040204"/>
-    <w:charset w:val="EE"/>
+    <w:charset w:val="00"/>
     <w:family w:val="swiss"/>
     <w:pitch w:val="variable"/>
     <w:sig w:usb0="E1002EFF" w:usb1="C000605B" w:usb2="00000029" w:usb3="00000000" w:csb0="000101FF" w:csb1="00000000"/>
+  </w:font>
+  <w:font w:name="Arial">
+    <w:panose1 w:val="020B0604020202020204"/>
+    <w:charset w:val="00"/>
+    <w:family w:val="swiss"/>
+    <w:pitch w:val="variable"/>
+    <w:sig w:usb0="E0002EFF" w:usb1="C000785B" w:usb2="00000009" w:usb3="00000000" w:csb0="000001FF" w:csb1="00000000"/>
   </w:font>
 </w:fonts>
 </file>
@@ -1400,7 +2572,10 @@
     <w:rsid w:val="004B629E"/>
     <w:rsid w:val="00650F49"/>
     <w:rsid w:val="007B2028"/>
+    <w:rsid w:val="00AD7DCB"/>
     <w:rsid w:val="00C976A1"/>
+    <w:rsid w:val="00CF03DA"/>
+    <w:rsid w:val="00E81563"/>
   </w:rsids>
   <m:mathPr>
     <m:mathFont m:val="Cambria Math"/>
@@ -1856,18 +3031,148 @@
     <w:basedOn w:val="Domylnaczcionkaakapitu"/>
     <w:uiPriority w:val="99"/>
     <w:semiHidden/>
-    <w:rsid w:val="007B2028"/>
+    <w:rsid w:val="00CF03DA"/>
     <w:rPr>
       <w:color w:val="808080"/>
     </w:rPr>
   </w:style>
-  <w:style w:type="paragraph" w:customStyle="1" w:styleId="4EC1DA30739445DC9BE5F6AA3A292F09">
-    <w:name w:val="4EC1DA30739445DC9BE5F6AA3A292F09"/>
-    <w:rsid w:val="004B629E"/>
+  <w:style w:type="paragraph" w:customStyle="1" w:styleId="39780F85CE924F6C9CE4C18AAFFEC287">
+    <w:name w:val="39780F85CE924F6C9CE4C18AAFFEC287"/>
+    <w:rsid w:val="00CF03DA"/>
   </w:style>
   <w:style w:type="paragraph" w:customStyle="1" w:styleId="EAB7688BF63C4764B3086C9F2BC2A37C">
     <w:name w:val="EAB7688BF63C4764B3086C9F2BC2A37C"/>
     <w:rsid w:val="007B2028"/>
+  </w:style>
+  <w:style w:type="paragraph" w:customStyle="1" w:styleId="233945FCF2DA4FBFA45986EFA458B230">
+    <w:name w:val="233945FCF2DA4FBFA45986EFA458B230"/>
+    <w:rsid w:val="00CF03DA"/>
+  </w:style>
+  <w:style w:type="paragraph" w:customStyle="1" w:styleId="2E5DFE92972A484EB54D13A0F4524D2F">
+    <w:name w:val="2E5DFE92972A484EB54D13A0F4524D2F"/>
+    <w:rsid w:val="00CF03DA"/>
+  </w:style>
+  <w:style w:type="paragraph" w:customStyle="1" w:styleId="6E83DA182F3344CEA0945B20FF88B7E1">
+    <w:name w:val="6E83DA182F3344CEA0945B20FF88B7E1"/>
+    <w:rsid w:val="00CF03DA"/>
+  </w:style>
+  <w:style w:type="paragraph" w:customStyle="1" w:styleId="6E9813AF5B8045DA8E9C93487CAB149C">
+    <w:name w:val="6E9813AF5B8045DA8E9C93487CAB149C"/>
+    <w:rsid w:val="00CF03DA"/>
+  </w:style>
+  <w:style w:type="paragraph" w:customStyle="1" w:styleId="07915247C125445F8E6CC95883614F39">
+    <w:name w:val="07915247C125445F8E6CC95883614F39"/>
+    <w:rsid w:val="00CF03DA"/>
+  </w:style>
+  <w:style w:type="paragraph" w:customStyle="1" w:styleId="8EF413D4E31A413882D57513CA014A1F">
+    <w:name w:val="8EF413D4E31A413882D57513CA014A1F"/>
+    <w:rsid w:val="00CF03DA"/>
+  </w:style>
+  <w:style w:type="paragraph" w:customStyle="1" w:styleId="0E282CE727FA4AD98886A22E5D0CD643">
+    <w:name w:val="0E282CE727FA4AD98886A22E5D0CD643"/>
+    <w:rsid w:val="00CF03DA"/>
+  </w:style>
+  <w:style w:type="paragraph" w:customStyle="1" w:styleId="E7E569A67A7A4660A68CA7AC5B41DE4E">
+    <w:name w:val="E7E569A67A7A4660A68CA7AC5B41DE4E"/>
+    <w:rsid w:val="00CF03DA"/>
+  </w:style>
+  <w:style w:type="paragraph" w:customStyle="1" w:styleId="BCE5C65AE30747298864522BB6ABD293">
+    <w:name w:val="BCE5C65AE30747298864522BB6ABD293"/>
+    <w:rsid w:val="00CF03DA"/>
+  </w:style>
+  <w:style w:type="paragraph" w:customStyle="1" w:styleId="D387284472B149189174F8B85D0E3F2B">
+    <w:name w:val="D387284472B149189174F8B85D0E3F2B"/>
+    <w:rsid w:val="00CF03DA"/>
+  </w:style>
+  <w:style w:type="character" w:customStyle="1" w:styleId="Styl2">
+    <w:name w:val="Styl2"/>
+    <w:basedOn w:val="Domylnaczcionkaakapitu"/>
+    <w:uiPriority w:val="1"/>
+    <w:rsid w:val="00CF03DA"/>
+  </w:style>
+  <w:style w:type="paragraph" w:customStyle="1" w:styleId="A7ECF6DE32D54BB7972815E3B3F07970">
+    <w:name w:val="A7ECF6DE32D54BB7972815E3B3F07970"/>
+    <w:rsid w:val="00CF03DA"/>
+  </w:style>
+  <w:style w:type="paragraph" w:customStyle="1" w:styleId="1D15EC2D590B499599C42AC97243669E">
+    <w:name w:val="1D15EC2D590B499599C42AC97243669E"/>
+    <w:rsid w:val="00CF03DA"/>
+  </w:style>
+  <w:style w:type="paragraph" w:customStyle="1" w:styleId="2E43189AF6254E908EFC3E16A3824F01">
+    <w:name w:val="2E43189AF6254E908EFC3E16A3824F01"/>
+    <w:rsid w:val="00CF03DA"/>
+  </w:style>
+  <w:style w:type="paragraph" w:customStyle="1" w:styleId="E176935FA709446EA50C53CFDACCDDB0">
+    <w:name w:val="E176935FA709446EA50C53CFDACCDDB0"/>
+    <w:rsid w:val="00CF03DA"/>
+  </w:style>
+  <w:style w:type="paragraph" w:customStyle="1" w:styleId="D192B0299D6A40B2B1E27EDD074CEFB9">
+    <w:name w:val="D192B0299D6A40B2B1E27EDD074CEFB9"/>
+    <w:rsid w:val="00CF03DA"/>
+  </w:style>
+  <w:style w:type="paragraph" w:customStyle="1" w:styleId="123A46B7E82C4D269BD79345F8F9C7C0">
+    <w:name w:val="123A46B7E82C4D269BD79345F8F9C7C0"/>
+    <w:rsid w:val="00CF03DA"/>
+  </w:style>
+  <w:style w:type="paragraph" w:customStyle="1" w:styleId="39081D99BFF1407492EB372299BB0C5C">
+    <w:name w:val="39081D99BFF1407492EB372299BB0C5C"/>
+    <w:rsid w:val="00CF03DA"/>
+  </w:style>
+  <w:style w:type="paragraph" w:customStyle="1" w:styleId="EE4861051A3844F4AA6EF3F8F8867591">
+    <w:name w:val="EE4861051A3844F4AA6EF3F8F8867591"/>
+    <w:rsid w:val="00CF03DA"/>
+  </w:style>
+  <w:style w:type="paragraph" w:customStyle="1" w:styleId="CA4F5E0C73794F269121A8D1495BD0E7">
+    <w:name w:val="CA4F5E0C73794F269121A8D1495BD0E7"/>
+    <w:rsid w:val="00CF03DA"/>
+  </w:style>
+  <w:style w:type="paragraph" w:customStyle="1" w:styleId="68853DB2E7B94D85BF77FFC2CC15066B">
+    <w:name w:val="68853DB2E7B94D85BF77FFC2CC15066B"/>
+    <w:rsid w:val="00CF03DA"/>
+  </w:style>
+  <w:style w:type="paragraph" w:customStyle="1" w:styleId="48DAE4E2F6C748D1AADA9F9C7192D2DC">
+    <w:name w:val="48DAE4E2F6C748D1AADA9F9C7192D2DC"/>
+    <w:rsid w:val="00CF03DA"/>
+  </w:style>
+  <w:style w:type="paragraph" w:customStyle="1" w:styleId="033EA8423C76453CA9310AD37CA764DF">
+    <w:name w:val="033EA8423C76453CA9310AD37CA764DF"/>
+    <w:rsid w:val="00CF03DA"/>
+  </w:style>
+  <w:style w:type="paragraph" w:customStyle="1" w:styleId="EA9437FB1CBE4DE3ADDD1C8012312480">
+    <w:name w:val="EA9437FB1CBE4DE3ADDD1C8012312480"/>
+    <w:rsid w:val="00CF03DA"/>
+  </w:style>
+  <w:style w:type="paragraph" w:customStyle="1" w:styleId="5C82DCB8CE3541E48EB21FCB50A9A01C">
+    <w:name w:val="5C82DCB8CE3541E48EB21FCB50A9A01C"/>
+    <w:rsid w:val="00CF03DA"/>
+  </w:style>
+  <w:style w:type="paragraph" w:customStyle="1" w:styleId="1B2EA1288E6447B3BDA838FF2CCD6A68">
+    <w:name w:val="1B2EA1288E6447B3BDA838FF2CCD6A68"/>
+    <w:rsid w:val="00CF03DA"/>
+  </w:style>
+  <w:style w:type="paragraph" w:customStyle="1" w:styleId="109C0049BC6A466AAB35E9AFD1967B50">
+    <w:name w:val="109C0049BC6A466AAB35E9AFD1967B50"/>
+    <w:rsid w:val="00CF03DA"/>
+  </w:style>
+  <w:style w:type="paragraph" w:customStyle="1" w:styleId="8A153692B31E4EFD982E18C31C706292">
+    <w:name w:val="8A153692B31E4EFD982E18C31C706292"/>
+    <w:rsid w:val="00CF03DA"/>
+  </w:style>
+  <w:style w:type="paragraph" w:customStyle="1" w:styleId="92B0FFCF1B7C46B98E820DEE3ECC4876">
+    <w:name w:val="92B0FFCF1B7C46B98E820DEE3ECC4876"/>
+    <w:rsid w:val="00CF03DA"/>
+  </w:style>
+  <w:style w:type="paragraph" w:customStyle="1" w:styleId="F29EF5F9983C44978C449DB20D13AF53">
+    <w:name w:val="F29EF5F9983C44978C449DB20D13AF53"/>
+    <w:rsid w:val="00CF03DA"/>
+  </w:style>
+  <w:style w:type="paragraph" w:customStyle="1" w:styleId="1099973DD1A64649AB7BDA879E75D9E9">
+    <w:name w:val="1099973DD1A64649AB7BDA879E75D9E9"/>
+    <w:rsid w:val="00CF03DA"/>
+  </w:style>
+  <w:style w:type="paragraph" w:customStyle="1" w:styleId="0EAFF0A1D2184B66858A4988BA174C00">
+    <w:name w:val="0EAFF0A1D2184B66858A4988BA174C00"/>
+    <w:rsid w:val="00CF03DA"/>
   </w:style>
 </w:styles>
 </file>

--- a/krolik_doswiadczalny.docx
+++ b/krolik_doswiadczalny.docx
@@ -387,16 +387,7 @@
                 <w:color w:val="FFFFFF" w:themeColor="background1"/>
                 <w:szCs w:val="20"/>
               </w:rPr>
-              <w:t>Project Developer</w:t>
-            </w:r>
-            <w:r>
-              <w:rPr>
-                <w:b/>
-                <w:bCs/>
-                <w:color w:val="FFFFFF" w:themeColor="background1"/>
-                <w:szCs w:val="20"/>
-              </w:rPr>
-              <w:t>:</w:t>
+              <w:t>Project Developer:</w:t>
             </w:r>
           </w:p>
         </w:tc>
@@ -592,8 +583,19 @@
                 <w:sz w:val="28"/>
                 <w:szCs w:val="28"/>
               </w:rPr>
-              <w:t>Project Quotation</w:t>
-            </w:r>
+              <w:t xml:space="preserve">Project </w:t>
+            </w:r>
+            <w:proofErr w:type="spellStart"/>
+            <w:r>
+              <w:rPr>
+                <w:b/>
+                <w:bCs/>
+                <w:sz w:val="28"/>
+                <w:szCs w:val="28"/>
+              </w:rPr>
+              <w:t>Quotation</w:t>
+            </w:r>
+            <w:proofErr w:type="spellEnd"/>
             <w:r>
               <w:rPr>
                 <w:b/>
@@ -627,6 +629,12 @@
           <w:tcPr>
             <w:tcW w:w="10207" w:type="dxa"/>
             <w:gridSpan w:val="3"/>
+            <w:tcBorders>
+              <w:top w:val="nil"/>
+              <w:left w:val="nil"/>
+              <w:bottom w:val="single" w:sz="4" w:space="0" w:color="auto"/>
+              <w:right w:val="nil"/>
+            </w:tcBorders>
             <w:shd w:val="clear" w:color="auto" w:fill="ADADAD" w:themeFill="background2" w:themeFillShade="BF"/>
           </w:tcPr>
           <w:p>
@@ -655,6 +663,10 @@
         <w:tc>
           <w:tcPr>
             <w:tcW w:w="3366" w:type="dxa"/>
+            <w:tcBorders>
+              <w:top w:val="single" w:sz="4" w:space="0" w:color="auto"/>
+            </w:tcBorders>
+            <w:vAlign w:val="center"/>
           </w:tcPr>
           <w:p>
             <w:pPr>
@@ -662,19 +674,21 @@
                 <w:szCs w:val="20"/>
               </w:rPr>
             </w:pPr>
-            <w:proofErr w:type="spellStart"/>
-            <w:r>
-              <w:rPr>
-                <w:szCs w:val="20"/>
-              </w:rPr>
-              <w:t>sadsadsa</w:t>
-            </w:r>
-            <w:proofErr w:type="spellEnd"/>
+            <w:r>
+              <w:rPr>
+                <w:szCs w:val="20"/>
+              </w:rPr>
+              <w:t>System:</w:t>
+            </w:r>
           </w:p>
         </w:tc>
         <w:tc>
           <w:tcPr>
             <w:tcW w:w="3221" w:type="dxa"/>
+            <w:tcBorders>
+              <w:top w:val="single" w:sz="4" w:space="0" w:color="auto"/>
+            </w:tcBorders>
+            <w:vAlign w:val="center"/>
           </w:tcPr>
           <w:p>
             <w:pPr>
@@ -682,27 +696,70 @@
                 <w:szCs w:val="20"/>
               </w:rPr>
             </w:pPr>
+            <w:proofErr w:type="spellStart"/>
+            <w:r>
+              <w:rPr>
+                <w:szCs w:val="20"/>
+              </w:rPr>
+              <w:t>Optimal</w:t>
+            </w:r>
+            <w:proofErr w:type="spellEnd"/>
+            <w:r>
+              <w:rPr>
+                <w:szCs w:val="20"/>
+              </w:rPr>
+              <w:t xml:space="preserve"> 110</w:t>
+            </w:r>
           </w:p>
         </w:tc>
         <w:tc>
           <w:tcPr>
             <w:tcW w:w="3620" w:type="dxa"/>
             <w:vMerge w:val="restart"/>
+            <w:tcBorders>
+              <w:top w:val="single" w:sz="4" w:space="0" w:color="auto"/>
+            </w:tcBorders>
+            <w:vAlign w:val="center"/>
           </w:tcPr>
           <w:p>
             <w:pPr>
+              <w:jc w:val="center"/>
               <w:rPr>
                 <w:szCs w:val="20"/>
               </w:rPr>
             </w:pPr>
-            <w:proofErr w:type="spellStart"/>
-            <w:r>
-              <w:rPr>
-                <w:szCs w:val="20"/>
-              </w:rPr>
-              <w:t>dsadsa</w:t>
-            </w:r>
-            <w:proofErr w:type="spellEnd"/>
+            <w:sdt>
+              <w:sdtPr>
+                <w:rPr>
+                  <w:rStyle w:val="Styl1"/>
+                </w:rPr>
+                <w:id w:val="1669826174"/>
+                <w:placeholder>
+                  <w:docPart w:val="C55793E1BCB24B79BD09894C7B8BED6A"/>
+                </w:placeholder>
+                <w:showingPlcHdr/>
+              </w:sdtPr>
+              <w:sdtContent>
+                <w:r>
+                  <w:rPr>
+                    <w:rStyle w:val="Tekstzastpczy"/>
+                    <w:b/>
+                    <w:bCs/>
+                  </w:rPr>
+                  <w:t>Cena ściany</w:t>
+                </w:r>
+              </w:sdtContent>
+            </w:sdt>
+            <w:r>
+              <w:t xml:space="preserve"> </w:t>
+            </w:r>
+            <w:r>
+              <w:rPr>
+                <w:b/>
+                <w:bCs/>
+              </w:rPr>
+              <w:t>EUR</w:t>
+            </w:r>
           </w:p>
         </w:tc>
       </w:tr>
@@ -713,7 +770,32 @@
         <w:tc>
           <w:tcPr>
             <w:tcW w:w="3366" w:type="dxa"/>
+            <w:vMerge w:val="restart"/>
+            <w:vAlign w:val="center"/>
           </w:tcPr>
+          <w:p>
+            <w:pPr>
+              <w:rPr>
+                <w:b/>
+                <w:bCs/>
+                <w:szCs w:val="20"/>
+              </w:rPr>
+            </w:pPr>
+            <w:proofErr w:type="spellStart"/>
+            <w:r>
+              <w:rPr>
+                <w:szCs w:val="20"/>
+              </w:rPr>
+              <w:t>Dimensions</w:t>
+            </w:r>
+            <w:proofErr w:type="spellEnd"/>
+            <w:r>
+              <w:rPr>
+                <w:szCs w:val="20"/>
+              </w:rPr>
+              <w:t xml:space="preserve">: </w:t>
+            </w:r>
+          </w:p>
           <w:p>
             <w:pPr>
               <w:rPr>
@@ -725,6 +807,7 @@
         <w:tc>
           <w:tcPr>
             <w:tcW w:w="3221" w:type="dxa"/>
+            <w:vAlign w:val="center"/>
           </w:tcPr>
           <w:p>
             <w:pPr>
@@ -732,6 +815,12 @@
                 <w:szCs w:val="20"/>
               </w:rPr>
             </w:pPr>
+            <w:r>
+              <w:t xml:space="preserve">L = </w:t>
+            </w:r>
+            <w:r>
+              <w:t>Podaj długość mm</w:t>
+            </w:r>
           </w:p>
         </w:tc>
         <w:tc>
@@ -755,6 +844,8 @@
         <w:tc>
           <w:tcPr>
             <w:tcW w:w="3366" w:type="dxa"/>
+            <w:vMerge/>
+            <w:vAlign w:val="center"/>
           </w:tcPr>
           <w:p>
             <w:pPr>
@@ -767,6 +858,7 @@
         <w:tc>
           <w:tcPr>
             <w:tcW w:w="3221" w:type="dxa"/>
+            <w:vAlign w:val="center"/>
           </w:tcPr>
           <w:p>
             <w:pPr>
@@ -774,6 +866,12 @@
                 <w:szCs w:val="20"/>
               </w:rPr>
             </w:pPr>
+            <w:r>
+              <w:t xml:space="preserve">H = </w:t>
+            </w:r>
+            <w:r>
+              <w:t>Podaj wysokość mm</w:t>
+            </w:r>
           </w:p>
         </w:tc>
         <w:tc>
@@ -797,6 +895,7 @@
         <w:tc>
           <w:tcPr>
             <w:tcW w:w="3366" w:type="dxa"/>
+            <w:vAlign w:val="center"/>
           </w:tcPr>
           <w:p>
             <w:pPr>
@@ -804,11 +903,32 @@
                 <w:szCs w:val="20"/>
               </w:rPr>
             </w:pPr>
+            <w:r>
+              <w:rPr>
+                <w:szCs w:val="20"/>
+              </w:rPr>
+              <w:t xml:space="preserve">Parking / Suspension </w:t>
+            </w:r>
+            <w:proofErr w:type="spellStart"/>
+            <w:r>
+              <w:rPr>
+                <w:szCs w:val="20"/>
+              </w:rPr>
+              <w:t>type</w:t>
+            </w:r>
+            <w:proofErr w:type="spellEnd"/>
+            <w:r>
+              <w:rPr>
+                <w:szCs w:val="20"/>
+              </w:rPr>
+              <w:t>:</w:t>
+            </w:r>
           </w:p>
         </w:tc>
         <w:tc>
           <w:tcPr>
             <w:tcW w:w="3221" w:type="dxa"/>
+            <w:vAlign w:val="center"/>
           </w:tcPr>
           <w:p>
             <w:pPr>
@@ -816,6 +936,20 @@
                 <w:szCs w:val="20"/>
               </w:rPr>
             </w:pPr>
+            <w:r>
+              <w:rPr>
+                <w:szCs w:val="20"/>
+              </w:rPr>
+              <w:t xml:space="preserve">Kac </w:t>
+            </w:r>
+            <w:proofErr w:type="spellStart"/>
+            <w:r>
+              <w:rPr>
+                <w:szCs w:val="20"/>
+              </w:rPr>
+              <w:t>bałagane</w:t>
+            </w:r>
+            <w:proofErr w:type="spellEnd"/>
           </w:p>
         </w:tc>
         <w:tc>
@@ -839,6 +973,7 @@
         <w:tc>
           <w:tcPr>
             <w:tcW w:w="3366" w:type="dxa"/>
+            <w:vAlign w:val="center"/>
           </w:tcPr>
           <w:p>
             <w:pPr>
@@ -846,11 +981,54 @@
                 <w:szCs w:val="20"/>
               </w:rPr>
             </w:pPr>
+            <w:proofErr w:type="spellStart"/>
+            <w:r>
+              <w:rPr>
+                <w:szCs w:val="20"/>
+              </w:rPr>
+              <w:t>Sugested</w:t>
+            </w:r>
+            <w:proofErr w:type="spellEnd"/>
+            <w:r>
+              <w:rPr>
+                <w:szCs w:val="20"/>
+              </w:rPr>
+              <w:t xml:space="preserve"> </w:t>
+            </w:r>
+            <w:proofErr w:type="spellStart"/>
+            <w:r>
+              <w:rPr>
+                <w:szCs w:val="20"/>
+              </w:rPr>
+              <w:t>number</w:t>
+            </w:r>
+            <w:proofErr w:type="spellEnd"/>
+            <w:r>
+              <w:rPr>
+                <w:szCs w:val="20"/>
+              </w:rPr>
+              <w:t xml:space="preserve"> of </w:t>
+            </w:r>
+            <w:proofErr w:type="spellStart"/>
+            <w:r>
+              <w:rPr>
+                <w:szCs w:val="20"/>
+              </w:rPr>
+              <w:t>modules</w:t>
+            </w:r>
+            <w:proofErr w:type="spellEnd"/>
+            <w:r>
+              <w:rPr>
+                <w:szCs w:val="20"/>
+              </w:rPr>
+              <w:t>:</w:t>
+            </w:r>
           </w:p>
         </w:tc>
         <w:tc>
           <w:tcPr>
             <w:tcW w:w="3221" w:type="dxa"/>
+            <w:vAlign w:val="center"/>
           </w:tcPr>
           <w:p>
             <w:pPr>
@@ -858,14 +1036,12 @@
                 <w:szCs w:val="20"/>
               </w:rPr>
             </w:pPr>
-            <w:proofErr w:type="spellStart"/>
-            <w:r>
-              <w:rPr>
-                <w:szCs w:val="20"/>
-              </w:rPr>
-              <w:t>saddasdas</w:t>
-            </w:r>
-            <w:proofErr w:type="spellEnd"/>
+            <w:r>
+              <w:rPr>
+                <w:szCs w:val="20"/>
+              </w:rPr>
+              <w:t>Liczba modułów</w:t>
+            </w:r>
           </w:p>
         </w:tc>
         <w:tc>
@@ -889,18 +1065,28 @@
         <w:tc>
           <w:tcPr>
             <w:tcW w:w="3366" w:type="dxa"/>
+            <w:vAlign w:val="center"/>
           </w:tcPr>
           <w:p>
             <w:pPr>
               <w:rPr>
                 <w:szCs w:val="20"/>
+                <w:lang w:val="en-US"/>
               </w:rPr>
             </w:pPr>
+            <w:r>
+              <w:rPr>
+                <w:szCs w:val="20"/>
+                <w:lang w:val="en-GB"/>
+              </w:rPr>
+              <w:t xml:space="preserve">Acoustic value (Certified by BRI): </w:t>
+            </w:r>
           </w:p>
         </w:tc>
         <w:tc>
           <w:tcPr>
             <w:tcW w:w="3221" w:type="dxa"/>
+            <w:vAlign w:val="center"/>
           </w:tcPr>
           <w:p>
             <w:pPr>
@@ -908,6 +1094,45 @@
                 <w:szCs w:val="20"/>
               </w:rPr>
             </w:pPr>
+            <w:proofErr w:type="spellStart"/>
+            <w:r>
+              <w:t>Rw</w:t>
+            </w:r>
+            <w:proofErr w:type="spellEnd"/>
+            <w:r>
+              <w:t xml:space="preserve"> = </w:t>
+            </w:r>
+            <w:sdt>
+              <w:sdtPr>
+                <w:id w:val="-1784109588"/>
+                <w:placeholder>
+                  <w:docPart w:val="3F2149EBADA941C6BDC333BAFD2F845B"/>
+                </w:placeholder>
+                <w:comboBox>
+                  <w:listItem w:displayText="-" w:value="-"/>
+                  <w:listItem w:displayText="45" w:value="45"/>
+                  <w:listItem w:displayText="49" w:value="49"/>
+                  <w:listItem w:displayText="51" w:value="51"/>
+                  <w:listItem w:displayText="52" w:value="52"/>
+                  <w:listItem w:displayText="53" w:value="53"/>
+                  <w:listItem w:displayText="54" w:value="54"/>
+                  <w:listItem w:displayText="57" w:value="57"/>
+                </w:comboBox>
+              </w:sdtPr>
+              <w:sdtContent>
+                <w:r>
+                  <w:t>45</w:t>
+                </w:r>
+              </w:sdtContent>
+            </w:sdt>
+            <w:r>
+              <w:t xml:space="preserve"> </w:t>
+            </w:r>
+            <w:proofErr w:type="spellStart"/>
+            <w:r>
+              <w:t>dB</w:t>
+            </w:r>
+            <w:proofErr w:type="spellEnd"/>
           </w:p>
         </w:tc>
         <w:tc>
@@ -931,6 +1156,7 @@
         <w:tc>
           <w:tcPr>
             <w:tcW w:w="3366" w:type="dxa"/>
+            <w:vAlign w:val="center"/>
           </w:tcPr>
           <w:p>
             <w:pPr>
@@ -938,18 +1164,55 @@
                 <w:szCs w:val="20"/>
               </w:rPr>
             </w:pPr>
+            <w:proofErr w:type="spellStart"/>
+            <w:r>
+              <w:rPr>
+                <w:szCs w:val="20"/>
+              </w:rPr>
+              <w:t>Covered</w:t>
+            </w:r>
+            <w:proofErr w:type="spellEnd"/>
+            <w:r>
+              <w:rPr>
+                <w:szCs w:val="20"/>
+              </w:rPr>
+              <w:t xml:space="preserve"> with</w:t>
+            </w:r>
+            <w:r>
+              <w:rPr>
+                <w:szCs w:val="20"/>
+              </w:rPr>
+              <w:t xml:space="preserve">: </w:t>
+            </w:r>
           </w:p>
         </w:tc>
         <w:tc>
           <w:tcPr>
             <w:tcW w:w="3221" w:type="dxa"/>
+            <w:vAlign w:val="center"/>
           </w:tcPr>
           <w:p>
             <w:pPr>
               <w:rPr>
                 <w:szCs w:val="20"/>
+                <w:lang w:val="en-US"/>
               </w:rPr>
             </w:pPr>
+            <w:r>
+              <w:rPr>
+                <w:szCs w:val="20"/>
+                <w:lang w:val="en-US"/>
+              </w:rPr>
+              <w:t>p</w:t>
+            </w:r>
+            <w:proofErr w:type="spellStart"/>
+            <w:r>
+              <w:rPr>
+                <w:szCs w:val="20"/>
+              </w:rPr>
+              <w:t>yta</w:t>
+            </w:r>
+            <w:proofErr w:type="spellEnd"/>
           </w:p>
         </w:tc>
         <w:tc>
@@ -961,6 +1224,7 @@
             <w:pPr>
               <w:rPr>
                 <w:szCs w:val="20"/>
+                <w:lang w:val="en-US"/>
               </w:rPr>
             </w:pPr>
           </w:p>
@@ -973,6 +1237,7 @@
         <w:tc>
           <w:tcPr>
             <w:tcW w:w="3366" w:type="dxa"/>
+            <w:vAlign w:val="center"/>
           </w:tcPr>
           <w:p>
             <w:pPr>
@@ -980,20 +1245,59 @@
                 <w:szCs w:val="20"/>
               </w:rPr>
             </w:pPr>
+            <w:proofErr w:type="spellStart"/>
+            <w:r>
+              <w:rPr>
+                <w:szCs w:val="20"/>
+              </w:rPr>
+              <w:t>Operation</w:t>
+            </w:r>
+            <w:proofErr w:type="spellEnd"/>
+            <w:r>
+              <w:rPr>
+                <w:szCs w:val="20"/>
+              </w:rPr>
+              <w:t>:</w:t>
+            </w:r>
           </w:p>
         </w:tc>
-        <w:tc>
-          <w:tcPr>
-            <w:tcW w:w="3221" w:type="dxa"/>
-          </w:tcPr>
-          <w:p>
-            <w:pPr>
-              <w:rPr>
-                <w:szCs w:val="20"/>
-              </w:rPr>
-            </w:pPr>
-          </w:p>
-        </w:tc>
+        <w:sdt>
+          <w:sdtPr>
+            <w:rPr>
+              <w:rStyle w:val="Styl2"/>
+            </w:rPr>
+            <w:id w:val="1044867502"/>
+            <w:placeholder>
+              <w:docPart w:val="F4B29857C5354EA8894BAB27E69CC9F5"/>
+            </w:placeholder>
+            <w:comboBox>
+              <w:listItem w:displayText="-" w:value="-"/>
+              <w:listItem w:displayText="manual" w:value="manual"/>
+              <w:listItem w:displayText="semi-automatic" w:value="semi-automatic"/>
+            </w:comboBox>
+          </w:sdtPr>
+          <w:sdtContent>
+            <w:tc>
+              <w:tcPr>
+                <w:tcW w:w="3221" w:type="dxa"/>
+                <w:vAlign w:val="center"/>
+              </w:tcPr>
+              <w:p>
+                <w:pPr>
+                  <w:rPr>
+                    <w:szCs w:val="20"/>
+                  </w:rPr>
+                </w:pPr>
+                <w:r>
+                  <w:rPr>
+                    <w:rStyle w:val="Styl2"/>
+                  </w:rPr>
+                  <w:t>-</w:t>
+                </w:r>
+              </w:p>
+            </w:tc>
+          </w:sdtContent>
+        </w:sdt>
         <w:tc>
           <w:tcPr>
             <w:tcW w:w="3620" w:type="dxa"/>
@@ -1015,6 +1319,7 @@
         <w:tc>
           <w:tcPr>
             <w:tcW w:w="3366" w:type="dxa"/>
+            <w:vAlign w:val="center"/>
           </w:tcPr>
           <w:p>
             <w:pPr>
@@ -1022,20 +1327,60 @@
                 <w:szCs w:val="20"/>
               </w:rPr>
             </w:pPr>
+            <w:proofErr w:type="spellStart"/>
+            <w:r>
+              <w:rPr>
+                <w:szCs w:val="20"/>
+              </w:rPr>
+              <w:t>Rail</w:t>
+            </w:r>
+            <w:proofErr w:type="spellEnd"/>
+            <w:r>
+              <w:rPr>
+                <w:szCs w:val="20"/>
+              </w:rPr>
+              <w:t xml:space="preserve">: </w:t>
+            </w:r>
           </w:p>
         </w:tc>
-        <w:tc>
-          <w:tcPr>
-            <w:tcW w:w="3221" w:type="dxa"/>
-          </w:tcPr>
-          <w:p>
-            <w:pPr>
-              <w:rPr>
-                <w:szCs w:val="20"/>
-              </w:rPr>
-            </w:pPr>
-          </w:p>
-        </w:tc>
+        <w:sdt>
+          <w:sdtPr>
+            <w:rPr>
+              <w:rStyle w:val="Styl2"/>
+            </w:rPr>
+            <w:id w:val="950593397"/>
+            <w:placeholder>
+              <w:docPart w:val="DA95DA6521174184BCFCE178C5D1DF39"/>
+            </w:placeholder>
+            <w:comboBox>
+              <w:listItem w:displayText="-" w:value="-"/>
+              <w:listItem w:displayText="RAW" w:value="RAW"/>
+              <w:listItem w:displayText="Standard RAL 9010" w:value="Standard RAL 9010"/>
+              <w:listItem w:displayText="Other RAL " w:value="Other RAL "/>
+            </w:comboBox>
+          </w:sdtPr>
+          <w:sdtContent>
+            <w:tc>
+              <w:tcPr>
+                <w:tcW w:w="3221" w:type="dxa"/>
+                <w:vAlign w:val="center"/>
+              </w:tcPr>
+              <w:p>
+                <w:pPr>
+                  <w:rPr>
+                    <w:szCs w:val="20"/>
+                  </w:rPr>
+                </w:pPr>
+                <w:r>
+                  <w:rPr>
+                    <w:rStyle w:val="Styl2"/>
+                  </w:rPr>
+                  <w:t>-</w:t>
+                </w:r>
+              </w:p>
+            </w:tc>
+          </w:sdtContent>
+        </w:sdt>
         <w:tc>
           <w:tcPr>
             <w:tcW w:w="3620" w:type="dxa"/>
@@ -1057,6 +1402,7 @@
         <w:tc>
           <w:tcPr>
             <w:tcW w:w="3366" w:type="dxa"/>
+            <w:vAlign w:val="center"/>
           </w:tcPr>
           <w:p>
             <w:pPr>
@@ -1064,20 +1410,60 @@
                 <w:szCs w:val="20"/>
               </w:rPr>
             </w:pPr>
+            <w:proofErr w:type="spellStart"/>
+            <w:r>
+              <w:rPr>
+                <w:szCs w:val="20"/>
+              </w:rPr>
+              <w:t>Doors</w:t>
+            </w:r>
+            <w:proofErr w:type="spellEnd"/>
+            <w:r>
+              <w:rPr>
+                <w:szCs w:val="20"/>
+              </w:rPr>
+              <w:t xml:space="preserve">: </w:t>
+            </w:r>
           </w:p>
         </w:tc>
-        <w:tc>
-          <w:tcPr>
-            <w:tcW w:w="3221" w:type="dxa"/>
-          </w:tcPr>
-          <w:p>
-            <w:pPr>
-              <w:rPr>
-                <w:szCs w:val="20"/>
-              </w:rPr>
-            </w:pPr>
-          </w:p>
-        </w:tc>
+        <w:sdt>
+          <w:sdtPr>
+            <w:rPr>
+              <w:rStyle w:val="Styl2"/>
+            </w:rPr>
+            <w:id w:val="-347324769"/>
+            <w:placeholder>
+              <w:docPart w:val="5A34E62CCE5F4B45A913930961FE8EAD"/>
+            </w:placeholder>
+            <w:comboBox>
+              <w:listItem w:displayText="-" w:value="-"/>
+              <w:listItem w:displayText="Without door " w:value="Without door "/>
+              <w:listItem w:displayText="Single door " w:value="Single door "/>
+              <w:listItem w:displayText="Double door" w:value="Double door"/>
+            </w:comboBox>
+          </w:sdtPr>
+          <w:sdtContent>
+            <w:tc>
+              <w:tcPr>
+                <w:tcW w:w="3221" w:type="dxa"/>
+                <w:vAlign w:val="center"/>
+              </w:tcPr>
+              <w:p>
+                <w:pPr>
+                  <w:rPr>
+                    <w:szCs w:val="20"/>
+                  </w:rPr>
+                </w:pPr>
+                <w:r>
+                  <w:rPr>
+                    <w:rStyle w:val="Styl2"/>
+                  </w:rPr>
+                  <w:t>-</w:t>
+                </w:r>
+              </w:p>
+            </w:tc>
+          </w:sdtContent>
+        </w:sdt>
         <w:tc>
           <w:tcPr>
             <w:tcW w:w="3620" w:type="dxa"/>
@@ -1099,6 +1485,7 @@
         <w:tc>
           <w:tcPr>
             <w:tcW w:w="3366" w:type="dxa"/>
+            <w:vAlign w:val="center"/>
           </w:tcPr>
           <w:p>
             <w:pPr>
@@ -1106,20 +1493,68 @@
                 <w:szCs w:val="20"/>
               </w:rPr>
             </w:pPr>
+            <w:r>
+              <w:rPr>
+                <w:szCs w:val="20"/>
+              </w:rPr>
+              <w:t xml:space="preserve">Glass </w:t>
+            </w:r>
+            <w:proofErr w:type="spellStart"/>
+            <w:r>
+              <w:rPr>
+                <w:szCs w:val="20"/>
+              </w:rPr>
+              <w:t>Modules</w:t>
+            </w:r>
+            <w:proofErr w:type="spellEnd"/>
+            <w:r>
+              <w:rPr>
+                <w:szCs w:val="20"/>
+              </w:rPr>
+              <w:t xml:space="preserve">: </w:t>
+            </w:r>
           </w:p>
         </w:tc>
-        <w:tc>
-          <w:tcPr>
-            <w:tcW w:w="3221" w:type="dxa"/>
-          </w:tcPr>
-          <w:p>
-            <w:pPr>
-              <w:rPr>
-                <w:szCs w:val="20"/>
-              </w:rPr>
-            </w:pPr>
-          </w:p>
-        </w:tc>
+        <w:sdt>
+          <w:sdtPr>
+            <w:rPr>
+              <w:rStyle w:val="Styl2"/>
+            </w:rPr>
+            <w:id w:val="1874648713"/>
+            <w:placeholder>
+              <w:docPart w:val="277E24F56C164BF7B3D10C15D89AEBD0"/>
+            </w:placeholder>
+            <w:comboBox>
+              <w:listItem w:displayText="-" w:value="-"/>
+              <w:listItem w:displayText="Surface glass 8mm ESG (toughened)" w:value="Surface glass 8mm ESG (toughened)"/>
+              <w:listItem w:displayText="Internal glass 44.2mm VSG (laminated)" w:value="Internal glass 44.2mm VSG (laminated)"/>
+              <w:listItem w:displayText="OPT 50 33.1 VSG" w:value="OPT 50 33.1 VSG"/>
+              <w:listItem w:displayText="OPT 50 44.1 VSG" w:value="OPT 50 44.1 VSG"/>
+              <w:listItem w:displayText="Without glass - sourced locally " w:value="Without glass - sourced locally "/>
+            </w:comboBox>
+          </w:sdtPr>
+          <w:sdtContent>
+            <w:tc>
+              <w:tcPr>
+                <w:tcW w:w="3221" w:type="dxa"/>
+                <w:vAlign w:val="center"/>
+              </w:tcPr>
+              <w:p>
+                <w:pPr>
+                  <w:rPr>
+                    <w:szCs w:val="20"/>
+                  </w:rPr>
+                </w:pPr>
+                <w:r>
+                  <w:rPr>
+                    <w:rStyle w:val="Styl2"/>
+                  </w:rPr>
+                  <w:t>-</w:t>
+                </w:r>
+              </w:p>
+            </w:tc>
+          </w:sdtContent>
+        </w:sdt>
         <w:tc>
           <w:tcPr>
             <w:tcW w:w="3620" w:type="dxa"/>
@@ -1141,6 +1576,7 @@
         <w:tc>
           <w:tcPr>
             <w:tcW w:w="3366" w:type="dxa"/>
+            <w:vAlign w:val="center"/>
           </w:tcPr>
           <w:p>
             <w:pPr>
@@ -1148,11 +1584,69 @@
                 <w:szCs w:val="20"/>
               </w:rPr>
             </w:pPr>
+            <w:proofErr w:type="spellStart"/>
+            <w:r>
+              <w:rPr>
+                <w:szCs w:val="20"/>
+              </w:rPr>
+              <w:t>Profile</w:t>
+            </w:r>
+            <w:r>
+              <w:rPr>
+                <w:szCs w:val="20"/>
+              </w:rPr>
+              <w:t>s</w:t>
+            </w:r>
+            <w:proofErr w:type="spellEnd"/>
+            <w:r>
+              <w:rPr>
+                <w:szCs w:val="20"/>
+              </w:rPr>
+              <w:t xml:space="preserve">: </w:t>
+            </w:r>
           </w:p>
         </w:tc>
         <w:tc>
           <w:tcPr>
             <w:tcW w:w="3221" w:type="dxa"/>
+            <w:vAlign w:val="center"/>
+          </w:tcPr>
+          <w:sdt>
+            <w:sdtPr>
+              <w:rPr>
+                <w:rStyle w:val="Styl2"/>
+              </w:rPr>
+              <w:id w:val="-604806855"/>
+              <w:placeholder>
+                <w:docPart w:val="5A54BE8B02124928B26C6A77DCDDC861"/>
+              </w:placeholder>
+              <w:comboBox>
+                <w:listItem w:displayText="-" w:value="-"/>
+                <w:listItem w:displayText="anodised" w:value="anodised"/>
+                <w:listItem w:displayText="Powder coated RAL" w:value="Powder coated RAL"/>
+              </w:comboBox>
+            </w:sdtPr>
+            <w:sdtContent>
+              <w:p>
+                <w:pPr>
+                  <w:rPr>
+                    <w:szCs w:val="20"/>
+                  </w:rPr>
+                </w:pPr>
+                <w:r>
+                  <w:rPr>
+                    <w:rStyle w:val="Styl2"/>
+                  </w:rPr>
+                  <w:t>-</w:t>
+                </w:r>
+              </w:p>
+            </w:sdtContent>
+          </w:sdt>
+        </w:tc>
+        <w:tc>
+          <w:tcPr>
+            <w:tcW w:w="3620" w:type="dxa"/>
+            <w:vMerge/>
           </w:tcPr>
           <w:p>
             <w:pPr>
@@ -1161,6 +1655,93 @@
               </w:rPr>
             </w:pPr>
           </w:p>
+        </w:tc>
+      </w:tr>
+      <w:tr>
+        <w:trPr>
+          <w:trHeight w:val="301"/>
+        </w:trPr>
+        <w:tc>
+          <w:tcPr>
+            <w:tcW w:w="3366" w:type="dxa"/>
+            <w:vAlign w:val="center"/>
+          </w:tcPr>
+          <w:p>
+            <w:pPr>
+              <w:rPr>
+                <w:szCs w:val="20"/>
+              </w:rPr>
+            </w:pPr>
+            <w:proofErr w:type="spellStart"/>
+            <w:r>
+              <w:rPr>
+                <w:szCs w:val="20"/>
+              </w:rPr>
+              <w:t>Additional</w:t>
+            </w:r>
+            <w:proofErr w:type="spellEnd"/>
+            <w:r>
+              <w:rPr>
+                <w:szCs w:val="20"/>
+              </w:rPr>
+              <w:t xml:space="preserve"> </w:t>
+            </w:r>
+            <w:proofErr w:type="spellStart"/>
+            <w:r>
+              <w:rPr>
+                <w:szCs w:val="20"/>
+              </w:rPr>
+              <w:t>Equipment</w:t>
+            </w:r>
+            <w:proofErr w:type="spellEnd"/>
+            <w:r>
+              <w:rPr>
+                <w:szCs w:val="20"/>
+              </w:rPr>
+              <w:t>:</w:t>
+            </w:r>
+          </w:p>
+        </w:tc>
+        <w:tc>
+          <w:tcPr>
+            <w:tcW w:w="3221" w:type="dxa"/>
+            <w:vAlign w:val="center"/>
+          </w:tcPr>
+          <w:sdt>
+            <w:sdtPr>
+              <w:rPr>
+                <w:rStyle w:val="Styl2"/>
+              </w:rPr>
+              <w:id w:val="-792675943"/>
+              <w:placeholder>
+                <w:docPart w:val="68939F3796D4429F9F2A44DAF480F1C0"/>
+              </w:placeholder>
+              <w:comboBox>
+                <w:listItem w:displayText="-" w:value="-"/>
+                <w:listItem w:displayText="anti-panic push bar (single door)" w:value="anti-panic push bar (single door)"/>
+                <w:listItem w:displayText="anti-panic push bar (double door)" w:value="anti-panic push bar (double door)"/>
+                <w:listItem w:displayText="Steel suspension " w:value="Steel suspension "/>
+                <w:listItem w:displayText="Concealed profiles" w:value="Concealed profiles"/>
+                <w:listItem w:displayText="No additional equipment needed" w:value="No additional equipment needed"/>
+              </w:comboBox>
+            </w:sdtPr>
+            <w:sdtContent>
+              <w:p>
+                <w:pPr>
+                  <w:rPr>
+                    <w:rStyle w:val="Styl2"/>
+                  </w:rPr>
+                </w:pPr>
+                <w:r>
+                  <w:rPr>
+                    <w:rStyle w:val="Styl2"/>
+                  </w:rPr>
+                  <w:t>-</w:t>
+                </w:r>
+              </w:p>
+            </w:sdtContent>
+          </w:sdt>
+          <w:p/>
         </w:tc>
         <w:tc>
           <w:tcPr>
@@ -2496,6 +3077,262 @@
         </w:p>
       </w:docPartBody>
     </w:docPart>
+    <w:docPart>
+      <w:docPartPr>
+        <w:name w:val="3F2149EBADA941C6BDC333BAFD2F845B"/>
+        <w:category>
+          <w:name w:val="Ogólne"/>
+          <w:gallery w:val="placeholder"/>
+        </w:category>
+        <w:types>
+          <w:type w:val="bbPlcHdr"/>
+        </w:types>
+        <w:behaviors>
+          <w:behavior w:val="content"/>
+        </w:behaviors>
+        <w:guid w:val="{03EF95E9-CCA7-464A-B9A4-A49D1DECA098}"/>
+      </w:docPartPr>
+      <w:docPartBody>
+        <w:p>
+          <w:pPr>
+            <w:pStyle w:val="3F2149EBADA941C6BDC333BAFD2F845B"/>
+          </w:pPr>
+          <w:r>
+            <w:rPr>
+              <w:rStyle w:val="Tekstzastpczy"/>
+            </w:rPr>
+            <w:t xml:space="preserve">Wybierz </w:t>
+          </w:r>
+          <w:r>
+            <w:rPr>
+              <w:rStyle w:val="Tekstzastpczy"/>
+            </w:rPr>
+            <w:t>akustykę</w:t>
+          </w:r>
+        </w:p>
+      </w:docPartBody>
+    </w:docPart>
+    <w:docPart>
+      <w:docPartPr>
+        <w:name w:val="F4B29857C5354EA8894BAB27E69CC9F5"/>
+        <w:category>
+          <w:name w:val="Ogólne"/>
+          <w:gallery w:val="placeholder"/>
+        </w:category>
+        <w:types>
+          <w:type w:val="bbPlcHdr"/>
+        </w:types>
+        <w:behaviors>
+          <w:behavior w:val="content"/>
+        </w:behaviors>
+        <w:guid w:val="{47017E49-1E03-459C-8C70-1E951B60A56E}"/>
+      </w:docPartPr>
+      <w:docPartBody>
+        <w:p>
+          <w:pPr>
+            <w:pStyle w:val="F4B29857C5354EA8894BAB27E69CC9F5"/>
+          </w:pPr>
+          <w:r>
+            <w:rPr>
+              <w:rStyle w:val="Tekstzastpczy"/>
+            </w:rPr>
+            <w:t xml:space="preserve">Wybierz </w:t>
+          </w:r>
+          <w:r>
+            <w:rPr>
+              <w:rStyle w:val="Tekstzastpczy"/>
+            </w:rPr>
+            <w:t>obsługę</w:t>
+          </w:r>
+        </w:p>
+      </w:docPartBody>
+    </w:docPart>
+    <w:docPart>
+      <w:docPartPr>
+        <w:name w:val="DA95DA6521174184BCFCE178C5D1DF39"/>
+        <w:category>
+          <w:name w:val="Ogólne"/>
+          <w:gallery w:val="placeholder"/>
+        </w:category>
+        <w:types>
+          <w:type w:val="bbPlcHdr"/>
+        </w:types>
+        <w:behaviors>
+          <w:behavior w:val="content"/>
+        </w:behaviors>
+        <w:guid w:val="{7AE2EF54-764E-48CB-8F87-5CEA2CCA2F8B}"/>
+      </w:docPartPr>
+      <w:docPartBody>
+        <w:p>
+          <w:pPr>
+            <w:pStyle w:val="DA95DA6521174184BCFCE178C5D1DF39"/>
+          </w:pPr>
+          <w:r>
+            <w:rPr>
+              <w:rStyle w:val="Tekstzastpczy"/>
+            </w:rPr>
+            <w:t xml:space="preserve">Wybierz </w:t>
+          </w:r>
+          <w:r>
+            <w:rPr>
+              <w:rStyle w:val="Tekstzastpczy"/>
+            </w:rPr>
+            <w:t>kolor toru</w:t>
+          </w:r>
+        </w:p>
+      </w:docPartBody>
+    </w:docPart>
+    <w:docPart>
+      <w:docPartPr>
+        <w:name w:val="5A34E62CCE5F4B45A913930961FE8EAD"/>
+        <w:category>
+          <w:name w:val="Ogólne"/>
+          <w:gallery w:val="placeholder"/>
+        </w:category>
+        <w:types>
+          <w:type w:val="bbPlcHdr"/>
+        </w:types>
+        <w:behaviors>
+          <w:behavior w:val="content"/>
+        </w:behaviors>
+        <w:guid w:val="{7DC601AC-7C56-402E-B350-31E665BDB4C3}"/>
+      </w:docPartPr>
+      <w:docPartBody>
+        <w:p>
+          <w:pPr>
+            <w:pStyle w:val="5A34E62CCE5F4B45A913930961FE8EAD"/>
+          </w:pPr>
+          <w:r>
+            <w:rPr>
+              <w:rStyle w:val="Tekstzastpczy"/>
+            </w:rPr>
+            <w:t>Wybierz rodzaj drzwi</w:t>
+          </w:r>
+        </w:p>
+      </w:docPartBody>
+    </w:docPart>
+    <w:docPart>
+      <w:docPartPr>
+        <w:name w:val="277E24F56C164BF7B3D10C15D89AEBD0"/>
+        <w:category>
+          <w:name w:val="Ogólne"/>
+          <w:gallery w:val="placeholder"/>
+        </w:category>
+        <w:types>
+          <w:type w:val="bbPlcHdr"/>
+        </w:types>
+        <w:behaviors>
+          <w:behavior w:val="content"/>
+        </w:behaviors>
+        <w:guid w:val="{08971CE2-4A3E-4A84-8262-DECFF0648AAF}"/>
+      </w:docPartPr>
+      <w:docPartBody>
+        <w:p>
+          <w:pPr>
+            <w:pStyle w:val="277E24F56C164BF7B3D10C15D89AEBD0"/>
+          </w:pPr>
+          <w:r>
+            <w:rPr>
+              <w:rStyle w:val="Tekstzastpczy"/>
+            </w:rPr>
+            <w:t>Wybierz rodzaj drzwi</w:t>
+          </w:r>
+        </w:p>
+      </w:docPartBody>
+    </w:docPart>
+    <w:docPart>
+      <w:docPartPr>
+        <w:name w:val="5A54BE8B02124928B26C6A77DCDDC861"/>
+        <w:category>
+          <w:name w:val="Ogólne"/>
+          <w:gallery w:val="placeholder"/>
+        </w:category>
+        <w:types>
+          <w:type w:val="bbPlcHdr"/>
+        </w:types>
+        <w:behaviors>
+          <w:behavior w:val="content"/>
+        </w:behaviors>
+        <w:guid w:val="{6341D1B6-7333-4FB1-A326-349867B22EDF}"/>
+      </w:docPartPr>
+      <w:docPartBody>
+        <w:p>
+          <w:pPr>
+            <w:pStyle w:val="5A54BE8B02124928B26C6A77DCDDC861"/>
+          </w:pPr>
+          <w:r>
+            <w:rPr>
+              <w:rStyle w:val="Tekstzastpczy"/>
+            </w:rPr>
+            <w:t>Wy</w:t>
+          </w:r>
+          <w:r>
+            <w:rPr>
+              <w:rStyle w:val="Tekstzastpczy"/>
+            </w:rPr>
+            <w:t>bierz kolor profili</w:t>
+          </w:r>
+        </w:p>
+      </w:docPartBody>
+    </w:docPart>
+    <w:docPart>
+      <w:docPartPr>
+        <w:name w:val="68939F3796D4429F9F2A44DAF480F1C0"/>
+        <w:category>
+          <w:name w:val="Ogólne"/>
+          <w:gallery w:val="placeholder"/>
+        </w:category>
+        <w:types>
+          <w:type w:val="bbPlcHdr"/>
+        </w:types>
+        <w:behaviors>
+          <w:behavior w:val="content"/>
+        </w:behaviors>
+        <w:guid w:val="{24647C66-8A9E-446C-8AD8-7497B8146F68}"/>
+      </w:docPartPr>
+      <w:docPartBody>
+        <w:p>
+          <w:pPr>
+            <w:pStyle w:val="68939F3796D4429F9F2A44DAF480F1C0"/>
+          </w:pPr>
+          <w:r>
+            <w:rPr>
+              <w:rStyle w:val="Styl2"/>
+            </w:rPr>
+            <w:t>Dodatkowe akcesoria</w:t>
+          </w:r>
+        </w:p>
+      </w:docPartBody>
+    </w:docPart>
+    <w:docPart>
+      <w:docPartPr>
+        <w:name w:val="C55793E1BCB24B79BD09894C7B8BED6A"/>
+        <w:category>
+          <w:name w:val="Ogólne"/>
+          <w:gallery w:val="placeholder"/>
+        </w:category>
+        <w:types>
+          <w:type w:val="bbPlcHdr"/>
+        </w:types>
+        <w:behaviors>
+          <w:behavior w:val="content"/>
+        </w:behaviors>
+        <w:guid w:val="{0A7845F1-4654-4D80-81D4-A6A3D464A911}"/>
+      </w:docPartPr>
+      <w:docPartBody>
+        <w:p>
+          <w:pPr>
+            <w:pStyle w:val="C55793E1BCB24B79BD09894C7B8BED6A"/>
+          </w:pPr>
+          <w:r>
+            <w:rPr>
+              <w:rStyle w:val="Tekstzastpczy"/>
+            </w:rPr>
+            <w:t>Cena ściany</w:t>
+          </w:r>
+        </w:p>
+      </w:docPartBody>
+    </w:docPart>
   </w:docParts>
 </w:glossaryDocument>
 </file>
@@ -2536,7 +3373,7 @@
   </w:font>
   <w:font w:name="Tahoma">
     <w:panose1 w:val="020B0604030504040204"/>
-    <w:charset w:val="00"/>
+    <w:charset w:val="EE"/>
     <w:family w:val="swiss"/>
     <w:pitch w:val="variable"/>
     <w:sig w:usb0="E1002EFF" w:usb1="C000605B" w:usb2="00000029" w:usb3="00000000" w:csb0="000101FF" w:csb1="00000000"/>
@@ -2568,14 +3405,28 @@
   </w:compat>
   <w:rsids>
     <w:rsidRoot w:val="004B629E"/>
+    <w:rsid w:val="00311124"/>
+    <w:rsid w:val="00371491"/>
+    <w:rsid w:val="00374A1F"/>
     <w:rsid w:val="00377AB0"/>
     <w:rsid w:val="004B629E"/>
     <w:rsid w:val="00650F49"/>
+    <w:rsid w:val="00705174"/>
+    <w:rsid w:val="00753D23"/>
     <w:rsid w:val="007B2028"/>
+    <w:rsid w:val="007F3F19"/>
+    <w:rsid w:val="00816FCC"/>
+    <w:rsid w:val="00924ABD"/>
+    <w:rsid w:val="0093601B"/>
+    <w:rsid w:val="00964355"/>
     <w:rsid w:val="00AD7DCB"/>
+    <w:rsid w:val="00C545F0"/>
+    <w:rsid w:val="00C84558"/>
     <w:rsid w:val="00C976A1"/>
     <w:rsid w:val="00CF03DA"/>
+    <w:rsid w:val="00DC092A"/>
     <w:rsid w:val="00E81563"/>
+    <w:rsid w:val="00F82133"/>
   </w:rsids>
   <m:mathPr>
     <m:mathFont m:val="Cambria Math"/>
@@ -3031,148 +3882,56 @@
     <w:basedOn w:val="Domylnaczcionkaakapitu"/>
     <w:uiPriority w:val="99"/>
     <w:semiHidden/>
-    <w:rsid w:val="00CF03DA"/>
+    <w:rsid w:val="00371491"/>
     <w:rPr>
       <w:color w:val="808080"/>
     </w:rPr>
   </w:style>
-  <w:style w:type="paragraph" w:customStyle="1" w:styleId="39780F85CE924F6C9CE4C18AAFFEC287">
-    <w:name w:val="39780F85CE924F6C9CE4C18AAFFEC287"/>
-    <w:rsid w:val="00CF03DA"/>
-  </w:style>
   <w:style w:type="paragraph" w:customStyle="1" w:styleId="EAB7688BF63C4764B3086C9F2BC2A37C">
     <w:name w:val="EAB7688BF63C4764B3086C9F2BC2A37C"/>
     <w:rsid w:val="007B2028"/>
-  </w:style>
-  <w:style w:type="paragraph" w:customStyle="1" w:styleId="233945FCF2DA4FBFA45986EFA458B230">
-    <w:name w:val="233945FCF2DA4FBFA45986EFA458B230"/>
-    <w:rsid w:val="00CF03DA"/>
-  </w:style>
-  <w:style w:type="paragraph" w:customStyle="1" w:styleId="2E5DFE92972A484EB54D13A0F4524D2F">
-    <w:name w:val="2E5DFE92972A484EB54D13A0F4524D2F"/>
-    <w:rsid w:val="00CF03DA"/>
-  </w:style>
-  <w:style w:type="paragraph" w:customStyle="1" w:styleId="6E83DA182F3344CEA0945B20FF88B7E1">
-    <w:name w:val="6E83DA182F3344CEA0945B20FF88B7E1"/>
-    <w:rsid w:val="00CF03DA"/>
-  </w:style>
-  <w:style w:type="paragraph" w:customStyle="1" w:styleId="6E9813AF5B8045DA8E9C93487CAB149C">
-    <w:name w:val="6E9813AF5B8045DA8E9C93487CAB149C"/>
-    <w:rsid w:val="00CF03DA"/>
-  </w:style>
-  <w:style w:type="paragraph" w:customStyle="1" w:styleId="07915247C125445F8E6CC95883614F39">
-    <w:name w:val="07915247C125445F8E6CC95883614F39"/>
-    <w:rsid w:val="00CF03DA"/>
-  </w:style>
-  <w:style w:type="paragraph" w:customStyle="1" w:styleId="8EF413D4E31A413882D57513CA014A1F">
-    <w:name w:val="8EF413D4E31A413882D57513CA014A1F"/>
-    <w:rsid w:val="00CF03DA"/>
-  </w:style>
-  <w:style w:type="paragraph" w:customStyle="1" w:styleId="0E282CE727FA4AD98886A22E5D0CD643">
-    <w:name w:val="0E282CE727FA4AD98886A22E5D0CD643"/>
-    <w:rsid w:val="00CF03DA"/>
-  </w:style>
-  <w:style w:type="paragraph" w:customStyle="1" w:styleId="E7E569A67A7A4660A68CA7AC5B41DE4E">
-    <w:name w:val="E7E569A67A7A4660A68CA7AC5B41DE4E"/>
-    <w:rsid w:val="00CF03DA"/>
-  </w:style>
-  <w:style w:type="paragraph" w:customStyle="1" w:styleId="BCE5C65AE30747298864522BB6ABD293">
-    <w:name w:val="BCE5C65AE30747298864522BB6ABD293"/>
-    <w:rsid w:val="00CF03DA"/>
-  </w:style>
-  <w:style w:type="paragraph" w:customStyle="1" w:styleId="D387284472B149189174F8B85D0E3F2B">
-    <w:name w:val="D387284472B149189174F8B85D0E3F2B"/>
-    <w:rsid w:val="00CF03DA"/>
   </w:style>
   <w:style w:type="character" w:customStyle="1" w:styleId="Styl2">
     <w:name w:val="Styl2"/>
     <w:basedOn w:val="Domylnaczcionkaakapitu"/>
     <w:uiPriority w:val="1"/>
-    <w:rsid w:val="00CF03DA"/>
-  </w:style>
-  <w:style w:type="paragraph" w:customStyle="1" w:styleId="A7ECF6DE32D54BB7972815E3B3F07970">
-    <w:name w:val="A7ECF6DE32D54BB7972815E3B3F07970"/>
-    <w:rsid w:val="00CF03DA"/>
-  </w:style>
-  <w:style w:type="paragraph" w:customStyle="1" w:styleId="1D15EC2D590B499599C42AC97243669E">
-    <w:name w:val="1D15EC2D590B499599C42AC97243669E"/>
-    <w:rsid w:val="00CF03DA"/>
-  </w:style>
-  <w:style w:type="paragraph" w:customStyle="1" w:styleId="2E43189AF6254E908EFC3E16A3824F01">
-    <w:name w:val="2E43189AF6254E908EFC3E16A3824F01"/>
-    <w:rsid w:val="00CF03DA"/>
-  </w:style>
-  <w:style w:type="paragraph" w:customStyle="1" w:styleId="E176935FA709446EA50C53CFDACCDDB0">
-    <w:name w:val="E176935FA709446EA50C53CFDACCDDB0"/>
-    <w:rsid w:val="00CF03DA"/>
-  </w:style>
-  <w:style w:type="paragraph" w:customStyle="1" w:styleId="D192B0299D6A40B2B1E27EDD074CEFB9">
-    <w:name w:val="D192B0299D6A40B2B1E27EDD074CEFB9"/>
-    <w:rsid w:val="00CF03DA"/>
-  </w:style>
-  <w:style w:type="paragraph" w:customStyle="1" w:styleId="123A46B7E82C4D269BD79345F8F9C7C0">
-    <w:name w:val="123A46B7E82C4D269BD79345F8F9C7C0"/>
-    <w:rsid w:val="00CF03DA"/>
-  </w:style>
-  <w:style w:type="paragraph" w:customStyle="1" w:styleId="39081D99BFF1407492EB372299BB0C5C">
-    <w:name w:val="39081D99BFF1407492EB372299BB0C5C"/>
-    <w:rsid w:val="00CF03DA"/>
-  </w:style>
-  <w:style w:type="paragraph" w:customStyle="1" w:styleId="EE4861051A3844F4AA6EF3F8F8867591">
-    <w:name w:val="EE4861051A3844F4AA6EF3F8F8867591"/>
-    <w:rsid w:val="00CF03DA"/>
-  </w:style>
-  <w:style w:type="paragraph" w:customStyle="1" w:styleId="CA4F5E0C73794F269121A8D1495BD0E7">
-    <w:name w:val="CA4F5E0C73794F269121A8D1495BD0E7"/>
-    <w:rsid w:val="00CF03DA"/>
-  </w:style>
-  <w:style w:type="paragraph" w:customStyle="1" w:styleId="68853DB2E7B94D85BF77FFC2CC15066B">
-    <w:name w:val="68853DB2E7B94D85BF77FFC2CC15066B"/>
-    <w:rsid w:val="00CF03DA"/>
-  </w:style>
-  <w:style w:type="paragraph" w:customStyle="1" w:styleId="48DAE4E2F6C748D1AADA9F9C7192D2DC">
-    <w:name w:val="48DAE4E2F6C748D1AADA9F9C7192D2DC"/>
-    <w:rsid w:val="00CF03DA"/>
-  </w:style>
-  <w:style w:type="paragraph" w:customStyle="1" w:styleId="033EA8423C76453CA9310AD37CA764DF">
-    <w:name w:val="033EA8423C76453CA9310AD37CA764DF"/>
-    <w:rsid w:val="00CF03DA"/>
-  </w:style>
-  <w:style w:type="paragraph" w:customStyle="1" w:styleId="EA9437FB1CBE4DE3ADDD1C8012312480">
-    <w:name w:val="EA9437FB1CBE4DE3ADDD1C8012312480"/>
-    <w:rsid w:val="00CF03DA"/>
-  </w:style>
-  <w:style w:type="paragraph" w:customStyle="1" w:styleId="5C82DCB8CE3541E48EB21FCB50A9A01C">
-    <w:name w:val="5C82DCB8CE3541E48EB21FCB50A9A01C"/>
-    <w:rsid w:val="00CF03DA"/>
-  </w:style>
-  <w:style w:type="paragraph" w:customStyle="1" w:styleId="1B2EA1288E6447B3BDA838FF2CCD6A68">
-    <w:name w:val="1B2EA1288E6447B3BDA838FF2CCD6A68"/>
-    <w:rsid w:val="00CF03DA"/>
-  </w:style>
-  <w:style w:type="paragraph" w:customStyle="1" w:styleId="109C0049BC6A466AAB35E9AFD1967B50">
-    <w:name w:val="109C0049BC6A466AAB35E9AFD1967B50"/>
-    <w:rsid w:val="00CF03DA"/>
-  </w:style>
-  <w:style w:type="paragraph" w:customStyle="1" w:styleId="8A153692B31E4EFD982E18C31C706292">
-    <w:name w:val="8A153692B31E4EFD982E18C31C706292"/>
-    <w:rsid w:val="00CF03DA"/>
-  </w:style>
-  <w:style w:type="paragraph" w:customStyle="1" w:styleId="92B0FFCF1B7C46B98E820DEE3ECC4876">
-    <w:name w:val="92B0FFCF1B7C46B98E820DEE3ECC4876"/>
-    <w:rsid w:val="00CF03DA"/>
-  </w:style>
-  <w:style w:type="paragraph" w:customStyle="1" w:styleId="F29EF5F9983C44978C449DB20D13AF53">
-    <w:name w:val="F29EF5F9983C44978C449DB20D13AF53"/>
-    <w:rsid w:val="00CF03DA"/>
-  </w:style>
-  <w:style w:type="paragraph" w:customStyle="1" w:styleId="1099973DD1A64649AB7BDA879E75D9E9">
-    <w:name w:val="1099973DD1A64649AB7BDA879E75D9E9"/>
-    <w:rsid w:val="00CF03DA"/>
-  </w:style>
-  <w:style w:type="paragraph" w:customStyle="1" w:styleId="0EAFF0A1D2184B66858A4988BA174C00">
-    <w:name w:val="0EAFF0A1D2184B66858A4988BA174C00"/>
-    <w:rsid w:val="00CF03DA"/>
+    <w:rsid w:val="00C545F0"/>
+  </w:style>
+  <w:style w:type="paragraph" w:customStyle="1" w:styleId="3F2149EBADA941C6BDC333BAFD2F845B">
+    <w:name w:val="3F2149EBADA941C6BDC333BAFD2F845B"/>
+    <w:rsid w:val="00C545F0"/>
+  </w:style>
+  <w:style w:type="paragraph" w:customStyle="1" w:styleId="CA1DE9CEFB044F8888FDDCBDA74F0652">
+    <w:name w:val="CA1DE9CEFB044F8888FDDCBDA74F0652"/>
+    <w:rsid w:val="00C545F0"/>
+  </w:style>
+  <w:style w:type="paragraph" w:customStyle="1" w:styleId="F4B29857C5354EA8894BAB27E69CC9F5">
+    <w:name w:val="F4B29857C5354EA8894BAB27E69CC9F5"/>
+    <w:rsid w:val="00C545F0"/>
+  </w:style>
+  <w:style w:type="paragraph" w:customStyle="1" w:styleId="DA95DA6521174184BCFCE178C5D1DF39">
+    <w:name w:val="DA95DA6521174184BCFCE178C5D1DF39"/>
+    <w:rsid w:val="00C545F0"/>
+  </w:style>
+  <w:style w:type="paragraph" w:customStyle="1" w:styleId="5A34E62CCE5F4B45A913930961FE8EAD">
+    <w:name w:val="5A34E62CCE5F4B45A913930961FE8EAD"/>
+    <w:rsid w:val="00C545F0"/>
+  </w:style>
+  <w:style w:type="paragraph" w:customStyle="1" w:styleId="277E24F56C164BF7B3D10C15D89AEBD0">
+    <w:name w:val="277E24F56C164BF7B3D10C15D89AEBD0"/>
+    <w:rsid w:val="00C545F0"/>
+  </w:style>
+  <w:style w:type="paragraph" w:customStyle="1" w:styleId="5A54BE8B02124928B26C6A77DCDDC861">
+    <w:name w:val="5A54BE8B02124928B26C6A77DCDDC861"/>
+    <w:rsid w:val="00C545F0"/>
+  </w:style>
+  <w:style w:type="paragraph" w:customStyle="1" w:styleId="68939F3796D4429F9F2A44DAF480F1C0">
+    <w:name w:val="68939F3796D4429F9F2A44DAF480F1C0"/>
+    <w:rsid w:val="00C545F0"/>
+  </w:style>
+  <w:style w:type="paragraph" w:customStyle="1" w:styleId="C55793E1BCB24B79BD09894C7B8BED6A">
+    <w:name w:val="C55793E1BCB24B79BD09894C7B8BED6A"/>
+    <w:rsid w:val="00C545F0"/>
   </w:style>
 </w:styles>
 </file>

--- a/krolik_doswiadczalny.docx
+++ b/krolik_doswiadczalny.docx
@@ -728,30 +728,11 @@
                 <w:szCs w:val="20"/>
               </w:rPr>
             </w:pPr>
-            <w:sdt>
-              <w:sdtPr>
-                <w:rPr>
-                  <w:rStyle w:val="Styl1"/>
-                </w:rPr>
-                <w:id w:val="1669826174"/>
-                <w:placeholder>
-                  <w:docPart w:val="C55793E1BCB24B79BD09894C7B8BED6A"/>
-                </w:placeholder>
-                <w:showingPlcHdr/>
-              </w:sdtPr>
-              <w:sdtContent>
-                <w:r>
-                  <w:rPr>
-                    <w:rStyle w:val="Tekstzastpczy"/>
-                    <w:b/>
-                    <w:bCs/>
-                  </w:rPr>
-                  <w:t>Cena ściany</w:t>
-                </w:r>
-              </w:sdtContent>
-            </w:sdt>
-            <w:r>
-              <w:t xml:space="preserve"> </w:t>
+            <w:r>
+              <w:rPr>
+                <w:rStyle w:val="Styl1"/>
+              </w:rPr>
+              <w:t xml:space="preserve">Cena </w:t>
             </w:r>
             <w:r>
               <w:rPr>
@@ -1261,43 +1242,25 @@
             </w:r>
           </w:p>
         </w:tc>
-        <w:sdt>
-          <w:sdtPr>
-            <w:rPr>
-              <w:rStyle w:val="Styl2"/>
-            </w:rPr>
-            <w:id w:val="1044867502"/>
-            <w:placeholder>
-              <w:docPart w:val="F4B29857C5354EA8894BAB27E69CC9F5"/>
-            </w:placeholder>
-            <w:comboBox>
-              <w:listItem w:displayText="-" w:value="-"/>
-              <w:listItem w:displayText="manual" w:value="manual"/>
-              <w:listItem w:displayText="semi-automatic" w:value="semi-automatic"/>
-            </w:comboBox>
-          </w:sdtPr>
-          <w:sdtContent>
-            <w:tc>
-              <w:tcPr>
-                <w:tcW w:w="3221" w:type="dxa"/>
-                <w:vAlign w:val="center"/>
-              </w:tcPr>
-              <w:p>
-                <w:pPr>
-                  <w:rPr>
-                    <w:szCs w:val="20"/>
-                  </w:rPr>
-                </w:pPr>
-                <w:r>
-                  <w:rPr>
-                    <w:rStyle w:val="Styl2"/>
-                  </w:rPr>
-                  <w:t>-</w:t>
-                </w:r>
-              </w:p>
-            </w:tc>
-          </w:sdtContent>
-        </w:sdt>
+        <w:tc>
+          <w:tcPr>
+            <w:tcW w:w="3221" w:type="dxa"/>
+            <w:vAlign w:val="center"/>
+          </w:tcPr>
+          <w:p>
+            <w:pPr>
+              <w:rPr>
+                <w:szCs w:val="20"/>
+              </w:rPr>
+            </w:pPr>
+            <w:r>
+              <w:rPr>
+                <w:szCs w:val="20"/>
+              </w:rPr>
+              <w:t>operacja</w:t>
+            </w:r>
+          </w:p>
+        </w:tc>
         <w:tc>
           <w:tcPr>
             <w:tcW w:w="3620" w:type="dxa"/>
@@ -1343,44 +1306,25 @@
             </w:r>
           </w:p>
         </w:tc>
-        <w:sdt>
-          <w:sdtPr>
-            <w:rPr>
-              <w:rStyle w:val="Styl2"/>
-            </w:rPr>
-            <w:id w:val="950593397"/>
-            <w:placeholder>
-              <w:docPart w:val="DA95DA6521174184BCFCE178C5D1DF39"/>
-            </w:placeholder>
-            <w:comboBox>
-              <w:listItem w:displayText="-" w:value="-"/>
-              <w:listItem w:displayText="RAW" w:value="RAW"/>
-              <w:listItem w:displayText="Standard RAL 9010" w:value="Standard RAL 9010"/>
-              <w:listItem w:displayText="Other RAL " w:value="Other RAL "/>
-            </w:comboBox>
-          </w:sdtPr>
-          <w:sdtContent>
-            <w:tc>
-              <w:tcPr>
-                <w:tcW w:w="3221" w:type="dxa"/>
-                <w:vAlign w:val="center"/>
-              </w:tcPr>
-              <w:p>
-                <w:pPr>
-                  <w:rPr>
-                    <w:szCs w:val="20"/>
-                  </w:rPr>
-                </w:pPr>
-                <w:r>
-                  <w:rPr>
-                    <w:rStyle w:val="Styl2"/>
-                  </w:rPr>
-                  <w:t>-</w:t>
-                </w:r>
-              </w:p>
-            </w:tc>
-          </w:sdtContent>
-        </w:sdt>
+        <w:tc>
+          <w:tcPr>
+            <w:tcW w:w="3221" w:type="dxa"/>
+            <w:vAlign w:val="center"/>
+          </w:tcPr>
+          <w:p>
+            <w:pPr>
+              <w:rPr>
+                <w:szCs w:val="20"/>
+              </w:rPr>
+            </w:pPr>
+            <w:r>
+              <w:rPr>
+                <w:szCs w:val="20"/>
+              </w:rPr>
+              <w:t>tory</w:t>
+            </w:r>
+          </w:p>
+        </w:tc>
         <w:tc>
           <w:tcPr>
             <w:tcW w:w="3620" w:type="dxa"/>
@@ -1426,44 +1370,25 @@
             </w:r>
           </w:p>
         </w:tc>
-        <w:sdt>
-          <w:sdtPr>
-            <w:rPr>
-              <w:rStyle w:val="Styl2"/>
-            </w:rPr>
-            <w:id w:val="-347324769"/>
-            <w:placeholder>
-              <w:docPart w:val="5A34E62CCE5F4B45A913930961FE8EAD"/>
-            </w:placeholder>
-            <w:comboBox>
-              <w:listItem w:displayText="-" w:value="-"/>
-              <w:listItem w:displayText="Without door " w:value="Without door "/>
-              <w:listItem w:displayText="Single door " w:value="Single door "/>
-              <w:listItem w:displayText="Double door" w:value="Double door"/>
-            </w:comboBox>
-          </w:sdtPr>
-          <w:sdtContent>
-            <w:tc>
-              <w:tcPr>
-                <w:tcW w:w="3221" w:type="dxa"/>
-                <w:vAlign w:val="center"/>
-              </w:tcPr>
-              <w:p>
-                <w:pPr>
-                  <w:rPr>
-                    <w:szCs w:val="20"/>
-                  </w:rPr>
-                </w:pPr>
-                <w:r>
-                  <w:rPr>
-                    <w:rStyle w:val="Styl2"/>
-                  </w:rPr>
-                  <w:t>-</w:t>
-                </w:r>
-              </w:p>
-            </w:tc>
-          </w:sdtContent>
-        </w:sdt>
+        <w:tc>
+          <w:tcPr>
+            <w:tcW w:w="3221" w:type="dxa"/>
+            <w:vAlign w:val="center"/>
+          </w:tcPr>
+          <w:p>
+            <w:pPr>
+              <w:rPr>
+                <w:szCs w:val="20"/>
+              </w:rPr>
+            </w:pPr>
+            <w:r>
+              <w:rPr>
+                <w:szCs w:val="20"/>
+              </w:rPr>
+              <w:t>drzwi</w:t>
+            </w:r>
+          </w:p>
+        </w:tc>
         <w:tc>
           <w:tcPr>
             <w:tcW w:w="3620" w:type="dxa"/>
@@ -1515,46 +1440,25 @@
             </w:r>
           </w:p>
         </w:tc>
-        <w:sdt>
-          <w:sdtPr>
-            <w:rPr>
-              <w:rStyle w:val="Styl2"/>
-            </w:rPr>
-            <w:id w:val="1874648713"/>
-            <w:placeholder>
-              <w:docPart w:val="277E24F56C164BF7B3D10C15D89AEBD0"/>
-            </w:placeholder>
-            <w:comboBox>
-              <w:listItem w:displayText="-" w:value="-"/>
-              <w:listItem w:displayText="Surface glass 8mm ESG (toughened)" w:value="Surface glass 8mm ESG (toughened)"/>
-              <w:listItem w:displayText="Internal glass 44.2mm VSG (laminated)" w:value="Internal glass 44.2mm VSG (laminated)"/>
-              <w:listItem w:displayText="OPT 50 33.1 VSG" w:value="OPT 50 33.1 VSG"/>
-              <w:listItem w:displayText="OPT 50 44.1 VSG" w:value="OPT 50 44.1 VSG"/>
-              <w:listItem w:displayText="Without glass - sourced locally " w:value="Without glass - sourced locally "/>
-            </w:comboBox>
-          </w:sdtPr>
-          <w:sdtContent>
-            <w:tc>
-              <w:tcPr>
-                <w:tcW w:w="3221" w:type="dxa"/>
-                <w:vAlign w:val="center"/>
-              </w:tcPr>
-              <w:p>
-                <w:pPr>
-                  <w:rPr>
-                    <w:szCs w:val="20"/>
-                  </w:rPr>
-                </w:pPr>
-                <w:r>
-                  <w:rPr>
-                    <w:rStyle w:val="Styl2"/>
-                  </w:rPr>
-                  <w:t>-</w:t>
-                </w:r>
-              </w:p>
-            </w:tc>
-          </w:sdtContent>
-        </w:sdt>
+        <w:tc>
+          <w:tcPr>
+            <w:tcW w:w="3221" w:type="dxa"/>
+            <w:vAlign w:val="center"/>
+          </w:tcPr>
+          <w:p>
+            <w:pPr>
+              <w:rPr>
+                <w:szCs w:val="20"/>
+              </w:rPr>
+            </w:pPr>
+            <w:r>
+              <w:rPr>
+                <w:rStyle w:val="Styl2"/>
+              </w:rPr>
+              <w:t>szkło</w:t>
+            </w:r>
+          </w:p>
+        </w:tc>
         <w:tc>
           <w:tcPr>
             <w:tcW w:w="3620" w:type="dxa"/>
@@ -1611,37 +1515,19 @@
             <w:tcW w:w="3221" w:type="dxa"/>
             <w:vAlign w:val="center"/>
           </w:tcPr>
-          <w:sdt>
-            <w:sdtPr>
+          <w:p>
+            <w:pPr>
+              <w:rPr>
+                <w:szCs w:val="20"/>
+              </w:rPr>
+            </w:pPr>
+            <w:r>
               <w:rPr>
                 <w:rStyle w:val="Styl2"/>
               </w:rPr>
-              <w:id w:val="-604806855"/>
-              <w:placeholder>
-                <w:docPart w:val="5A54BE8B02124928B26C6A77DCDDC861"/>
-              </w:placeholder>
-              <w:comboBox>
-                <w:listItem w:displayText="-" w:value="-"/>
-                <w:listItem w:displayText="anodised" w:value="anodised"/>
-                <w:listItem w:displayText="Powder coated RAL" w:value="Powder coated RAL"/>
-              </w:comboBox>
-            </w:sdtPr>
-            <w:sdtContent>
-              <w:p>
-                <w:pPr>
-                  <w:rPr>
-                    <w:szCs w:val="20"/>
-                  </w:rPr>
-                </w:pPr>
-                <w:r>
-                  <w:rPr>
-                    <w:rStyle w:val="Styl2"/>
-                  </w:rPr>
-                  <w:t>-</w:t>
-                </w:r>
-              </w:p>
-            </w:sdtContent>
-          </w:sdt>
+              <w:t>aluminium</w:t>
+            </w:r>
+          </w:p>
         </w:tc>
         <w:tc>
           <w:tcPr>
@@ -1707,41 +1593,13 @@
             <w:tcW w:w="3221" w:type="dxa"/>
             <w:vAlign w:val="center"/>
           </w:tcPr>
-          <w:sdt>
-            <w:sdtPr>
-              <w:rPr>
-                <w:rStyle w:val="Styl2"/>
-              </w:rPr>
-              <w:id w:val="-792675943"/>
-              <w:placeholder>
-                <w:docPart w:val="68939F3796D4429F9F2A44DAF480F1C0"/>
-              </w:placeholder>
-              <w:comboBox>
-                <w:listItem w:displayText="-" w:value="-"/>
-                <w:listItem w:displayText="anti-panic push bar (single door)" w:value="anti-panic push bar (single door)"/>
-                <w:listItem w:displayText="anti-panic push bar (double door)" w:value="anti-panic push bar (double door)"/>
-                <w:listItem w:displayText="Steel suspension " w:value="Steel suspension "/>
-                <w:listItem w:displayText="Concealed profiles" w:value="Concealed profiles"/>
-                <w:listItem w:displayText="No additional equipment needed" w:value="No additional equipment needed"/>
-              </w:comboBox>
-            </w:sdtPr>
-            <w:sdtContent>
-              <w:p>
-                <w:pPr>
-                  <w:rPr>
-                    <w:rStyle w:val="Styl2"/>
-                  </w:rPr>
-                </w:pPr>
-                <w:r>
-                  <w:rPr>
-                    <w:rStyle w:val="Styl2"/>
-                  </w:rPr>
-                  <w:t>-</w:t>
-                </w:r>
-              </w:p>
-            </w:sdtContent>
-          </w:sdt>
-          <w:p/>
+          <w:p>
+            <w:proofErr w:type="spellStart"/>
+            <w:r>
+              <w:t>adyszynal</w:t>
+            </w:r>
+            <w:proofErr w:type="spellEnd"/>
+          </w:p>
         </w:tc>
         <w:tc>
           <w:tcPr>
@@ -3112,227 +2970,6 @@
         </w:p>
       </w:docPartBody>
     </w:docPart>
-    <w:docPart>
-      <w:docPartPr>
-        <w:name w:val="F4B29857C5354EA8894BAB27E69CC9F5"/>
-        <w:category>
-          <w:name w:val="Ogólne"/>
-          <w:gallery w:val="placeholder"/>
-        </w:category>
-        <w:types>
-          <w:type w:val="bbPlcHdr"/>
-        </w:types>
-        <w:behaviors>
-          <w:behavior w:val="content"/>
-        </w:behaviors>
-        <w:guid w:val="{47017E49-1E03-459C-8C70-1E951B60A56E}"/>
-      </w:docPartPr>
-      <w:docPartBody>
-        <w:p>
-          <w:pPr>
-            <w:pStyle w:val="F4B29857C5354EA8894BAB27E69CC9F5"/>
-          </w:pPr>
-          <w:r>
-            <w:rPr>
-              <w:rStyle w:val="Tekstzastpczy"/>
-            </w:rPr>
-            <w:t xml:space="preserve">Wybierz </w:t>
-          </w:r>
-          <w:r>
-            <w:rPr>
-              <w:rStyle w:val="Tekstzastpczy"/>
-            </w:rPr>
-            <w:t>obsługę</w:t>
-          </w:r>
-        </w:p>
-      </w:docPartBody>
-    </w:docPart>
-    <w:docPart>
-      <w:docPartPr>
-        <w:name w:val="DA95DA6521174184BCFCE178C5D1DF39"/>
-        <w:category>
-          <w:name w:val="Ogólne"/>
-          <w:gallery w:val="placeholder"/>
-        </w:category>
-        <w:types>
-          <w:type w:val="bbPlcHdr"/>
-        </w:types>
-        <w:behaviors>
-          <w:behavior w:val="content"/>
-        </w:behaviors>
-        <w:guid w:val="{7AE2EF54-764E-48CB-8F87-5CEA2CCA2F8B}"/>
-      </w:docPartPr>
-      <w:docPartBody>
-        <w:p>
-          <w:pPr>
-            <w:pStyle w:val="DA95DA6521174184BCFCE178C5D1DF39"/>
-          </w:pPr>
-          <w:r>
-            <w:rPr>
-              <w:rStyle w:val="Tekstzastpczy"/>
-            </w:rPr>
-            <w:t xml:space="preserve">Wybierz </w:t>
-          </w:r>
-          <w:r>
-            <w:rPr>
-              <w:rStyle w:val="Tekstzastpczy"/>
-            </w:rPr>
-            <w:t>kolor toru</w:t>
-          </w:r>
-        </w:p>
-      </w:docPartBody>
-    </w:docPart>
-    <w:docPart>
-      <w:docPartPr>
-        <w:name w:val="5A34E62CCE5F4B45A913930961FE8EAD"/>
-        <w:category>
-          <w:name w:val="Ogólne"/>
-          <w:gallery w:val="placeholder"/>
-        </w:category>
-        <w:types>
-          <w:type w:val="bbPlcHdr"/>
-        </w:types>
-        <w:behaviors>
-          <w:behavior w:val="content"/>
-        </w:behaviors>
-        <w:guid w:val="{7DC601AC-7C56-402E-B350-31E665BDB4C3}"/>
-      </w:docPartPr>
-      <w:docPartBody>
-        <w:p>
-          <w:pPr>
-            <w:pStyle w:val="5A34E62CCE5F4B45A913930961FE8EAD"/>
-          </w:pPr>
-          <w:r>
-            <w:rPr>
-              <w:rStyle w:val="Tekstzastpczy"/>
-            </w:rPr>
-            <w:t>Wybierz rodzaj drzwi</w:t>
-          </w:r>
-        </w:p>
-      </w:docPartBody>
-    </w:docPart>
-    <w:docPart>
-      <w:docPartPr>
-        <w:name w:val="277E24F56C164BF7B3D10C15D89AEBD0"/>
-        <w:category>
-          <w:name w:val="Ogólne"/>
-          <w:gallery w:val="placeholder"/>
-        </w:category>
-        <w:types>
-          <w:type w:val="bbPlcHdr"/>
-        </w:types>
-        <w:behaviors>
-          <w:behavior w:val="content"/>
-        </w:behaviors>
-        <w:guid w:val="{08971CE2-4A3E-4A84-8262-DECFF0648AAF}"/>
-      </w:docPartPr>
-      <w:docPartBody>
-        <w:p>
-          <w:pPr>
-            <w:pStyle w:val="277E24F56C164BF7B3D10C15D89AEBD0"/>
-          </w:pPr>
-          <w:r>
-            <w:rPr>
-              <w:rStyle w:val="Tekstzastpczy"/>
-            </w:rPr>
-            <w:t>Wybierz rodzaj drzwi</w:t>
-          </w:r>
-        </w:p>
-      </w:docPartBody>
-    </w:docPart>
-    <w:docPart>
-      <w:docPartPr>
-        <w:name w:val="5A54BE8B02124928B26C6A77DCDDC861"/>
-        <w:category>
-          <w:name w:val="Ogólne"/>
-          <w:gallery w:val="placeholder"/>
-        </w:category>
-        <w:types>
-          <w:type w:val="bbPlcHdr"/>
-        </w:types>
-        <w:behaviors>
-          <w:behavior w:val="content"/>
-        </w:behaviors>
-        <w:guid w:val="{6341D1B6-7333-4FB1-A326-349867B22EDF}"/>
-      </w:docPartPr>
-      <w:docPartBody>
-        <w:p>
-          <w:pPr>
-            <w:pStyle w:val="5A54BE8B02124928B26C6A77DCDDC861"/>
-          </w:pPr>
-          <w:r>
-            <w:rPr>
-              <w:rStyle w:val="Tekstzastpczy"/>
-            </w:rPr>
-            <w:t>Wy</w:t>
-          </w:r>
-          <w:r>
-            <w:rPr>
-              <w:rStyle w:val="Tekstzastpczy"/>
-            </w:rPr>
-            <w:t>bierz kolor profili</w:t>
-          </w:r>
-        </w:p>
-      </w:docPartBody>
-    </w:docPart>
-    <w:docPart>
-      <w:docPartPr>
-        <w:name w:val="68939F3796D4429F9F2A44DAF480F1C0"/>
-        <w:category>
-          <w:name w:val="Ogólne"/>
-          <w:gallery w:val="placeholder"/>
-        </w:category>
-        <w:types>
-          <w:type w:val="bbPlcHdr"/>
-        </w:types>
-        <w:behaviors>
-          <w:behavior w:val="content"/>
-        </w:behaviors>
-        <w:guid w:val="{24647C66-8A9E-446C-8AD8-7497B8146F68}"/>
-      </w:docPartPr>
-      <w:docPartBody>
-        <w:p>
-          <w:pPr>
-            <w:pStyle w:val="68939F3796D4429F9F2A44DAF480F1C0"/>
-          </w:pPr>
-          <w:r>
-            <w:rPr>
-              <w:rStyle w:val="Styl2"/>
-            </w:rPr>
-            <w:t>Dodatkowe akcesoria</w:t>
-          </w:r>
-        </w:p>
-      </w:docPartBody>
-    </w:docPart>
-    <w:docPart>
-      <w:docPartPr>
-        <w:name w:val="C55793E1BCB24B79BD09894C7B8BED6A"/>
-        <w:category>
-          <w:name w:val="Ogólne"/>
-          <w:gallery w:val="placeholder"/>
-        </w:category>
-        <w:types>
-          <w:type w:val="bbPlcHdr"/>
-        </w:types>
-        <w:behaviors>
-          <w:behavior w:val="content"/>
-        </w:behaviors>
-        <w:guid w:val="{0A7845F1-4654-4D80-81D4-A6A3D464A911}"/>
-      </w:docPartPr>
-      <w:docPartBody>
-        <w:p>
-          <w:pPr>
-            <w:pStyle w:val="C55793E1BCB24B79BD09894C7B8BED6A"/>
-          </w:pPr>
-          <w:r>
-            <w:rPr>
-              <w:rStyle w:val="Tekstzastpczy"/>
-            </w:rPr>
-            <w:t>Cena ściany</w:t>
-          </w:r>
-        </w:p>
-      </w:docPartBody>
-    </w:docPart>
   </w:docParts>
 </w:glossaryDocument>
 </file>
@@ -3405,12 +3042,16 @@
   </w:compat>
   <w:rsids>
     <w:rsidRoot w:val="004B629E"/>
+    <w:rsid w:val="00005A40"/>
     <w:rsid w:val="00311124"/>
     <w:rsid w:val="00371491"/>
     <w:rsid w:val="00374A1F"/>
     <w:rsid w:val="00377AB0"/>
+    <w:rsid w:val="00453FAF"/>
     <w:rsid w:val="004B629E"/>
+    <w:rsid w:val="005A1CBC"/>
     <w:rsid w:val="00650F49"/>
+    <w:rsid w:val="006B709F"/>
     <w:rsid w:val="00705174"/>
     <w:rsid w:val="00753D23"/>
     <w:rsid w:val="007B2028"/>
@@ -3419,7 +3060,10 @@
     <w:rsid w:val="00924ABD"/>
     <w:rsid w:val="0093601B"/>
     <w:rsid w:val="00964355"/>
+    <w:rsid w:val="00A36251"/>
+    <w:rsid w:val="00AC4255"/>
     <w:rsid w:val="00AD7DCB"/>
+    <w:rsid w:val="00B345B2"/>
     <w:rsid w:val="00C545F0"/>
     <w:rsid w:val="00C84558"/>
     <w:rsid w:val="00C976A1"/>
@@ -3882,7 +3526,7 @@
     <w:basedOn w:val="Domylnaczcionkaakapitu"/>
     <w:uiPriority w:val="99"/>
     <w:semiHidden/>
-    <w:rsid w:val="00371491"/>
+    <w:rsid w:val="00453FAF"/>
     <w:rPr>
       <w:color w:val="808080"/>
     </w:rPr>
@@ -3899,22 +3543,6 @@
   </w:style>
   <w:style w:type="paragraph" w:customStyle="1" w:styleId="3F2149EBADA941C6BDC333BAFD2F845B">
     <w:name w:val="3F2149EBADA941C6BDC333BAFD2F845B"/>
-    <w:rsid w:val="00C545F0"/>
-  </w:style>
-  <w:style w:type="paragraph" w:customStyle="1" w:styleId="CA1DE9CEFB044F8888FDDCBDA74F0652">
-    <w:name w:val="CA1DE9CEFB044F8888FDDCBDA74F0652"/>
-    <w:rsid w:val="00C545F0"/>
-  </w:style>
-  <w:style w:type="paragraph" w:customStyle="1" w:styleId="F4B29857C5354EA8894BAB27E69CC9F5">
-    <w:name w:val="F4B29857C5354EA8894BAB27E69CC9F5"/>
-    <w:rsid w:val="00C545F0"/>
-  </w:style>
-  <w:style w:type="paragraph" w:customStyle="1" w:styleId="DA95DA6521174184BCFCE178C5D1DF39">
-    <w:name w:val="DA95DA6521174184BCFCE178C5D1DF39"/>
-    <w:rsid w:val="00C545F0"/>
-  </w:style>
-  <w:style w:type="paragraph" w:customStyle="1" w:styleId="5A34E62CCE5F4B45A913930961FE8EAD">
-    <w:name w:val="5A34E62CCE5F4B45A913930961FE8EAD"/>
     <w:rsid w:val="00C545F0"/>
   </w:style>
   <w:style w:type="paragraph" w:customStyle="1" w:styleId="277E24F56C164BF7B3D10C15D89AEBD0">

--- a/krolik_doswiadczalny.docx
+++ b/krolik_doswiadczalny.docx
@@ -1627,6 +1627,194 @@
         </w:rPr>
       </w:pPr>
     </w:p>
+    <w:tbl>
+      <w:tblPr>
+        <w:tblStyle w:val="Tabela-Siatka"/>
+        <w:tblpPr w:leftFromText="141" w:rightFromText="141" w:vertAnchor="text" w:horzAnchor="margin" w:tblpXSpec="center" w:tblpY="179"/>
+        <w:tblW w:w="10206" w:type="dxa"/>
+        <w:tblLook w:val="04A0" w:firstRow="1" w:lastRow="0" w:firstColumn="1" w:lastColumn="0" w:noHBand="0" w:noVBand="1"/>
+      </w:tblPr>
+      <w:tblGrid>
+        <w:gridCol w:w="7772"/>
+        <w:gridCol w:w="24"/>
+        <w:gridCol w:w="2410"/>
+      </w:tblGrid>
+      <w:tr>
+        <w:trPr>
+          <w:trHeight w:val="468"/>
+        </w:trPr>
+        <w:tc>
+          <w:tcPr>
+            <w:tcW w:w="7772" w:type="dxa"/>
+            <w:tcBorders>
+              <w:top w:val="nil"/>
+              <w:left w:val="nil"/>
+              <w:bottom w:val="single" w:sz="4" w:space="0" w:color="auto"/>
+              <w:right w:val="nil"/>
+            </w:tcBorders>
+            <w:shd w:val="clear" w:color="auto" w:fill="A6A6A6" w:themeFill="background1" w:themeFillShade="A6"/>
+            <w:vAlign w:val="center"/>
+          </w:tcPr>
+          <w:p>
+            <w:pPr>
+              <w:pStyle w:val="western"/>
+              <w:spacing w:before="0" w:beforeAutospacing="0" w:after="0" w:line="259" w:lineRule="auto"/>
+              <w:ind w:left="37" w:right="113"/>
+              <w:rPr>
+                <w:b/>
+                <w:bCs/>
+                <w:color w:val="FFFFFF" w:themeColor="background1"/>
+                <w:szCs w:val="20"/>
+              </w:rPr>
+            </w:pPr>
+            <w:proofErr w:type="spellStart"/>
+            <w:r>
+              <w:rPr>
+                <w:b/>
+                <w:bCs/>
+                <w:color w:val="FFFFFF" w:themeColor="background1"/>
+                <w:szCs w:val="20"/>
+              </w:rPr>
+              <w:t>Additional</w:t>
+            </w:r>
+            <w:proofErr w:type="spellEnd"/>
+            <w:r>
+              <w:rPr>
+                <w:b/>
+                <w:bCs/>
+                <w:color w:val="FFFFFF" w:themeColor="background1"/>
+                <w:szCs w:val="20"/>
+              </w:rPr>
+              <w:t xml:space="preserve"> notes:</w:t>
+            </w:r>
+          </w:p>
+        </w:tc>
+        <w:tc>
+          <w:tcPr>
+            <w:tcW w:w="2434" w:type="dxa"/>
+            <w:gridSpan w:val="2"/>
+            <w:tcBorders>
+              <w:top w:val="nil"/>
+              <w:left w:val="nil"/>
+              <w:bottom w:val="single" w:sz="4" w:space="0" w:color="auto"/>
+              <w:right w:val="nil"/>
+            </w:tcBorders>
+            <w:shd w:val="clear" w:color="auto" w:fill="A6A6A6" w:themeFill="background1" w:themeFillShade="A6"/>
+            <w:vAlign w:val="center"/>
+          </w:tcPr>
+          <w:p>
+            <w:pPr>
+              <w:rPr>
+                <w:b/>
+                <w:bCs/>
+                <w:color w:val="FFFFFF" w:themeColor="background1"/>
+                <w:szCs w:val="20"/>
+              </w:rPr>
+            </w:pPr>
+          </w:p>
+        </w:tc>
+      </w:tr>
+      <w:tr>
+        <w:trPr>
+          <w:trHeight w:val="805"/>
+        </w:trPr>
+        <w:tc>
+          <w:tcPr>
+            <w:tcW w:w="7796" w:type="dxa"/>
+            <w:gridSpan w:val="2"/>
+            <w:tcBorders>
+              <w:top w:val="single" w:sz="4" w:space="0" w:color="auto"/>
+              <w:left w:val="single" w:sz="4" w:space="0" w:color="auto"/>
+              <w:bottom w:val="single" w:sz="4" w:space="0" w:color="auto"/>
+              <w:right w:val="single" w:sz="4" w:space="0" w:color="auto"/>
+            </w:tcBorders>
+            <w:vAlign w:val="center"/>
+          </w:tcPr>
+          <w:p>
+            <w:pPr>
+              <w:rPr>
+                <w:szCs w:val="20"/>
+              </w:rPr>
+            </w:pPr>
+            <w:proofErr w:type="spellStart"/>
+            <w:r>
+              <w:rPr>
+                <w:szCs w:val="20"/>
+              </w:rPr>
+              <w:t>hihihihahahaha</w:t>
+            </w:r>
+            <w:proofErr w:type="spellEnd"/>
+          </w:p>
+        </w:tc>
+        <w:tc>
+          <w:tcPr>
+            <w:tcW w:w="2410" w:type="dxa"/>
+            <w:tcBorders>
+              <w:top w:val="single" w:sz="4" w:space="0" w:color="auto"/>
+              <w:left w:val="single" w:sz="4" w:space="0" w:color="auto"/>
+              <w:bottom w:val="single" w:sz="4" w:space="0" w:color="auto"/>
+              <w:right w:val="single" w:sz="4" w:space="0" w:color="auto"/>
+            </w:tcBorders>
+            <w:vAlign w:val="center"/>
+          </w:tcPr>
+          <w:p>
+            <w:pPr>
+              <w:jc w:val="center"/>
+              <w:rPr>
+                <w:b/>
+                <w:bCs/>
+                <w:szCs w:val="20"/>
+              </w:rPr>
+            </w:pPr>
+            <w:r>
+              <w:rPr>
+                <w:szCs w:val="20"/>
+              </w:rPr>
+              <w:t>+</w:t>
+            </w:r>
+            <w:r>
+              <w:rPr>
+                <w:szCs w:val="20"/>
+              </w:rPr>
+              <w:t xml:space="preserve"> </w:t>
+            </w:r>
+            <w:sdt>
+              <w:sdtPr>
+                <w:rPr>
+                  <w:szCs w:val="20"/>
+                </w:rPr>
+                <w:id w:val="346070020"/>
+                <w:placeholder>
+                  <w:docPart w:val="D1217FF7EE43442BA3354D289652BC01"/>
+                </w:placeholder>
+                <w:showingPlcHdr/>
+                <w:text/>
+              </w:sdtPr>
+              <w:sdtContent>
+                <w:r>
+                  <w:rPr>
+                    <w:rStyle w:val="Tekstzastpczy"/>
+                  </w:rPr>
+                  <w:t>Cena</w:t>
+                </w:r>
+              </w:sdtContent>
+            </w:sdt>
+            <w:r>
+              <w:rPr>
+                <w:szCs w:val="20"/>
+              </w:rPr>
+              <w:t xml:space="preserve"> </w:t>
+            </w:r>
+            <w:r>
+              <w:rPr>
+                <w:szCs w:val="20"/>
+              </w:rPr>
+              <w:t>EUR</w:t>
+            </w:r>
+          </w:p>
+        </w:tc>
+      </w:tr>
+    </w:tbl>
     <w:p>
       <w:pPr>
         <w:rPr>
@@ -2970,6 +3158,35 @@
         </w:p>
       </w:docPartBody>
     </w:docPart>
+    <w:docPart>
+      <w:docPartPr>
+        <w:name w:val="D1217FF7EE43442BA3354D289652BC01"/>
+        <w:category>
+          <w:name w:val="Ogólne"/>
+          <w:gallery w:val="placeholder"/>
+        </w:category>
+        <w:types>
+          <w:type w:val="bbPlcHdr"/>
+        </w:types>
+        <w:behaviors>
+          <w:behavior w:val="content"/>
+        </w:behaviors>
+        <w:guid w:val="{0B26E93F-3486-4796-AEE4-B09AA7B01620}"/>
+      </w:docPartPr>
+      <w:docPartBody>
+        <w:p>
+          <w:pPr>
+            <w:pStyle w:val="D1217FF7EE43442BA3354D289652BC01"/>
+          </w:pPr>
+          <w:r>
+            <w:rPr>
+              <w:rStyle w:val="Tekstzastpczy"/>
+            </w:rPr>
+            <w:t>Cena</w:t>
+          </w:r>
+        </w:p>
+      </w:docPartBody>
+    </w:docPart>
   </w:docParts>
 </w:glossaryDocument>
 </file>
@@ -3043,12 +3260,16 @@
   <w:rsids>
     <w:rsidRoot w:val="004B629E"/>
     <w:rsid w:val="00005A40"/>
+    <w:rsid w:val="0011660A"/>
     <w:rsid w:val="00311124"/>
+    <w:rsid w:val="00333CA7"/>
     <w:rsid w:val="00371491"/>
     <w:rsid w:val="00374A1F"/>
     <w:rsid w:val="00377AB0"/>
+    <w:rsid w:val="0044390F"/>
     <w:rsid w:val="00453FAF"/>
     <w:rsid w:val="004B629E"/>
+    <w:rsid w:val="004C341D"/>
     <w:rsid w:val="005A1CBC"/>
     <w:rsid w:val="00650F49"/>
     <w:rsid w:val="006B709F"/>
@@ -3057,6 +3278,7 @@
     <w:rsid w:val="007B2028"/>
     <w:rsid w:val="007F3F19"/>
     <w:rsid w:val="00816FCC"/>
+    <w:rsid w:val="00910631"/>
     <w:rsid w:val="00924ABD"/>
     <w:rsid w:val="0093601B"/>
     <w:rsid w:val="00964355"/>
@@ -3064,6 +3286,7 @@
     <w:rsid w:val="00AC4255"/>
     <w:rsid w:val="00AD7DCB"/>
     <w:rsid w:val="00B345B2"/>
+    <w:rsid w:val="00BF7380"/>
     <w:rsid w:val="00C545F0"/>
     <w:rsid w:val="00C84558"/>
     <w:rsid w:val="00C976A1"/>
@@ -3526,7 +3749,7 @@
     <w:basedOn w:val="Domylnaczcionkaakapitu"/>
     <w:uiPriority w:val="99"/>
     <w:semiHidden/>
-    <w:rsid w:val="00453FAF"/>
+    <w:rsid w:val="004C341D"/>
     <w:rPr>
       <w:color w:val="808080"/>
     </w:rPr>
@@ -3535,31 +3758,13 @@
     <w:name w:val="EAB7688BF63C4764B3086C9F2BC2A37C"/>
     <w:rsid w:val="007B2028"/>
   </w:style>
-  <w:style w:type="character" w:customStyle="1" w:styleId="Styl2">
-    <w:name w:val="Styl2"/>
-    <w:basedOn w:val="Domylnaczcionkaakapitu"/>
-    <w:uiPriority w:val="1"/>
-    <w:rsid w:val="00C545F0"/>
-  </w:style>
   <w:style w:type="paragraph" w:customStyle="1" w:styleId="3F2149EBADA941C6BDC333BAFD2F845B">
     <w:name w:val="3F2149EBADA941C6BDC333BAFD2F845B"/>
     <w:rsid w:val="00C545F0"/>
   </w:style>
-  <w:style w:type="paragraph" w:customStyle="1" w:styleId="277E24F56C164BF7B3D10C15D89AEBD0">
-    <w:name w:val="277E24F56C164BF7B3D10C15D89AEBD0"/>
-    <w:rsid w:val="00C545F0"/>
-  </w:style>
-  <w:style w:type="paragraph" w:customStyle="1" w:styleId="5A54BE8B02124928B26C6A77DCDDC861">
-    <w:name w:val="5A54BE8B02124928B26C6A77DCDDC861"/>
-    <w:rsid w:val="00C545F0"/>
-  </w:style>
-  <w:style w:type="paragraph" w:customStyle="1" w:styleId="68939F3796D4429F9F2A44DAF480F1C0">
-    <w:name w:val="68939F3796D4429F9F2A44DAF480F1C0"/>
-    <w:rsid w:val="00C545F0"/>
-  </w:style>
-  <w:style w:type="paragraph" w:customStyle="1" w:styleId="C55793E1BCB24B79BD09894C7B8BED6A">
-    <w:name w:val="C55793E1BCB24B79BD09894C7B8BED6A"/>
-    <w:rsid w:val="00C545F0"/>
+  <w:style w:type="paragraph" w:customStyle="1" w:styleId="D1217FF7EE43442BA3354D289652BC01">
+    <w:name w:val="D1217FF7EE43442BA3354D289652BC01"/>
+    <w:rsid w:val="004C341D"/>
   </w:style>
 </w:styles>
 </file>

--- a/krolik_doswiadczalny.docx
+++ b/krolik_doswiadczalny.docx
@@ -921,16 +921,8 @@
               <w:rPr>
                 <w:szCs w:val="20"/>
               </w:rPr>
-              <w:t xml:space="preserve">Kac </w:t>
-            </w:r>
-            <w:proofErr w:type="spellStart"/>
-            <w:r>
-              <w:rPr>
-                <w:szCs w:val="20"/>
-              </w:rPr>
-              <w:t>bałagane</w:t>
-            </w:r>
-            <w:proofErr w:type="spellEnd"/>
+              <w:t>Kac</w:t>
+            </w:r>
           </w:p>
         </w:tc>
         <w:tc>
@@ -1073,45 +1065,15 @@
             <w:pPr>
               <w:rPr>
                 <w:szCs w:val="20"/>
+                <w:lang w:val="en-US"/>
               </w:rPr>
             </w:pPr>
             <w:proofErr w:type="spellStart"/>
             <w:r>
-              <w:t>Rw</w:t>
-            </w:r>
-            <w:proofErr w:type="spellEnd"/>
-            <w:r>
-              <w:t xml:space="preserve"> = </w:t>
-            </w:r>
-            <w:sdt>
-              <w:sdtPr>
-                <w:id w:val="-1784109588"/>
-                <w:placeholder>
-                  <w:docPart w:val="3F2149EBADA941C6BDC333BAFD2F845B"/>
-                </w:placeholder>
-                <w:comboBox>
-                  <w:listItem w:displayText="-" w:value="-"/>
-                  <w:listItem w:displayText="45" w:value="45"/>
-                  <w:listItem w:displayText="49" w:value="49"/>
-                  <w:listItem w:displayText="51" w:value="51"/>
-                  <w:listItem w:displayText="52" w:value="52"/>
-                  <w:listItem w:displayText="53" w:value="53"/>
-                  <w:listItem w:displayText="54" w:value="54"/>
-                  <w:listItem w:displayText="57" w:value="57"/>
-                </w:comboBox>
-              </w:sdtPr>
-              <w:sdtContent>
-                <w:r>
-                  <w:t>45</w:t>
-                </w:r>
-              </w:sdtContent>
-            </w:sdt>
-            <w:r>
-              <w:t xml:space="preserve"> </w:t>
-            </w:r>
-            <w:proofErr w:type="spellStart"/>
-            <w:r>
-              <w:t>dB</w:t>
+              <w:rPr>
+                <w:lang w:val="en-US"/>
+              </w:rPr>
+              <w:t>akustyka</w:t>
             </w:r>
             <w:proofErr w:type="spellEnd"/>
           </w:p>
@@ -1125,6 +1087,7 @@
             <w:pPr>
               <w:rPr>
                 <w:szCs w:val="20"/>
+                <w:lang w:val="en-US"/>
               </w:rPr>
             </w:pPr>
           </w:p>
@@ -1179,19 +1142,13 @@
                 <w:lang w:val="en-US"/>
               </w:rPr>
             </w:pPr>
+            <w:proofErr w:type="spellStart"/>
             <w:r>
               <w:rPr>
                 <w:szCs w:val="20"/>
                 <w:lang w:val="en-US"/>
               </w:rPr>
-              <w:t>p</w:t>
-            </w:r>
-            <w:proofErr w:type="spellStart"/>
-            <w:r>
-              <w:rPr>
-                <w:szCs w:val="20"/>
-              </w:rPr>
-              <w:t>yta</w:t>
+              <w:t>płyta</w:t>
             </w:r>
             <w:proofErr w:type="spellEnd"/>
           </w:p>
@@ -3125,41 +3082,6 @@
     </w:docPart>
     <w:docPart>
       <w:docPartPr>
-        <w:name w:val="3F2149EBADA941C6BDC333BAFD2F845B"/>
-        <w:category>
-          <w:name w:val="Ogólne"/>
-          <w:gallery w:val="placeholder"/>
-        </w:category>
-        <w:types>
-          <w:type w:val="bbPlcHdr"/>
-        </w:types>
-        <w:behaviors>
-          <w:behavior w:val="content"/>
-        </w:behaviors>
-        <w:guid w:val="{03EF95E9-CCA7-464A-B9A4-A49D1DECA098}"/>
-      </w:docPartPr>
-      <w:docPartBody>
-        <w:p>
-          <w:pPr>
-            <w:pStyle w:val="3F2149EBADA941C6BDC333BAFD2F845B"/>
-          </w:pPr>
-          <w:r>
-            <w:rPr>
-              <w:rStyle w:val="Tekstzastpczy"/>
-            </w:rPr>
-            <w:t xml:space="preserve">Wybierz </w:t>
-          </w:r>
-          <w:r>
-            <w:rPr>
-              <w:rStyle w:val="Tekstzastpczy"/>
-            </w:rPr>
-            <w:t>akustykę</w:t>
-          </w:r>
-        </w:p>
-      </w:docPartBody>
-    </w:docPart>
-    <w:docPart>
-      <w:docPartPr>
         <w:name w:val="D1217FF7EE43442BA3354D289652BC01"/>
         <w:category>
           <w:name w:val="Ogólne"/>
@@ -3261,23 +3183,28 @@
     <w:rsidRoot w:val="004B629E"/>
     <w:rsid w:val="00005A40"/>
     <w:rsid w:val="0011660A"/>
+    <w:rsid w:val="002C53A2"/>
     <w:rsid w:val="00311124"/>
     <w:rsid w:val="00333CA7"/>
     <w:rsid w:val="00371491"/>
     <w:rsid w:val="00374A1F"/>
     <w:rsid w:val="00377AB0"/>
+    <w:rsid w:val="00397E1F"/>
     <w:rsid w:val="0044390F"/>
     <w:rsid w:val="00453FAF"/>
     <w:rsid w:val="004B629E"/>
     <w:rsid w:val="004C341D"/>
+    <w:rsid w:val="005278D1"/>
     <w:rsid w:val="005A1CBC"/>
     <w:rsid w:val="00650F49"/>
     <w:rsid w:val="006B709F"/>
     <w:rsid w:val="00705174"/>
     <w:rsid w:val="00753D23"/>
     <w:rsid w:val="007B2028"/>
+    <w:rsid w:val="007E2039"/>
     <w:rsid w:val="007F3F19"/>
     <w:rsid w:val="00816FCC"/>
+    <w:rsid w:val="00827012"/>
     <w:rsid w:val="00910631"/>
     <w:rsid w:val="00924ABD"/>
     <w:rsid w:val="0093601B"/>
@@ -3290,6 +3217,7 @@
     <w:rsid w:val="00C545F0"/>
     <w:rsid w:val="00C84558"/>
     <w:rsid w:val="00C976A1"/>
+    <w:rsid w:val="00CE4786"/>
     <w:rsid w:val="00CF03DA"/>
     <w:rsid w:val="00DC092A"/>
     <w:rsid w:val="00E81563"/>
@@ -3758,10 +3686,6 @@
     <w:name w:val="EAB7688BF63C4764B3086C9F2BC2A37C"/>
     <w:rsid w:val="007B2028"/>
   </w:style>
-  <w:style w:type="paragraph" w:customStyle="1" w:styleId="3F2149EBADA941C6BDC333BAFD2F845B">
-    <w:name w:val="3F2149EBADA941C6BDC333BAFD2F845B"/>
-    <w:rsid w:val="00C545F0"/>
-  </w:style>
   <w:style w:type="paragraph" w:customStyle="1" w:styleId="D1217FF7EE43442BA3354D289652BC01">
     <w:name w:val="D1217FF7EE43442BA3354D289652BC01"/>
     <w:rsid w:val="004C341D"/>

--- a/krolik_doswiadczalny.docx
+++ b/krolik_doswiadczalny.docx
@@ -6,12 +6,18 @@
       <w:pPr>
         <w:ind w:left="-567"/>
         <w:rPr>
+          <w:rFonts w:ascii="Lato" w:hAnsi="Lato"/>
+          <w:sz w:val="20"/>
+          <w:szCs w:val="20"/>
           <w:lang w:val="en-GB"/>
         </w:rPr>
       </w:pPr>
       <w:r>
         <w:rPr>
+          <w:rFonts w:ascii="Lato" w:hAnsi="Lato"/>
           <w:noProof/>
+          <w:sz w:val="20"/>
+          <w:szCs w:val="20"/>
         </w:rPr>
         <w:drawing>
           <wp:anchor distT="0" distB="0" distL="114300" distR="114300" simplePos="0" relativeHeight="251658240" behindDoc="0" locked="0" layoutInCell="1" allowOverlap="1" wp14:anchorId="36AD7B66" wp14:editId="2A23B575">
@@ -78,6 +84,9 @@
       </w:r>
       <w:r>
         <w:rPr>
+          <w:rFonts w:ascii="Lato" w:hAnsi="Lato"/>
+          <w:sz w:val="20"/>
+          <w:szCs w:val="20"/>
           <w:lang w:val="en-GB"/>
         </w:rPr>
         <w:t>OFFER no 123-MM-26 dated: 02.02.2026r.</w:t>
@@ -134,18 +143,132 @@
           <w:lang w:val="en-GB"/>
         </w:rPr>
       </w:pPr>
+      <w:sdt>
+        <w:sdtPr>
+          <w:rPr>
+            <w:color w:val="747474" w:themeColor="background2" w:themeShade="80"/>
+            <w:szCs w:val="20"/>
+            <w:lang w:val="en-GB"/>
+          </w:rPr>
+          <w:id w:val="-975749429"/>
+          <w:placeholder>
+            <w:docPart w:val="EAB7688BF63C4764B3086C9F2BC2A37C"/>
+          </w:placeholder>
+          <w:comboBox>
+            <w:listItem w:displayText="Sebastian Kalota (+48 501 286 402 e-mail: international@optimalpoland.com.pl)" w:value="Sebastian Kalota "/>
+            <w:listItem w:displayText="Michał Magala (+48 690 371 355 e-mail: m.magala@optimalpoland.com.pl)" w:value="Michał Magala (+48 690 371 355 e-mail: m.magala@optimalpoland.com.pl)"/>
+            <w:listItem w:displayText="Barbara Bielińska (+48 48 734 855 590 e-mail: b.bielinska@optimalpoland.com.pl)" w:value="Barbara Bielińska (+48 48 734 855 590 e-mail: b.bielinska@optimalpoland.com.pl)"/>
+          </w:comboBox>
+        </w:sdtPr>
+        <w:sdtContent>
+          <w:r>
+            <w:rPr>
+              <w:color w:val="747474" w:themeColor="background2" w:themeShade="80"/>
+              <w:szCs w:val="20"/>
+              <w:lang w:val="en-GB"/>
+            </w:rPr>
+            <w:t>Michał Magala (+48 690 371 355 e-mail: m.magala@optimalpoland.com.pl)</w:t>
+          </w:r>
+        </w:sdtContent>
+      </w:sdt>
       <w:r>
         <w:rPr>
+          <w:lang w:val="en-GB"/>
+        </w:rPr>
+        <w:t xml:space="preserve"> </w:t>
+      </w:r>
+    </w:p>
+    <w:p>
+      <w:pPr>
+        <w:rPr>
+          <w:rFonts w:ascii="Lato" w:eastAsia="Calibri" w:hAnsi="Lato" w:cs="Tahoma"/>
+          <w:kern w:val="0"/>
+          <w:sz w:val="20"/>
+          <w:szCs w:val="22"/>
+          <w:lang w:val="en-GB"/>
+          <w14:ligatures w14:val="none"/>
+        </w:rPr>
+      </w:pPr>
+      <w:r>
+        <w:rPr>
           <w:noProof/>
+          <w:lang w:val="fr-FR"/>
         </w:rPr>
         <w:drawing>
-          <wp:anchor distT="0" distB="0" distL="114300" distR="114300" simplePos="0" relativeHeight="251659264" behindDoc="0" locked="0" layoutInCell="1" allowOverlap="1" wp14:anchorId="1D66CD94" wp14:editId="33C6D0EC">
+          <wp:anchor distT="0" distB="0" distL="114300" distR="114300" simplePos="0" relativeHeight="251660288" behindDoc="0" locked="0" layoutInCell="1" allowOverlap="1" wp14:anchorId="025B5C10" wp14:editId="68709C9B">
             <wp:simplePos x="0" y="0"/>
             <wp:positionH relativeFrom="page">
-              <wp:posOffset>4293235</wp:posOffset>
+              <wp:align>left</wp:align>
+            </wp:positionH>
+            <wp:positionV relativeFrom="bottomMargin">
+              <wp:posOffset>0</wp:posOffset>
+            </wp:positionV>
+            <wp:extent cx="1819910" cy="548640"/>
+            <wp:effectExtent l="0" t="0" r="8890" b="3810"/>
+            <wp:wrapTopAndBottom/>
+            <wp:docPr id="231146997" name="Obraz 2"/>
+            <wp:cNvGraphicFramePr>
+              <a:graphicFrameLocks xmlns:a="http://schemas.openxmlformats.org/drawingml/2006/main" noChangeAspect="1"/>
+            </wp:cNvGraphicFramePr>
+            <a:graphic xmlns:a="http://schemas.openxmlformats.org/drawingml/2006/main">
+              <a:graphicData uri="http://schemas.openxmlformats.org/drawingml/2006/picture">
+                <pic:pic xmlns:pic="http://schemas.openxmlformats.org/drawingml/2006/picture">
+                  <pic:nvPicPr>
+                    <pic:cNvPr id="0" name="Picture 3"/>
+                    <pic:cNvPicPr>
+                      <a:picLocks noChangeAspect="1" noChangeArrowheads="1"/>
+                    </pic:cNvPicPr>
+                  </pic:nvPicPr>
+                  <pic:blipFill>
+                    <a:blip r:embed="rId8">
+                      <a:extLst>
+                        <a:ext uri="{28A0092B-C50C-407E-A947-70E740481C1C}">
+                          <a14:useLocalDpi xmlns:a14="http://schemas.microsoft.com/office/drawing/2010/main" val="0"/>
+                        </a:ext>
+                      </a:extLst>
+                    </a:blip>
+                    <a:srcRect/>
+                    <a:stretch>
+                      <a:fillRect/>
+                    </a:stretch>
+                  </pic:blipFill>
+                  <pic:spPr bwMode="auto">
+                    <a:xfrm>
+                      <a:off x="0" y="0"/>
+                      <a:ext cx="1819910" cy="548640"/>
+                    </a:xfrm>
+                    <a:prstGeom prst="rect">
+                      <a:avLst/>
+                    </a:prstGeom>
+                    <a:noFill/>
+                    <a:ln>
+                      <a:noFill/>
+                    </a:ln>
+                  </pic:spPr>
+                </pic:pic>
+              </a:graphicData>
+            </a:graphic>
+            <wp14:sizeRelH relativeFrom="margin">
+              <wp14:pctWidth>0</wp14:pctWidth>
+            </wp14:sizeRelH>
+            <wp14:sizeRelV relativeFrom="margin">
+              <wp14:pctHeight>0</wp14:pctHeight>
+            </wp14:sizeRelV>
+          </wp:anchor>
+        </w:drawing>
+      </w:r>
+      <w:r>
+        <w:rPr>
+          <w:noProof/>
+        </w:rPr>
+        <w:drawing>
+          <wp:anchor distT="0" distB="0" distL="114300" distR="114300" simplePos="0" relativeHeight="251659264" behindDoc="0" locked="0" layoutInCell="1" allowOverlap="1" wp14:anchorId="1D66CD94" wp14:editId="2EA8F125">
+            <wp:simplePos x="0" y="0"/>
+            <wp:positionH relativeFrom="page">
+              <wp:posOffset>4133215</wp:posOffset>
             </wp:positionH>
             <wp:positionV relativeFrom="page">
-              <wp:posOffset>9944100</wp:posOffset>
+              <wp:posOffset>9898380</wp:posOffset>
             </wp:positionV>
             <wp:extent cx="2947035" cy="266700"/>
             <wp:effectExtent l="0" t="0" r="5715" b="0"/>
@@ -164,7 +287,7 @@
                     </pic:cNvPicPr>
                   </pic:nvPicPr>
                   <pic:blipFill>
-                    <a:blip r:embed="rId8">
+                    <a:blip r:embed="rId9">
                       <a:extLst>
                         <a:ext uri="{28A0092B-C50C-407E-A947-70E740481C1C}">
                           <a14:useLocalDpi xmlns:a14="http://schemas.microsoft.com/office/drawing/2010/main" val="0"/>
@@ -203,120 +326,6 @@
       </w:r>
       <w:r>
         <w:rPr>
-          <w:noProof/>
-          <w:lang w:val="fr-FR"/>
-        </w:rPr>
-        <w:drawing>
-          <wp:anchor distT="0" distB="0" distL="114300" distR="114300" simplePos="0" relativeHeight="251660288" behindDoc="0" locked="0" layoutInCell="1" allowOverlap="1" wp14:anchorId="025B5C10" wp14:editId="1C61144E">
-            <wp:simplePos x="0" y="0"/>
-            <wp:positionH relativeFrom="page">
-              <wp:align>left</wp:align>
-            </wp:positionH>
-            <wp:positionV relativeFrom="bottomMargin">
-              <wp:align>top</wp:align>
-            </wp:positionV>
-            <wp:extent cx="1819910" cy="548640"/>
-            <wp:effectExtent l="0" t="0" r="8890" b="3810"/>
-            <wp:wrapTopAndBottom/>
-            <wp:docPr id="231146997" name="Obraz 2"/>
-            <wp:cNvGraphicFramePr>
-              <a:graphicFrameLocks xmlns:a="http://schemas.openxmlformats.org/drawingml/2006/main" noChangeAspect="1"/>
-            </wp:cNvGraphicFramePr>
-            <a:graphic xmlns:a="http://schemas.openxmlformats.org/drawingml/2006/main">
-              <a:graphicData uri="http://schemas.openxmlformats.org/drawingml/2006/picture">
-                <pic:pic xmlns:pic="http://schemas.openxmlformats.org/drawingml/2006/picture">
-                  <pic:nvPicPr>
-                    <pic:cNvPr id="0" name="Picture 3"/>
-                    <pic:cNvPicPr>
-                      <a:picLocks noChangeAspect="1" noChangeArrowheads="1"/>
-                    </pic:cNvPicPr>
-                  </pic:nvPicPr>
-                  <pic:blipFill>
-                    <a:blip r:embed="rId9">
-                      <a:extLst>
-                        <a:ext uri="{28A0092B-C50C-407E-A947-70E740481C1C}">
-                          <a14:useLocalDpi xmlns:a14="http://schemas.microsoft.com/office/drawing/2010/main" val="0"/>
-                        </a:ext>
-                      </a:extLst>
-                    </a:blip>
-                    <a:srcRect/>
-                    <a:stretch>
-                      <a:fillRect/>
-                    </a:stretch>
-                  </pic:blipFill>
-                  <pic:spPr bwMode="auto">
-                    <a:xfrm>
-                      <a:off x="0" y="0"/>
-                      <a:ext cx="1819910" cy="548640"/>
-                    </a:xfrm>
-                    <a:prstGeom prst="rect">
-                      <a:avLst/>
-                    </a:prstGeom>
-                    <a:noFill/>
-                    <a:ln>
-                      <a:noFill/>
-                    </a:ln>
-                  </pic:spPr>
-                </pic:pic>
-              </a:graphicData>
-            </a:graphic>
-            <wp14:sizeRelH relativeFrom="margin">
-              <wp14:pctWidth>0</wp14:pctWidth>
-            </wp14:sizeRelH>
-            <wp14:sizeRelV relativeFrom="margin">
-              <wp14:pctHeight>0</wp14:pctHeight>
-            </wp14:sizeRelV>
-          </wp:anchor>
-        </w:drawing>
-      </w:r>
-      <w:sdt>
-        <w:sdtPr>
-          <w:rPr>
-            <w:color w:val="747474" w:themeColor="background2" w:themeShade="80"/>
-            <w:szCs w:val="20"/>
-            <w:lang w:val="en-GB"/>
-          </w:rPr>
-          <w:id w:val="-975749429"/>
-          <w:placeholder>
-            <w:docPart w:val="EAB7688BF63C4764B3086C9F2BC2A37C"/>
-          </w:placeholder>
-          <w:comboBox>
-            <w:listItem w:displayText="Sebastian Kalota (+48 501 286 402 e-mail: international@optimalpoland.com.pl)" w:value="Sebastian Kalota "/>
-            <w:listItem w:displayText="Michał Magala (+48 690 371 355 e-mail: m.magala@optimalpoland.com.pl)" w:value="Michał Magala (+48 690 371 355 e-mail: m.magala@optimalpoland.com.pl)"/>
-            <w:listItem w:displayText="Barbara Bielińska (+48 48 734 855 590 e-mail: b.bielinska@optimalpoland.com.pl)" w:value="Barbara Bielińska (+48 48 734 855 590 e-mail: b.bielinska@optimalpoland.com.pl)"/>
-          </w:comboBox>
-        </w:sdtPr>
-        <w:sdtContent>
-          <w:r>
-            <w:rPr>
-              <w:color w:val="747474" w:themeColor="background2" w:themeShade="80"/>
-              <w:szCs w:val="20"/>
-              <w:lang w:val="en-GB"/>
-            </w:rPr>
-            <w:t>Michał Magala (+48 690 371 355 e-mail: m.magala@optimalpoland.com.pl)</w:t>
-          </w:r>
-        </w:sdtContent>
-      </w:sdt>
-      <w:r>
-        <w:rPr>
-          <w:lang w:val="en-GB"/>
-        </w:rPr>
-        <w:t xml:space="preserve"> </w:t>
-      </w:r>
-    </w:p>
-    <w:p>
-      <w:pPr>
-        <w:rPr>
-          <w:rFonts w:ascii="Lato" w:eastAsia="Calibri" w:hAnsi="Lato" w:cs="Tahoma"/>
-          <w:kern w:val="0"/>
-          <w:sz w:val="20"/>
-          <w:szCs w:val="22"/>
-          <w:lang w:val="en-GB"/>
-          <w14:ligatures w14:val="none"/>
-        </w:rPr>
-      </w:pPr>
-      <w:r>
-        <w:rPr>
           <w:lang w:val="en-GB"/>
         </w:rPr>
         <w:br w:type="page"/>
@@ -377,7 +386,8 @@
                 <w:b/>
                 <w:bCs/>
                 <w:color w:val="FFFFFF" w:themeColor="background1"/>
-                <w:szCs w:val="20"/>
+                <w:sz w:val="24"/>
+                <w:szCs w:val="24"/>
               </w:rPr>
             </w:pPr>
             <w:r>
@@ -385,7 +395,8 @@
                 <w:b/>
                 <w:bCs/>
                 <w:color w:val="FFFFFF" w:themeColor="background1"/>
-                <w:szCs w:val="20"/>
+                <w:sz w:val="24"/>
+                <w:szCs w:val="24"/>
               </w:rPr>
               <w:t>Project Developer:</w:t>
             </w:r>
@@ -406,29 +417,35 @@
           <w:p>
             <w:pPr>
               <w:rPr>
+                <w:rFonts w:ascii="Lato" w:hAnsi="Lato"/>
                 <w:b/>
                 <w:bCs/>
                 <w:color w:val="FFFFFF" w:themeColor="background1"/>
-                <w:szCs w:val="20"/>
+                <w:sz w:val="24"/>
+                <w:szCs w:val="24"/>
               </w:rPr>
             </w:pPr>
             <w:proofErr w:type="spellStart"/>
             <w:r>
               <w:rPr>
+                <w:rFonts w:ascii="Lato" w:hAnsi="Lato"/>
                 <w:b/>
                 <w:bCs/>
                 <w:color w:val="FFFFFF" w:themeColor="background1"/>
-                <w:szCs w:val="20"/>
+                <w:sz w:val="24"/>
+                <w:szCs w:val="24"/>
               </w:rPr>
               <w:t>Facility</w:t>
             </w:r>
             <w:proofErr w:type="spellEnd"/>
             <w:r>
               <w:rPr>
+                <w:rFonts w:ascii="Lato" w:hAnsi="Lato"/>
                 <w:b/>
                 <w:bCs/>
                 <w:color w:val="FFFFFF" w:themeColor="background1"/>
-                <w:szCs w:val="20"/>
+                <w:sz w:val="24"/>
+                <w:szCs w:val="24"/>
               </w:rPr>
               <w:t>:</w:t>
             </w:r>
@@ -443,12 +460,16 @@
         <w:ind w:left="-426"/>
         <w:rPr>
           <w:noProof/>
+          <w:sz w:val="24"/>
+          <w:szCs w:val="24"/>
           <w:lang w:val="en-GB"/>
         </w:rPr>
       </w:pPr>
       <w:r>
         <w:rPr>
           <w:noProof/>
+          <w:sz w:val="24"/>
+          <w:szCs w:val="24"/>
           <w:lang w:val="en-GB"/>
         </w:rPr>
         <w:t>Huj</w:t>
@@ -456,6 +477,8 @@
       <w:r>
         <w:rPr>
           <w:noProof/>
+          <w:sz w:val="24"/>
+          <w:szCs w:val="24"/>
           <w:lang w:val="en-GB"/>
         </w:rPr>
         <w:tab/>
@@ -463,6 +486,8 @@
       <w:r>
         <w:rPr>
           <w:noProof/>
+          <w:sz w:val="24"/>
+          <w:szCs w:val="24"/>
           <w:lang w:val="en-GB"/>
         </w:rPr>
         <w:tab/>
@@ -470,6 +495,8 @@
       <w:r>
         <w:rPr>
           <w:noProof/>
+          <w:sz w:val="24"/>
+          <w:szCs w:val="24"/>
           <w:lang w:val="en-GB"/>
         </w:rPr>
         <w:tab/>
@@ -477,6 +504,8 @@
       <w:r>
         <w:rPr>
           <w:noProof/>
+          <w:sz w:val="24"/>
+          <w:szCs w:val="24"/>
           <w:lang w:val="en-GB"/>
         </w:rPr>
         <w:tab/>
@@ -484,6 +513,8 @@
       <w:r>
         <w:rPr>
           <w:noProof/>
+          <w:sz w:val="24"/>
+          <w:szCs w:val="24"/>
           <w:lang w:val="en-GB"/>
         </w:rPr>
         <w:tab/>
@@ -491,6 +522,8 @@
       <w:r>
         <w:rPr>
           <w:noProof/>
+          <w:sz w:val="24"/>
+          <w:szCs w:val="24"/>
           <w:lang w:val="en-GB"/>
         </w:rPr>
         <w:tab/>
@@ -498,6 +531,8 @@
       <w:r>
         <w:rPr>
           <w:noProof/>
+          <w:sz w:val="24"/>
+          <w:szCs w:val="24"/>
           <w:lang w:val="en-GB"/>
         </w:rPr>
         <w:tab/>
@@ -505,6 +540,8 @@
       <w:r>
         <w:rPr>
           <w:noProof/>
+          <w:sz w:val="24"/>
+          <w:szCs w:val="24"/>
           <w:lang w:val="en-GB"/>
         </w:rPr>
         <w:tab/>
@@ -512,6 +549,8 @@
       <w:r>
         <w:rPr>
           <w:noProof/>
+          <w:sz w:val="24"/>
+          <w:szCs w:val="24"/>
           <w:lang w:val="en-GB"/>
         </w:rPr>
         <w:tab/>
@@ -519,6 +558,8 @@
       <w:r>
         <w:rPr>
           <w:noProof/>
+          <w:sz w:val="24"/>
+          <w:szCs w:val="24"/>
           <w:lang w:val="en-GB"/>
         </w:rPr>
         <w:tab/>
@@ -618,8 +659,8 @@
       </w:tblPr>
       <w:tblGrid>
         <w:gridCol w:w="3366"/>
-        <w:gridCol w:w="3221"/>
-        <w:gridCol w:w="3620"/>
+        <w:gridCol w:w="4431"/>
+        <w:gridCol w:w="2410"/>
       </w:tblGrid>
       <w:tr>
         <w:trPr>
@@ -647,11 +688,21 @@
             </w:pPr>
             <w:r>
               <w:rPr>
+                <w:rFonts w:ascii="Lato" w:hAnsi="Lato"/>
                 <w:b/>
                 <w:bCs/>
-                <w:szCs w:val="20"/>
-              </w:rPr>
-              <w:t>W1:</w:t>
+                <w:sz w:val="24"/>
+                <w:szCs w:val="24"/>
+              </w:rPr>
+              <w:t>W1</w:t>
+            </w:r>
+            <w:r>
+              <w:rPr>
+                <w:b/>
+                <w:bCs/>
+                <w:szCs w:val="20"/>
+              </w:rPr>
+              <w:t>:</w:t>
             </w:r>
           </w:p>
         </w:tc>
@@ -671,11 +722,15 @@
           <w:p>
             <w:pPr>
               <w:rPr>
-                <w:szCs w:val="20"/>
-              </w:rPr>
-            </w:pPr>
-            <w:r>
-              <w:rPr>
+                <w:rFonts w:ascii="Lato" w:hAnsi="Lato"/>
+                <w:sz w:val="20"/>
+                <w:szCs w:val="20"/>
+              </w:rPr>
+            </w:pPr>
+            <w:r>
+              <w:rPr>
+                <w:rFonts w:ascii="Lato" w:hAnsi="Lato"/>
+                <w:sz w:val="20"/>
                 <w:szCs w:val="20"/>
               </w:rPr>
               <w:t>System:</w:t>
@@ -684,7 +739,7 @@
         </w:tc>
         <w:tc>
           <w:tcPr>
-            <w:tcW w:w="3221" w:type="dxa"/>
+            <w:tcW w:w="4431" w:type="dxa"/>
             <w:tcBorders>
               <w:top w:val="single" w:sz="4" w:space="0" w:color="auto"/>
             </w:tcBorders>
@@ -693,12 +748,16 @@
           <w:p>
             <w:pPr>
               <w:rPr>
+                <w:rFonts w:ascii="Lato" w:hAnsi="Lato"/>
+                <w:sz w:val="20"/>
                 <w:szCs w:val="20"/>
               </w:rPr>
             </w:pPr>
             <w:proofErr w:type="spellStart"/>
             <w:r>
               <w:rPr>
+                <w:rFonts w:ascii="Lato" w:hAnsi="Lato"/>
+                <w:sz w:val="20"/>
                 <w:szCs w:val="20"/>
               </w:rPr>
               <w:t>Optimal</w:t>
@@ -706,6 +765,8 @@
             <w:proofErr w:type="spellEnd"/>
             <w:r>
               <w:rPr>
+                <w:rFonts w:ascii="Lato" w:hAnsi="Lato"/>
+                <w:sz w:val="20"/>
                 <w:szCs w:val="20"/>
               </w:rPr>
               <w:t xml:space="preserve"> 110</w:t>
@@ -714,7 +775,7 @@
         </w:tc>
         <w:tc>
           <w:tcPr>
-            <w:tcW w:w="3620" w:type="dxa"/>
+            <w:tcW w:w="2410" w:type="dxa"/>
             <w:vMerge w:val="restart"/>
             <w:tcBorders>
               <w:top w:val="single" w:sz="4" w:space="0" w:color="auto"/>
@@ -725,19 +786,27 @@
             <w:pPr>
               <w:jc w:val="center"/>
               <w:rPr>
+                <w:rFonts w:ascii="Lato" w:hAnsi="Lato"/>
+                <w:sz w:val="20"/>
                 <w:szCs w:val="20"/>
               </w:rPr>
             </w:pPr>
             <w:r>
               <w:rPr>
                 <w:rStyle w:val="Styl1"/>
+                <w:rFonts w:ascii="Lato" w:hAnsi="Lato"/>
+                <w:sz w:val="20"/>
+                <w:szCs w:val="20"/>
               </w:rPr>
               <w:t xml:space="preserve">Cena </w:t>
             </w:r>
             <w:r>
               <w:rPr>
+                <w:rFonts w:ascii="Lato" w:hAnsi="Lato"/>
                 <w:b/>
                 <w:bCs/>
+                <w:sz w:val="20"/>
+                <w:szCs w:val="20"/>
               </w:rPr>
               <w:t>EUR</w:t>
             </w:r>
@@ -757,14 +826,18 @@
           <w:p>
             <w:pPr>
               <w:rPr>
+                <w:rFonts w:ascii="Lato" w:hAnsi="Lato"/>
                 <w:b/>
                 <w:bCs/>
+                <w:sz w:val="20"/>
                 <w:szCs w:val="20"/>
               </w:rPr>
             </w:pPr>
             <w:proofErr w:type="spellStart"/>
             <w:r>
               <w:rPr>
+                <w:rFonts w:ascii="Lato" w:hAnsi="Lato"/>
+                <w:sz w:val="20"/>
                 <w:szCs w:val="20"/>
               </w:rPr>
               <w:t>Dimensions</w:t>
@@ -772,6 +845,8 @@
             <w:proofErr w:type="spellEnd"/>
             <w:r>
               <w:rPr>
+                <w:rFonts w:ascii="Lato" w:hAnsi="Lato"/>
+                <w:sz w:val="20"/>
                 <w:szCs w:val="20"/>
               </w:rPr>
               <w:t xml:space="preserve">: </w:t>
@@ -780,33 +855,57 @@
           <w:p>
             <w:pPr>
               <w:rPr>
-                <w:szCs w:val="20"/>
-              </w:rPr>
-            </w:pPr>
-          </w:p>
-        </w:tc>
-        <w:tc>
-          <w:tcPr>
-            <w:tcW w:w="3221" w:type="dxa"/>
+                <w:rFonts w:ascii="Lato" w:hAnsi="Lato"/>
+                <w:sz w:val="20"/>
+                <w:szCs w:val="20"/>
+              </w:rPr>
+            </w:pPr>
+          </w:p>
+        </w:tc>
+        <w:tc>
+          <w:tcPr>
+            <w:tcW w:w="4431" w:type="dxa"/>
             <w:vAlign w:val="center"/>
           </w:tcPr>
           <w:p>
             <w:pPr>
               <w:rPr>
-                <w:szCs w:val="20"/>
-              </w:rPr>
-            </w:pPr>
-            <w:r>
+                <w:rFonts w:ascii="Lato" w:hAnsi="Lato"/>
+                <w:b/>
+                <w:bCs/>
+                <w:sz w:val="20"/>
+                <w:szCs w:val="20"/>
+              </w:rPr>
+            </w:pPr>
+            <w:r>
+              <w:rPr>
+                <w:rFonts w:ascii="Lato" w:hAnsi="Lato"/>
+                <w:sz w:val="20"/>
+                <w:szCs w:val="20"/>
+              </w:rPr>
               <w:t xml:space="preserve">L = </w:t>
             </w:r>
             <w:r>
-              <w:t>Podaj długość mm</w:t>
-            </w:r>
-          </w:p>
-        </w:tc>
-        <w:tc>
-          <w:tcPr>
-            <w:tcW w:w="3620" w:type="dxa"/>
+              <w:rPr>
+                <w:rFonts w:ascii="Lato" w:hAnsi="Lato"/>
+                <w:sz w:val="20"/>
+                <w:szCs w:val="20"/>
+              </w:rPr>
+              <w:t>Podaj długość</w:t>
+            </w:r>
+            <w:r>
+              <w:rPr>
+                <w:rFonts w:ascii="Lato" w:hAnsi="Lato"/>
+                <w:sz w:val="20"/>
+                <w:szCs w:val="20"/>
+              </w:rPr>
+              <w:t xml:space="preserve"> mm</w:t>
+            </w:r>
+          </w:p>
+        </w:tc>
+        <w:tc>
+          <w:tcPr>
+            <w:tcW w:w="2410" w:type="dxa"/>
             <w:vMerge/>
           </w:tcPr>
           <w:p>
@@ -831,33 +930,47 @@
           <w:p>
             <w:pPr>
               <w:rPr>
-                <w:szCs w:val="20"/>
-              </w:rPr>
-            </w:pPr>
-          </w:p>
-        </w:tc>
-        <w:tc>
-          <w:tcPr>
-            <w:tcW w:w="3221" w:type="dxa"/>
+                <w:rFonts w:ascii="Lato" w:hAnsi="Lato"/>
+                <w:sz w:val="20"/>
+                <w:szCs w:val="20"/>
+              </w:rPr>
+            </w:pPr>
+          </w:p>
+        </w:tc>
+        <w:tc>
+          <w:tcPr>
+            <w:tcW w:w="4431" w:type="dxa"/>
             <w:vAlign w:val="center"/>
           </w:tcPr>
           <w:p>
             <w:pPr>
               <w:rPr>
-                <w:szCs w:val="20"/>
-              </w:rPr>
-            </w:pPr>
-            <w:r>
+                <w:rFonts w:ascii="Lato" w:hAnsi="Lato"/>
+                <w:sz w:val="20"/>
+                <w:szCs w:val="20"/>
+              </w:rPr>
+            </w:pPr>
+            <w:r>
+              <w:rPr>
+                <w:rFonts w:ascii="Lato" w:hAnsi="Lato"/>
+                <w:sz w:val="20"/>
+                <w:szCs w:val="20"/>
+              </w:rPr>
               <w:t xml:space="preserve">H = </w:t>
             </w:r>
             <w:r>
+              <w:rPr>
+                <w:rFonts w:ascii="Lato" w:hAnsi="Lato"/>
+                <w:sz w:val="20"/>
+                <w:szCs w:val="20"/>
+              </w:rPr>
               <w:t>Podaj wysokość mm</w:t>
             </w:r>
           </w:p>
         </w:tc>
         <w:tc>
           <w:tcPr>
-            <w:tcW w:w="3620" w:type="dxa"/>
+            <w:tcW w:w="2410" w:type="dxa"/>
             <w:vMerge/>
           </w:tcPr>
           <w:p>
@@ -881,11 +994,15 @@
           <w:p>
             <w:pPr>
               <w:rPr>
-                <w:szCs w:val="20"/>
-              </w:rPr>
-            </w:pPr>
-            <w:r>
-              <w:rPr>
+                <w:rFonts w:ascii="Lato" w:hAnsi="Lato"/>
+                <w:sz w:val="20"/>
+                <w:szCs w:val="20"/>
+              </w:rPr>
+            </w:pPr>
+            <w:r>
+              <w:rPr>
+                <w:rFonts w:ascii="Lato" w:hAnsi="Lato"/>
+                <w:sz w:val="20"/>
                 <w:szCs w:val="20"/>
               </w:rPr>
               <w:t xml:space="preserve">Parking / Suspension </w:t>
@@ -893,6 +1010,8 @@
             <w:proofErr w:type="spellStart"/>
             <w:r>
               <w:rPr>
+                <w:rFonts w:ascii="Lato" w:hAnsi="Lato"/>
+                <w:sz w:val="20"/>
                 <w:szCs w:val="20"/>
               </w:rPr>
               <w:t>type</w:t>
@@ -900,6 +1019,8 @@
             <w:proofErr w:type="spellEnd"/>
             <w:r>
               <w:rPr>
+                <w:rFonts w:ascii="Lato" w:hAnsi="Lato"/>
+                <w:sz w:val="20"/>
                 <w:szCs w:val="20"/>
               </w:rPr>
               <w:t>:</w:t>
@@ -908,17 +1029,21 @@
         </w:tc>
         <w:tc>
           <w:tcPr>
-            <w:tcW w:w="3221" w:type="dxa"/>
+            <w:tcW w:w="4431" w:type="dxa"/>
             <w:vAlign w:val="center"/>
           </w:tcPr>
           <w:p>
             <w:pPr>
               <w:rPr>
-                <w:szCs w:val="20"/>
-              </w:rPr>
-            </w:pPr>
-            <w:r>
-              <w:rPr>
+                <w:rFonts w:ascii="Lato" w:hAnsi="Lato"/>
+                <w:sz w:val="20"/>
+                <w:szCs w:val="20"/>
+              </w:rPr>
+            </w:pPr>
+            <w:r>
+              <w:rPr>
+                <w:rFonts w:ascii="Lato" w:hAnsi="Lato"/>
+                <w:sz w:val="20"/>
                 <w:szCs w:val="20"/>
               </w:rPr>
               <w:t>Kac</w:t>
@@ -927,7 +1052,7 @@
         </w:tc>
         <w:tc>
           <w:tcPr>
-            <w:tcW w:w="3620" w:type="dxa"/>
+            <w:tcW w:w="2410" w:type="dxa"/>
             <w:vMerge/>
           </w:tcPr>
           <w:p>
@@ -951,12 +1076,16 @@
           <w:p>
             <w:pPr>
               <w:rPr>
+                <w:rFonts w:ascii="Lato" w:hAnsi="Lato"/>
+                <w:sz w:val="20"/>
                 <w:szCs w:val="20"/>
               </w:rPr>
             </w:pPr>
             <w:proofErr w:type="spellStart"/>
             <w:r>
               <w:rPr>
+                <w:rFonts w:ascii="Lato" w:hAnsi="Lato"/>
+                <w:sz w:val="20"/>
                 <w:szCs w:val="20"/>
               </w:rPr>
               <w:t>Sugested</w:t>
@@ -964,6 +1093,8 @@
             <w:proofErr w:type="spellEnd"/>
             <w:r>
               <w:rPr>
+                <w:rFonts w:ascii="Lato" w:hAnsi="Lato"/>
+                <w:sz w:val="20"/>
                 <w:szCs w:val="20"/>
               </w:rPr>
               <w:t xml:space="preserve"> </w:t>
@@ -971,6 +1102,8 @@
             <w:proofErr w:type="spellStart"/>
             <w:r>
               <w:rPr>
+                <w:rFonts w:ascii="Lato" w:hAnsi="Lato"/>
+                <w:sz w:val="20"/>
                 <w:szCs w:val="20"/>
               </w:rPr>
               <w:t>number</w:t>
@@ -978,6 +1111,8 @@
             <w:proofErr w:type="spellEnd"/>
             <w:r>
               <w:rPr>
+                <w:rFonts w:ascii="Lato" w:hAnsi="Lato"/>
+                <w:sz w:val="20"/>
                 <w:szCs w:val="20"/>
               </w:rPr>
               <w:t xml:space="preserve"> of </w:t>
@@ -985,6 +1120,8 @@
             <w:proofErr w:type="spellStart"/>
             <w:r>
               <w:rPr>
+                <w:rFonts w:ascii="Lato" w:hAnsi="Lato"/>
+                <w:sz w:val="20"/>
                 <w:szCs w:val="20"/>
               </w:rPr>
               <w:t>modules</w:t>
@@ -992,6 +1129,8 @@
             <w:proofErr w:type="spellEnd"/>
             <w:r>
               <w:rPr>
+                <w:rFonts w:ascii="Lato" w:hAnsi="Lato"/>
+                <w:sz w:val="20"/>
                 <w:szCs w:val="20"/>
               </w:rPr>
               <w:t>:</w:t>
@@ -1000,17 +1139,21 @@
         </w:tc>
         <w:tc>
           <w:tcPr>
-            <w:tcW w:w="3221" w:type="dxa"/>
+            <w:tcW w:w="4431" w:type="dxa"/>
             <w:vAlign w:val="center"/>
           </w:tcPr>
           <w:p>
             <w:pPr>
               <w:rPr>
-                <w:szCs w:val="20"/>
-              </w:rPr>
-            </w:pPr>
-            <w:r>
-              <w:rPr>
+                <w:rFonts w:ascii="Lato" w:hAnsi="Lato"/>
+                <w:sz w:val="20"/>
+                <w:szCs w:val="20"/>
+              </w:rPr>
+            </w:pPr>
+            <w:r>
+              <w:rPr>
+                <w:rFonts w:ascii="Lato" w:hAnsi="Lato"/>
+                <w:sz w:val="20"/>
                 <w:szCs w:val="20"/>
               </w:rPr>
               <w:t>Liczba modułów</w:t>
@@ -1019,7 +1162,7 @@
         </w:tc>
         <w:tc>
           <w:tcPr>
-            <w:tcW w:w="3620" w:type="dxa"/>
+            <w:tcW w:w="2410" w:type="dxa"/>
             <w:vMerge/>
           </w:tcPr>
           <w:p>
@@ -1043,12 +1186,16 @@
           <w:p>
             <w:pPr>
               <w:rPr>
+                <w:rFonts w:ascii="Lato" w:hAnsi="Lato"/>
+                <w:sz w:val="20"/>
                 <w:szCs w:val="20"/>
                 <w:lang w:val="en-US"/>
               </w:rPr>
             </w:pPr>
             <w:r>
               <w:rPr>
+                <w:rFonts w:ascii="Lato" w:hAnsi="Lato"/>
+                <w:sz w:val="20"/>
                 <w:szCs w:val="20"/>
                 <w:lang w:val="en-GB"/>
               </w:rPr>
@@ -1058,12 +1205,14 @@
         </w:tc>
         <w:tc>
           <w:tcPr>
-            <w:tcW w:w="3221" w:type="dxa"/>
+            <w:tcW w:w="4431" w:type="dxa"/>
             <w:vAlign w:val="center"/>
           </w:tcPr>
           <w:p>
             <w:pPr>
               <w:rPr>
+                <w:rFonts w:ascii="Lato" w:hAnsi="Lato"/>
+                <w:sz w:val="20"/>
                 <w:szCs w:val="20"/>
                 <w:lang w:val="en-US"/>
               </w:rPr>
@@ -1071,6 +1220,9 @@
             <w:proofErr w:type="spellStart"/>
             <w:r>
               <w:rPr>
+                <w:rFonts w:ascii="Lato" w:hAnsi="Lato"/>
+                <w:sz w:val="20"/>
+                <w:szCs w:val="20"/>
                 <w:lang w:val="en-US"/>
               </w:rPr>
               <w:t>akustyka</w:t>
@@ -1080,7 +1232,7 @@
         </w:tc>
         <w:tc>
           <w:tcPr>
-            <w:tcW w:w="3620" w:type="dxa"/>
+            <w:tcW w:w="2410" w:type="dxa"/>
             <w:vMerge/>
           </w:tcPr>
           <w:p>
@@ -1105,12 +1257,16 @@
           <w:p>
             <w:pPr>
               <w:rPr>
+                <w:rFonts w:ascii="Lato" w:hAnsi="Lato"/>
+                <w:sz w:val="20"/>
                 <w:szCs w:val="20"/>
               </w:rPr>
             </w:pPr>
             <w:proofErr w:type="spellStart"/>
             <w:r>
               <w:rPr>
+                <w:rFonts w:ascii="Lato" w:hAnsi="Lato"/>
+                <w:sz w:val="20"/>
                 <w:szCs w:val="20"/>
               </w:rPr>
               <w:t>Covered</w:t>
@@ -1118,26 +1274,24 @@
             <w:proofErr w:type="spellEnd"/>
             <w:r>
               <w:rPr>
-                <w:szCs w:val="20"/>
-              </w:rPr>
-              <w:t xml:space="preserve"> with</w:t>
-            </w:r>
-            <w:r>
-              <w:rPr>
-                <w:szCs w:val="20"/>
-              </w:rPr>
-              <w:t xml:space="preserve">: </w:t>
-            </w:r>
-          </w:p>
-        </w:tc>
-        <w:tc>
-          <w:tcPr>
-            <w:tcW w:w="3221" w:type="dxa"/>
+                <w:rFonts w:ascii="Lato" w:hAnsi="Lato"/>
+                <w:sz w:val="20"/>
+                <w:szCs w:val="20"/>
+              </w:rPr>
+              <w:t xml:space="preserve"> with: </w:t>
+            </w:r>
+          </w:p>
+        </w:tc>
+        <w:tc>
+          <w:tcPr>
+            <w:tcW w:w="4431" w:type="dxa"/>
             <w:vAlign w:val="center"/>
           </w:tcPr>
           <w:p>
             <w:pPr>
               <w:rPr>
+                <w:rFonts w:ascii="Lato" w:hAnsi="Lato"/>
+                <w:sz w:val="20"/>
                 <w:szCs w:val="20"/>
                 <w:lang w:val="en-US"/>
               </w:rPr>
@@ -1145,6 +1299,8 @@
             <w:proofErr w:type="spellStart"/>
             <w:r>
               <w:rPr>
+                <w:rFonts w:ascii="Lato" w:hAnsi="Lato"/>
+                <w:sz w:val="20"/>
                 <w:szCs w:val="20"/>
                 <w:lang w:val="en-US"/>
               </w:rPr>
@@ -1155,7 +1311,7 @@
         </w:tc>
         <w:tc>
           <w:tcPr>
-            <w:tcW w:w="3620" w:type="dxa"/>
+            <w:tcW w:w="2410" w:type="dxa"/>
             <w:vMerge/>
           </w:tcPr>
           <w:p>
@@ -1180,12 +1336,16 @@
           <w:p>
             <w:pPr>
               <w:rPr>
+                <w:rFonts w:ascii="Lato" w:hAnsi="Lato"/>
+                <w:sz w:val="20"/>
                 <w:szCs w:val="20"/>
               </w:rPr>
             </w:pPr>
             <w:proofErr w:type="spellStart"/>
             <w:r>
               <w:rPr>
+                <w:rFonts w:ascii="Lato" w:hAnsi="Lato"/>
+                <w:sz w:val="20"/>
                 <w:szCs w:val="20"/>
               </w:rPr>
               <w:t>Operation</w:t>
@@ -1193,6 +1353,8 @@
             <w:proofErr w:type="spellEnd"/>
             <w:r>
               <w:rPr>
+                <w:rFonts w:ascii="Lato" w:hAnsi="Lato"/>
+                <w:sz w:val="20"/>
                 <w:szCs w:val="20"/>
               </w:rPr>
               <w:t>:</w:t>
@@ -1201,17 +1363,21 @@
         </w:tc>
         <w:tc>
           <w:tcPr>
-            <w:tcW w:w="3221" w:type="dxa"/>
+            <w:tcW w:w="4431" w:type="dxa"/>
             <w:vAlign w:val="center"/>
           </w:tcPr>
           <w:p>
             <w:pPr>
               <w:rPr>
-                <w:szCs w:val="20"/>
-              </w:rPr>
-            </w:pPr>
-            <w:r>
-              <w:rPr>
+                <w:rFonts w:ascii="Lato" w:hAnsi="Lato"/>
+                <w:sz w:val="20"/>
+                <w:szCs w:val="20"/>
+              </w:rPr>
+            </w:pPr>
+            <w:r>
+              <w:rPr>
+                <w:rFonts w:ascii="Lato" w:hAnsi="Lato"/>
+                <w:sz w:val="20"/>
                 <w:szCs w:val="20"/>
               </w:rPr>
               <w:t>operacja</w:t>
@@ -1220,7 +1386,7 @@
         </w:tc>
         <w:tc>
           <w:tcPr>
-            <w:tcW w:w="3620" w:type="dxa"/>
+            <w:tcW w:w="2410" w:type="dxa"/>
             <w:vMerge/>
           </w:tcPr>
           <w:p>
@@ -1244,12 +1410,16 @@
           <w:p>
             <w:pPr>
               <w:rPr>
+                <w:rFonts w:ascii="Lato" w:hAnsi="Lato"/>
+                <w:sz w:val="20"/>
                 <w:szCs w:val="20"/>
               </w:rPr>
             </w:pPr>
             <w:proofErr w:type="spellStart"/>
             <w:r>
               <w:rPr>
+                <w:rFonts w:ascii="Lato" w:hAnsi="Lato"/>
+                <w:sz w:val="20"/>
                 <w:szCs w:val="20"/>
               </w:rPr>
               <w:t>Rail</w:t>
@@ -1257,6 +1427,8 @@
             <w:proofErr w:type="spellEnd"/>
             <w:r>
               <w:rPr>
+                <w:rFonts w:ascii="Lato" w:hAnsi="Lato"/>
+                <w:sz w:val="20"/>
                 <w:szCs w:val="20"/>
               </w:rPr>
               <w:t xml:space="preserve">: </w:t>
@@ -1265,17 +1437,21 @@
         </w:tc>
         <w:tc>
           <w:tcPr>
-            <w:tcW w:w="3221" w:type="dxa"/>
+            <w:tcW w:w="4431" w:type="dxa"/>
             <w:vAlign w:val="center"/>
           </w:tcPr>
           <w:p>
             <w:pPr>
               <w:rPr>
-                <w:szCs w:val="20"/>
-              </w:rPr>
-            </w:pPr>
-            <w:r>
-              <w:rPr>
+                <w:rFonts w:ascii="Lato" w:hAnsi="Lato"/>
+                <w:sz w:val="20"/>
+                <w:szCs w:val="20"/>
+              </w:rPr>
+            </w:pPr>
+            <w:r>
+              <w:rPr>
+                <w:rFonts w:ascii="Lato" w:hAnsi="Lato"/>
+                <w:sz w:val="20"/>
                 <w:szCs w:val="20"/>
               </w:rPr>
               <w:t>tory</w:t>
@@ -1284,7 +1460,7 @@
         </w:tc>
         <w:tc>
           <w:tcPr>
-            <w:tcW w:w="3620" w:type="dxa"/>
+            <w:tcW w:w="2410" w:type="dxa"/>
             <w:vMerge/>
           </w:tcPr>
           <w:p>
@@ -1308,12 +1484,16 @@
           <w:p>
             <w:pPr>
               <w:rPr>
+                <w:rFonts w:ascii="Lato" w:hAnsi="Lato"/>
+                <w:sz w:val="20"/>
                 <w:szCs w:val="20"/>
               </w:rPr>
             </w:pPr>
             <w:proofErr w:type="spellStart"/>
             <w:r>
               <w:rPr>
+                <w:rFonts w:ascii="Lato" w:hAnsi="Lato"/>
+                <w:sz w:val="20"/>
                 <w:szCs w:val="20"/>
               </w:rPr>
               <w:t>Doors</w:t>
@@ -1321,6 +1501,8 @@
             <w:proofErr w:type="spellEnd"/>
             <w:r>
               <w:rPr>
+                <w:rFonts w:ascii="Lato" w:hAnsi="Lato"/>
+                <w:sz w:val="20"/>
                 <w:szCs w:val="20"/>
               </w:rPr>
               <w:t xml:space="preserve">: </w:t>
@@ -1329,17 +1511,21 @@
         </w:tc>
         <w:tc>
           <w:tcPr>
-            <w:tcW w:w="3221" w:type="dxa"/>
+            <w:tcW w:w="4431" w:type="dxa"/>
             <w:vAlign w:val="center"/>
           </w:tcPr>
           <w:p>
             <w:pPr>
               <w:rPr>
-                <w:szCs w:val="20"/>
-              </w:rPr>
-            </w:pPr>
-            <w:r>
-              <w:rPr>
+                <w:rFonts w:ascii="Lato" w:hAnsi="Lato"/>
+                <w:sz w:val="20"/>
+                <w:szCs w:val="20"/>
+              </w:rPr>
+            </w:pPr>
+            <w:r>
+              <w:rPr>
+                <w:rFonts w:ascii="Lato" w:hAnsi="Lato"/>
+                <w:sz w:val="20"/>
                 <w:szCs w:val="20"/>
               </w:rPr>
               <w:t>drzwi</w:t>
@@ -1348,7 +1534,7 @@
         </w:tc>
         <w:tc>
           <w:tcPr>
-            <w:tcW w:w="3620" w:type="dxa"/>
+            <w:tcW w:w="2410" w:type="dxa"/>
             <w:vMerge/>
           </w:tcPr>
           <w:p>
@@ -1372,11 +1558,15 @@
           <w:p>
             <w:pPr>
               <w:rPr>
-                <w:szCs w:val="20"/>
-              </w:rPr>
-            </w:pPr>
-            <w:r>
-              <w:rPr>
+                <w:rFonts w:ascii="Lato" w:hAnsi="Lato"/>
+                <w:sz w:val="20"/>
+                <w:szCs w:val="20"/>
+              </w:rPr>
+            </w:pPr>
+            <w:r>
+              <w:rPr>
+                <w:rFonts w:ascii="Lato" w:hAnsi="Lato"/>
+                <w:sz w:val="20"/>
                 <w:szCs w:val="20"/>
               </w:rPr>
               <w:t xml:space="preserve">Glass </w:t>
@@ -1384,6 +1574,8 @@
             <w:proofErr w:type="spellStart"/>
             <w:r>
               <w:rPr>
+                <w:rFonts w:ascii="Lato" w:hAnsi="Lato"/>
+                <w:sz w:val="20"/>
                 <w:szCs w:val="20"/>
               </w:rPr>
               <w:t>Modules</w:t>
@@ -1391,6 +1583,8 @@
             <w:proofErr w:type="spellEnd"/>
             <w:r>
               <w:rPr>
+                <w:rFonts w:ascii="Lato" w:hAnsi="Lato"/>
+                <w:sz w:val="20"/>
                 <w:szCs w:val="20"/>
               </w:rPr>
               <w:t xml:space="preserve">: </w:t>
@@ -1399,18 +1593,23 @@
         </w:tc>
         <w:tc>
           <w:tcPr>
-            <w:tcW w:w="3221" w:type="dxa"/>
+            <w:tcW w:w="4431" w:type="dxa"/>
             <w:vAlign w:val="center"/>
           </w:tcPr>
           <w:p>
             <w:pPr>
               <w:rPr>
+                <w:rFonts w:ascii="Lato" w:hAnsi="Lato"/>
+                <w:sz w:val="20"/>
                 <w:szCs w:val="20"/>
               </w:rPr>
             </w:pPr>
             <w:r>
               <w:rPr>
                 <w:rStyle w:val="Styl2"/>
+                <w:rFonts w:ascii="Lato" w:hAnsi="Lato"/>
+                <w:sz w:val="20"/>
+                <w:szCs w:val="20"/>
               </w:rPr>
               <w:t>szkło</w:t>
             </w:r>
@@ -1418,7 +1617,7 @@
         </w:tc>
         <w:tc>
           <w:tcPr>
-            <w:tcW w:w="3620" w:type="dxa"/>
+            <w:tcW w:w="2410" w:type="dxa"/>
             <w:vMerge/>
           </w:tcPr>
           <w:p>
@@ -1442,25 +1641,25 @@
           <w:p>
             <w:pPr>
               <w:rPr>
+                <w:rFonts w:ascii="Lato" w:hAnsi="Lato"/>
+                <w:sz w:val="20"/>
                 <w:szCs w:val="20"/>
               </w:rPr>
             </w:pPr>
             <w:proofErr w:type="spellStart"/>
             <w:r>
               <w:rPr>
-                <w:szCs w:val="20"/>
-              </w:rPr>
-              <w:t>Profile</w:t>
-            </w:r>
-            <w:r>
-              <w:rPr>
-                <w:szCs w:val="20"/>
-              </w:rPr>
-              <w:t>s</w:t>
+                <w:rFonts w:ascii="Lato" w:hAnsi="Lato"/>
+                <w:sz w:val="20"/>
+                <w:szCs w:val="20"/>
+              </w:rPr>
+              <w:t>Profiles</w:t>
             </w:r>
             <w:proofErr w:type="spellEnd"/>
             <w:r>
               <w:rPr>
+                <w:rFonts w:ascii="Lato" w:hAnsi="Lato"/>
+                <w:sz w:val="20"/>
                 <w:szCs w:val="20"/>
               </w:rPr>
               <w:t xml:space="preserve">: </w:t>
@@ -1469,18 +1668,23 @@
         </w:tc>
         <w:tc>
           <w:tcPr>
-            <w:tcW w:w="3221" w:type="dxa"/>
+            <w:tcW w:w="4431" w:type="dxa"/>
             <w:vAlign w:val="center"/>
           </w:tcPr>
           <w:p>
             <w:pPr>
               <w:rPr>
+                <w:rFonts w:ascii="Lato" w:hAnsi="Lato"/>
+                <w:sz w:val="20"/>
                 <w:szCs w:val="20"/>
               </w:rPr>
             </w:pPr>
             <w:r>
               <w:rPr>
                 <w:rStyle w:val="Styl2"/>
+                <w:rFonts w:ascii="Lato" w:hAnsi="Lato"/>
+                <w:sz w:val="20"/>
+                <w:szCs w:val="20"/>
               </w:rPr>
               <w:t>aluminium</w:t>
             </w:r>
@@ -1488,7 +1692,7 @@
         </w:tc>
         <w:tc>
           <w:tcPr>
-            <w:tcW w:w="3620" w:type="dxa"/>
+            <w:tcW w:w="2410" w:type="dxa"/>
             <w:vMerge/>
           </w:tcPr>
           <w:p>
@@ -1512,12 +1716,16 @@
           <w:p>
             <w:pPr>
               <w:rPr>
+                <w:rFonts w:ascii="Lato" w:hAnsi="Lato"/>
+                <w:sz w:val="20"/>
                 <w:szCs w:val="20"/>
               </w:rPr>
             </w:pPr>
             <w:proofErr w:type="spellStart"/>
             <w:r>
               <w:rPr>
+                <w:rFonts w:ascii="Lato" w:hAnsi="Lato"/>
+                <w:sz w:val="20"/>
                 <w:szCs w:val="20"/>
               </w:rPr>
               <w:t>Additional</w:t>
@@ -1525,6 +1733,8 @@
             <w:proofErr w:type="spellEnd"/>
             <w:r>
               <w:rPr>
+                <w:rFonts w:ascii="Lato" w:hAnsi="Lato"/>
+                <w:sz w:val="20"/>
                 <w:szCs w:val="20"/>
               </w:rPr>
               <w:t xml:space="preserve"> </w:t>
@@ -1532,6 +1742,8 @@
             <w:proofErr w:type="spellStart"/>
             <w:r>
               <w:rPr>
+                <w:rFonts w:ascii="Lato" w:hAnsi="Lato"/>
+                <w:sz w:val="20"/>
                 <w:szCs w:val="20"/>
               </w:rPr>
               <w:t>Equipment</w:t>
@@ -1539,6 +1751,8 @@
             <w:proofErr w:type="spellEnd"/>
             <w:r>
               <w:rPr>
+                <w:rFonts w:ascii="Lato" w:hAnsi="Lato"/>
+                <w:sz w:val="20"/>
                 <w:szCs w:val="20"/>
               </w:rPr>
               <w:t>:</w:t>
@@ -1547,12 +1761,24 @@
         </w:tc>
         <w:tc>
           <w:tcPr>
-            <w:tcW w:w="3221" w:type="dxa"/>
+            <w:tcW w:w="4431" w:type="dxa"/>
             <w:vAlign w:val="center"/>
           </w:tcPr>
           <w:p>
+            <w:pPr>
+              <w:rPr>
+                <w:rFonts w:ascii="Lato" w:hAnsi="Lato"/>
+                <w:sz w:val="20"/>
+                <w:szCs w:val="20"/>
+              </w:rPr>
+            </w:pPr>
             <w:proofErr w:type="spellStart"/>
             <w:r>
+              <w:rPr>
+                <w:rFonts w:ascii="Lato" w:hAnsi="Lato"/>
+                <w:sz w:val="20"/>
+                <w:szCs w:val="20"/>
+              </w:rPr>
               <w:t>adyszynal</w:t>
             </w:r>
             <w:proofErr w:type="spellEnd"/>
@@ -1560,7 +1786,7 @@
         </w:tc>
         <w:tc>
           <w:tcPr>
-            <w:tcW w:w="3620" w:type="dxa"/>
+            <w:tcW w:w="2410" w:type="dxa"/>
             <w:vMerge/>
           </w:tcPr>
           <w:p>
@@ -1662,9 +1888,11 @@
           <w:p>
             <w:pPr>
               <w:rPr>
+                <w:rFonts w:ascii="Lato" w:hAnsi="Lato"/>
                 <w:b/>
                 <w:bCs/>
                 <w:color w:val="FFFFFF" w:themeColor="background1"/>
+                <w:sz w:val="20"/>
                 <w:szCs w:val="20"/>
               </w:rPr>
             </w:pPr>
@@ -1690,12 +1918,16 @@
           <w:p>
             <w:pPr>
               <w:rPr>
+                <w:rFonts w:ascii="Lato" w:hAnsi="Lato"/>
+                <w:sz w:val="20"/>
                 <w:szCs w:val="20"/>
               </w:rPr>
             </w:pPr>
             <w:proofErr w:type="spellStart"/>
             <w:r>
               <w:rPr>
+                <w:rFonts w:ascii="Lato" w:hAnsi="Lato"/>
+                <w:sz w:val="20"/>
                 <w:szCs w:val="20"/>
               </w:rPr>
               <w:t>hihihihahahaha</w:t>
@@ -1718,26 +1950,26 @@
             <w:pPr>
               <w:jc w:val="center"/>
               <w:rPr>
+                <w:rFonts w:ascii="Lato" w:hAnsi="Lato"/>
                 <w:b/>
                 <w:bCs/>
-                <w:szCs w:val="20"/>
-              </w:rPr>
-            </w:pPr>
-            <w:r>
-              <w:rPr>
-                <w:szCs w:val="20"/>
-              </w:rPr>
-              <w:t>+</w:t>
-            </w:r>
-            <w:r>
-              <w:rPr>
-                <w:szCs w:val="20"/>
-              </w:rPr>
-              <w:t xml:space="preserve"> </w:t>
+                <w:sz w:val="20"/>
+                <w:szCs w:val="20"/>
+              </w:rPr>
+            </w:pPr>
+            <w:r>
+              <w:rPr>
+                <w:rFonts w:ascii="Lato" w:hAnsi="Lato"/>
+                <w:sz w:val="20"/>
+                <w:szCs w:val="20"/>
+              </w:rPr>
+              <w:t xml:space="preserve">+ </w:t>
             </w:r>
             <w:sdt>
               <w:sdtPr>
                 <w:rPr>
+                  <w:rFonts w:ascii="Lato" w:hAnsi="Lato"/>
+                  <w:sz w:val="20"/>
                   <w:szCs w:val="20"/>
                 </w:rPr>
                 <w:id w:val="346070020"/>
@@ -1751,6 +1983,9 @@
                 <w:r>
                   <w:rPr>
                     <w:rStyle w:val="Tekstzastpczy"/>
+                    <w:rFonts w:ascii="Lato" w:hAnsi="Lato"/>
+                    <w:sz w:val="20"/>
+                    <w:szCs w:val="20"/>
                   </w:rPr>
                   <w:t>Cena</w:t>
                 </w:r>
@@ -1758,15 +1993,11 @@
             </w:sdt>
             <w:r>
               <w:rPr>
-                <w:szCs w:val="20"/>
-              </w:rPr>
-              <w:t xml:space="preserve"> </w:t>
-            </w:r>
-            <w:r>
-              <w:rPr>
-                <w:szCs w:val="20"/>
-              </w:rPr>
-              <w:t>EUR</w:t>
+                <w:rFonts w:ascii="Lato" w:hAnsi="Lato"/>
+                <w:sz w:val="20"/>
+                <w:szCs w:val="20"/>
+              </w:rPr>
+              <w:t xml:space="preserve"> EUR</w:t>
             </w:r>
           </w:p>
         </w:tc>
@@ -1834,6 +2065,141 @@
         <w:spacing w:after="0"/>
         <w:rPr>
           <w:noProof/>
+          <w:lang w:val="en-GB"/>
+        </w:rPr>
+      </w:pPr>
+    </w:p>
+    <w:p>
+      <w:pPr>
+        <w:pStyle w:val="Zawartoramki"/>
+        <w:spacing w:after="0"/>
+        <w:rPr>
+          <w:lang w:val="en-GB"/>
+        </w:rPr>
+      </w:pPr>
+    </w:p>
+    <w:p>
+      <w:pPr>
+        <w:pStyle w:val="Zawartoramki"/>
+        <w:spacing w:after="0"/>
+        <w:rPr>
+          <w:lang w:val="en-GB"/>
+        </w:rPr>
+      </w:pPr>
+    </w:p>
+    <w:p>
+      <w:pPr>
+        <w:pStyle w:val="Zawartoramki"/>
+        <w:spacing w:after="0"/>
+        <w:rPr>
+          <w:lang w:val="en-GB"/>
+        </w:rPr>
+      </w:pPr>
+    </w:p>
+    <w:p>
+      <w:pPr>
+        <w:pStyle w:val="Zawartoramki"/>
+        <w:spacing w:after="0"/>
+        <w:rPr>
+          <w:lang w:val="en-GB"/>
+        </w:rPr>
+      </w:pPr>
+    </w:p>
+    <w:p>
+      <w:pPr>
+        <w:pStyle w:val="Zawartoramki"/>
+        <w:spacing w:after="0"/>
+        <w:rPr>
+          <w:lang w:val="en-GB"/>
+        </w:rPr>
+      </w:pPr>
+    </w:p>
+    <w:p>
+      <w:pPr>
+        <w:pStyle w:val="Zawartoramki"/>
+        <w:spacing w:after="0"/>
+        <w:rPr>
+          <w:lang w:val="en-GB"/>
+        </w:rPr>
+      </w:pPr>
+    </w:p>
+    <w:p>
+      <w:pPr>
+        <w:pStyle w:val="Zawartoramki"/>
+        <w:spacing w:after="0"/>
+        <w:rPr>
+          <w:lang w:val="en-GB"/>
+        </w:rPr>
+      </w:pPr>
+    </w:p>
+    <w:p>
+      <w:pPr>
+        <w:pStyle w:val="Zawartoramki"/>
+        <w:spacing w:after="0"/>
+        <w:rPr>
+          <w:lang w:val="en-GB"/>
+        </w:rPr>
+      </w:pPr>
+    </w:p>
+    <w:p>
+      <w:pPr>
+        <w:pStyle w:val="Zawartoramki"/>
+        <w:spacing w:after="0"/>
+        <w:rPr>
+          <w:lang w:val="en-GB"/>
+        </w:rPr>
+      </w:pPr>
+    </w:p>
+    <w:p>
+      <w:pPr>
+        <w:pStyle w:val="Zawartoramki"/>
+        <w:spacing w:after="0"/>
+        <w:rPr>
+          <w:lang w:val="en-GB"/>
+        </w:rPr>
+      </w:pPr>
+    </w:p>
+    <w:p>
+      <w:pPr>
+        <w:pStyle w:val="Zawartoramki"/>
+        <w:spacing w:after="0"/>
+        <w:rPr>
+          <w:lang w:val="en-GB"/>
+        </w:rPr>
+      </w:pPr>
+    </w:p>
+    <w:p>
+      <w:pPr>
+        <w:pStyle w:val="Zawartoramki"/>
+        <w:spacing w:after="0"/>
+        <w:rPr>
+          <w:lang w:val="en-GB"/>
+        </w:rPr>
+      </w:pPr>
+    </w:p>
+    <w:p>
+      <w:pPr>
+        <w:pStyle w:val="Zawartoramki"/>
+        <w:spacing w:after="0"/>
+        <w:rPr>
+          <w:lang w:val="en-GB"/>
+        </w:rPr>
+      </w:pPr>
+    </w:p>
+    <w:p>
+      <w:pPr>
+        <w:pStyle w:val="Zawartoramki"/>
+        <w:spacing w:after="0"/>
+        <w:rPr>
+          <w:lang w:val="en-GB"/>
+        </w:rPr>
+      </w:pPr>
+    </w:p>
+    <w:p>
+      <w:pPr>
+        <w:pStyle w:val="Zawartoramki"/>
+        <w:spacing w:after="0"/>
+        <w:rPr>
           <w:lang w:val="en-GB"/>
         </w:rPr>
       </w:pPr>
@@ -1913,6 +2279,13 @@
   <w:p>
     <w:pPr>
       <w:pStyle w:val="Nagwek"/>
+      <w:rPr>
+        <w:rFonts w:ascii="Lato" w:hAnsi="Lato"/>
+        <w:b/>
+        <w:bCs/>
+        <w:sz w:val="18"/>
+        <w:szCs w:val="18"/>
+      </w:rPr>
     </w:pPr>
     <w:r>
       <w:rPr>
@@ -1921,13 +2294,13 @@
         <w:noProof/>
       </w:rPr>
       <w:drawing>
-        <wp:anchor distT="0" distB="0" distL="114300" distR="114300" simplePos="0" relativeHeight="251659264" behindDoc="0" locked="0" layoutInCell="1" allowOverlap="1" wp14:anchorId="1CBD669E" wp14:editId="3DFA11DB">
+        <wp:anchor distT="0" distB="0" distL="114300" distR="114300" simplePos="0" relativeHeight="251659264" behindDoc="0" locked="0" layoutInCell="1" allowOverlap="1" wp14:anchorId="1CBD669E" wp14:editId="2C7384A8">
           <wp:simplePos x="0" y="0"/>
           <wp:positionH relativeFrom="margin">
-            <wp:posOffset>-733425</wp:posOffset>
+            <wp:posOffset>-451485</wp:posOffset>
           </wp:positionH>
           <wp:positionV relativeFrom="paragraph">
-            <wp:posOffset>-219710</wp:posOffset>
+            <wp:posOffset>-234950</wp:posOffset>
           </wp:positionV>
           <wp:extent cx="2867025" cy="516065"/>
           <wp:effectExtent l="0" t="0" r="0" b="0"/>
@@ -1982,8 +2355,47 @@
     </w:r>
     <w:r>
       <w:tab/>
-      <w:t>14.05.2026</w:t>
     </w:r>
+    <w:r>
+      <w:rPr>
+        <w:rFonts w:ascii="Lato" w:hAnsi="Lato"/>
+        <w:b/>
+        <w:bCs/>
+        <w:sz w:val="18"/>
+        <w:szCs w:val="18"/>
+      </w:rPr>
+      <w:t>14.</w:t>
+    </w:r>
+    <w:r>
+      <w:rPr>
+        <w:rFonts w:ascii="Lato" w:hAnsi="Lato"/>
+        <w:b/>
+        <w:bCs/>
+        <w:sz w:val="18"/>
+        <w:szCs w:val="18"/>
+      </w:rPr>
+      <w:t>0</w:t>
+    </w:r>
+    <w:r>
+      <w:rPr>
+        <w:rFonts w:ascii="Lato" w:hAnsi="Lato"/>
+        <w:b/>
+        <w:bCs/>
+        <w:sz w:val="18"/>
+        <w:szCs w:val="18"/>
+      </w:rPr>
+      <w:t>5.2026</w:t>
+    </w:r>
+  </w:p>
+  <w:p>
+    <w:pPr>
+      <w:pStyle w:val="Nagwek"/>
+      <w:rPr>
+        <w:rFonts w:ascii="Lato" w:hAnsi="Lato"/>
+        <w:sz w:val="18"/>
+        <w:szCs w:val="18"/>
+      </w:rPr>
+    </w:pPr>
   </w:p>
 </w:hdr>
 </file>
@@ -3181,6 +3593,7 @@
   </w:compat>
   <w:rsids>
     <w:rsidRoot w:val="004B629E"/>
+    <w:rsid w:val="000045D5"/>
     <w:rsid w:val="00005A40"/>
     <w:rsid w:val="0011660A"/>
     <w:rsid w:val="002C53A2"/>
@@ -3194,8 +3607,12 @@
     <w:rsid w:val="00453FAF"/>
     <w:rsid w:val="004B629E"/>
     <w:rsid w:val="004C341D"/>
+    <w:rsid w:val="0052362D"/>
     <w:rsid w:val="005278D1"/>
+    <w:rsid w:val="00544658"/>
+    <w:rsid w:val="0057081F"/>
     <w:rsid w:val="005A1CBC"/>
+    <w:rsid w:val="00636A3D"/>
     <w:rsid w:val="00650F49"/>
     <w:rsid w:val="006B709F"/>
     <w:rsid w:val="00705174"/>
@@ -3205,20 +3622,25 @@
     <w:rsid w:val="007F3F19"/>
     <w:rsid w:val="00816FCC"/>
     <w:rsid w:val="00827012"/>
+    <w:rsid w:val="008A140A"/>
     <w:rsid w:val="00910631"/>
     <w:rsid w:val="00924ABD"/>
     <w:rsid w:val="0093601B"/>
     <w:rsid w:val="00964355"/>
+    <w:rsid w:val="00A22528"/>
     <w:rsid w:val="00A36251"/>
     <w:rsid w:val="00AC4255"/>
+    <w:rsid w:val="00AC6BC4"/>
     <w:rsid w:val="00AD7DCB"/>
     <w:rsid w:val="00B345B2"/>
+    <w:rsid w:val="00B9467B"/>
     <w:rsid w:val="00BF7380"/>
     <w:rsid w:val="00C545F0"/>
     <w:rsid w:val="00C84558"/>
     <w:rsid w:val="00C976A1"/>
     <w:rsid w:val="00CE4786"/>
     <w:rsid w:val="00CF03DA"/>
+    <w:rsid w:val="00D85957"/>
     <w:rsid w:val="00DC092A"/>
     <w:rsid w:val="00E81563"/>
     <w:rsid w:val="00F82133"/>
@@ -3677,10 +4099,7 @@
     <w:basedOn w:val="Domylnaczcionkaakapitu"/>
     <w:uiPriority w:val="99"/>
     <w:semiHidden/>
-    <w:rsid w:val="004C341D"/>
-    <w:rPr>
-      <w:color w:val="808080"/>
-    </w:rPr>
+    <w:rsid w:val="00636A3D"/>
   </w:style>
   <w:style w:type="paragraph" w:customStyle="1" w:styleId="EAB7688BF63C4764B3086C9F2BC2A37C">
     <w:name w:val="EAB7688BF63C4764B3086C9F2BC2A37C"/>

--- a/krolik_doswiadczalny.docx
+++ b/krolik_doswiadczalny.docx
@@ -425,7 +425,6 @@
                 <w:szCs w:val="24"/>
               </w:rPr>
             </w:pPr>
-            <w:proofErr w:type="spellStart"/>
             <w:r>
               <w:rPr>
                 <w:rFonts w:ascii="Lato" w:hAnsi="Lato"/>
@@ -435,19 +434,7 @@
                 <w:sz w:val="24"/>
                 <w:szCs w:val="24"/>
               </w:rPr>
-              <w:t>Facility</w:t>
-            </w:r>
-            <w:proofErr w:type="spellEnd"/>
-            <w:r>
-              <w:rPr>
-                <w:rFonts w:ascii="Lato" w:hAnsi="Lato"/>
-                <w:b/>
-                <w:bCs/>
-                <w:color w:val="FFFFFF" w:themeColor="background1"/>
-                <w:sz w:val="24"/>
-                <w:szCs w:val="24"/>
-              </w:rPr>
-              <w:t>:</w:t>
+              <w:t>Facility:</w:t>
             </w:r>
           </w:p>
         </w:tc>
@@ -624,19 +611,8 @@
                 <w:sz w:val="28"/>
                 <w:szCs w:val="28"/>
               </w:rPr>
-              <w:t xml:space="preserve">Project </w:t>
+              <w:t>Project Quotation</w:t>
             </w:r>
-            <w:proofErr w:type="spellStart"/>
-            <w:r>
-              <w:rPr>
-                <w:b/>
-                <w:bCs/>
-                <w:sz w:val="28"/>
-                <w:szCs w:val="28"/>
-              </w:rPr>
-              <w:t>Quotation</w:t>
-            </w:r>
-            <w:proofErr w:type="spellEnd"/>
             <w:r>
               <w:rPr>
                 <w:b/>
@@ -676,14 +652,17 @@
               <w:bottom w:val="single" w:sz="4" w:space="0" w:color="auto"/>
               <w:right w:val="nil"/>
             </w:tcBorders>
-            <w:shd w:val="clear" w:color="auto" w:fill="ADADAD" w:themeFill="background2" w:themeFillShade="BF"/>
-          </w:tcPr>
-          <w:p>
-            <w:pPr>
-              <w:rPr>
-                <w:b/>
+            <w:shd w:val="clear" w:color="auto" w:fill="A6A6A6" w:themeFill="background1" w:themeFillShade="A6"/>
+            <w:vAlign w:val="center"/>
+          </w:tcPr>
+          <w:p>
+            <w:pPr>
+              <w:rPr>
+                <w:rStyle w:val="Styl1"/>
+                <w:rFonts w:ascii="Lato" w:hAnsi="Lato"/>
                 <w:bCs/>
-                <w:szCs w:val="20"/>
+                <w:sz w:val="24"/>
+                <w:szCs w:val="24"/>
               </w:rPr>
             </w:pPr>
             <w:r>
@@ -694,15 +673,7 @@
                 <w:sz w:val="24"/>
                 <w:szCs w:val="24"/>
               </w:rPr>
-              <w:t>W1</w:t>
-            </w:r>
-            <w:r>
-              <w:rPr>
-                <w:b/>
-                <w:bCs/>
-                <w:szCs w:val="20"/>
-              </w:rPr>
-              <w:t>:</w:t>
+              <w:t>Wx:</w:t>
             </w:r>
           </w:p>
         </w:tc>
@@ -753,23 +724,13 @@
                 <w:szCs w:val="20"/>
               </w:rPr>
             </w:pPr>
-            <w:proofErr w:type="spellStart"/>
             <w:r>
               <w:rPr>
                 <w:rFonts w:ascii="Lato" w:hAnsi="Lato"/>
                 <w:sz w:val="20"/>
                 <w:szCs w:val="20"/>
               </w:rPr>
-              <w:t>Optimal</w:t>
-            </w:r>
-            <w:proofErr w:type="spellEnd"/>
-            <w:r>
-              <w:rPr>
-                <w:rFonts w:ascii="Lato" w:hAnsi="Lato"/>
-                <w:sz w:val="20"/>
-                <w:szCs w:val="20"/>
-              </w:rPr>
-              <w:t xml:space="preserve"> 110</w:t>
+              <w:t>Optimal 110</w:t>
             </w:r>
           </w:p>
         </w:tc>
@@ -833,23 +794,13 @@
                 <w:szCs w:val="20"/>
               </w:rPr>
             </w:pPr>
-            <w:proofErr w:type="spellStart"/>
             <w:r>
               <w:rPr>
                 <w:rFonts w:ascii="Lato" w:hAnsi="Lato"/>
                 <w:sz w:val="20"/>
                 <w:szCs w:val="20"/>
               </w:rPr>
-              <w:t>Dimensions</w:t>
-            </w:r>
-            <w:proofErr w:type="spellEnd"/>
-            <w:r>
-              <w:rPr>
-                <w:rFonts w:ascii="Lato" w:hAnsi="Lato"/>
-                <w:sz w:val="20"/>
-                <w:szCs w:val="20"/>
-              </w:rPr>
-              <w:t xml:space="preserve">: </w:t>
+              <w:t xml:space="preserve">Dimensions: </w:t>
             </w:r>
           </w:p>
           <w:p>
@@ -1005,25 +956,7 @@
                 <w:sz w:val="20"/>
                 <w:szCs w:val="20"/>
               </w:rPr>
-              <w:t xml:space="preserve">Parking / Suspension </w:t>
-            </w:r>
-            <w:proofErr w:type="spellStart"/>
-            <w:r>
-              <w:rPr>
-                <w:rFonts w:ascii="Lato" w:hAnsi="Lato"/>
-                <w:sz w:val="20"/>
-                <w:szCs w:val="20"/>
-              </w:rPr>
-              <w:t>type</w:t>
-            </w:r>
-            <w:proofErr w:type="spellEnd"/>
-            <w:r>
-              <w:rPr>
-                <w:rFonts w:ascii="Lato" w:hAnsi="Lato"/>
-                <w:sz w:val="20"/>
-                <w:szCs w:val="20"/>
-              </w:rPr>
-              <w:t>:</w:t>
+              <w:t>Parking / Suspension type:</w:t>
             </w:r>
           </w:p>
         </w:tc>
@@ -1081,59 +1014,13 @@
                 <w:szCs w:val="20"/>
               </w:rPr>
             </w:pPr>
-            <w:proofErr w:type="spellStart"/>
             <w:r>
               <w:rPr>
                 <w:rFonts w:ascii="Lato" w:hAnsi="Lato"/>
                 <w:sz w:val="20"/>
                 <w:szCs w:val="20"/>
               </w:rPr>
-              <w:t>Sugested</w:t>
-            </w:r>
-            <w:proofErr w:type="spellEnd"/>
-            <w:r>
-              <w:rPr>
-                <w:rFonts w:ascii="Lato" w:hAnsi="Lato"/>
-                <w:sz w:val="20"/>
-                <w:szCs w:val="20"/>
-              </w:rPr>
-              <w:t xml:space="preserve"> </w:t>
-            </w:r>
-            <w:proofErr w:type="spellStart"/>
-            <w:r>
-              <w:rPr>
-                <w:rFonts w:ascii="Lato" w:hAnsi="Lato"/>
-                <w:sz w:val="20"/>
-                <w:szCs w:val="20"/>
-              </w:rPr>
-              <w:t>number</w:t>
-            </w:r>
-            <w:proofErr w:type="spellEnd"/>
-            <w:r>
-              <w:rPr>
-                <w:rFonts w:ascii="Lato" w:hAnsi="Lato"/>
-                <w:sz w:val="20"/>
-                <w:szCs w:val="20"/>
-              </w:rPr>
-              <w:t xml:space="preserve"> of </w:t>
-            </w:r>
-            <w:proofErr w:type="spellStart"/>
-            <w:r>
-              <w:rPr>
-                <w:rFonts w:ascii="Lato" w:hAnsi="Lato"/>
-                <w:sz w:val="20"/>
-                <w:szCs w:val="20"/>
-              </w:rPr>
-              <w:t>modules</w:t>
-            </w:r>
-            <w:proofErr w:type="spellEnd"/>
-            <w:r>
-              <w:rPr>
-                <w:rFonts w:ascii="Lato" w:hAnsi="Lato"/>
-                <w:sz w:val="20"/>
-                <w:szCs w:val="20"/>
-              </w:rPr>
-              <w:t>:</w:t>
+              <w:t>Sugested number of modules:</w:t>
             </w:r>
           </w:p>
         </w:tc>
@@ -1217,7 +1104,6 @@
                 <w:lang w:val="en-US"/>
               </w:rPr>
             </w:pPr>
-            <w:proofErr w:type="spellStart"/>
             <w:r>
               <w:rPr>
                 <w:rFonts w:ascii="Lato" w:hAnsi="Lato"/>
@@ -1227,7 +1113,6 @@
               </w:rPr>
               <w:t>akustyka</w:t>
             </w:r>
-            <w:proofErr w:type="spellEnd"/>
           </w:p>
         </w:tc>
         <w:tc>
@@ -1262,23 +1147,13 @@
                 <w:szCs w:val="20"/>
               </w:rPr>
             </w:pPr>
-            <w:proofErr w:type="spellStart"/>
             <w:r>
               <w:rPr>
                 <w:rFonts w:ascii="Lato" w:hAnsi="Lato"/>
                 <w:sz w:val="20"/>
                 <w:szCs w:val="20"/>
               </w:rPr>
-              <w:t>Covered</w:t>
-            </w:r>
-            <w:proofErr w:type="spellEnd"/>
-            <w:r>
-              <w:rPr>
-                <w:rFonts w:ascii="Lato" w:hAnsi="Lato"/>
-                <w:sz w:val="20"/>
-                <w:szCs w:val="20"/>
-              </w:rPr>
-              <w:t xml:space="preserve"> with: </w:t>
+              <w:t xml:space="preserve">Covered with: </w:t>
             </w:r>
           </w:p>
         </w:tc>
@@ -1296,7 +1171,6 @@
                 <w:lang w:val="en-US"/>
               </w:rPr>
             </w:pPr>
-            <w:proofErr w:type="spellStart"/>
             <w:r>
               <w:rPr>
                 <w:rFonts w:ascii="Lato" w:hAnsi="Lato"/>
@@ -1304,9 +1178,8 @@
                 <w:szCs w:val="20"/>
                 <w:lang w:val="en-US"/>
               </w:rPr>
-              <w:t>płyta</w:t>
+              <w:t>Płyta</w:t>
             </w:r>
-            <w:proofErr w:type="spellEnd"/>
           </w:p>
         </w:tc>
         <w:tc>
@@ -1341,23 +1214,13 @@
                 <w:szCs w:val="20"/>
               </w:rPr>
             </w:pPr>
-            <w:proofErr w:type="spellStart"/>
             <w:r>
               <w:rPr>
                 <w:rFonts w:ascii="Lato" w:hAnsi="Lato"/>
                 <w:sz w:val="20"/>
                 <w:szCs w:val="20"/>
               </w:rPr>
-              <w:t>Operation</w:t>
-            </w:r>
-            <w:proofErr w:type="spellEnd"/>
-            <w:r>
-              <w:rPr>
-                <w:rFonts w:ascii="Lato" w:hAnsi="Lato"/>
-                <w:sz w:val="20"/>
-                <w:szCs w:val="20"/>
-              </w:rPr>
-              <w:t>:</w:t>
+              <w:t>Operation:</w:t>
             </w:r>
           </w:p>
         </w:tc>
@@ -1415,23 +1278,13 @@
                 <w:szCs w:val="20"/>
               </w:rPr>
             </w:pPr>
-            <w:proofErr w:type="spellStart"/>
             <w:r>
               <w:rPr>
                 <w:rFonts w:ascii="Lato" w:hAnsi="Lato"/>
                 <w:sz w:val="20"/>
                 <w:szCs w:val="20"/>
               </w:rPr>
-              <w:t>Rail</w:t>
-            </w:r>
-            <w:proofErr w:type="spellEnd"/>
-            <w:r>
-              <w:rPr>
-                <w:rFonts w:ascii="Lato" w:hAnsi="Lato"/>
-                <w:sz w:val="20"/>
-                <w:szCs w:val="20"/>
-              </w:rPr>
-              <w:t xml:space="preserve">: </w:t>
+              <w:t xml:space="preserve">Rail: </w:t>
             </w:r>
           </w:p>
         </w:tc>
@@ -1489,23 +1342,13 @@
                 <w:szCs w:val="20"/>
               </w:rPr>
             </w:pPr>
-            <w:proofErr w:type="spellStart"/>
             <w:r>
               <w:rPr>
                 <w:rFonts w:ascii="Lato" w:hAnsi="Lato"/>
                 <w:sz w:val="20"/>
                 <w:szCs w:val="20"/>
               </w:rPr>
-              <w:t>Doors</w:t>
-            </w:r>
-            <w:proofErr w:type="spellEnd"/>
-            <w:r>
-              <w:rPr>
-                <w:rFonts w:ascii="Lato" w:hAnsi="Lato"/>
-                <w:sz w:val="20"/>
-                <w:szCs w:val="20"/>
-              </w:rPr>
-              <w:t xml:space="preserve">: </w:t>
+              <w:t xml:space="preserve">Doors: </w:t>
             </w:r>
           </w:p>
         </w:tc>
@@ -1569,25 +1412,7 @@
                 <w:sz w:val="20"/>
                 <w:szCs w:val="20"/>
               </w:rPr>
-              <w:t xml:space="preserve">Glass </w:t>
-            </w:r>
-            <w:proofErr w:type="spellStart"/>
-            <w:r>
-              <w:rPr>
-                <w:rFonts w:ascii="Lato" w:hAnsi="Lato"/>
-                <w:sz w:val="20"/>
-                <w:szCs w:val="20"/>
-              </w:rPr>
-              <w:t>Modules</w:t>
-            </w:r>
-            <w:proofErr w:type="spellEnd"/>
-            <w:r>
-              <w:rPr>
-                <w:rFonts w:ascii="Lato" w:hAnsi="Lato"/>
-                <w:sz w:val="20"/>
-                <w:szCs w:val="20"/>
-              </w:rPr>
-              <w:t xml:space="preserve">: </w:t>
+              <w:t xml:space="preserve">Glass Modules: </w:t>
             </w:r>
           </w:p>
         </w:tc>
@@ -1646,23 +1471,13 @@
                 <w:szCs w:val="20"/>
               </w:rPr>
             </w:pPr>
-            <w:proofErr w:type="spellStart"/>
             <w:r>
               <w:rPr>
                 <w:rFonts w:ascii="Lato" w:hAnsi="Lato"/>
                 <w:sz w:val="20"/>
                 <w:szCs w:val="20"/>
               </w:rPr>
-              <w:t>Profiles</w:t>
-            </w:r>
-            <w:proofErr w:type="spellEnd"/>
-            <w:r>
-              <w:rPr>
-                <w:rFonts w:ascii="Lato" w:hAnsi="Lato"/>
-                <w:sz w:val="20"/>
-                <w:szCs w:val="20"/>
-              </w:rPr>
-              <w:t xml:space="preserve">: </w:t>
+              <w:t xml:space="preserve">Profiles: </w:t>
             </w:r>
           </w:p>
         </w:tc>
@@ -1721,41 +1536,13 @@
                 <w:szCs w:val="20"/>
               </w:rPr>
             </w:pPr>
-            <w:proofErr w:type="spellStart"/>
             <w:r>
               <w:rPr>
                 <w:rFonts w:ascii="Lato" w:hAnsi="Lato"/>
                 <w:sz w:val="20"/>
                 <w:szCs w:val="20"/>
               </w:rPr>
-              <w:t>Additional</w:t>
-            </w:r>
-            <w:proofErr w:type="spellEnd"/>
-            <w:r>
-              <w:rPr>
-                <w:rFonts w:ascii="Lato" w:hAnsi="Lato"/>
-                <w:sz w:val="20"/>
-                <w:szCs w:val="20"/>
-              </w:rPr>
-              <w:t xml:space="preserve"> </w:t>
-            </w:r>
-            <w:proofErr w:type="spellStart"/>
-            <w:r>
-              <w:rPr>
-                <w:rFonts w:ascii="Lato" w:hAnsi="Lato"/>
-                <w:sz w:val="20"/>
-                <w:szCs w:val="20"/>
-              </w:rPr>
-              <w:t>Equipment</w:t>
-            </w:r>
-            <w:proofErr w:type="spellEnd"/>
-            <w:r>
-              <w:rPr>
-                <w:rFonts w:ascii="Lato" w:hAnsi="Lato"/>
-                <w:sz w:val="20"/>
-                <w:szCs w:val="20"/>
-              </w:rPr>
-              <w:t>:</w:t>
+              <w:t>Additional Equipment:</w:t>
             </w:r>
           </w:p>
         </w:tc>
@@ -1772,7 +1559,6 @@
                 <w:szCs w:val="20"/>
               </w:rPr>
             </w:pPr>
-            <w:proofErr w:type="spellStart"/>
             <w:r>
               <w:rPr>
                 <w:rFonts w:ascii="Lato" w:hAnsi="Lato"/>
@@ -1781,7 +1567,6 @@
               </w:rPr>
               <w:t>adyszynal</w:t>
             </w:r>
-            <w:proofErr w:type="spellEnd"/>
           </w:p>
         </w:tc>
         <w:tc>
@@ -1850,7 +1635,6 @@
                 <w:szCs w:val="20"/>
               </w:rPr>
             </w:pPr>
-            <w:proofErr w:type="spellStart"/>
             <w:r>
               <w:rPr>
                 <w:b/>
@@ -1858,17 +1642,7 @@
                 <w:color w:val="FFFFFF" w:themeColor="background1"/>
                 <w:szCs w:val="20"/>
               </w:rPr>
-              <w:t>Additional</w:t>
-            </w:r>
-            <w:proofErr w:type="spellEnd"/>
-            <w:r>
-              <w:rPr>
-                <w:b/>
-                <w:bCs/>
-                <w:color w:val="FFFFFF" w:themeColor="background1"/>
-                <w:szCs w:val="20"/>
-              </w:rPr>
-              <w:t xml:space="preserve"> notes:</w:t>
+              <w:t>Additional notes:</w:t>
             </w:r>
           </w:p>
         </w:tc>
@@ -1923,7 +1697,6 @@
                 <w:szCs w:val="20"/>
               </w:rPr>
             </w:pPr>
-            <w:proofErr w:type="spellStart"/>
             <w:r>
               <w:rPr>
                 <w:rFonts w:ascii="Lato" w:hAnsi="Lato"/>
@@ -1932,7 +1705,6 @@
               </w:rPr>
               <w:t>hihihihahahaha</w:t>
             </w:r>
-            <w:proofErr w:type="spellEnd"/>
           </w:p>
         </w:tc>
         <w:tc>
@@ -3595,7 +3367,11 @@
     <w:rsidRoot w:val="004B629E"/>
     <w:rsid w:val="000045D5"/>
     <w:rsid w:val="00005A40"/>
+    <w:rsid w:val="000B36AD"/>
+    <w:rsid w:val="0011521F"/>
     <w:rsid w:val="0011660A"/>
+    <w:rsid w:val="00274E42"/>
+    <w:rsid w:val="002A4B89"/>
     <w:rsid w:val="002C53A2"/>
     <w:rsid w:val="00311124"/>
     <w:rsid w:val="00333CA7"/>
@@ -3611,14 +3387,17 @@
     <w:rsid w:val="005278D1"/>
     <w:rsid w:val="00544658"/>
     <w:rsid w:val="0057081F"/>
+    <w:rsid w:val="005A089D"/>
     <w:rsid w:val="005A1CBC"/>
     <w:rsid w:val="00636A3D"/>
     <w:rsid w:val="00650F49"/>
     <w:rsid w:val="006B709F"/>
     <w:rsid w:val="00705174"/>
     <w:rsid w:val="00753D23"/>
+    <w:rsid w:val="0077582B"/>
     <w:rsid w:val="007B2028"/>
     <w:rsid w:val="007E2039"/>
+    <w:rsid w:val="007F1F05"/>
     <w:rsid w:val="007F3F19"/>
     <w:rsid w:val="00816FCC"/>
     <w:rsid w:val="00827012"/>
@@ -3629,21 +3408,28 @@
     <w:rsid w:val="00964355"/>
     <w:rsid w:val="00A22528"/>
     <w:rsid w:val="00A36251"/>
+    <w:rsid w:val="00AB65BC"/>
     <w:rsid w:val="00AC4255"/>
     <w:rsid w:val="00AC6BC4"/>
+    <w:rsid w:val="00AD061D"/>
     <w:rsid w:val="00AD7DCB"/>
     <w:rsid w:val="00B345B2"/>
+    <w:rsid w:val="00B8134A"/>
     <w:rsid w:val="00B9467B"/>
     <w:rsid w:val="00BF7380"/>
+    <w:rsid w:val="00C244D3"/>
     <w:rsid w:val="00C545F0"/>
+    <w:rsid w:val="00C73640"/>
     <w:rsid w:val="00C84558"/>
     <w:rsid w:val="00C976A1"/>
     <w:rsid w:val="00CE4786"/>
     <w:rsid w:val="00CF03DA"/>
+    <w:rsid w:val="00D60EA5"/>
     <w:rsid w:val="00D85957"/>
     <w:rsid w:val="00DC092A"/>
     <w:rsid w:val="00E81563"/>
     <w:rsid w:val="00F82133"/>
+    <w:rsid w:val="00FE4E0F"/>
   </w:rsids>
   <m:mathPr>
     <m:mathFont m:val="Cambria Math"/>

--- a/krolik_doswiadczalny.docx
+++ b/krolik_doswiadczalny.docx
@@ -425,6 +425,7 @@
                 <w:szCs w:val="24"/>
               </w:rPr>
             </w:pPr>
+            <w:proofErr w:type="spellStart"/>
             <w:r>
               <w:rPr>
                 <w:rFonts w:ascii="Lato" w:hAnsi="Lato"/>
@@ -434,7 +435,85 @@
                 <w:sz w:val="24"/>
                 <w:szCs w:val="24"/>
               </w:rPr>
-              <w:t>Facility:</w:t>
+              <w:t>Facility</w:t>
+            </w:r>
+            <w:proofErr w:type="spellEnd"/>
+            <w:r>
+              <w:rPr>
+                <w:rFonts w:ascii="Lato" w:hAnsi="Lato"/>
+                <w:b/>
+                <w:bCs/>
+                <w:color w:val="FFFFFF" w:themeColor="background1"/>
+                <w:sz w:val="24"/>
+                <w:szCs w:val="24"/>
+              </w:rPr>
+              <w:t>:</w:t>
+            </w:r>
+          </w:p>
+        </w:tc>
+      </w:tr>
+      <w:tr>
+        <w:trPr>
+          <w:trHeight w:val="367"/>
+        </w:trPr>
+        <w:tc>
+          <w:tcPr>
+            <w:tcW w:w="6526" w:type="dxa"/>
+            <w:tcBorders>
+              <w:top w:val="nil"/>
+              <w:left w:val="nil"/>
+              <w:bottom w:val="nil"/>
+              <w:right w:val="nil"/>
+            </w:tcBorders>
+            <w:vAlign w:val="center"/>
+          </w:tcPr>
+          <w:p>
+            <w:pPr>
+              <w:pStyle w:val="western"/>
+              <w:spacing w:before="0" w:beforeAutospacing="0" w:after="0" w:line="259" w:lineRule="auto"/>
+              <w:ind w:right="113"/>
+              <w:rPr>
+                <w:sz w:val="24"/>
+                <w:szCs w:val="24"/>
+              </w:rPr>
+            </w:pPr>
+            <w:r>
+              <w:rPr>
+                <w:sz w:val="24"/>
+                <w:szCs w:val="24"/>
+              </w:rPr>
+              <w:t>klient</w:t>
+            </w:r>
+          </w:p>
+        </w:tc>
+        <w:tc>
+          <w:tcPr>
+            <w:tcW w:w="4026" w:type="dxa"/>
+            <w:tcBorders>
+              <w:top w:val="nil"/>
+              <w:left w:val="nil"/>
+              <w:bottom w:val="nil"/>
+              <w:right w:val="nil"/>
+            </w:tcBorders>
+            <w:vAlign w:val="center"/>
+          </w:tcPr>
+          <w:p>
+            <w:pPr>
+              <w:pStyle w:val="western"/>
+              <w:spacing w:before="0" w:beforeAutospacing="0" w:after="0" w:line="259" w:lineRule="auto"/>
+              <w:ind w:right="113"/>
+              <w:rPr>
+                <w:b/>
+                <w:bCs/>
+                <w:color w:val="FFFFFF" w:themeColor="background1"/>
+              </w:rPr>
+            </w:pPr>
+            <w:r>
+              <w:rPr>
+                <w:sz w:val="24"/>
+                <w:szCs w:val="24"/>
+              </w:rPr>
+              <w:t>projekt</w:t>
             </w:r>
           </w:p>
         </w:tc>
@@ -444,120 +523,6 @@
       <w:pPr>
         <w:pStyle w:val="Zawartoramki"/>
         <w:spacing w:after="0"/>
-        <w:ind w:left="-426"/>
-        <w:rPr>
-          <w:noProof/>
-          <w:sz w:val="24"/>
-          <w:szCs w:val="24"/>
-          <w:lang w:val="en-GB"/>
-        </w:rPr>
-      </w:pPr>
-      <w:r>
-        <w:rPr>
-          <w:noProof/>
-          <w:sz w:val="24"/>
-          <w:szCs w:val="24"/>
-          <w:lang w:val="en-GB"/>
-        </w:rPr>
-        <w:t>Huj</w:t>
-      </w:r>
-      <w:r>
-        <w:rPr>
-          <w:noProof/>
-          <w:sz w:val="24"/>
-          <w:szCs w:val="24"/>
-          <w:lang w:val="en-GB"/>
-        </w:rPr>
-        <w:tab/>
-      </w:r>
-      <w:r>
-        <w:rPr>
-          <w:noProof/>
-          <w:sz w:val="24"/>
-          <w:szCs w:val="24"/>
-          <w:lang w:val="en-GB"/>
-        </w:rPr>
-        <w:tab/>
-      </w:r>
-      <w:r>
-        <w:rPr>
-          <w:noProof/>
-          <w:sz w:val="24"/>
-          <w:szCs w:val="24"/>
-          <w:lang w:val="en-GB"/>
-        </w:rPr>
-        <w:tab/>
-      </w:r>
-      <w:r>
-        <w:rPr>
-          <w:noProof/>
-          <w:sz w:val="24"/>
-          <w:szCs w:val="24"/>
-          <w:lang w:val="en-GB"/>
-        </w:rPr>
-        <w:tab/>
-      </w:r>
-      <w:r>
-        <w:rPr>
-          <w:noProof/>
-          <w:sz w:val="24"/>
-          <w:szCs w:val="24"/>
-          <w:lang w:val="en-GB"/>
-        </w:rPr>
-        <w:tab/>
-      </w:r>
-      <w:r>
-        <w:rPr>
-          <w:noProof/>
-          <w:sz w:val="24"/>
-          <w:szCs w:val="24"/>
-          <w:lang w:val="en-GB"/>
-        </w:rPr>
-        <w:tab/>
-      </w:r>
-      <w:r>
-        <w:rPr>
-          <w:noProof/>
-          <w:sz w:val="24"/>
-          <w:szCs w:val="24"/>
-          <w:lang w:val="en-GB"/>
-        </w:rPr>
-        <w:tab/>
-      </w:r>
-      <w:r>
-        <w:rPr>
-          <w:noProof/>
-          <w:sz w:val="24"/>
-          <w:szCs w:val="24"/>
-          <w:lang w:val="en-GB"/>
-        </w:rPr>
-        <w:tab/>
-      </w:r>
-      <w:r>
-        <w:rPr>
-          <w:noProof/>
-          <w:sz w:val="24"/>
-          <w:szCs w:val="24"/>
-          <w:lang w:val="en-GB"/>
-        </w:rPr>
-        <w:tab/>
-      </w:r>
-      <w:r>
-        <w:rPr>
-          <w:noProof/>
-          <w:sz w:val="24"/>
-          <w:szCs w:val="24"/>
-          <w:lang w:val="en-GB"/>
-        </w:rPr>
-        <w:tab/>
-        <w:t>cip</w:t>
-      </w:r>
-    </w:p>
-    <w:p>
-      <w:pPr>
-        <w:pStyle w:val="Zawartoramki"/>
-        <w:spacing w:after="0"/>
-        <w:ind w:left="-426"/>
         <w:rPr>
           <w:noProof/>
           <w:lang w:val="en-GB"/>
@@ -611,8 +576,19 @@
                 <w:sz w:val="28"/>
                 <w:szCs w:val="28"/>
               </w:rPr>
-              <w:t>Project Quotation</w:t>
-            </w:r>
+              <w:t xml:space="preserve">Project </w:t>
+            </w:r>
+            <w:proofErr w:type="spellStart"/>
+            <w:r>
+              <w:rPr>
+                <w:b/>
+                <w:bCs/>
+                <w:sz w:val="28"/>
+                <w:szCs w:val="28"/>
+              </w:rPr>
+              <w:t>Quotation</w:t>
+            </w:r>
+            <w:proofErr w:type="spellEnd"/>
             <w:r>
               <w:rPr>
                 <w:b/>
@@ -665,6 +641,7 @@
                 <w:szCs w:val="24"/>
               </w:rPr>
             </w:pPr>
+            <w:proofErr w:type="spellStart"/>
             <w:r>
               <w:rPr>
                 <w:rFonts w:ascii="Lato" w:hAnsi="Lato"/>
@@ -673,7 +650,18 @@
                 <w:sz w:val="24"/>
                 <w:szCs w:val="24"/>
               </w:rPr>
-              <w:t>Wx:</w:t>
+              <w:t>Wx</w:t>
+            </w:r>
+            <w:proofErr w:type="spellEnd"/>
+            <w:r>
+              <w:rPr>
+                <w:rFonts w:ascii="Lato" w:hAnsi="Lato"/>
+                <w:b/>
+                <w:bCs/>
+                <w:sz w:val="24"/>
+                <w:szCs w:val="24"/>
+              </w:rPr>
+              <w:t>:</w:t>
             </w:r>
           </w:p>
         </w:tc>
@@ -724,13 +712,23 @@
                 <w:szCs w:val="20"/>
               </w:rPr>
             </w:pPr>
-            <w:r>
-              <w:rPr>
-                <w:rFonts w:ascii="Lato" w:hAnsi="Lato"/>
-                <w:sz w:val="20"/>
-                <w:szCs w:val="20"/>
-              </w:rPr>
-              <w:t>Optimal 110</w:t>
+            <w:proofErr w:type="spellStart"/>
+            <w:r>
+              <w:rPr>
+                <w:rFonts w:ascii="Lato" w:hAnsi="Lato"/>
+                <w:sz w:val="20"/>
+                <w:szCs w:val="20"/>
+              </w:rPr>
+              <w:t>Optimal</w:t>
+            </w:r>
+            <w:proofErr w:type="spellEnd"/>
+            <w:r>
+              <w:rPr>
+                <w:rFonts w:ascii="Lato" w:hAnsi="Lato"/>
+                <w:sz w:val="20"/>
+                <w:szCs w:val="20"/>
+              </w:rPr>
+              <w:t xml:space="preserve"> 110</w:t>
             </w:r>
           </w:p>
         </w:tc>
@@ -794,13 +792,23 @@
                 <w:szCs w:val="20"/>
               </w:rPr>
             </w:pPr>
-            <w:r>
-              <w:rPr>
-                <w:rFonts w:ascii="Lato" w:hAnsi="Lato"/>
-                <w:sz w:val="20"/>
-                <w:szCs w:val="20"/>
-              </w:rPr>
-              <w:t xml:space="preserve">Dimensions: </w:t>
+            <w:proofErr w:type="spellStart"/>
+            <w:r>
+              <w:rPr>
+                <w:rFonts w:ascii="Lato" w:hAnsi="Lato"/>
+                <w:sz w:val="20"/>
+                <w:szCs w:val="20"/>
+              </w:rPr>
+              <w:t>Dimensions</w:t>
+            </w:r>
+            <w:proofErr w:type="spellEnd"/>
+            <w:r>
+              <w:rPr>
+                <w:rFonts w:ascii="Lato" w:hAnsi="Lato"/>
+                <w:sz w:val="20"/>
+                <w:szCs w:val="20"/>
+              </w:rPr>
+              <w:t xml:space="preserve">: </w:t>
             </w:r>
           </w:p>
           <w:p>
@@ -956,7 +964,25 @@
                 <w:sz w:val="20"/>
                 <w:szCs w:val="20"/>
               </w:rPr>
-              <w:t>Parking / Suspension type:</w:t>
+              <w:t xml:space="preserve">Parking / Suspension </w:t>
+            </w:r>
+            <w:proofErr w:type="spellStart"/>
+            <w:r>
+              <w:rPr>
+                <w:rFonts w:ascii="Lato" w:hAnsi="Lato"/>
+                <w:sz w:val="20"/>
+                <w:szCs w:val="20"/>
+              </w:rPr>
+              <w:t>type</w:t>
+            </w:r>
+            <w:proofErr w:type="spellEnd"/>
+            <w:r>
+              <w:rPr>
+                <w:rFonts w:ascii="Lato" w:hAnsi="Lato"/>
+                <w:sz w:val="20"/>
+                <w:szCs w:val="20"/>
+              </w:rPr>
+              <w:t>:</w:t>
             </w:r>
           </w:p>
         </w:tc>
@@ -1014,13 +1040,59 @@
                 <w:szCs w:val="20"/>
               </w:rPr>
             </w:pPr>
-            <w:r>
-              <w:rPr>
-                <w:rFonts w:ascii="Lato" w:hAnsi="Lato"/>
-                <w:sz w:val="20"/>
-                <w:szCs w:val="20"/>
-              </w:rPr>
-              <w:t>Sugested number of modules:</w:t>
+            <w:proofErr w:type="spellStart"/>
+            <w:r>
+              <w:rPr>
+                <w:rFonts w:ascii="Lato" w:hAnsi="Lato"/>
+                <w:sz w:val="20"/>
+                <w:szCs w:val="20"/>
+              </w:rPr>
+              <w:t>Sugested</w:t>
+            </w:r>
+            <w:proofErr w:type="spellEnd"/>
+            <w:r>
+              <w:rPr>
+                <w:rFonts w:ascii="Lato" w:hAnsi="Lato"/>
+                <w:sz w:val="20"/>
+                <w:szCs w:val="20"/>
+              </w:rPr>
+              <w:t xml:space="preserve"> </w:t>
+            </w:r>
+            <w:proofErr w:type="spellStart"/>
+            <w:r>
+              <w:rPr>
+                <w:rFonts w:ascii="Lato" w:hAnsi="Lato"/>
+                <w:sz w:val="20"/>
+                <w:szCs w:val="20"/>
+              </w:rPr>
+              <w:t>number</w:t>
+            </w:r>
+            <w:proofErr w:type="spellEnd"/>
+            <w:r>
+              <w:rPr>
+                <w:rFonts w:ascii="Lato" w:hAnsi="Lato"/>
+                <w:sz w:val="20"/>
+                <w:szCs w:val="20"/>
+              </w:rPr>
+              <w:t xml:space="preserve"> of </w:t>
+            </w:r>
+            <w:proofErr w:type="spellStart"/>
+            <w:r>
+              <w:rPr>
+                <w:rFonts w:ascii="Lato" w:hAnsi="Lato"/>
+                <w:sz w:val="20"/>
+                <w:szCs w:val="20"/>
+              </w:rPr>
+              <w:t>modules</w:t>
+            </w:r>
+            <w:proofErr w:type="spellEnd"/>
+            <w:r>
+              <w:rPr>
+                <w:rFonts w:ascii="Lato" w:hAnsi="Lato"/>
+                <w:sz w:val="20"/>
+                <w:szCs w:val="20"/>
+              </w:rPr>
+              <w:t>:</w:t>
             </w:r>
           </w:p>
         </w:tc>
@@ -1104,6 +1176,7 @@
                 <w:lang w:val="en-US"/>
               </w:rPr>
             </w:pPr>
+            <w:proofErr w:type="spellStart"/>
             <w:r>
               <w:rPr>
                 <w:rFonts w:ascii="Lato" w:hAnsi="Lato"/>
@@ -1113,6 +1186,7 @@
               </w:rPr>
               <w:t>akustyka</w:t>
             </w:r>
+            <w:proofErr w:type="spellEnd"/>
           </w:p>
         </w:tc>
         <w:tc>
@@ -1147,13 +1221,23 @@
                 <w:szCs w:val="20"/>
               </w:rPr>
             </w:pPr>
-            <w:r>
-              <w:rPr>
-                <w:rFonts w:ascii="Lato" w:hAnsi="Lato"/>
-                <w:sz w:val="20"/>
-                <w:szCs w:val="20"/>
-              </w:rPr>
-              <w:t xml:space="preserve">Covered with: </w:t>
+            <w:proofErr w:type="spellStart"/>
+            <w:r>
+              <w:rPr>
+                <w:rFonts w:ascii="Lato" w:hAnsi="Lato"/>
+                <w:sz w:val="20"/>
+                <w:szCs w:val="20"/>
+              </w:rPr>
+              <w:t>Covered</w:t>
+            </w:r>
+            <w:proofErr w:type="spellEnd"/>
+            <w:r>
+              <w:rPr>
+                <w:rFonts w:ascii="Lato" w:hAnsi="Lato"/>
+                <w:sz w:val="20"/>
+                <w:szCs w:val="20"/>
+              </w:rPr>
+              <w:t xml:space="preserve"> with: </w:t>
             </w:r>
           </w:p>
         </w:tc>
@@ -1171,6 +1255,7 @@
                 <w:lang w:val="en-US"/>
               </w:rPr>
             </w:pPr>
+            <w:proofErr w:type="spellStart"/>
             <w:r>
               <w:rPr>
                 <w:rFonts w:ascii="Lato" w:hAnsi="Lato"/>
@@ -1180,6 +1265,7 @@
               </w:rPr>
               <w:t>Płyta</w:t>
             </w:r>
+            <w:proofErr w:type="spellEnd"/>
           </w:p>
         </w:tc>
         <w:tc>
@@ -1214,13 +1300,23 @@
                 <w:szCs w:val="20"/>
               </w:rPr>
             </w:pPr>
-            <w:r>
-              <w:rPr>
-                <w:rFonts w:ascii="Lato" w:hAnsi="Lato"/>
-                <w:sz w:val="20"/>
-                <w:szCs w:val="20"/>
-              </w:rPr>
-              <w:t>Operation:</w:t>
+            <w:proofErr w:type="spellStart"/>
+            <w:r>
+              <w:rPr>
+                <w:rFonts w:ascii="Lato" w:hAnsi="Lato"/>
+                <w:sz w:val="20"/>
+                <w:szCs w:val="20"/>
+              </w:rPr>
+              <w:t>Operation</w:t>
+            </w:r>
+            <w:proofErr w:type="spellEnd"/>
+            <w:r>
+              <w:rPr>
+                <w:rFonts w:ascii="Lato" w:hAnsi="Lato"/>
+                <w:sz w:val="20"/>
+                <w:szCs w:val="20"/>
+              </w:rPr>
+              <w:t>:</w:t>
             </w:r>
           </w:p>
         </w:tc>
@@ -1278,13 +1374,23 @@
                 <w:szCs w:val="20"/>
               </w:rPr>
             </w:pPr>
-            <w:r>
-              <w:rPr>
-                <w:rFonts w:ascii="Lato" w:hAnsi="Lato"/>
-                <w:sz w:val="20"/>
-                <w:szCs w:val="20"/>
-              </w:rPr>
-              <w:t xml:space="preserve">Rail: </w:t>
+            <w:proofErr w:type="spellStart"/>
+            <w:r>
+              <w:rPr>
+                <w:rFonts w:ascii="Lato" w:hAnsi="Lato"/>
+                <w:sz w:val="20"/>
+                <w:szCs w:val="20"/>
+              </w:rPr>
+              <w:t>Rail</w:t>
+            </w:r>
+            <w:proofErr w:type="spellEnd"/>
+            <w:r>
+              <w:rPr>
+                <w:rFonts w:ascii="Lato" w:hAnsi="Lato"/>
+                <w:sz w:val="20"/>
+                <w:szCs w:val="20"/>
+              </w:rPr>
+              <w:t xml:space="preserve">: </w:t>
             </w:r>
           </w:p>
         </w:tc>
@@ -1342,13 +1448,23 @@
                 <w:szCs w:val="20"/>
               </w:rPr>
             </w:pPr>
-            <w:r>
-              <w:rPr>
-                <w:rFonts w:ascii="Lato" w:hAnsi="Lato"/>
-                <w:sz w:val="20"/>
-                <w:szCs w:val="20"/>
-              </w:rPr>
-              <w:t xml:space="preserve">Doors: </w:t>
+            <w:proofErr w:type="spellStart"/>
+            <w:r>
+              <w:rPr>
+                <w:rFonts w:ascii="Lato" w:hAnsi="Lato"/>
+                <w:sz w:val="20"/>
+                <w:szCs w:val="20"/>
+              </w:rPr>
+              <w:t>Doors</w:t>
+            </w:r>
+            <w:proofErr w:type="spellEnd"/>
+            <w:r>
+              <w:rPr>
+                <w:rFonts w:ascii="Lato" w:hAnsi="Lato"/>
+                <w:sz w:val="20"/>
+                <w:szCs w:val="20"/>
+              </w:rPr>
+              <w:t xml:space="preserve">: </w:t>
             </w:r>
           </w:p>
         </w:tc>
@@ -1412,7 +1528,25 @@
                 <w:sz w:val="20"/>
                 <w:szCs w:val="20"/>
               </w:rPr>
-              <w:t xml:space="preserve">Glass Modules: </w:t>
+              <w:t xml:space="preserve">Glass </w:t>
+            </w:r>
+            <w:proofErr w:type="spellStart"/>
+            <w:r>
+              <w:rPr>
+                <w:rFonts w:ascii="Lato" w:hAnsi="Lato"/>
+                <w:sz w:val="20"/>
+                <w:szCs w:val="20"/>
+              </w:rPr>
+              <w:t>Modules</w:t>
+            </w:r>
+            <w:proofErr w:type="spellEnd"/>
+            <w:r>
+              <w:rPr>
+                <w:rFonts w:ascii="Lato" w:hAnsi="Lato"/>
+                <w:sz w:val="20"/>
+                <w:szCs w:val="20"/>
+              </w:rPr>
+              <w:t xml:space="preserve">: </w:t>
             </w:r>
           </w:p>
         </w:tc>
@@ -1471,13 +1605,23 @@
                 <w:szCs w:val="20"/>
               </w:rPr>
             </w:pPr>
-            <w:r>
-              <w:rPr>
-                <w:rFonts w:ascii="Lato" w:hAnsi="Lato"/>
-                <w:sz w:val="20"/>
-                <w:szCs w:val="20"/>
-              </w:rPr>
-              <w:t xml:space="preserve">Profiles: </w:t>
+            <w:proofErr w:type="spellStart"/>
+            <w:r>
+              <w:rPr>
+                <w:rFonts w:ascii="Lato" w:hAnsi="Lato"/>
+                <w:sz w:val="20"/>
+                <w:szCs w:val="20"/>
+              </w:rPr>
+              <w:t>Profiles</w:t>
+            </w:r>
+            <w:proofErr w:type="spellEnd"/>
+            <w:r>
+              <w:rPr>
+                <w:rFonts w:ascii="Lato" w:hAnsi="Lato"/>
+                <w:sz w:val="20"/>
+                <w:szCs w:val="20"/>
+              </w:rPr>
+              <w:t xml:space="preserve">: </w:t>
             </w:r>
           </w:p>
         </w:tc>
@@ -1536,13 +1680,41 @@
                 <w:szCs w:val="20"/>
               </w:rPr>
             </w:pPr>
-            <w:r>
-              <w:rPr>
-                <w:rFonts w:ascii="Lato" w:hAnsi="Lato"/>
-                <w:sz w:val="20"/>
-                <w:szCs w:val="20"/>
-              </w:rPr>
-              <w:t>Additional Equipment:</w:t>
+            <w:proofErr w:type="spellStart"/>
+            <w:r>
+              <w:rPr>
+                <w:rFonts w:ascii="Lato" w:hAnsi="Lato"/>
+                <w:sz w:val="20"/>
+                <w:szCs w:val="20"/>
+              </w:rPr>
+              <w:t>Additional</w:t>
+            </w:r>
+            <w:proofErr w:type="spellEnd"/>
+            <w:r>
+              <w:rPr>
+                <w:rFonts w:ascii="Lato" w:hAnsi="Lato"/>
+                <w:sz w:val="20"/>
+                <w:szCs w:val="20"/>
+              </w:rPr>
+              <w:t xml:space="preserve"> </w:t>
+            </w:r>
+            <w:proofErr w:type="spellStart"/>
+            <w:r>
+              <w:rPr>
+                <w:rFonts w:ascii="Lato" w:hAnsi="Lato"/>
+                <w:sz w:val="20"/>
+                <w:szCs w:val="20"/>
+              </w:rPr>
+              <w:t>Equipment</w:t>
+            </w:r>
+            <w:proofErr w:type="spellEnd"/>
+            <w:r>
+              <w:rPr>
+                <w:rFonts w:ascii="Lato" w:hAnsi="Lato"/>
+                <w:sz w:val="20"/>
+                <w:szCs w:val="20"/>
+              </w:rPr>
+              <w:t>:</w:t>
             </w:r>
           </w:p>
         </w:tc>
@@ -1559,6 +1731,7 @@
                 <w:szCs w:val="20"/>
               </w:rPr>
             </w:pPr>
+            <w:proofErr w:type="spellStart"/>
             <w:r>
               <w:rPr>
                 <w:rFonts w:ascii="Lato" w:hAnsi="Lato"/>
@@ -1567,6 +1740,7 @@
               </w:rPr>
               <w:t>adyszynal</w:t>
             </w:r>
+            <w:proofErr w:type="spellEnd"/>
           </w:p>
         </w:tc>
         <w:tc>
@@ -1635,6 +1809,7 @@
                 <w:szCs w:val="20"/>
               </w:rPr>
             </w:pPr>
+            <w:proofErr w:type="spellStart"/>
             <w:r>
               <w:rPr>
                 <w:b/>
@@ -1642,7 +1817,17 @@
                 <w:color w:val="FFFFFF" w:themeColor="background1"/>
                 <w:szCs w:val="20"/>
               </w:rPr>
-              <w:t>Additional notes:</w:t>
+              <w:t>Additional</w:t>
+            </w:r>
+            <w:proofErr w:type="spellEnd"/>
+            <w:r>
+              <w:rPr>
+                <w:b/>
+                <w:bCs/>
+                <w:color w:val="FFFFFF" w:themeColor="background1"/>
+                <w:szCs w:val="20"/>
+              </w:rPr>
+              <w:t xml:space="preserve"> notes:</w:t>
             </w:r>
           </w:p>
         </w:tc>
@@ -1703,7 +1888,7 @@
                 <w:sz w:val="20"/>
                 <w:szCs w:val="20"/>
               </w:rPr>
-              <w:t>hihihihahahaha</w:t>
+              <w:t>Cena wszystkich:</w:t>
             </w:r>
           </w:p>
         </w:tc>
@@ -1729,40 +1914,16 @@
                 <w:szCs w:val="20"/>
               </w:rPr>
             </w:pPr>
-            <w:r>
-              <w:rPr>
-                <w:rFonts w:ascii="Lato" w:hAnsi="Lato"/>
-                <w:sz w:val="20"/>
-                <w:szCs w:val="20"/>
-              </w:rPr>
-              <w:t xml:space="preserve">+ </w:t>
-            </w:r>
-            <w:sdt>
-              <w:sdtPr>
-                <w:rPr>
-                  <w:rFonts w:ascii="Lato" w:hAnsi="Lato"/>
-                  <w:sz w:val="20"/>
-                  <w:szCs w:val="20"/>
-                </w:rPr>
-                <w:id w:val="346070020"/>
-                <w:placeholder>
-                  <w:docPart w:val="D1217FF7EE43442BA3354D289652BC01"/>
-                </w:placeholder>
-                <w:showingPlcHdr/>
-                <w:text/>
-              </w:sdtPr>
-              <w:sdtContent>
-                <w:r>
-                  <w:rPr>
-                    <w:rStyle w:val="Tekstzastpczy"/>
-                    <w:rFonts w:ascii="Lato" w:hAnsi="Lato"/>
-                    <w:sz w:val="20"/>
-                    <w:szCs w:val="20"/>
-                  </w:rPr>
-                  <w:t>Cena</w:t>
-                </w:r>
-              </w:sdtContent>
-            </w:sdt>
+            <w:proofErr w:type="spellStart"/>
+            <w:r>
+              <w:rPr>
+                <w:rFonts w:ascii="Lato" w:hAnsi="Lato"/>
+                <w:sz w:val="20"/>
+                <w:szCs w:val="20"/>
+              </w:rPr>
+              <w:t>ewro</w:t>
+            </w:r>
+            <w:proofErr w:type="spellEnd"/>
             <w:r>
               <w:rPr>
                 <w:rFonts w:ascii="Lato" w:hAnsi="Lato"/>
@@ -3264,35 +3425,6 @@
         </w:p>
       </w:docPartBody>
     </w:docPart>
-    <w:docPart>
-      <w:docPartPr>
-        <w:name w:val="D1217FF7EE43442BA3354D289652BC01"/>
-        <w:category>
-          <w:name w:val="Ogólne"/>
-          <w:gallery w:val="placeholder"/>
-        </w:category>
-        <w:types>
-          <w:type w:val="bbPlcHdr"/>
-        </w:types>
-        <w:behaviors>
-          <w:behavior w:val="content"/>
-        </w:behaviors>
-        <w:guid w:val="{0B26E93F-3486-4796-AEE4-B09AA7B01620}"/>
-      </w:docPartPr>
-      <w:docPartBody>
-        <w:p>
-          <w:pPr>
-            <w:pStyle w:val="D1217FF7EE43442BA3354D289652BC01"/>
-          </w:pPr>
-          <w:r>
-            <w:rPr>
-              <w:rStyle w:val="Tekstzastpczy"/>
-            </w:rPr>
-            <w:t>Cena</w:t>
-          </w:r>
-        </w:p>
-      </w:docPartBody>
-    </w:docPart>
   </w:docParts>
 </w:glossaryDocument>
 </file>
@@ -3326,7 +3458,7 @@
   </w:font>
   <w:font w:name="Calibri">
     <w:panose1 w:val="020F0502020204030204"/>
-    <w:charset w:val="EE"/>
+    <w:charset w:val="00"/>
     <w:family w:val="swiss"/>
     <w:pitch w:val="variable"/>
     <w:sig w:usb0="E4002EFF" w:usb1="C200247B" w:usb2="00000009" w:usb3="00000000" w:csb0="000001FF" w:csb1="00000000"/>
@@ -3367,6 +3499,7 @@
     <w:rsidRoot w:val="004B629E"/>
     <w:rsid w:val="000045D5"/>
     <w:rsid w:val="00005A40"/>
+    <w:rsid w:val="000868C9"/>
     <w:rsid w:val="000B36AD"/>
     <w:rsid w:val="0011521F"/>
     <w:rsid w:val="0011660A"/>
@@ -3381,6 +3514,7 @@
     <w:rsid w:val="00397E1F"/>
     <w:rsid w:val="0044390F"/>
     <w:rsid w:val="00453FAF"/>
+    <w:rsid w:val="0047362A"/>
     <w:rsid w:val="004B629E"/>
     <w:rsid w:val="004C341D"/>
     <w:rsid w:val="0052362D"/>
@@ -3389,12 +3523,14 @@
     <w:rsid w:val="0057081F"/>
     <w:rsid w:val="005A089D"/>
     <w:rsid w:val="005A1CBC"/>
+    <w:rsid w:val="005A36E4"/>
     <w:rsid w:val="00636A3D"/>
     <w:rsid w:val="00650F49"/>
     <w:rsid w:val="006B709F"/>
     <w:rsid w:val="00705174"/>
     <w:rsid w:val="00753D23"/>
     <w:rsid w:val="0077582B"/>
+    <w:rsid w:val="007A58BD"/>
     <w:rsid w:val="007B2028"/>
     <w:rsid w:val="007E2039"/>
     <w:rsid w:val="007F1F05"/>
@@ -3406,6 +3542,7 @@
     <w:rsid w:val="00924ABD"/>
     <w:rsid w:val="0093601B"/>
     <w:rsid w:val="00964355"/>
+    <w:rsid w:val="00A14182"/>
     <w:rsid w:val="00A22528"/>
     <w:rsid w:val="00A36251"/>
     <w:rsid w:val="00AB65BC"/>
@@ -3416,6 +3553,7 @@
     <w:rsid w:val="00B345B2"/>
     <w:rsid w:val="00B8134A"/>
     <w:rsid w:val="00B9467B"/>
+    <w:rsid w:val="00BD3585"/>
     <w:rsid w:val="00BF7380"/>
     <w:rsid w:val="00C244D3"/>
     <w:rsid w:val="00C545F0"/>
@@ -3428,6 +3566,8 @@
     <w:rsid w:val="00D85957"/>
     <w:rsid w:val="00DC092A"/>
     <w:rsid w:val="00E81563"/>
+    <w:rsid w:val="00E922D2"/>
+    <w:rsid w:val="00F04983"/>
     <w:rsid w:val="00F82133"/>
     <w:rsid w:val="00FE4E0F"/>
   </w:rsids>
@@ -3891,10 +4031,6 @@
     <w:name w:val="EAB7688BF63C4764B3086C9F2BC2A37C"/>
     <w:rsid w:val="007B2028"/>
   </w:style>
-  <w:style w:type="paragraph" w:customStyle="1" w:styleId="D1217FF7EE43442BA3354D289652BC01">
-    <w:name w:val="D1217FF7EE43442BA3354D289652BC01"/>
-    <w:rsid w:val="004C341D"/>
-  </w:style>
 </w:styles>
 </file>
 

--- a/krolik_doswiadczalny.docx
+++ b/krolik_doswiadczalny.docx
@@ -20,16 +20,16 @@
           <w:szCs w:val="20"/>
         </w:rPr>
         <w:drawing>
-          <wp:anchor distT="0" distB="0" distL="114300" distR="114300" simplePos="0" relativeHeight="251658240" behindDoc="0" locked="0" layoutInCell="1" allowOverlap="1" wp14:anchorId="36AD7B66" wp14:editId="2A23B575">
+          <wp:anchor distT="0" distB="0" distL="114300" distR="114300" simplePos="0" relativeHeight="251658240" behindDoc="0" locked="0" layoutInCell="1" allowOverlap="1" wp14:anchorId="36AD7B66" wp14:editId="073BBF6A">
             <wp:simplePos x="0" y="0"/>
-            <wp:positionH relativeFrom="column">
-              <wp:posOffset>-890270</wp:posOffset>
+            <wp:positionH relativeFrom="page">
+              <wp:posOffset>-14031</wp:posOffset>
             </wp:positionH>
             <wp:positionV relativeFrom="page">
-              <wp:posOffset>9525</wp:posOffset>
+              <wp:posOffset>7620</wp:posOffset>
             </wp:positionV>
-            <wp:extent cx="7524750" cy="7751445"/>
-            <wp:effectExtent l="0" t="0" r="0" b="1905"/>
+            <wp:extent cx="7573071" cy="7840980"/>
+            <wp:effectExtent l="0" t="0" r="8890" b="7620"/>
             <wp:wrapTopAndBottom/>
             <wp:docPr id="1327371546" name="Obraz 2"/>
             <wp:cNvGraphicFramePr>
@@ -39,20 +39,19 @@
               <a:graphicData uri="http://schemas.openxmlformats.org/drawingml/2006/picture">
                 <pic:pic xmlns:pic="http://schemas.openxmlformats.org/drawingml/2006/picture">
                   <pic:nvPicPr>
-                    <pic:cNvPr id="0" name="Picture 4"/>
+                    <pic:cNvPr id="1327371546" name="Obraz 2"/>
                     <pic:cNvPicPr>
                       <a:picLocks noChangeAspect="1" noChangeArrowheads="1"/>
                     </pic:cNvPicPr>
                   </pic:nvPicPr>
                   <pic:blipFill>
-                    <a:blip r:embed="rId7">
+                    <a:blip r:embed="rId8">
                       <a:extLst>
                         <a:ext uri="{28A0092B-C50C-407E-A947-70E740481C1C}">
                           <a14:useLocalDpi xmlns:a14="http://schemas.microsoft.com/office/drawing/2010/main" val="0"/>
                         </a:ext>
                       </a:extLst>
                     </a:blip>
-                    <a:srcRect/>
                     <a:stretch>
                       <a:fillRect/>
                     </a:stretch>
@@ -60,7 +59,7 @@
                   <pic:spPr bwMode="auto">
                     <a:xfrm>
                       <a:off x="0" y="0"/>
-                      <a:ext cx="7524750" cy="7751445"/>
+                      <a:ext cx="7575880" cy="7843888"/>
                     </a:xfrm>
                     <a:prstGeom prst="rect">
                       <a:avLst/>
@@ -140,7 +139,7 @@
         <w:spacing w:after="0"/>
         <w:ind w:left="-426"/>
         <w:rPr>
-          <w:lang w:val="en-GB"/>
+          <w:lang w:val="en-US"/>
         </w:rPr>
       </w:pPr>
       <w:sdt>
@@ -148,16 +147,16 @@
           <w:rPr>
             <w:color w:val="747474" w:themeColor="background2" w:themeShade="80"/>
             <w:szCs w:val="20"/>
-            <w:lang w:val="en-GB"/>
+            <w:lang w:val="en-US"/>
           </w:rPr>
           <w:id w:val="-975749429"/>
           <w:placeholder>
             <w:docPart w:val="EAB7688BF63C4764B3086C9F2BC2A37C"/>
           </w:placeholder>
           <w:comboBox>
-            <w:listItem w:displayText="Sebastian Kalota (+48 501 286 402 e-mail: international@optimalpoland.com.pl)" w:value="Sebastian Kalota "/>
+            <w:listItem w:displayText="Mateusz Lipert (+48 501 286 402 e-mail: international@optimalpoland.com.pl)" w:value="Mateusz Lipert "/>
             <w:listItem w:displayText="Michał Magala (+48 690 371 355 e-mail: m.magala@optimalpoland.com.pl)" w:value="Michał Magala (+48 690 371 355 e-mail: m.magala@optimalpoland.com.pl)"/>
-            <w:listItem w:displayText="Barbara Bielińska (+48 48 734 855 590 e-mail: b.bielinska@optimalpoland.com.pl)" w:value="Barbara Bielińska (+48 48 734 855 590 e-mail: b.bielinska@optimalpoland.com.pl)"/>
+            <w:listItem w:displayText="Bartosz Ogorzałek (+48 48 734 855 590 e-mail: international@optimalpoland.com.pl)" w:value="Bartosz Ogorzałek (+48 48 734 855 590 e-mail: international@optimalpoland.com.pl)"/>
           </w:comboBox>
         </w:sdtPr>
         <w:sdtContent>
@@ -165,7 +164,7 @@
             <w:rPr>
               <w:color w:val="747474" w:themeColor="background2" w:themeShade="80"/>
               <w:szCs w:val="20"/>
-              <w:lang w:val="en-GB"/>
+              <w:lang w:val="en-US"/>
             </w:rPr>
             <w:t>Michał Magala (+48 690 371 355 e-mail: m.magala@optimalpoland.com.pl)</w:t>
           </w:r>
@@ -173,7 +172,7 @@
       </w:sdt>
       <w:r>
         <w:rPr>
-          <w:lang w:val="en-GB"/>
+          <w:lang w:val="en-US"/>
         </w:rPr>
         <w:t xml:space="preserve"> </w:t>
       </w:r>
@@ -185,7 +184,7 @@
           <w:kern w:val="0"/>
           <w:sz w:val="20"/>
           <w:szCs w:val="22"/>
-          <w:lang w:val="en-GB"/>
+          <w:lang w:val="en-US"/>
           <w14:ligatures w14:val="none"/>
         </w:rPr>
       </w:pPr>
@@ -220,7 +219,7 @@
                     </pic:cNvPicPr>
                   </pic:nvPicPr>
                   <pic:blipFill>
-                    <a:blip r:embed="rId8">
+                    <a:blip r:embed="rId9">
                       <a:extLst>
                         <a:ext uri="{28A0092B-C50C-407E-A947-70E740481C1C}">
                           <a14:useLocalDpi xmlns:a14="http://schemas.microsoft.com/office/drawing/2010/main" val="0"/>
@@ -287,7 +286,7 @@
                     </pic:cNvPicPr>
                   </pic:nvPicPr>
                   <pic:blipFill>
-                    <a:blip r:embed="rId9">
+                    <a:blip r:embed="rId10">
                       <a:extLst>
                         <a:ext uri="{28A0092B-C50C-407E-A947-70E740481C1C}">
                           <a14:useLocalDpi xmlns:a14="http://schemas.microsoft.com/office/drawing/2010/main" val="0"/>
@@ -326,7 +325,7 @@
       </w:r>
       <w:r>
         <w:rPr>
-          <w:lang w:val="en-GB"/>
+          <w:lang w:val="en-US"/>
         </w:rPr>
         <w:br w:type="page"/>
       </w:r>
@@ -335,26 +334,37 @@
       <w:pPr>
         <w:pStyle w:val="Zawartoramki"/>
         <w:spacing w:after="0"/>
-        <w:ind w:left="-426"/>
         <w:rPr>
           <w:noProof/>
-          <w:lang w:val="en-GB"/>
-        </w:rPr>
-      </w:pPr>
-      <w:r>
+          <w:lang w:val="en-US"/>
+        </w:rPr>
+        <w:sectPr>
+          <w:headerReference w:type="default" r:id="rId11"/>
+          <w:footerReference w:type="default" r:id="rId12"/>
+          <w:headerReference w:type="first" r:id="rId13"/>
+          <w:footerReference w:type="first" r:id="rId14"/>
+          <w:pgSz w:w="11906" w:h="16838"/>
+          <w:pgMar w:top="1417" w:right="1417" w:bottom="1417" w:left="1417" w:header="708" w:footer="708" w:gutter="0"/>
+          <w:cols w:space="708"/>
+          <w:titlePg/>
+          <w:docGrid w:linePitch="360"/>
+        </w:sectPr>
+      </w:pPr>
+    </w:p>
+    <w:p>
+      <w:pPr>
+        <w:pStyle w:val="Zawartoramki"/>
+        <w:spacing w:after="0"/>
         <w:rPr>
           <w:noProof/>
-          <w:lang w:val="en-GB"/>
-        </w:rPr>
-        <w:lastRenderedPageBreak/>
-        <w:t xml:space="preserve"> </w:t>
-      </w:r>
+          <w:lang w:val="en-US"/>
+        </w:rPr>
+      </w:pPr>
     </w:p>
     <w:tbl>
       <w:tblPr>
         <w:tblStyle w:val="Tabela-Siatka"/>
         <w:tblW w:w="10552" w:type="dxa"/>
-        <w:tblInd w:w="-729" w:type="dxa"/>
         <w:tblLook w:val="04A0" w:firstRow="1" w:lastRow="0" w:firstColumn="1" w:lastColumn="0" w:noHBand="0" w:noVBand="1"/>
       </w:tblPr>
       <w:tblGrid>
@@ -1773,11 +1783,11 @@
       <w:tblPr>
         <w:tblStyle w:val="Tabela-Siatka"/>
         <w:tblpPr w:leftFromText="141" w:rightFromText="141" w:vertAnchor="text" w:horzAnchor="margin" w:tblpXSpec="center" w:tblpY="179"/>
-        <w:tblW w:w="10206" w:type="dxa"/>
+        <w:tblW w:w="10348" w:type="dxa"/>
         <w:tblLook w:val="04A0" w:firstRow="1" w:lastRow="0" w:firstColumn="1" w:lastColumn="0" w:noHBand="0" w:noVBand="1"/>
       </w:tblPr>
       <w:tblGrid>
-        <w:gridCol w:w="7772"/>
+        <w:gridCol w:w="7914"/>
         <w:gridCol w:w="24"/>
         <w:gridCol w:w="2410"/>
       </w:tblGrid>
@@ -1787,7 +1797,7 @@
         </w:trPr>
         <w:tc>
           <w:tcPr>
-            <w:tcW w:w="7772" w:type="dxa"/>
+            <w:tcW w:w="7914" w:type="dxa"/>
             <w:tcBorders>
               <w:top w:val="nil"/>
               <w:left w:val="nil"/>
@@ -1864,7 +1874,7 @@
         </w:trPr>
         <w:tc>
           <w:tcPr>
-            <w:tcW w:w="7796" w:type="dxa"/>
+            <w:tcW w:w="7938" w:type="dxa"/>
             <w:gridSpan w:val="2"/>
             <w:tcBorders>
               <w:top w:val="single" w:sz="4" w:space="0" w:color="auto"/>
@@ -1940,60 +1950,1304 @@
       <w:pPr>
         <w:rPr>
           <w:szCs w:val="20"/>
+          <w:lang w:val="en-GB"/>
+        </w:rPr>
+      </w:pPr>
+    </w:p>
+    <w:tbl>
+      <w:tblPr>
+        <w:tblStyle w:val="Tabela-Siatka"/>
+        <w:tblpPr w:leftFromText="141" w:rightFromText="141" w:vertAnchor="text" w:horzAnchor="margin" w:tblpY="8"/>
+        <w:tblW w:w="10348" w:type="dxa"/>
+        <w:tblLook w:val="04A0" w:firstRow="1" w:lastRow="0" w:firstColumn="1" w:lastColumn="0" w:noHBand="0" w:noVBand="1"/>
+      </w:tblPr>
+      <w:tblGrid>
+        <w:gridCol w:w="7938"/>
+        <w:gridCol w:w="2410"/>
+      </w:tblGrid>
+      <w:tr>
+        <w:trPr>
+          <w:trHeight w:val="407"/>
+        </w:trPr>
+        <w:tc>
+          <w:tcPr>
+            <w:tcW w:w="7938" w:type="dxa"/>
+            <w:tcBorders>
+              <w:top w:val="nil"/>
+              <w:left w:val="nil"/>
+              <w:bottom w:val="single" w:sz="4" w:space="0" w:color="auto"/>
+              <w:right w:val="nil"/>
+            </w:tcBorders>
+            <w:shd w:val="clear" w:color="auto" w:fill="A6A6A6" w:themeFill="background1" w:themeFillShade="A6"/>
+            <w:vAlign w:val="center"/>
+            <w:hideMark/>
+          </w:tcPr>
+          <w:p>
+            <w:pPr>
+              <w:pStyle w:val="western"/>
+              <w:spacing w:before="0" w:beforeAutospacing="0" w:after="0" w:line="259" w:lineRule="auto"/>
+              <w:ind w:left="37" w:right="113"/>
+              <w:rPr>
+                <w:b/>
+                <w:bCs/>
+                <w:color w:val="FFFFFF" w:themeColor="background1"/>
+                <w:szCs w:val="20"/>
+                <w:lang w:eastAsia="en-US"/>
+              </w:rPr>
+            </w:pPr>
+            <w:r>
+              <w:rPr>
+                <w:b/>
+                <w:bCs/>
+                <w:color w:val="FFFFFF" w:themeColor="background1"/>
+                <w:szCs w:val="20"/>
+              </w:rPr>
+              <w:t xml:space="preserve">Transport </w:t>
+            </w:r>
+            <w:proofErr w:type="spellStart"/>
+            <w:r>
+              <w:rPr>
+                <w:b/>
+                <w:bCs/>
+                <w:color w:val="FFFFFF" w:themeColor="background1"/>
+                <w:szCs w:val="20"/>
+              </w:rPr>
+              <w:t>rates</w:t>
+            </w:r>
+            <w:proofErr w:type="spellEnd"/>
+            <w:r>
+              <w:rPr>
+                <w:b/>
+                <w:bCs/>
+                <w:color w:val="FFFFFF" w:themeColor="background1"/>
+                <w:szCs w:val="20"/>
+              </w:rPr>
+              <w:t>:</w:t>
+            </w:r>
+          </w:p>
+        </w:tc>
+        <w:tc>
+          <w:tcPr>
+            <w:tcW w:w="2410" w:type="dxa"/>
+            <w:tcBorders>
+              <w:top w:val="nil"/>
+              <w:left w:val="nil"/>
+              <w:bottom w:val="single" w:sz="4" w:space="0" w:color="auto"/>
+              <w:right w:val="nil"/>
+            </w:tcBorders>
+            <w:shd w:val="clear" w:color="auto" w:fill="A6A6A6" w:themeFill="background1" w:themeFillShade="A6"/>
+            <w:vAlign w:val="center"/>
+          </w:tcPr>
+          <w:p>
+            <w:pPr>
+              <w:rPr>
+                <w:b/>
+                <w:bCs/>
+                <w:color w:val="FFFFFF" w:themeColor="background1"/>
+                <w:szCs w:val="20"/>
+              </w:rPr>
+            </w:pPr>
+          </w:p>
+        </w:tc>
+      </w:tr>
+      <w:tr>
+        <w:trPr>
+          <w:trHeight w:val="304"/>
+        </w:trPr>
+        <w:tc>
+          <w:tcPr>
+            <w:tcW w:w="7938" w:type="dxa"/>
+            <w:tcBorders>
+              <w:top w:val="single" w:sz="4" w:space="0" w:color="auto"/>
+              <w:left w:val="single" w:sz="4" w:space="0" w:color="auto"/>
+              <w:bottom w:val="single" w:sz="4" w:space="0" w:color="auto"/>
+              <w:right w:val="single" w:sz="4" w:space="0" w:color="auto"/>
+            </w:tcBorders>
+            <w:vAlign w:val="center"/>
+            <w:hideMark/>
+          </w:tcPr>
+          <w:p>
+            <w:pPr>
+              <w:rPr>
+                <w:szCs w:val="20"/>
+                <w:lang w:val="en-GB"/>
+              </w:rPr>
+            </w:pPr>
+            <w:r>
+              <w:rPr>
+                <w:rFonts w:ascii="Lato" w:hAnsi="Lato"/>
+                <w:b/>
+                <w:bCs/>
+                <w:sz w:val="20"/>
+                <w:szCs w:val="20"/>
+                <w:lang w:val="en-GB"/>
+              </w:rPr>
+              <w:t>Transport cost (</w:t>
+            </w:r>
+            <w:proofErr w:type="spellStart"/>
+            <w:r>
+              <w:rPr>
+                <w:rFonts w:ascii="Lato" w:hAnsi="Lato"/>
+                <w:b/>
+                <w:bCs/>
+                <w:sz w:val="20"/>
+                <w:szCs w:val="20"/>
+                <w:lang w:val="en-GB"/>
+              </w:rPr>
+              <w:t>miejscowość</w:t>
+            </w:r>
+            <w:proofErr w:type="spellEnd"/>
+            <w:r>
+              <w:rPr>
+                <w:rFonts w:ascii="Lato" w:hAnsi="Lato"/>
+                <w:b/>
+                <w:bCs/>
+                <w:sz w:val="20"/>
+                <w:szCs w:val="20"/>
+                <w:lang w:val="en-GB"/>
+              </w:rPr>
+              <w:t>)</w:t>
+            </w:r>
+            <w:r>
+              <w:rPr>
+                <w:b/>
+                <w:bCs/>
+                <w:szCs w:val="20"/>
+                <w:lang w:val="en-GB"/>
+              </w:rPr>
+              <w:t xml:space="preserve">  : </w:t>
+            </w:r>
+            <w:r>
+              <w:rPr>
+                <w:rStyle w:val="Styl2"/>
+                <w:lang w:val="en-GB"/>
+              </w:rPr>
+              <w:t xml:space="preserve"> </w:t>
+            </w:r>
+            <w:sdt>
+              <w:sdtPr>
+                <w:rPr>
+                  <w:rStyle w:val="Styl2"/>
+                  <w:rFonts w:ascii="Lato" w:hAnsi="Lato"/>
+                  <w:sz w:val="20"/>
+                  <w:szCs w:val="20"/>
+                  <w:lang w:val="en-GB"/>
+                </w:rPr>
+                <w:id w:val="-618064494"/>
+                <w:placeholder>
+                  <w:docPart w:val="F2D8582A4D50444BA1BCBAFA6EF41B86"/>
+                </w:placeholder>
+                <w:comboBox>
+                  <w:listItem w:displayText="-" w:value="-"/>
+                  <w:listItem w:displayText="Ex-Works" w:value="Ex-Works"/>
+                  <w:listItem w:displayText="Single Transport (Rails&amp;Walls)" w:value="Single Transport (Rails&amp;Walls)"/>
+                  <w:listItem w:displayText="Rails only (Stage 1)" w:value="Rails only (Stage 1)"/>
+                  <w:listItem w:displayText="Modules (Stage 2)" w:value="Modules (Stage 2)"/>
+                </w:comboBox>
+              </w:sdtPr>
+              <w:sdtContent>
+                <w:r>
+                  <w:rPr>
+                    <w:rStyle w:val="Styl2"/>
+                    <w:rFonts w:ascii="Lato" w:hAnsi="Lato"/>
+                    <w:sz w:val="20"/>
+                    <w:szCs w:val="20"/>
+                    <w:lang w:val="en-GB"/>
+                  </w:rPr>
+                  <w:t>Modules (Stage 2)</w:t>
+                </w:r>
+              </w:sdtContent>
+            </w:sdt>
+          </w:p>
+        </w:tc>
+        <w:tc>
+          <w:tcPr>
+            <w:tcW w:w="2410" w:type="dxa"/>
+            <w:tcBorders>
+              <w:top w:val="single" w:sz="4" w:space="0" w:color="auto"/>
+              <w:left w:val="single" w:sz="4" w:space="0" w:color="auto"/>
+              <w:bottom w:val="single" w:sz="4" w:space="0" w:color="auto"/>
+              <w:right w:val="single" w:sz="4" w:space="0" w:color="auto"/>
+            </w:tcBorders>
+            <w:vAlign w:val="center"/>
+            <w:hideMark/>
+          </w:tcPr>
+          <w:p>
+            <w:pPr>
+              <w:jc w:val="center"/>
+              <w:rPr>
+                <w:szCs w:val="20"/>
+                <w:lang w:val="en-GB"/>
+              </w:rPr>
+            </w:pPr>
+            <w:r>
+              <w:rPr>
+                <w:b/>
+                <w:bCs/>
+                <w:lang w:val="en-GB"/>
+              </w:rPr>
+              <w:t xml:space="preserve"> </w:t>
+            </w:r>
+            <w:sdt>
+              <w:sdtPr>
+                <w:rPr>
+                  <w:rStyle w:val="Styl1"/>
+                  <w:b w:val="0"/>
+                  <w:bCs/>
+                </w:rPr>
+                <w:id w:val="-603497040"/>
+                <w:placeholder>
+                  <w:docPart w:val="52A659DDF8B34231B94ABD37CE182CCE"/>
+                </w:placeholder>
+                <w:showingPlcHdr/>
+              </w:sdtPr>
+              <w:sdtContent>
+                <w:r>
+                  <w:rPr>
+                    <w:rStyle w:val="Tekstzastpczy"/>
+                    <w:rFonts w:ascii="Lato" w:hAnsi="Lato"/>
+                    <w:sz w:val="20"/>
+                    <w:szCs w:val="20"/>
+                    <w:lang w:val="en-GB"/>
+                  </w:rPr>
+                  <w:t>Cena transportu</w:t>
+                </w:r>
+              </w:sdtContent>
+            </w:sdt>
+            <w:r>
+              <w:rPr>
+                <w:b/>
+                <w:bCs/>
+                <w:lang w:val="en-GB"/>
+              </w:rPr>
+              <w:t xml:space="preserve"> </w:t>
+            </w:r>
+            <w:r>
+              <w:rPr>
+                <w:rFonts w:ascii="Lato" w:hAnsi="Lato"/>
+                <w:b/>
+                <w:bCs/>
+                <w:sz w:val="20"/>
+                <w:szCs w:val="20"/>
+                <w:lang w:val="en-GB"/>
+              </w:rPr>
+              <w:t>EUR</w:t>
+            </w:r>
+            <w:r>
+              <w:rPr>
+                <w:b/>
+                <w:bCs/>
+                <w:lang w:val="en-GB"/>
+              </w:rPr>
+              <w:t xml:space="preserve"> </w:t>
+            </w:r>
+          </w:p>
+        </w:tc>
+      </w:tr>
+    </w:tbl>
+    <w:p>
+      <w:pPr>
+        <w:rPr>
+          <w:szCs w:val="20"/>
+          <w:lang w:val="en-GB"/>
+        </w:rPr>
+      </w:pPr>
+    </w:p>
+    <w:tbl>
+      <w:tblPr>
+        <w:tblStyle w:val="Tabela-Siatka"/>
+        <w:tblpPr w:leftFromText="141" w:rightFromText="141" w:vertAnchor="text" w:horzAnchor="margin" w:tblpY="99"/>
+        <w:tblW w:w="10348" w:type="dxa"/>
+        <w:tblLook w:val="04A0" w:firstRow="1" w:lastRow="0" w:firstColumn="1" w:lastColumn="0" w:noHBand="0" w:noVBand="1"/>
+      </w:tblPr>
+      <w:tblGrid>
+        <w:gridCol w:w="7938"/>
+        <w:gridCol w:w="2410"/>
+      </w:tblGrid>
+      <w:tr>
+        <w:trPr>
+          <w:trHeight w:val="367"/>
+        </w:trPr>
+        <w:tc>
+          <w:tcPr>
+            <w:tcW w:w="7938" w:type="dxa"/>
+            <w:tcBorders>
+              <w:top w:val="nil"/>
+              <w:left w:val="nil"/>
+              <w:bottom w:val="single" w:sz="4" w:space="0" w:color="auto"/>
+              <w:right w:val="nil"/>
+            </w:tcBorders>
+            <w:shd w:val="clear" w:color="auto" w:fill="A6A6A6" w:themeFill="background1" w:themeFillShade="A6"/>
+            <w:vAlign w:val="center"/>
+          </w:tcPr>
+          <w:p>
+            <w:pPr>
+              <w:pStyle w:val="western"/>
+              <w:spacing w:before="0" w:beforeAutospacing="0" w:after="0" w:line="259" w:lineRule="auto"/>
+              <w:ind w:right="113"/>
+              <w:rPr>
+                <w:b/>
+                <w:bCs/>
+                <w:color w:val="FFFFFF" w:themeColor="background1"/>
+                <w:szCs w:val="20"/>
+              </w:rPr>
+            </w:pPr>
+            <w:r>
+              <w:rPr>
+                <w:b/>
+                <w:bCs/>
+                <w:sz w:val="24"/>
+              </w:rPr>
+              <w:t xml:space="preserve">Grand </w:t>
+            </w:r>
+            <w:proofErr w:type="spellStart"/>
+            <w:r>
+              <w:rPr>
+                <w:b/>
+                <w:bCs/>
+                <w:sz w:val="24"/>
+              </w:rPr>
+              <w:t>total</w:t>
+            </w:r>
+            <w:proofErr w:type="spellEnd"/>
+            <w:r>
+              <w:rPr>
+                <w:b/>
+                <w:bCs/>
+              </w:rPr>
+              <w:t>:</w:t>
+            </w:r>
+          </w:p>
+        </w:tc>
+        <w:tc>
+          <w:tcPr>
+            <w:tcW w:w="2410" w:type="dxa"/>
+            <w:tcBorders>
+              <w:top w:val="nil"/>
+              <w:left w:val="nil"/>
+              <w:bottom w:val="single" w:sz="4" w:space="0" w:color="auto"/>
+              <w:right w:val="nil"/>
+            </w:tcBorders>
+            <w:shd w:val="clear" w:color="auto" w:fill="A6A6A6" w:themeFill="background1" w:themeFillShade="A6"/>
+            <w:vAlign w:val="center"/>
+          </w:tcPr>
+          <w:p>
+            <w:pPr>
+              <w:rPr>
+                <w:b/>
+                <w:bCs/>
+                <w:color w:val="FFFFFF" w:themeColor="background1"/>
+                <w:szCs w:val="20"/>
+              </w:rPr>
+            </w:pPr>
+          </w:p>
+        </w:tc>
+      </w:tr>
+      <w:tr>
+        <w:trPr>
+          <w:trHeight w:val="274"/>
+        </w:trPr>
+        <w:tc>
+          <w:tcPr>
+            <w:tcW w:w="7938" w:type="dxa"/>
+            <w:tcBorders>
+              <w:top w:val="single" w:sz="4" w:space="0" w:color="auto"/>
+              <w:left w:val="single" w:sz="4" w:space="0" w:color="auto"/>
+              <w:bottom w:val="single" w:sz="4" w:space="0" w:color="auto"/>
+              <w:right w:val="single" w:sz="4" w:space="0" w:color="auto"/>
+            </w:tcBorders>
+            <w:vAlign w:val="center"/>
+          </w:tcPr>
+          <w:p>
+            <w:pPr>
+              <w:rPr>
+                <w:szCs w:val="20"/>
+              </w:rPr>
+            </w:pPr>
+            <w:r>
+              <w:rPr>
+                <w:rFonts w:ascii="Lato" w:hAnsi="Lato"/>
+                <w:b/>
+                <w:bCs/>
+                <w:sz w:val="20"/>
+                <w:szCs w:val="20"/>
+                <w:lang w:val="en-GB"/>
+              </w:rPr>
+              <w:t xml:space="preserve">Total </w:t>
+            </w:r>
+            <w:proofErr w:type="spellStart"/>
+            <w:r>
+              <w:rPr>
+                <w:rFonts w:ascii="Lato" w:hAnsi="Lato"/>
+                <w:b/>
+                <w:bCs/>
+                <w:sz w:val="20"/>
+                <w:szCs w:val="20"/>
+                <w:lang w:val="en-GB"/>
+              </w:rPr>
+              <w:t>value</w:t>
+            </w:r>
+            <w:proofErr w:type="spellEnd"/>
+            <w:r>
+              <w:rPr>
+                <w:rFonts w:ascii="Lato" w:hAnsi="Lato"/>
+                <w:b/>
+                <w:bCs/>
+                <w:sz w:val="20"/>
+                <w:szCs w:val="20"/>
+                <w:lang w:val="en-GB"/>
+              </w:rPr>
+              <w:t xml:space="preserve"> (</w:t>
+            </w:r>
+            <w:proofErr w:type="spellStart"/>
+            <w:r>
+              <w:rPr>
+                <w:rFonts w:ascii="Lato" w:hAnsi="Lato"/>
+                <w:b/>
+                <w:bCs/>
+                <w:sz w:val="20"/>
+                <w:szCs w:val="20"/>
+                <w:lang w:val="en-GB"/>
+              </w:rPr>
+              <w:t>walls</w:t>
+            </w:r>
+            <w:proofErr w:type="spellEnd"/>
+            <w:r>
+              <w:rPr>
+                <w:rFonts w:ascii="Lato" w:hAnsi="Lato"/>
+                <w:b/>
+                <w:bCs/>
+                <w:sz w:val="20"/>
+                <w:szCs w:val="20"/>
+                <w:lang w:val="en-GB"/>
+              </w:rPr>
+              <w:t xml:space="preserve"> &amp; transport):</w:t>
+            </w:r>
+          </w:p>
+        </w:tc>
+        <w:tc>
+          <w:tcPr>
+            <w:tcW w:w="2410" w:type="dxa"/>
+            <w:tcBorders>
+              <w:top w:val="single" w:sz="4" w:space="0" w:color="auto"/>
+              <w:left w:val="single" w:sz="4" w:space="0" w:color="auto"/>
+              <w:bottom w:val="single" w:sz="4" w:space="0" w:color="auto"/>
+              <w:right w:val="single" w:sz="4" w:space="0" w:color="auto"/>
+            </w:tcBorders>
+            <w:vAlign w:val="center"/>
+          </w:tcPr>
+          <w:p>
+            <w:pPr>
+              <w:jc w:val="center"/>
+              <w:rPr>
+                <w:szCs w:val="20"/>
+              </w:rPr>
+            </w:pPr>
+            <w:r>
+              <w:rPr>
+                <w:b/>
+                <w:bCs/>
+              </w:rPr>
+              <w:t xml:space="preserve"> </w:t>
+            </w:r>
+            <w:sdt>
+              <w:sdtPr>
+                <w:rPr>
+                  <w:rStyle w:val="Styl1"/>
+                </w:rPr>
+                <w:id w:val="1815367359"/>
+                <w:placeholder>
+                  <w:docPart w:val="631B74F7A4104B66B4FE428300330972"/>
+                </w:placeholder>
+                <w:showingPlcHdr/>
+              </w:sdtPr>
+              <w:sdtEndPr>
+                <w:rPr>
+                  <w:rStyle w:val="Domylnaczcionkaakapitu"/>
+                  <w:b w:val="0"/>
+                  <w:bCs/>
+                </w:rPr>
+              </w:sdtEndPr>
+              <w:sdtContent>
+                <w:r>
+                  <w:rPr>
+                    <w:rStyle w:val="Tekstzastpczy"/>
+                    <w:rFonts w:ascii="Lato" w:hAnsi="Lato"/>
+                    <w:sz w:val="20"/>
+                    <w:szCs w:val="20"/>
+                    <w:lang w:val="en-GB"/>
+                  </w:rPr>
+                  <w:t>Wartość</w:t>
+                </w:r>
+              </w:sdtContent>
+            </w:sdt>
+            <w:r>
+              <w:rPr>
+                <w:b/>
+                <w:bCs/>
+              </w:rPr>
+              <w:t xml:space="preserve"> </w:t>
+            </w:r>
+            <w:r>
+              <w:rPr>
+                <w:b/>
+                <w:bCs/>
+              </w:rPr>
+              <w:t>EUR</w:t>
+            </w:r>
+            <w:r>
+              <w:rPr>
+                <w:b/>
+                <w:bCs/>
+              </w:rPr>
+              <w:t xml:space="preserve"> </w:t>
+            </w:r>
+          </w:p>
+        </w:tc>
+      </w:tr>
+    </w:tbl>
+    <w:p>
+      <w:pPr>
+        <w:rPr>
+          <w:szCs w:val="20"/>
+          <w:lang w:val="en-GB"/>
         </w:rPr>
       </w:pPr>
     </w:p>
     <w:p>
       <w:pPr>
-        <w:rPr>
-          <w:szCs w:val="20"/>
-        </w:rPr>
-      </w:pPr>
-    </w:p>
-    <w:p>
-      <w:pPr>
-        <w:rPr>
-          <w:szCs w:val="20"/>
-          <w:lang w:val="en-GB"/>
-        </w:rPr>
-      </w:pPr>
-    </w:p>
-    <w:p>
-      <w:pPr>
-        <w:rPr>
-          <w:szCs w:val="20"/>
-        </w:rPr>
-      </w:pPr>
-    </w:p>
-    <w:p>
-      <w:pPr>
-        <w:ind w:left="1416" w:firstLine="708"/>
-        <w:rPr>
+        <w:jc w:val="center"/>
+        <w:rPr>
+          <w:rFonts w:ascii="Lato" w:hAnsi="Lato"/>
           <w:sz w:val="22"/>
           <w:lang w:val="en-GB"/>
         </w:rPr>
       </w:pPr>
       <w:r>
         <w:rPr>
+          <w:rFonts w:ascii="Lato" w:hAnsi="Lato"/>
           <w:b/>
           <w:bCs/>
           <w:sz w:val="22"/>
           <w:lang w:val="en-GB"/>
         </w:rPr>
-        <w:t>Offer valid f</w:t>
-      </w:r>
-      <w:r>
+        <w:t>Offer valid for 60 days only.</w:t>
+      </w:r>
+    </w:p>
+    <w:p>
+      <w:pPr>
+        <w:rPr>
+          <w:rFonts w:ascii="Lato Black" w:hAnsi="Lato Black"/>
+          <w:szCs w:val="20"/>
+          <w:lang w:val="en-GB"/>
+        </w:rPr>
+      </w:pPr>
+      <w:r>
+        <w:rPr>
+          <w:rFonts w:ascii="Lato Black" w:hAnsi="Lato Black"/>
+          <w:szCs w:val="20"/>
+          <w:lang w:val="en-GB"/>
+        </w:rPr>
+        <w:t>Offer includes:</w:t>
+      </w:r>
+    </w:p>
+    <w:p>
+      <w:pPr>
+        <w:ind w:left="720"/>
+        <w:rPr>
+          <w:szCs w:val="20"/>
+          <w:lang w:val="en-GB"/>
+        </w:rPr>
+      </w:pPr>
+    </w:p>
+    <w:p>
+      <w:pPr>
+        <w:numPr>
+          <w:ilvl w:val="0"/>
+          <w:numId w:val="1"/>
+        </w:numPr>
+        <w:suppressAutoHyphens/>
+        <w:spacing w:after="100" w:line="240" w:lineRule="auto"/>
+        <w:rPr>
+          <w:szCs w:val="20"/>
+        </w:rPr>
+      </w:pPr>
+      <w:r>
+        <w:rPr>
+          <w:szCs w:val="20"/>
+        </w:rPr>
+        <w:lastRenderedPageBreak/>
+        <w:t xml:space="preserve">Technical </w:t>
+      </w:r>
+      <w:proofErr w:type="spellStart"/>
+      <w:r>
+        <w:rPr>
+          <w:szCs w:val="20"/>
+        </w:rPr>
+        <w:t>advice</w:t>
+      </w:r>
+      <w:proofErr w:type="spellEnd"/>
+      <w:r>
+        <w:rPr>
+          <w:szCs w:val="20"/>
+        </w:rPr>
+        <w:t xml:space="preserve"> </w:t>
+      </w:r>
+    </w:p>
+    <w:p>
+      <w:pPr>
+        <w:numPr>
+          <w:ilvl w:val="0"/>
+          <w:numId w:val="1"/>
+        </w:numPr>
+        <w:suppressAutoHyphens/>
+        <w:spacing w:after="100" w:line="240" w:lineRule="auto"/>
+        <w:rPr>
+          <w:szCs w:val="20"/>
+        </w:rPr>
+      </w:pPr>
+      <w:r>
+        <w:rPr>
+          <w:szCs w:val="20"/>
+        </w:rPr>
+        <w:t xml:space="preserve">Mobile </w:t>
+      </w:r>
+      <w:proofErr w:type="spellStart"/>
+      <w:r>
+        <w:rPr>
+          <w:szCs w:val="20"/>
+        </w:rPr>
+        <w:t>wall</w:t>
+      </w:r>
+      <w:proofErr w:type="spellEnd"/>
+      <w:r>
+        <w:rPr>
+          <w:szCs w:val="20"/>
+        </w:rPr>
+        <w:t xml:space="preserve"> design.</w:t>
+      </w:r>
+    </w:p>
+    <w:p>
+      <w:pPr>
+        <w:numPr>
+          <w:ilvl w:val="0"/>
+          <w:numId w:val="1"/>
+        </w:numPr>
+        <w:suppressAutoHyphens/>
+        <w:spacing w:after="100" w:line="240" w:lineRule="auto"/>
+        <w:rPr>
+          <w:szCs w:val="20"/>
+          <w:lang w:val="en-GB"/>
+        </w:rPr>
+      </w:pPr>
+      <w:r>
+        <w:rPr>
+          <w:szCs w:val="20"/>
+          <w:lang w:val="en-GB"/>
+        </w:rPr>
+        <w:t>Transport to the installation site (</w:t>
+      </w:r>
+      <w:r>
+        <w:rPr>
+          <w:szCs w:val="20"/>
+          <w:lang w:val="en-GB"/>
+        </w:rPr>
+        <w:t>kerbside only</w:t>
+      </w:r>
+      <w:r>
+        <w:rPr>
+          <w:szCs w:val="20"/>
+          <w:lang w:val="en-GB"/>
+        </w:rPr>
+        <w:t>)</w:t>
+      </w:r>
+    </w:p>
+    <w:p>
+      <w:pPr>
+        <w:numPr>
+          <w:ilvl w:val="0"/>
+          <w:numId w:val="1"/>
+        </w:numPr>
+        <w:suppressAutoHyphens/>
+        <w:spacing w:after="100" w:line="240" w:lineRule="auto"/>
+        <w:rPr>
+          <w:szCs w:val="20"/>
+          <w:lang w:val="en-GB"/>
+        </w:rPr>
+      </w:pPr>
+      <w:r>
+        <w:rPr>
+          <w:szCs w:val="20"/>
+          <w:lang w:val="en-GB"/>
+        </w:rPr>
+        <w:t xml:space="preserve">Production </w:t>
+      </w:r>
+      <w:r>
+        <w:rPr>
+          <w:szCs w:val="20"/>
+          <w:lang w:val="en-GB"/>
+        </w:rPr>
+        <w:t xml:space="preserve">and </w:t>
+      </w:r>
+      <w:r>
+        <w:rPr>
+          <w:szCs w:val="20"/>
+          <w:lang w:val="en-GB"/>
+        </w:rPr>
+        <w:t>supply</w:t>
+      </w:r>
+      <w:r>
+        <w:rPr>
+          <w:szCs w:val="20"/>
+          <w:lang w:val="en-GB"/>
+        </w:rPr>
+        <w:t xml:space="preserve"> of </w:t>
+      </w:r>
+      <w:r>
+        <w:rPr>
+          <w:szCs w:val="20"/>
+          <w:lang w:val="en-GB"/>
+        </w:rPr>
+        <w:t>rails,</w:t>
+      </w:r>
+      <w:r>
+        <w:rPr>
+          <w:szCs w:val="20"/>
+          <w:lang w:val="en-GB"/>
+        </w:rPr>
+        <w:t xml:space="preserve"> and parking system (Stage I). </w:t>
+      </w:r>
+    </w:p>
+    <w:p>
+      <w:pPr>
+        <w:numPr>
+          <w:ilvl w:val="0"/>
+          <w:numId w:val="1"/>
+        </w:numPr>
+        <w:suppressAutoHyphens/>
+        <w:spacing w:after="100" w:line="240" w:lineRule="auto"/>
+        <w:rPr>
+          <w:szCs w:val="20"/>
+          <w:lang w:val="en-GB"/>
+        </w:rPr>
+      </w:pPr>
+      <w:r>
+        <w:rPr>
+          <w:szCs w:val="20"/>
+          <w:lang w:val="en-GB"/>
+        </w:rPr>
+        <w:t xml:space="preserve">Production and </w:t>
+      </w:r>
+      <w:r>
+        <w:rPr>
+          <w:szCs w:val="20"/>
+          <w:lang w:val="en-GB"/>
+        </w:rPr>
+        <w:t>supply</w:t>
+      </w:r>
+      <w:r>
+        <w:rPr>
+          <w:szCs w:val="20"/>
+          <w:lang w:val="en-GB"/>
+        </w:rPr>
+        <w:t xml:space="preserve"> of mo</w:t>
+      </w:r>
+      <w:r>
+        <w:rPr>
+          <w:szCs w:val="20"/>
+          <w:lang w:val="en-GB"/>
+        </w:rPr>
+        <w:t>vable</w:t>
+      </w:r>
+      <w:r>
+        <w:rPr>
+          <w:szCs w:val="20"/>
+          <w:lang w:val="en-GB"/>
+        </w:rPr>
+        <w:t xml:space="preserve"> wall </w:t>
+      </w:r>
+      <w:r>
+        <w:rPr>
+          <w:szCs w:val="20"/>
+          <w:lang w:val="en-GB"/>
+        </w:rPr>
+        <w:t>modules</w:t>
+      </w:r>
+      <w:r>
+        <w:rPr>
+          <w:szCs w:val="20"/>
+          <w:lang w:val="en-GB"/>
+        </w:rPr>
+        <w:t xml:space="preserve"> (Stage II). </w:t>
+      </w:r>
+    </w:p>
+    <w:p>
+      <w:pPr>
+        <w:numPr>
+          <w:ilvl w:val="0"/>
+          <w:numId w:val="1"/>
+        </w:numPr>
+        <w:suppressAutoHyphens/>
+        <w:spacing w:after="100" w:line="240" w:lineRule="auto"/>
+        <w:rPr>
+          <w:szCs w:val="20"/>
+          <w:lang w:val="en-GB"/>
+        </w:rPr>
+      </w:pPr>
+      <w:r>
+        <w:rPr>
+          <w:szCs w:val="20"/>
+          <w:lang w:val="en-GB"/>
+        </w:rPr>
+        <w:t>5-year</w:t>
+      </w:r>
+      <w:r>
+        <w:rPr>
+          <w:szCs w:val="20"/>
+          <w:lang w:val="en-GB"/>
+        </w:rPr>
+        <w:t xml:space="preserve"> product</w:t>
+      </w:r>
+      <w:r>
+        <w:rPr>
+          <w:szCs w:val="20"/>
+          <w:lang w:val="en-GB"/>
+        </w:rPr>
+        <w:t xml:space="preserve"> warranty of the direct Polish manufacturer</w:t>
+      </w:r>
+      <w:r>
+        <w:rPr>
+          <w:szCs w:val="20"/>
+          <w:lang w:val="en-GB"/>
+        </w:rPr>
+        <w:t>.</w:t>
+      </w:r>
+    </w:p>
+    <w:p>
+      <w:pPr>
+        <w:rPr>
+          <w:rFonts w:ascii="Lato Black" w:hAnsi="Lato Black"/>
+          <w:szCs w:val="20"/>
+          <w:lang w:val="en-GB"/>
+        </w:rPr>
+      </w:pPr>
+    </w:p>
+    <w:p>
+      <w:pPr>
+        <w:rPr>
+          <w:rFonts w:ascii="Lato Black" w:hAnsi="Lato Black"/>
+          <w:szCs w:val="20"/>
+        </w:rPr>
+      </w:pPr>
+      <w:proofErr w:type="spellStart"/>
+      <w:r>
+        <w:rPr>
+          <w:rFonts w:ascii="Lato Black" w:hAnsi="Lato Black"/>
+          <w:szCs w:val="20"/>
+        </w:rPr>
+        <w:t>Other</w:t>
+      </w:r>
+      <w:proofErr w:type="spellEnd"/>
+      <w:r>
+        <w:rPr>
+          <w:rFonts w:ascii="Lato Black" w:hAnsi="Lato Black"/>
+          <w:szCs w:val="20"/>
+        </w:rPr>
+        <w:t xml:space="preserve"> </w:t>
+      </w:r>
+      <w:proofErr w:type="spellStart"/>
+      <w:r>
+        <w:rPr>
+          <w:rFonts w:ascii="Lato Black" w:hAnsi="Lato Black"/>
+          <w:szCs w:val="20"/>
+        </w:rPr>
+        <w:t>applications</w:t>
+      </w:r>
+      <w:proofErr w:type="spellEnd"/>
+      <w:r>
+        <w:rPr>
+          <w:rFonts w:ascii="Lato Black" w:hAnsi="Lato Black"/>
+          <w:szCs w:val="20"/>
+        </w:rPr>
+        <w:t>:</w:t>
+      </w:r>
+    </w:p>
+    <w:p>
+      <w:pPr>
+        <w:numPr>
+          <w:ilvl w:val="0"/>
+          <w:numId w:val="2"/>
+        </w:numPr>
+        <w:suppressAutoHyphens/>
+        <w:spacing w:after="100" w:line="240" w:lineRule="auto"/>
+        <w:rPr>
+          <w:szCs w:val="20"/>
+        </w:rPr>
+      </w:pPr>
+      <w:r>
+        <w:rPr>
+          <w:szCs w:val="20"/>
+          <w:lang w:val="en-GB"/>
+        </w:rPr>
+        <w:t xml:space="preserve">Connecting modules using a tongue and groove system with the use of magnetic and pressure seals. </w:t>
+      </w:r>
+      <w:proofErr w:type="spellStart"/>
+      <w:r>
+        <w:rPr>
+          <w:szCs w:val="20"/>
+        </w:rPr>
+        <w:t>External</w:t>
+      </w:r>
+      <w:proofErr w:type="spellEnd"/>
+      <w:r>
+        <w:rPr>
+          <w:szCs w:val="20"/>
+        </w:rPr>
+        <w:t xml:space="preserve"> </w:t>
+      </w:r>
+      <w:proofErr w:type="spellStart"/>
+      <w:r>
+        <w:rPr>
+          <w:szCs w:val="20"/>
+        </w:rPr>
+        <w:t>distance</w:t>
+      </w:r>
+      <w:proofErr w:type="spellEnd"/>
+      <w:r>
+        <w:rPr>
+          <w:szCs w:val="20"/>
+        </w:rPr>
+        <w:t xml:space="preserve"> </w:t>
+      </w:r>
+      <w:proofErr w:type="spellStart"/>
+      <w:r>
+        <w:rPr>
+          <w:szCs w:val="20"/>
+        </w:rPr>
+        <w:t>between</w:t>
+      </w:r>
+      <w:proofErr w:type="spellEnd"/>
+      <w:r>
+        <w:rPr>
+          <w:szCs w:val="20"/>
+        </w:rPr>
+        <w:t xml:space="preserve"> </w:t>
+      </w:r>
+      <w:proofErr w:type="spellStart"/>
+      <w:r>
+        <w:rPr>
+          <w:szCs w:val="20"/>
+        </w:rPr>
+        <w:t>modules</w:t>
+      </w:r>
+      <w:proofErr w:type="spellEnd"/>
+      <w:r>
+        <w:rPr>
+          <w:szCs w:val="20"/>
+        </w:rPr>
+        <w:t xml:space="preserve"> from 1 mm to 3 mm.</w:t>
+      </w:r>
+    </w:p>
+    <w:p>
+      <w:pPr>
+        <w:numPr>
+          <w:ilvl w:val="0"/>
+          <w:numId w:val="2"/>
+        </w:numPr>
+        <w:suppressAutoHyphens/>
+        <w:spacing w:after="100" w:line="240" w:lineRule="auto"/>
+        <w:rPr>
+          <w:szCs w:val="20"/>
+          <w:lang w:val="en-GB"/>
+        </w:rPr>
+      </w:pPr>
+      <w:r>
+        <w:rPr>
+          <w:szCs w:val="20"/>
+          <w:lang w:val="en-GB"/>
+        </w:rPr>
+        <w:t>Horizontal clamping bars in black.</w:t>
+      </w:r>
+    </w:p>
+    <w:p>
+      <w:pPr>
+        <w:numPr>
+          <w:ilvl w:val="0"/>
+          <w:numId w:val="2"/>
+        </w:numPr>
+        <w:suppressAutoHyphens/>
+        <w:spacing w:after="100" w:line="240" w:lineRule="auto"/>
+        <w:rPr>
+          <w:szCs w:val="20"/>
+          <w:lang w:val="en-GB"/>
+        </w:rPr>
+      </w:pPr>
+      <w:r>
+        <w:rPr>
+          <w:szCs w:val="20"/>
+          <w:lang w:val="en-GB"/>
+        </w:rPr>
+        <w:t>The use of a door module reduces the level of sound insulation by 2dB.</w:t>
+      </w:r>
+    </w:p>
+    <w:p>
+      <w:pPr>
+        <w:numPr>
+          <w:ilvl w:val="0"/>
+          <w:numId w:val="2"/>
+        </w:numPr>
+        <w:suppressAutoHyphens/>
+        <w:spacing w:after="100" w:line="240" w:lineRule="auto"/>
+        <w:rPr>
+          <w:szCs w:val="20"/>
+          <w:lang w:val="en-GB"/>
+        </w:rPr>
+      </w:pPr>
+      <w:r>
+        <w:rPr>
+          <w:szCs w:val="20"/>
+          <w:lang w:val="en-GB"/>
+        </w:rPr>
+        <w:t xml:space="preserve">In the case of walls higher than 2.80 m, it is necessary to join cladding boards. Panels up to a height of 5.60 m can be used </w:t>
+      </w:r>
+      <w:r>
+        <w:rPr>
+          <w:szCs w:val="20"/>
+          <w:lang w:val="en-GB"/>
+        </w:rPr>
+        <w:t xml:space="preserve">in M1 class only. </w:t>
+      </w:r>
+    </w:p>
+    <w:p>
+      <w:pPr>
+        <w:numPr>
+          <w:ilvl w:val="0"/>
+          <w:numId w:val="2"/>
+        </w:numPr>
+        <w:suppressAutoHyphens/>
+        <w:spacing w:after="100" w:line="240" w:lineRule="auto"/>
+        <w:rPr>
+          <w:szCs w:val="20"/>
+          <w:lang w:val="en-GB"/>
+        </w:rPr>
+      </w:pPr>
+      <w:r>
+        <w:rPr>
+          <w:szCs w:val="20"/>
+          <w:lang w:val="en-GB"/>
+        </w:rPr>
+        <w:t xml:space="preserve">Availability of the full range of </w:t>
+      </w:r>
+      <w:r>
+        <w:rPr>
+          <w:szCs w:val="20"/>
+          <w:lang w:val="en-GB"/>
+        </w:rPr>
+        <w:t>melamine</w:t>
+      </w:r>
+      <w:r>
+        <w:rPr>
+          <w:szCs w:val="20"/>
+          <w:lang w:val="en-GB"/>
+        </w:rPr>
+        <w:t xml:space="preserve"> manufacturers: Egger, </w:t>
+      </w:r>
+      <w:proofErr w:type="spellStart"/>
+      <w:r>
+        <w:rPr>
+          <w:szCs w:val="20"/>
+          <w:lang w:val="en-GB"/>
+        </w:rPr>
+        <w:t>SwissKrono</w:t>
+      </w:r>
+      <w:proofErr w:type="spellEnd"/>
+      <w:r>
+        <w:rPr>
+          <w:szCs w:val="20"/>
+          <w:lang w:val="en-GB"/>
+        </w:rPr>
+        <w:t xml:space="preserve">, </w:t>
+      </w:r>
+      <w:proofErr w:type="spellStart"/>
+      <w:r>
+        <w:rPr>
+          <w:szCs w:val="20"/>
+          <w:lang w:val="en-GB"/>
+        </w:rPr>
+        <w:t>Finsa</w:t>
+      </w:r>
+      <w:proofErr w:type="spellEnd"/>
+      <w:r>
+        <w:rPr>
+          <w:szCs w:val="20"/>
+          <w:lang w:val="en-GB"/>
+        </w:rPr>
+        <w:t>, Kronospan</w:t>
+      </w:r>
+    </w:p>
+    <w:p>
+      <w:pPr>
+        <w:numPr>
+          <w:ilvl w:val="0"/>
+          <w:numId w:val="2"/>
+        </w:numPr>
+        <w:suppressAutoHyphens/>
+        <w:spacing w:after="100" w:line="240" w:lineRule="auto"/>
+        <w:rPr>
+          <w:szCs w:val="20"/>
+          <w:lang w:val="en-GB"/>
+        </w:rPr>
+      </w:pPr>
+      <w:r>
+        <w:rPr>
+          <w:szCs w:val="20"/>
+          <w:lang w:val="en-GB"/>
+        </w:rPr>
+        <w:t xml:space="preserve">If cladding panels are used in the non-flammable class, Optimal 110 sliding walls meet the NRO (Non-Fire Propagation, class B-s1, d0 for 45 dB, class B-s2, d0 for others) requirement, in accordance with the National Technical Assessment ITB-KOT-2022/1699 issued by the Building Research Institute. </w:t>
+      </w:r>
+    </w:p>
+    <w:p>
+      <w:pPr>
+        <w:numPr>
+          <w:ilvl w:val="0"/>
+          <w:numId w:val="2"/>
+        </w:numPr>
+        <w:suppressAutoHyphens/>
+        <w:spacing w:after="100" w:line="240" w:lineRule="auto"/>
+        <w:rPr>
+          <w:szCs w:val="20"/>
+          <w:lang w:val="en-GB"/>
+        </w:rPr>
+      </w:pPr>
+      <w:r>
+        <w:rPr>
+          <w:szCs w:val="20"/>
+          <w:lang w:val="en-GB"/>
+        </w:rPr>
+        <w:t xml:space="preserve">The offer includes decors from the basic colour palette of Optimal </w:t>
+      </w:r>
+      <w:r>
+        <w:rPr>
+          <w:szCs w:val="20"/>
+          <w:lang w:val="en-GB"/>
+        </w:rPr>
+        <w:t>System</w:t>
+      </w:r>
+    </w:p>
+    <w:p>
+      <w:pPr>
+        <w:pStyle w:val="Akapitzlist"/>
         <w:rPr>
           <w:b/>
           <w:bCs/>
-          <w:sz w:val="22"/>
-          <w:lang w:val="en-GB"/>
-        </w:rPr>
-        <w:t>or 60 days only.</w:t>
-      </w:r>
+          <w:szCs w:val="20"/>
+          <w:lang w:val="en-GB"/>
+        </w:rPr>
+      </w:pPr>
     </w:p>
     <w:p>
       <w:pPr>
+        <w:pStyle w:val="Akapitzlist"/>
+        <w:rPr>
+          <w:b/>
+          <w:bCs/>
+          <w:szCs w:val="20"/>
+          <w:lang w:val="en-GB"/>
+        </w:rPr>
+      </w:pPr>
+    </w:p>
+    <w:p>
+      <w:pPr>
+        <w:spacing w:before="100" w:beforeAutospacing="1" w:after="0"/>
+        <w:jc w:val="both"/>
+        <w:rPr>
+          <w:rFonts w:eastAsia="Times New Roman" w:cs="Times New Roman"/>
+          <w:i/>
+          <w:iCs/>
+          <w:szCs w:val="20"/>
+          <w:lang w:val="en-GB" w:eastAsia="pl-PL"/>
+        </w:rPr>
+      </w:pPr>
+      <w:r>
+        <w:rPr>
+          <w:rFonts w:eastAsia="Times New Roman" w:cs="Times New Roman"/>
+          <w:i/>
+          <w:iCs/>
+          <w:szCs w:val="20"/>
+          <w:lang w:val="en-GB" w:eastAsia="pl-PL"/>
+        </w:rPr>
+        <w:t xml:space="preserve">This offer is intended only for the person or entity to whom it is addressed and contains content covered by trade secrets and trade secrets within the meaning of the Act on Combating Unfair Competition, as well as other content of a confidential nature. The </w:t>
+      </w:r>
+      <w:proofErr w:type="spellStart"/>
+      <w:r>
+        <w:rPr>
+          <w:rFonts w:eastAsia="Times New Roman" w:cs="Times New Roman"/>
+          <w:i/>
+          <w:iCs/>
+          <w:szCs w:val="20"/>
+          <w:lang w:val="en-GB" w:eastAsia="pl-PL"/>
+        </w:rPr>
+        <w:t>Offerer</w:t>
+      </w:r>
+      <w:proofErr w:type="spellEnd"/>
+      <w:r>
+        <w:rPr>
+          <w:rFonts w:eastAsia="Times New Roman" w:cs="Times New Roman"/>
+          <w:i/>
+          <w:iCs/>
+          <w:szCs w:val="20"/>
+          <w:lang w:val="en-GB" w:eastAsia="pl-PL"/>
+        </w:rPr>
+        <w:t xml:space="preserve"> does not agree to the dissemination of its content, but the terms and conditions of the offer are not publicly available, because the </w:t>
+      </w:r>
+      <w:proofErr w:type="spellStart"/>
+      <w:r>
+        <w:rPr>
+          <w:rFonts w:eastAsia="Times New Roman" w:cs="Times New Roman"/>
+          <w:i/>
+          <w:iCs/>
+          <w:szCs w:val="20"/>
+          <w:lang w:val="en-GB" w:eastAsia="pl-PL"/>
+        </w:rPr>
+        <w:t>Offerer</w:t>
+      </w:r>
+      <w:proofErr w:type="spellEnd"/>
+      <w:r>
+        <w:rPr>
+          <w:rFonts w:eastAsia="Times New Roman" w:cs="Times New Roman"/>
+          <w:i/>
+          <w:iCs/>
+          <w:szCs w:val="20"/>
+          <w:lang w:val="en-GB" w:eastAsia="pl-PL"/>
+        </w:rPr>
+        <w:t xml:space="preserve"> has taken steps to prevent the public from making the prices and other commercial terms and conditions available to the public. </w:t>
+      </w:r>
+    </w:p>
+    <w:p>
+      <w:pPr>
+        <w:spacing w:before="100" w:beforeAutospacing="1" w:after="0"/>
+        <w:jc w:val="both"/>
+        <w:rPr>
+          <w:rFonts w:eastAsia="Times New Roman" w:cs="Times New Roman"/>
+          <w:i/>
+          <w:iCs/>
+          <w:szCs w:val="20"/>
+          <w:lang w:val="en-GB" w:eastAsia="pl-PL"/>
+        </w:rPr>
+      </w:pPr>
+      <w:r>
+        <w:rPr>
+          <w:rFonts w:eastAsia="Times New Roman" w:cs="Times New Roman"/>
+          <w:i/>
+          <w:iCs/>
+          <w:szCs w:val="20"/>
+          <w:lang w:val="en-GB" w:eastAsia="pl-PL"/>
+        </w:rPr>
+        <w:t>Acceptance of this offer is tantamount to acceptance of the General Terms and Conditions of Sale of Optimal System Sławomir Więsyk available on the website: www.optimalpoland.pl</w:t>
+      </w:r>
+    </w:p>
+    <w:p>
+      <w:pPr>
         <w:pStyle w:val="Zawartoramki"/>
         <w:spacing w:after="0"/>
         <w:rPr>
@@ -2146,11 +3400,21 @@
         </w:rPr>
       </w:pPr>
     </w:p>
+    <w:p>
+      <w:pPr>
+        <w:pStyle w:val="Zawartoramki"/>
+        <w:spacing w:after="0"/>
+        <w:rPr>
+          <w:lang w:val="en-GB"/>
+        </w:rPr>
+      </w:pPr>
+    </w:p>
     <w:sectPr>
-      <w:headerReference w:type="default" r:id="rId10"/>
+      <w:footerReference w:type="first" r:id="rId15"/>
       <w:pgSz w:w="11906" w:h="16838"/>
-      <w:pgMar w:top="1417" w:right="1417" w:bottom="1417" w:left="1417" w:header="708" w:footer="708" w:gutter="0"/>
+      <w:pgMar w:top="1418" w:right="737" w:bottom="2835" w:left="737" w:header="709" w:footer="709" w:gutter="0"/>
       <w:cols w:space="708"/>
+      <w:titlePg/>
       <w:docGrid w:linePitch="360"/>
     </w:sectPr>
   </w:body>
@@ -2180,6 +3444,176 @@
     </w:p>
   </w:endnote>
 </w:endnotes>
+</file>
+
+<file path=word/footer1.xml><?xml version="1.0" encoding="utf-8"?>
+<w:ftr xmlns:wpc="http://schemas.microsoft.com/office/word/2010/wordprocessingCanvas" xmlns:cx="http://schemas.microsoft.com/office/drawing/2014/chartex" xmlns:cx1="http://schemas.microsoft.com/office/drawing/2015/9/8/chartex" xmlns:cx2="http://schemas.microsoft.com/office/drawing/2015/10/21/chartex" xmlns:cx3="http://schemas.microsoft.com/office/drawing/2016/5/9/chartex" xmlns:cx4="http://schemas.microsoft.com/office/drawing/2016/5/10/chartex" xmlns:cx5="http://schemas.microsoft.com/office/drawing/2016/5/11/chartex" xmlns:cx6="http://schemas.microsoft.com/office/drawing/2016/5/12/chartex" xmlns:cx7="http://schemas.microsoft.com/office/drawing/2016/5/13/chartex" xmlns:cx8="http://schemas.microsoft.com/office/drawing/2016/5/14/chartex" xmlns:mc="http://schemas.openxmlformats.org/markup-compatibility/2006" xmlns:aink="http://schemas.microsoft.com/office/drawing/2016/ink" xmlns:am3d="http://schemas.microsoft.com/office/drawing/2017/model3d" xmlns:o="urn:schemas-microsoft-com:office:office" xmlns:oel="http://schemas.microsoft.com/office/2019/extlst" xmlns:r="http://schemas.openxmlformats.org/officeDocument/2006/relationships" xmlns:m="http://schemas.openxmlformats.org/officeDocument/2006/math" xmlns:v="urn:schemas-microsoft-com:vml" xmlns:wp14="http://schemas.microsoft.com/office/word/2010/wordprocessingDrawing" xmlns:wp="http://schemas.openxmlformats.org/drawingml/2006/wordprocessingDrawing" xmlns:w10="urn:schemas-microsoft-com:office:word" xmlns:w="http://schemas.openxmlformats.org/wordprocessingml/2006/main" xmlns:w14="http://schemas.microsoft.com/office/word/2010/wordml" xmlns:w15="http://schemas.microsoft.com/office/word/2012/wordml" xmlns:w16cex="http://schemas.microsoft.com/office/word/2018/wordml/cex" xmlns:w16cid="http://schemas.microsoft.com/office/word/2016/wordml/cid" xmlns:w16="http://schemas.microsoft.com/office/word/2018/wordml" xmlns:w16du="http://schemas.microsoft.com/office/word/2023/wordml/word16du" xmlns:w16sdtdh="http://schemas.microsoft.com/office/word/2020/wordml/sdtdatahash" xmlns:w16sdtfl="http://schemas.microsoft.com/office/word/2024/wordml/sdtformatlock" xmlns:w16se="http://schemas.microsoft.com/office/word/2015/wordml/symex" xmlns:wpg="http://schemas.microsoft.com/office/word/2010/wordprocessingGroup" xmlns:wpi="http://schemas.microsoft.com/office/word/2010/wordprocessingInk" xmlns:wne="http://schemas.microsoft.com/office/word/2006/wordml" xmlns:wps="http://schemas.microsoft.com/office/word/2010/wordprocessingShape" mc:Ignorable="w14 w15 w16se w16cid w16 w16cex w16sdtdh w16sdtfl w16du wp14">
+  <w:p>
+    <w:pPr>
+      <w:pStyle w:val="Stopka"/>
+    </w:pPr>
+    <w:r>
+      <w:rPr>
+        <w:noProof/>
+      </w:rPr>
+      <w:drawing>
+        <wp:anchor distT="0" distB="0" distL="114300" distR="114300" simplePos="0" relativeHeight="251661312" behindDoc="1" locked="0" layoutInCell="1" allowOverlap="1" wp14:anchorId="7F3C1F2C" wp14:editId="4D23C5CC">
+          <wp:simplePos x="0" y="0"/>
+          <wp:positionH relativeFrom="margin">
+            <wp:align>center</wp:align>
+          </wp:positionH>
+          <wp:positionV relativeFrom="paragraph">
+            <wp:posOffset>-1005840</wp:posOffset>
+          </wp:positionV>
+          <wp:extent cx="7124700" cy="1445622"/>
+          <wp:effectExtent l="0" t="0" r="0" b="2540"/>
+          <wp:wrapNone/>
+          <wp:docPr id="1188666288" name="Obraz 1"/>
+          <wp:cNvGraphicFramePr>
+            <a:graphicFrameLocks xmlns:a="http://schemas.openxmlformats.org/drawingml/2006/main" noChangeAspect="1"/>
+          </wp:cNvGraphicFramePr>
+          <a:graphic xmlns:a="http://schemas.openxmlformats.org/drawingml/2006/main">
+            <a:graphicData uri="http://schemas.openxmlformats.org/drawingml/2006/picture">
+              <pic:pic xmlns:pic="http://schemas.openxmlformats.org/drawingml/2006/picture">
+                <pic:nvPicPr>
+                  <pic:cNvPr id="4" name="Obraz 4"/>
+                  <pic:cNvPicPr>
+                    <a:picLocks noChangeAspect="1"/>
+                  </pic:cNvPicPr>
+                </pic:nvPicPr>
+                <pic:blipFill>
+                  <a:blip r:embed="rId1">
+                    <a:extLst>
+                      <a:ext uri="{28A0092B-C50C-407E-A947-70E740481C1C}">
+                        <a14:useLocalDpi xmlns:a14="http://schemas.microsoft.com/office/drawing/2010/main" val="0"/>
+                      </a:ext>
+                    </a:extLst>
+                  </a:blip>
+                  <a:stretch>
+                    <a:fillRect/>
+                  </a:stretch>
+                </pic:blipFill>
+                <pic:spPr>
+                  <a:xfrm>
+                    <a:off x="0" y="0"/>
+                    <a:ext cx="7124700" cy="1445622"/>
+                  </a:xfrm>
+                  <a:prstGeom prst="rect">
+                    <a:avLst/>
+                  </a:prstGeom>
+                </pic:spPr>
+              </pic:pic>
+            </a:graphicData>
+          </a:graphic>
+          <wp14:sizeRelH relativeFrom="margin">
+            <wp14:pctWidth>0</wp14:pctWidth>
+          </wp14:sizeRelH>
+          <wp14:sizeRelV relativeFrom="margin">
+            <wp14:pctHeight>0</wp14:pctHeight>
+          </wp14:sizeRelV>
+        </wp:anchor>
+      </w:drawing>
+    </w:r>
+  </w:p>
+</w:ftr>
+</file>
+
+<file path=word/footer2.xml><?xml version="1.0" encoding="utf-8"?>
+<w:ftr xmlns:wpc="http://schemas.microsoft.com/office/word/2010/wordprocessingCanvas" xmlns:cx="http://schemas.microsoft.com/office/drawing/2014/chartex" xmlns:cx1="http://schemas.microsoft.com/office/drawing/2015/9/8/chartex" xmlns:cx2="http://schemas.microsoft.com/office/drawing/2015/10/21/chartex" xmlns:cx3="http://schemas.microsoft.com/office/drawing/2016/5/9/chartex" xmlns:cx4="http://schemas.microsoft.com/office/drawing/2016/5/10/chartex" xmlns:cx5="http://schemas.microsoft.com/office/drawing/2016/5/11/chartex" xmlns:cx6="http://schemas.microsoft.com/office/drawing/2016/5/12/chartex" xmlns:cx7="http://schemas.microsoft.com/office/drawing/2016/5/13/chartex" xmlns:cx8="http://schemas.microsoft.com/office/drawing/2016/5/14/chartex" xmlns:mc="http://schemas.openxmlformats.org/markup-compatibility/2006" xmlns:aink="http://schemas.microsoft.com/office/drawing/2016/ink" xmlns:am3d="http://schemas.microsoft.com/office/drawing/2017/model3d" xmlns:o="urn:schemas-microsoft-com:office:office" xmlns:oel="http://schemas.microsoft.com/office/2019/extlst" xmlns:r="http://schemas.openxmlformats.org/officeDocument/2006/relationships" xmlns:m="http://schemas.openxmlformats.org/officeDocument/2006/math" xmlns:v="urn:schemas-microsoft-com:vml" xmlns:wp14="http://schemas.microsoft.com/office/word/2010/wordprocessingDrawing" xmlns:wp="http://schemas.openxmlformats.org/drawingml/2006/wordprocessingDrawing" xmlns:w10="urn:schemas-microsoft-com:office:word" xmlns:w="http://schemas.openxmlformats.org/wordprocessingml/2006/main" xmlns:w14="http://schemas.microsoft.com/office/word/2010/wordml" xmlns:w15="http://schemas.microsoft.com/office/word/2012/wordml" xmlns:w16cex="http://schemas.microsoft.com/office/word/2018/wordml/cex" xmlns:w16cid="http://schemas.microsoft.com/office/word/2016/wordml/cid" xmlns:w16="http://schemas.microsoft.com/office/word/2018/wordml" xmlns:w16du="http://schemas.microsoft.com/office/word/2023/wordml/word16du" xmlns:w16sdtdh="http://schemas.microsoft.com/office/word/2020/wordml/sdtdatahash" xmlns:w16sdtfl="http://schemas.microsoft.com/office/word/2024/wordml/sdtformatlock" xmlns:w16se="http://schemas.microsoft.com/office/word/2015/wordml/symex" xmlns:wpg="http://schemas.microsoft.com/office/word/2010/wordprocessingGroup" xmlns:wpi="http://schemas.microsoft.com/office/word/2010/wordprocessingInk" xmlns:wne="http://schemas.microsoft.com/office/word/2006/wordml" xmlns:wps="http://schemas.microsoft.com/office/word/2010/wordprocessingShape" mc:Ignorable="w14 w15 w16se w16cid w16 w16cex w16sdtdh w16sdtfl w16du wp14">
+  <w:p>
+    <w:pPr>
+      <w:pStyle w:val="Stopka"/>
+      <w:tabs>
+        <w:tab w:val="clear" w:pos="4536"/>
+        <w:tab w:val="clear" w:pos="9072"/>
+        <w:tab w:val="left" w:pos="3516"/>
+      </w:tabs>
+    </w:pPr>
+    <w:r>
+      <w:tab/>
+    </w:r>
+  </w:p>
+</w:ftr>
+</file>
+
+<file path=word/footer3.xml><?xml version="1.0" encoding="utf-8"?>
+<w:ftr xmlns:wpc="http://schemas.microsoft.com/office/word/2010/wordprocessingCanvas" xmlns:cx="http://schemas.microsoft.com/office/drawing/2014/chartex" xmlns:cx1="http://schemas.microsoft.com/office/drawing/2015/9/8/chartex" xmlns:cx2="http://schemas.microsoft.com/office/drawing/2015/10/21/chartex" xmlns:cx3="http://schemas.microsoft.com/office/drawing/2016/5/9/chartex" xmlns:cx4="http://schemas.microsoft.com/office/drawing/2016/5/10/chartex" xmlns:cx5="http://schemas.microsoft.com/office/drawing/2016/5/11/chartex" xmlns:cx6="http://schemas.microsoft.com/office/drawing/2016/5/12/chartex" xmlns:cx7="http://schemas.microsoft.com/office/drawing/2016/5/13/chartex" xmlns:cx8="http://schemas.microsoft.com/office/drawing/2016/5/14/chartex" xmlns:mc="http://schemas.openxmlformats.org/markup-compatibility/2006" xmlns:aink="http://schemas.microsoft.com/office/drawing/2016/ink" xmlns:am3d="http://schemas.microsoft.com/office/drawing/2017/model3d" xmlns:o="urn:schemas-microsoft-com:office:office" xmlns:oel="http://schemas.microsoft.com/office/2019/extlst" xmlns:r="http://schemas.openxmlformats.org/officeDocument/2006/relationships" xmlns:m="http://schemas.openxmlformats.org/officeDocument/2006/math" xmlns:v="urn:schemas-microsoft-com:vml" xmlns:wp14="http://schemas.microsoft.com/office/word/2010/wordprocessingDrawing" xmlns:wp="http://schemas.openxmlformats.org/drawingml/2006/wordprocessingDrawing" xmlns:w10="urn:schemas-microsoft-com:office:word" xmlns:w="http://schemas.openxmlformats.org/wordprocessingml/2006/main" xmlns:w14="http://schemas.microsoft.com/office/word/2010/wordml" xmlns:w15="http://schemas.microsoft.com/office/word/2012/wordml" xmlns:w16cex="http://schemas.microsoft.com/office/word/2018/wordml/cex" xmlns:w16cid="http://schemas.microsoft.com/office/word/2016/wordml/cid" xmlns:w16="http://schemas.microsoft.com/office/word/2018/wordml" xmlns:w16du="http://schemas.microsoft.com/office/word/2023/wordml/word16du" xmlns:w16sdtdh="http://schemas.microsoft.com/office/word/2020/wordml/sdtdatahash" xmlns:w16sdtfl="http://schemas.microsoft.com/office/word/2024/wordml/sdtformatlock" xmlns:w16se="http://schemas.microsoft.com/office/word/2015/wordml/symex" xmlns:wpg="http://schemas.microsoft.com/office/word/2010/wordprocessingGroup" xmlns:wpi="http://schemas.microsoft.com/office/word/2010/wordprocessingInk" xmlns:wne="http://schemas.microsoft.com/office/word/2006/wordml" xmlns:wps="http://schemas.microsoft.com/office/word/2010/wordprocessingShape" mc:Ignorable="w14 w15 w16se w16cid w16 w16cex w16sdtdh w16sdtfl w16du wp14">
+  <w:p>
+    <w:pPr>
+      <w:pStyle w:val="Stopka"/>
+      <w:tabs>
+        <w:tab w:val="clear" w:pos="4536"/>
+        <w:tab w:val="clear" w:pos="9072"/>
+        <w:tab w:val="left" w:pos="3516"/>
+      </w:tabs>
+    </w:pPr>
+    <w:r>
+      <w:rPr>
+        <w:noProof/>
+      </w:rPr>
+      <w:drawing>
+        <wp:anchor distT="0" distB="0" distL="114300" distR="114300" simplePos="0" relativeHeight="251665408" behindDoc="1" locked="0" layoutInCell="1" allowOverlap="1" wp14:anchorId="7AFAA796" wp14:editId="4758F503">
+          <wp:simplePos x="0" y="0"/>
+          <wp:positionH relativeFrom="margin">
+            <wp:align>center</wp:align>
+          </wp:positionH>
+          <wp:positionV relativeFrom="paragraph">
+            <wp:posOffset>-982980</wp:posOffset>
+          </wp:positionV>
+          <wp:extent cx="7124700" cy="1445622"/>
+          <wp:effectExtent l="0" t="0" r="0" b="2540"/>
+          <wp:wrapNone/>
+          <wp:docPr id="4" name="Obraz 1"/>
+          <wp:cNvGraphicFramePr>
+            <a:graphicFrameLocks xmlns:a="http://schemas.openxmlformats.org/drawingml/2006/main" noChangeAspect="1"/>
+          </wp:cNvGraphicFramePr>
+          <a:graphic xmlns:a="http://schemas.openxmlformats.org/drawingml/2006/main">
+            <a:graphicData uri="http://schemas.openxmlformats.org/drawingml/2006/picture">
+              <pic:pic xmlns:pic="http://schemas.openxmlformats.org/drawingml/2006/picture">
+                <pic:nvPicPr>
+                  <pic:cNvPr id="4" name="Obraz 4"/>
+                  <pic:cNvPicPr>
+                    <a:picLocks noChangeAspect="1"/>
+                  </pic:cNvPicPr>
+                </pic:nvPicPr>
+                <pic:blipFill>
+                  <a:blip r:embed="rId1">
+                    <a:extLst>
+                      <a:ext uri="{28A0092B-C50C-407E-A947-70E740481C1C}">
+                        <a14:useLocalDpi xmlns:a14="http://schemas.microsoft.com/office/drawing/2010/main" val="0"/>
+                      </a:ext>
+                    </a:extLst>
+                  </a:blip>
+                  <a:stretch>
+                    <a:fillRect/>
+                  </a:stretch>
+                </pic:blipFill>
+                <pic:spPr>
+                  <a:xfrm>
+                    <a:off x="0" y="0"/>
+                    <a:ext cx="7124700" cy="1445622"/>
+                  </a:xfrm>
+                  <a:prstGeom prst="rect">
+                    <a:avLst/>
+                  </a:prstGeom>
+                </pic:spPr>
+              </pic:pic>
+            </a:graphicData>
+          </a:graphic>
+          <wp14:sizeRelH relativeFrom="margin">
+            <wp14:pctWidth>0</wp14:pctWidth>
+          </wp14:sizeRelH>
+          <wp14:sizeRelV relativeFrom="margin">
+            <wp14:pctHeight>0</wp14:pctHeight>
+          </wp14:sizeRelV>
+        </wp:anchor>
+      </w:drawing>
+    </w:r>
+    <w:r>
+      <w:tab/>
+    </w:r>
+  </w:p>
+</w:ftr>
 </file>
 
 <file path=word/footnotes.xml><?xml version="1.0" encoding="utf-8"?>
@@ -2214,8 +3648,6 @@
       <w:pStyle w:val="Nagwek"/>
       <w:rPr>
         <w:rFonts w:ascii="Lato" w:hAnsi="Lato"/>
-        <w:b/>
-        <w:bCs/>
         <w:sz w:val="18"/>
         <w:szCs w:val="18"/>
       </w:rPr>
@@ -2227,7 +3659,7 @@
         <w:noProof/>
       </w:rPr>
       <w:drawing>
-        <wp:anchor distT="0" distB="0" distL="114300" distR="114300" simplePos="0" relativeHeight="251659264" behindDoc="0" locked="0" layoutInCell="1" allowOverlap="1" wp14:anchorId="1CBD669E" wp14:editId="2C7384A8">
+        <wp:anchor distT="0" distB="0" distL="114300" distR="114300" simplePos="0" relativeHeight="251659264" behindDoc="0" locked="0" layoutInCell="1" allowOverlap="1" wp14:anchorId="1CBD669E" wp14:editId="4501C790">
           <wp:simplePos x="0" y="0"/>
           <wp:positionH relativeFrom="margin">
             <wp:posOffset>-451485</wp:posOffset>
@@ -2238,7 +3670,7 @@
           <wp:extent cx="2867025" cy="516065"/>
           <wp:effectExtent l="0" t="0" r="0" b="0"/>
           <wp:wrapNone/>
-          <wp:docPr id="1787138775" name="Obraz 8" descr="Obraz zawierający tekst, Czcionka, biały, Grafika&#10;&#10;Opis wygenerowany automatycznie"/>
+          <wp:docPr id="114511367" name="Obraz 8" descr="Obraz zawierający tekst, Czcionka, biały, Grafika&#10;&#10;Opis wygenerowany automatycznie"/>
           <wp:cNvGraphicFramePr>
             <a:graphicFrameLocks xmlns:a="http://schemas.openxmlformats.org/drawingml/2006/main" noChangeAspect="1"/>
           </wp:cNvGraphicFramePr>
@@ -2297,7 +3729,93 @@
         <w:sz w:val="18"/>
         <w:szCs w:val="18"/>
       </w:rPr>
-      <w:t>14.</w:t>
+      <w:t>09.06.2026</w:t>
+    </w:r>
+  </w:p>
+</w:hdr>
+</file>
+
+<file path=word/header2.xml><?xml version="1.0" encoding="utf-8"?>
+<w:hdr xmlns:wpc="http://schemas.microsoft.com/office/word/2010/wordprocessingCanvas" xmlns:cx="http://schemas.microsoft.com/office/drawing/2014/chartex" xmlns:cx1="http://schemas.microsoft.com/office/drawing/2015/9/8/chartex" xmlns:cx2="http://schemas.microsoft.com/office/drawing/2015/10/21/chartex" xmlns:cx3="http://schemas.microsoft.com/office/drawing/2016/5/9/chartex" xmlns:cx4="http://schemas.microsoft.com/office/drawing/2016/5/10/chartex" xmlns:cx5="http://schemas.microsoft.com/office/drawing/2016/5/11/chartex" xmlns:cx6="http://schemas.microsoft.com/office/drawing/2016/5/12/chartex" xmlns:cx7="http://schemas.microsoft.com/office/drawing/2016/5/13/chartex" xmlns:cx8="http://schemas.microsoft.com/office/drawing/2016/5/14/chartex" xmlns:mc="http://schemas.openxmlformats.org/markup-compatibility/2006" xmlns:aink="http://schemas.microsoft.com/office/drawing/2016/ink" xmlns:am3d="http://schemas.microsoft.com/office/drawing/2017/model3d" xmlns:o="urn:schemas-microsoft-com:office:office" xmlns:oel="http://schemas.microsoft.com/office/2019/extlst" xmlns:r="http://schemas.openxmlformats.org/officeDocument/2006/relationships" xmlns:m="http://schemas.openxmlformats.org/officeDocument/2006/math" xmlns:v="urn:schemas-microsoft-com:vml" xmlns:wp14="http://schemas.microsoft.com/office/word/2010/wordprocessingDrawing" xmlns:wp="http://schemas.openxmlformats.org/drawingml/2006/wordprocessingDrawing" xmlns:w10="urn:schemas-microsoft-com:office:word" xmlns:w="http://schemas.openxmlformats.org/wordprocessingml/2006/main" xmlns:w14="http://schemas.microsoft.com/office/word/2010/wordml" xmlns:w15="http://schemas.microsoft.com/office/word/2012/wordml" xmlns:w16cex="http://schemas.microsoft.com/office/word/2018/wordml/cex" xmlns:w16cid="http://schemas.microsoft.com/office/word/2016/wordml/cid" xmlns:w16="http://schemas.microsoft.com/office/word/2018/wordml" xmlns:w16du="http://schemas.microsoft.com/office/word/2023/wordml/word16du" xmlns:w16sdtdh="http://schemas.microsoft.com/office/word/2020/wordml/sdtdatahash" xmlns:w16sdtfl="http://schemas.microsoft.com/office/word/2024/wordml/sdtformatlock" xmlns:w16se="http://schemas.microsoft.com/office/word/2015/wordml/symex" xmlns:wpg="http://schemas.microsoft.com/office/word/2010/wordprocessingGroup" xmlns:wpi="http://schemas.microsoft.com/office/word/2010/wordprocessingInk" xmlns:wne="http://schemas.microsoft.com/office/word/2006/wordml" xmlns:wps="http://schemas.microsoft.com/office/word/2010/wordprocessingShape" mc:Ignorable="w14 w15 w16se w16cid w16 w16cex w16sdtdh w16sdtfl w16du wp14">
+  <w:p>
+    <w:pPr>
+      <w:pStyle w:val="Nagwek"/>
+      <w:jc w:val="right"/>
+      <w:rPr>
+        <w:rFonts w:ascii="Lato" w:hAnsi="Lato"/>
+        <w:b/>
+        <w:bCs/>
+        <w:sz w:val="18"/>
+        <w:szCs w:val="18"/>
+      </w:rPr>
+    </w:pPr>
+    <w:r>
+      <w:rPr>
+        <w:rFonts w:ascii="Lato" w:hAnsi="Lato"/>
+        <w:b/>
+        <w:bCs/>
+        <w:i/>
+        <w:iCs/>
+        <w:noProof/>
+        <w:sz w:val="18"/>
+        <w:szCs w:val="18"/>
+      </w:rPr>
+      <w:drawing>
+        <wp:anchor distT="0" distB="0" distL="114300" distR="114300" simplePos="0" relativeHeight="251663360" behindDoc="0" locked="0" layoutInCell="1" allowOverlap="1" wp14:anchorId="00E90BD6" wp14:editId="0A4A3233">
+          <wp:simplePos x="0" y="0"/>
+          <wp:positionH relativeFrom="margin">
+            <wp:posOffset>-276860</wp:posOffset>
+          </wp:positionH>
+          <wp:positionV relativeFrom="paragraph">
+            <wp:posOffset>-227965</wp:posOffset>
+          </wp:positionV>
+          <wp:extent cx="2867025" cy="516065"/>
+          <wp:effectExtent l="0" t="0" r="0" b="0"/>
+          <wp:wrapNone/>
+          <wp:docPr id="230218762" name="Obraz 8" descr="Obraz zawierający tekst, Czcionka, biały, Grafika&#10;&#10;Opis wygenerowany automatycznie"/>
+          <wp:cNvGraphicFramePr>
+            <a:graphicFrameLocks xmlns:a="http://schemas.openxmlformats.org/drawingml/2006/main" noChangeAspect="1"/>
+          </wp:cNvGraphicFramePr>
+          <a:graphic xmlns:a="http://schemas.openxmlformats.org/drawingml/2006/main">
+            <a:graphicData uri="http://schemas.openxmlformats.org/drawingml/2006/picture">
+              <pic:pic xmlns:pic="http://schemas.openxmlformats.org/drawingml/2006/picture">
+                <pic:nvPicPr>
+                  <pic:cNvPr id="1787138775" name="Obraz 8" descr="Obraz zawierający tekst, Czcionka, biały, Grafika&#10;&#10;Opis wygenerowany automatycznie"/>
+                  <pic:cNvPicPr>
+                    <a:picLocks noChangeAspect="1" noChangeArrowheads="1"/>
+                  </pic:cNvPicPr>
+                </pic:nvPicPr>
+                <pic:blipFill>
+                  <a:blip r:embed="rId1">
+                    <a:extLst>
+                      <a:ext uri="{28A0092B-C50C-407E-A947-70E740481C1C}">
+                        <a14:useLocalDpi xmlns:a14="http://schemas.microsoft.com/office/drawing/2010/main" val="0"/>
+                      </a:ext>
+                    </a:extLst>
+                  </a:blip>
+                  <a:srcRect/>
+                  <a:stretch>
+                    <a:fillRect/>
+                  </a:stretch>
+                </pic:blipFill>
+                <pic:spPr bwMode="auto">
+                  <a:xfrm>
+                    <a:off x="0" y="0"/>
+                    <a:ext cx="2867025" cy="516065"/>
+                  </a:xfrm>
+                  <a:prstGeom prst="rect">
+                    <a:avLst/>
+                  </a:prstGeom>
+                  <a:noFill/>
+                  <a:ln>
+                    <a:noFill/>
+                  </a:ln>
+                </pic:spPr>
+              </pic:pic>
+            </a:graphicData>
+          </a:graphic>
+        </wp:anchor>
+      </w:drawing>
     </w:r>
     <w:r>
       <w:rPr>
@@ -2307,30 +3825,247 @@
         <w:sz w:val="18"/>
         <w:szCs w:val="18"/>
       </w:rPr>
-      <w:t>0</w:t>
-    </w:r>
-    <w:r>
-      <w:rPr>
-        <w:rFonts w:ascii="Lato" w:hAnsi="Lato"/>
-        <w:b/>
-        <w:bCs/>
-        <w:sz w:val="18"/>
-        <w:szCs w:val="18"/>
-      </w:rPr>
-      <w:t>5.2026</w:t>
+      <w:t>09.06.2026</w:t>
     </w:r>
   </w:p>
-  <w:p>
-    <w:pPr>
-      <w:pStyle w:val="Nagwek"/>
-      <w:rPr>
-        <w:rFonts w:ascii="Lato" w:hAnsi="Lato"/>
-        <w:sz w:val="18"/>
-        <w:szCs w:val="18"/>
-      </w:rPr>
-    </w:pPr>
-  </w:p>
 </w:hdr>
+</file>
+
+<file path=word/numbering.xml><?xml version="1.0" encoding="utf-8"?>
+<w:numbering xmlns:wpc="http://schemas.microsoft.com/office/word/2010/wordprocessingCanvas" xmlns:cx="http://schemas.microsoft.com/office/drawing/2014/chartex" xmlns:cx1="http://schemas.microsoft.com/office/drawing/2015/9/8/chartex" xmlns:cx2="http://schemas.microsoft.com/office/drawing/2015/10/21/chartex" xmlns:cx3="http://schemas.microsoft.com/office/drawing/2016/5/9/chartex" xmlns:cx4="http://schemas.microsoft.com/office/drawing/2016/5/10/chartex" xmlns:cx5="http://schemas.microsoft.com/office/drawing/2016/5/11/chartex" xmlns:cx6="http://schemas.microsoft.com/office/drawing/2016/5/12/chartex" xmlns:cx7="http://schemas.microsoft.com/office/drawing/2016/5/13/chartex" xmlns:cx8="http://schemas.microsoft.com/office/drawing/2016/5/14/chartex" xmlns:mc="http://schemas.openxmlformats.org/markup-compatibility/2006" xmlns:aink="http://schemas.microsoft.com/office/drawing/2016/ink" xmlns:am3d="http://schemas.microsoft.com/office/drawing/2017/model3d" xmlns:o="urn:schemas-microsoft-com:office:office" xmlns:oel="http://schemas.microsoft.com/office/2019/extlst" xmlns:r="http://schemas.openxmlformats.org/officeDocument/2006/relationships" xmlns:m="http://schemas.openxmlformats.org/officeDocument/2006/math" xmlns:v="urn:schemas-microsoft-com:vml" xmlns:wp14="http://schemas.microsoft.com/office/word/2010/wordprocessingDrawing" xmlns:wp="http://schemas.openxmlformats.org/drawingml/2006/wordprocessingDrawing" xmlns:w10="urn:schemas-microsoft-com:office:word" xmlns:w="http://schemas.openxmlformats.org/wordprocessingml/2006/main" xmlns:w14="http://schemas.microsoft.com/office/word/2010/wordml" xmlns:w15="http://schemas.microsoft.com/office/word/2012/wordml" xmlns:w16cex="http://schemas.microsoft.com/office/word/2018/wordml/cex" xmlns:w16cid="http://schemas.microsoft.com/office/word/2016/wordml/cid" xmlns:w16="http://schemas.microsoft.com/office/word/2018/wordml" xmlns:w16du="http://schemas.microsoft.com/office/word/2023/wordml/word16du" xmlns:w16sdtdh="http://schemas.microsoft.com/office/word/2020/wordml/sdtdatahash" xmlns:w16sdtfl="http://schemas.microsoft.com/office/word/2024/wordml/sdtformatlock" xmlns:w16se="http://schemas.microsoft.com/office/word/2015/wordml/symex" xmlns:wpg="http://schemas.microsoft.com/office/word/2010/wordprocessingGroup" xmlns:wpi="http://schemas.microsoft.com/office/word/2010/wordprocessingInk" xmlns:wne="http://schemas.microsoft.com/office/word/2006/wordml" xmlns:wps="http://schemas.microsoft.com/office/word/2010/wordprocessingShape" mc:Ignorable="w14 w15 w16se w16cid w16 w16cex w16sdtdh w16sdtfl w16du wp14">
+  <w:abstractNum w:abstractNumId="0" w15:restartNumberingAfterBreak="0">
+    <w:nsid w:val="1B316F14"/>
+    <w:multiLevelType w:val="multilevel"/>
+    <w:tmpl w:val="2E80563E"/>
+    <w:lvl w:ilvl="0">
+      <w:start w:val="1"/>
+      <w:numFmt w:val="decimal"/>
+      <w:lvlText w:val="%1."/>
+      <w:lvlJc w:val="left"/>
+      <w:pPr>
+        <w:tabs>
+          <w:tab w:val="num" w:pos="720"/>
+        </w:tabs>
+        <w:ind w:left="720" w:hanging="720"/>
+      </w:pPr>
+    </w:lvl>
+    <w:lvl w:ilvl="1">
+      <w:start w:val="1"/>
+      <w:numFmt w:val="decimal"/>
+      <w:lvlText w:val="%2."/>
+      <w:lvlJc w:val="left"/>
+      <w:pPr>
+        <w:tabs>
+          <w:tab w:val="num" w:pos="1440"/>
+        </w:tabs>
+        <w:ind w:left="1440" w:hanging="720"/>
+      </w:pPr>
+    </w:lvl>
+    <w:lvl w:ilvl="2">
+      <w:start w:val="1"/>
+      <w:numFmt w:val="decimal"/>
+      <w:lvlText w:val="%3."/>
+      <w:lvlJc w:val="left"/>
+      <w:pPr>
+        <w:tabs>
+          <w:tab w:val="num" w:pos="2160"/>
+        </w:tabs>
+        <w:ind w:left="2160" w:hanging="720"/>
+      </w:pPr>
+    </w:lvl>
+    <w:lvl w:ilvl="3">
+      <w:start w:val="1"/>
+      <w:numFmt w:val="decimal"/>
+      <w:lvlText w:val="%4."/>
+      <w:lvlJc w:val="left"/>
+      <w:pPr>
+        <w:tabs>
+          <w:tab w:val="num" w:pos="2880"/>
+        </w:tabs>
+        <w:ind w:left="2880" w:hanging="720"/>
+      </w:pPr>
+    </w:lvl>
+    <w:lvl w:ilvl="4">
+      <w:start w:val="1"/>
+      <w:numFmt w:val="decimal"/>
+      <w:lvlText w:val="%5."/>
+      <w:lvlJc w:val="left"/>
+      <w:pPr>
+        <w:tabs>
+          <w:tab w:val="num" w:pos="3600"/>
+        </w:tabs>
+        <w:ind w:left="3600" w:hanging="720"/>
+      </w:pPr>
+    </w:lvl>
+    <w:lvl w:ilvl="5">
+      <w:start w:val="1"/>
+      <w:numFmt w:val="decimal"/>
+      <w:lvlText w:val="%6."/>
+      <w:lvlJc w:val="left"/>
+      <w:pPr>
+        <w:tabs>
+          <w:tab w:val="num" w:pos="4320"/>
+        </w:tabs>
+        <w:ind w:left="4320" w:hanging="720"/>
+      </w:pPr>
+    </w:lvl>
+    <w:lvl w:ilvl="6">
+      <w:start w:val="1"/>
+      <w:numFmt w:val="decimal"/>
+      <w:lvlText w:val="%7."/>
+      <w:lvlJc w:val="left"/>
+      <w:pPr>
+        <w:tabs>
+          <w:tab w:val="num" w:pos="5040"/>
+        </w:tabs>
+        <w:ind w:left="5040" w:hanging="720"/>
+      </w:pPr>
+    </w:lvl>
+    <w:lvl w:ilvl="7">
+      <w:start w:val="1"/>
+      <w:numFmt w:val="decimal"/>
+      <w:lvlText w:val="%8."/>
+      <w:lvlJc w:val="left"/>
+      <w:pPr>
+        <w:tabs>
+          <w:tab w:val="num" w:pos="5760"/>
+        </w:tabs>
+        <w:ind w:left="5760" w:hanging="720"/>
+      </w:pPr>
+    </w:lvl>
+    <w:lvl w:ilvl="8">
+      <w:start w:val="1"/>
+      <w:numFmt w:val="decimal"/>
+      <w:lvlText w:val="%9."/>
+      <w:lvlJc w:val="left"/>
+      <w:pPr>
+        <w:tabs>
+          <w:tab w:val="num" w:pos="6480"/>
+        </w:tabs>
+        <w:ind w:left="6480" w:hanging="720"/>
+      </w:pPr>
+    </w:lvl>
+  </w:abstractNum>
+  <w:abstractNum w:abstractNumId="1" w15:restartNumberingAfterBreak="0">
+    <w:nsid w:val="21EB6D73"/>
+    <w:multiLevelType w:val="multilevel"/>
+    <w:tmpl w:val="40BA9534"/>
+    <w:lvl w:ilvl="0">
+      <w:start w:val="1"/>
+      <w:numFmt w:val="decimal"/>
+      <w:lvlText w:val="%1."/>
+      <w:lvlJc w:val="left"/>
+      <w:pPr>
+        <w:tabs>
+          <w:tab w:val="num" w:pos="720"/>
+        </w:tabs>
+        <w:ind w:left="720" w:hanging="720"/>
+      </w:pPr>
+    </w:lvl>
+    <w:lvl w:ilvl="1">
+      <w:start w:val="1"/>
+      <w:numFmt w:val="decimal"/>
+      <w:lvlText w:val="%2."/>
+      <w:lvlJc w:val="left"/>
+      <w:pPr>
+        <w:tabs>
+          <w:tab w:val="num" w:pos="1440"/>
+        </w:tabs>
+        <w:ind w:left="1440" w:hanging="720"/>
+      </w:pPr>
+    </w:lvl>
+    <w:lvl w:ilvl="2">
+      <w:start w:val="1"/>
+      <w:numFmt w:val="decimal"/>
+      <w:lvlText w:val="%3."/>
+      <w:lvlJc w:val="left"/>
+      <w:pPr>
+        <w:tabs>
+          <w:tab w:val="num" w:pos="2160"/>
+        </w:tabs>
+        <w:ind w:left="2160" w:hanging="720"/>
+      </w:pPr>
+    </w:lvl>
+    <w:lvl w:ilvl="3">
+      <w:start w:val="1"/>
+      <w:numFmt w:val="decimal"/>
+      <w:lvlText w:val="%4."/>
+      <w:lvlJc w:val="left"/>
+      <w:pPr>
+        <w:tabs>
+          <w:tab w:val="num" w:pos="2880"/>
+        </w:tabs>
+        <w:ind w:left="2880" w:hanging="720"/>
+      </w:pPr>
+    </w:lvl>
+    <w:lvl w:ilvl="4">
+      <w:start w:val="1"/>
+      <w:numFmt w:val="decimal"/>
+      <w:lvlText w:val="%5."/>
+      <w:lvlJc w:val="left"/>
+      <w:pPr>
+        <w:tabs>
+          <w:tab w:val="num" w:pos="3600"/>
+        </w:tabs>
+        <w:ind w:left="3600" w:hanging="720"/>
+      </w:pPr>
+    </w:lvl>
+    <w:lvl w:ilvl="5">
+      <w:start w:val="1"/>
+      <w:numFmt w:val="decimal"/>
+      <w:lvlText w:val="%6."/>
+      <w:lvlJc w:val="left"/>
+      <w:pPr>
+        <w:tabs>
+          <w:tab w:val="num" w:pos="4320"/>
+        </w:tabs>
+        <w:ind w:left="4320" w:hanging="720"/>
+      </w:pPr>
+    </w:lvl>
+    <w:lvl w:ilvl="6">
+      <w:start w:val="1"/>
+      <w:numFmt w:val="decimal"/>
+      <w:lvlText w:val="%7."/>
+      <w:lvlJc w:val="left"/>
+      <w:pPr>
+        <w:tabs>
+          <w:tab w:val="num" w:pos="5040"/>
+        </w:tabs>
+        <w:ind w:left="5040" w:hanging="720"/>
+      </w:pPr>
+    </w:lvl>
+    <w:lvl w:ilvl="7">
+      <w:start w:val="1"/>
+      <w:numFmt w:val="decimal"/>
+      <w:lvlText w:val="%8."/>
+      <w:lvlJc w:val="left"/>
+      <w:pPr>
+        <w:tabs>
+          <w:tab w:val="num" w:pos="5760"/>
+        </w:tabs>
+        <w:ind w:left="5760" w:hanging="720"/>
+      </w:pPr>
+    </w:lvl>
+    <w:lvl w:ilvl="8">
+      <w:start w:val="1"/>
+      <w:numFmt w:val="decimal"/>
+      <w:lvlText w:val="%9."/>
+      <w:lvlJc w:val="left"/>
+      <w:pPr>
+        <w:tabs>
+          <w:tab w:val="num" w:pos="6480"/>
+        </w:tabs>
+        <w:ind w:left="6480" w:hanging="720"/>
+      </w:pPr>
+    </w:lvl>
+  </w:abstractNum>
+  <w:num w:numId="1" w16cid:durableId="891426963">
+    <w:abstractNumId w:val="1"/>
+  </w:num>
+  <w:num w:numId="2" w16cid:durableId="1896164761">
+    <w:abstractNumId w:val="0"/>
+  </w:num>
+</w:numbering>
 </file>
 
 <file path=word/styles.xml><?xml version="1.0" encoding="utf-8"?>
@@ -2532,7 +4267,7 @@
     <w:lsdException w:name="Medium Shading 2 Accent 1" w:uiPriority="64"/>
     <w:lsdException w:name="Medium List 1 Accent 1" w:uiPriority="65"/>
     <w:lsdException w:name="Revision" w:semiHidden="1"/>
-    <w:lsdException w:name="List Paragraph" w:uiPriority="34" w:qFormat="1"/>
+    <w:lsdException w:name="List Paragraph" w:uiPriority="0" w:qFormat="1"/>
     <w:lsdException w:name="Quote" w:uiPriority="29" w:qFormat="1"/>
     <w:lsdException w:name="Intense Quote" w:uiPriority="30" w:qFormat="1"/>
     <w:lsdException w:name="Medium List 2 Accent 1" w:uiPriority="66"/>
@@ -3181,7 +4916,6 @@
   <w:style w:type="paragraph" w:styleId="Akapitzlist">
     <w:name w:val="List Paragraph"/>
     <w:basedOn w:val="Normalny"/>
-    <w:uiPriority w:val="34"/>
     <w:qFormat/>
     <w:rsid w:val="008A2297"/>
     <w:pPr>
@@ -3378,6 +5112,29 @@
     <w:uiPriority w:val="1"/>
     <w:rsid w:val="00C645D9"/>
   </w:style>
+  <w:style w:type="character" w:styleId="Hipercze">
+    <w:name w:val="Hyperlink"/>
+    <w:basedOn w:val="Domylnaczcionkaakapitu"/>
+    <w:uiPriority w:val="99"/>
+    <w:unhideWhenUsed/>
+    <w:rsid w:val="00FF079E"/>
+    <w:rPr>
+      <w:color w:val="467886" w:themeColor="hyperlink"/>
+      <w:u w:val="single"/>
+    </w:rPr>
+  </w:style>
+  <w:style w:type="character" w:styleId="Nierozpoznanawzmianka">
+    <w:name w:val="Unresolved Mention"/>
+    <w:basedOn w:val="Domylnaczcionkaakapitu"/>
+    <w:uiPriority w:val="99"/>
+    <w:semiHidden/>
+    <w:unhideWhenUsed/>
+    <w:rsid w:val="00FF079E"/>
+    <w:rPr>
+      <w:color w:val="605E5C"/>
+      <w:shd w:val="clear" w:color="auto" w:fill="E1DFDD"/>
+    </w:rPr>
+  </w:style>
 </w:styles>
 </file>
 
@@ -3425,6 +5182,103 @@
         </w:p>
       </w:docPartBody>
     </w:docPart>
+    <w:docPart>
+      <w:docPartPr>
+        <w:name w:val="F2D8582A4D50444BA1BCBAFA6EF41B86"/>
+        <w:category>
+          <w:name w:val="Ogólne"/>
+          <w:gallery w:val="placeholder"/>
+        </w:category>
+        <w:types>
+          <w:type w:val="bbPlcHdr"/>
+        </w:types>
+        <w:behaviors>
+          <w:behavior w:val="content"/>
+        </w:behaviors>
+        <w:guid w:val="{114D7EFF-9436-49FD-9896-8BAC5EAD12FD}"/>
+      </w:docPartPr>
+      <w:docPartBody>
+        <w:p>
+          <w:pPr>
+            <w:pStyle w:val="F2D8582A4D50444BA1BCBAFA6EF41B86"/>
+          </w:pPr>
+          <w:r>
+            <w:rPr>
+              <w:rStyle w:val="Tekstzastpczy"/>
+            </w:rPr>
+            <w:t xml:space="preserve">Wybierz </w:t>
+          </w:r>
+          <w:r>
+            <w:rPr>
+              <w:rStyle w:val="Tekstzastpczy"/>
+            </w:rPr>
+            <w:t>kolor toru</w:t>
+          </w:r>
+        </w:p>
+      </w:docPartBody>
+    </w:docPart>
+    <w:docPart>
+      <w:docPartPr>
+        <w:name w:val="52A659DDF8B34231B94ABD37CE182CCE"/>
+        <w:category>
+          <w:name w:val="Ogólne"/>
+          <w:gallery w:val="placeholder"/>
+        </w:category>
+        <w:types>
+          <w:type w:val="bbPlcHdr"/>
+        </w:types>
+        <w:behaviors>
+          <w:behavior w:val="content"/>
+        </w:behaviors>
+        <w:guid w:val="{F70EF702-6429-4051-97B8-421570B15459}"/>
+      </w:docPartPr>
+      <w:docPartBody>
+        <w:p>
+          <w:pPr>
+            <w:pStyle w:val="52A659DDF8B34231B94ABD37CE182CCE1"/>
+          </w:pPr>
+          <w:r>
+            <w:rPr>
+              <w:rStyle w:val="Tekstzastpczy"/>
+              <w:rFonts w:ascii="Lato" w:hAnsi="Lato"/>
+              <w:sz w:val="20"/>
+              <w:szCs w:val="20"/>
+              <w:lang w:val="en-GB"/>
+            </w:rPr>
+            <w:t>Cena transportu</w:t>
+          </w:r>
+        </w:p>
+      </w:docPartBody>
+    </w:docPart>
+    <w:docPart>
+      <w:docPartPr>
+        <w:name w:val="631B74F7A4104B66B4FE428300330972"/>
+        <w:category>
+          <w:name w:val="Ogólne"/>
+          <w:gallery w:val="placeholder"/>
+        </w:category>
+        <w:types>
+          <w:type w:val="bbPlcHdr"/>
+        </w:types>
+        <w:behaviors>
+          <w:behavior w:val="content"/>
+        </w:behaviors>
+        <w:guid w:val="{8696B35C-E414-4134-825F-9A90E3AC80C4}"/>
+      </w:docPartPr>
+      <w:docPartBody>
+        <w:p>
+          <w:pPr>
+            <w:pStyle w:val="631B74F7A4104B66B4FE4283003309721"/>
+          </w:pPr>
+          <w:r>
+            <w:rPr>
+              <w:rStyle w:val="Tekstzastpczy"/>
+            </w:rPr>
+            <w:t>Wartość</w:t>
+          </w:r>
+        </w:p>
+      </w:docPartBody>
+    </w:docPart>
   </w:docParts>
 </w:glossaryDocument>
 </file>
@@ -3465,7 +5319,7 @@
   </w:font>
   <w:font w:name="Tahoma">
     <w:panose1 w:val="020B0604030504040204"/>
-    <w:charset w:val="EE"/>
+    <w:charset w:val="00"/>
     <w:family w:val="swiss"/>
     <w:pitch w:val="variable"/>
     <w:sig w:usb0="E1002EFF" w:usb1="C000605B" w:usb2="00000029" w:usb3="00000000" w:csb0="000101FF" w:csb1="00000000"/>
@@ -3476,6 +5330,12 @@
     <w:family w:val="swiss"/>
     <w:pitch w:val="variable"/>
     <w:sig w:usb0="E0002EFF" w:usb1="C000785B" w:usb2="00000009" w:usb3="00000000" w:csb0="000001FF" w:csb1="00000000"/>
+  </w:font>
+  <w:font w:name="Lato Black">
+    <w:charset w:val="00"/>
+    <w:family w:val="swiss"/>
+    <w:pitch w:val="variable"/>
+    <w:sig w:usb0="E10002FF" w:usb1="5000ECFF" w:usb2="00000021" w:usb3="00000000" w:csb0="0000019F" w:csb1="00000000"/>
   </w:font>
 </w:fonts>
 </file>
@@ -3503,6 +5363,10 @@
     <w:rsid w:val="000B36AD"/>
     <w:rsid w:val="0011521F"/>
     <w:rsid w:val="0011660A"/>
+    <w:rsid w:val="001E339C"/>
+    <w:rsid w:val="002163AA"/>
+    <w:rsid w:val="00225A8E"/>
+    <w:rsid w:val="0027338B"/>
     <w:rsid w:val="00274E42"/>
     <w:rsid w:val="002A4B89"/>
     <w:rsid w:val="002C53A2"/>
@@ -3520,6 +5384,7 @@
     <w:rsid w:val="0052362D"/>
     <w:rsid w:val="005278D1"/>
     <w:rsid w:val="00544658"/>
+    <w:rsid w:val="00555EFB"/>
     <w:rsid w:val="0057081F"/>
     <w:rsid w:val="005A089D"/>
     <w:rsid w:val="005A1CBC"/>
@@ -3538,6 +5403,7 @@
     <w:rsid w:val="00816FCC"/>
     <w:rsid w:val="00827012"/>
     <w:rsid w:val="008A140A"/>
+    <w:rsid w:val="008F2101"/>
     <w:rsid w:val="00910631"/>
     <w:rsid w:val="00924ABD"/>
     <w:rsid w:val="0093601B"/>
@@ -3551,6 +5417,7 @@
     <w:rsid w:val="00AD061D"/>
     <w:rsid w:val="00AD7DCB"/>
     <w:rsid w:val="00B345B2"/>
+    <w:rsid w:val="00B7297A"/>
     <w:rsid w:val="00B8134A"/>
     <w:rsid w:val="00B9467B"/>
     <w:rsid w:val="00BD3585"/>
@@ -3560,9 +5427,11 @@
     <w:rsid w:val="00C73640"/>
     <w:rsid w:val="00C84558"/>
     <w:rsid w:val="00C976A1"/>
+    <w:rsid w:val="00CD0DBB"/>
     <w:rsid w:val="00CE4786"/>
     <w:rsid w:val="00CF03DA"/>
     <w:rsid w:val="00D60EA5"/>
+    <w:rsid w:val="00D62362"/>
     <w:rsid w:val="00D85957"/>
     <w:rsid w:val="00DC092A"/>
     <w:rsid w:val="00E81563"/>
@@ -4025,11 +5894,42 @@
     <w:basedOn w:val="Domylnaczcionkaakapitu"/>
     <w:uiPriority w:val="99"/>
     <w:semiHidden/>
-    <w:rsid w:val="00636A3D"/>
+    <w:rsid w:val="0027338B"/>
+    <w:rPr>
+      <w:color w:val="808080"/>
+    </w:rPr>
   </w:style>
   <w:style w:type="paragraph" w:customStyle="1" w:styleId="EAB7688BF63C4764B3086C9F2BC2A37C">
     <w:name w:val="EAB7688BF63C4764B3086C9F2BC2A37C"/>
     <w:rsid w:val="007B2028"/>
+  </w:style>
+  <w:style w:type="paragraph" w:customStyle="1" w:styleId="F2D8582A4D50444BA1BCBAFA6EF41B86">
+    <w:name w:val="F2D8582A4D50444BA1BCBAFA6EF41B86"/>
+    <w:rsid w:val="0027338B"/>
+  </w:style>
+  <w:style w:type="paragraph" w:customStyle="1" w:styleId="52A659DDF8B34231B94ABD37CE182CCE">
+    <w:name w:val="52A659DDF8B34231B94ABD37CE182CCE"/>
+    <w:rsid w:val="0027338B"/>
+  </w:style>
+  <w:style w:type="paragraph" w:customStyle="1" w:styleId="631B74F7A4104B66B4FE428300330972">
+    <w:name w:val="631B74F7A4104B66B4FE428300330972"/>
+    <w:rsid w:val="0027338B"/>
+  </w:style>
+  <w:style w:type="paragraph" w:customStyle="1" w:styleId="52A659DDF8B34231B94ABD37CE182CCE1">
+    <w:name w:val="52A659DDF8B34231B94ABD37CE182CCE1"/>
+    <w:rsid w:val="0027338B"/>
+    <w:rPr>
+      <w:rFonts w:eastAsiaTheme="minorHAnsi"/>
+      <w:lang w:eastAsia="en-US"/>
+    </w:rPr>
+  </w:style>
+  <w:style w:type="paragraph" w:customStyle="1" w:styleId="631B74F7A4104B66B4FE4283003309721">
+    <w:name w:val="631B74F7A4104B66B4FE4283003309721"/>
+    <w:rsid w:val="0027338B"/>
+    <w:rPr>
+      <w:rFonts w:eastAsiaTheme="minorHAnsi"/>
+      <w:lang w:eastAsia="en-US"/>
+    </w:rPr>
   </w:style>
 </w:styles>
 </file>

--- a/krolik_doswiadczalny.docx
+++ b/krolik_doswiadczalny.docx
@@ -543,7 +543,6 @@
       <w:tblPr>
         <w:tblStyle w:val="Tabela-Siatka"/>
         <w:tblW w:w="11114" w:type="dxa"/>
-        <w:tblInd w:w="-567" w:type="dxa"/>
         <w:tblLook w:val="04A0" w:firstRow="1" w:lastRow="0" w:firstColumn="1" w:lastColumn="0" w:noHBand="0" w:noVBand="1"/>
       </w:tblPr>
       <w:tblGrid>
@@ -2373,55 +2372,7 @@
                 <w:szCs w:val="20"/>
                 <w:lang w:val="en-GB"/>
               </w:rPr>
-              <w:t xml:space="preserve">Total </w:t>
-            </w:r>
-            <w:proofErr w:type="spellStart"/>
-            <w:r>
-              <w:rPr>
-                <w:rFonts w:ascii="Lato" w:hAnsi="Lato"/>
-                <w:b/>
-                <w:bCs/>
-                <w:sz w:val="20"/>
-                <w:szCs w:val="20"/>
-                <w:lang w:val="en-GB"/>
-              </w:rPr>
-              <w:t>value</w:t>
-            </w:r>
-            <w:proofErr w:type="spellEnd"/>
-            <w:r>
-              <w:rPr>
-                <w:rFonts w:ascii="Lato" w:hAnsi="Lato"/>
-                <w:b/>
-                <w:bCs/>
-                <w:sz w:val="20"/>
-                <w:szCs w:val="20"/>
-                <w:lang w:val="en-GB"/>
-              </w:rPr>
-              <w:t xml:space="preserve"> (</w:t>
-            </w:r>
-            <w:proofErr w:type="spellStart"/>
-            <w:r>
-              <w:rPr>
-                <w:rFonts w:ascii="Lato" w:hAnsi="Lato"/>
-                <w:b/>
-                <w:bCs/>
-                <w:sz w:val="20"/>
-                <w:szCs w:val="20"/>
-                <w:lang w:val="en-GB"/>
-              </w:rPr>
-              <w:t>walls</w:t>
-            </w:r>
-            <w:proofErr w:type="spellEnd"/>
-            <w:r>
-              <w:rPr>
-                <w:rFonts w:ascii="Lato" w:hAnsi="Lato"/>
-                <w:b/>
-                <w:bCs/>
-                <w:sz w:val="20"/>
-                <w:szCs w:val="20"/>
-                <w:lang w:val="en-GB"/>
-              </w:rPr>
-              <w:t xml:space="preserve"> &amp; transport):</w:t>
+              <w:t>Total value (walls &amp; transport):</w:t>
             </w:r>
           </w:p>
         </w:tc>
@@ -5405,9 +5356,11 @@
     <w:rsid w:val="008A140A"/>
     <w:rsid w:val="008F2101"/>
     <w:rsid w:val="00910631"/>
+    <w:rsid w:val="00921C55"/>
     <w:rsid w:val="00924ABD"/>
     <w:rsid w:val="0093601B"/>
     <w:rsid w:val="00964355"/>
+    <w:rsid w:val="009B1AFF"/>
     <w:rsid w:val="00A14182"/>
     <w:rsid w:val="00A22528"/>
     <w:rsid w:val="00A36251"/>
@@ -5421,6 +5374,7 @@
     <w:rsid w:val="00B8134A"/>
     <w:rsid w:val="00B9467B"/>
     <w:rsid w:val="00BD3585"/>
+    <w:rsid w:val="00BD5726"/>
     <w:rsid w:val="00BF7380"/>
     <w:rsid w:val="00C244D3"/>
     <w:rsid w:val="00C545F0"/>
@@ -5907,14 +5861,6 @@
     <w:name w:val="F2D8582A4D50444BA1BCBAFA6EF41B86"/>
     <w:rsid w:val="0027338B"/>
   </w:style>
-  <w:style w:type="paragraph" w:customStyle="1" w:styleId="52A659DDF8B34231B94ABD37CE182CCE">
-    <w:name w:val="52A659DDF8B34231B94ABD37CE182CCE"/>
-    <w:rsid w:val="0027338B"/>
-  </w:style>
-  <w:style w:type="paragraph" w:customStyle="1" w:styleId="631B74F7A4104B66B4FE428300330972">
-    <w:name w:val="631B74F7A4104B66B4FE428300330972"/>
-    <w:rsid w:val="0027338B"/>
-  </w:style>
   <w:style w:type="paragraph" w:customStyle="1" w:styleId="52A659DDF8B34231B94ABD37CE182CCE1">
     <w:name w:val="52A659DDF8B34231B94ABD37CE182CCE1"/>
     <w:rsid w:val="0027338B"/>

--- a/krolik_doswiadczalny.docx
+++ b/krolik_doswiadczalny.docx
@@ -14,13 +14,279 @@
       </w:pPr>
       <w:r>
         <w:rPr>
+          <w:noProof/>
+          <w:szCs w:val="20"/>
+        </w:rPr>
+        <mc:AlternateContent>
+          <mc:Choice Requires="wps">
+            <w:drawing>
+              <wp:anchor distT="0" distB="0" distL="0" distR="0" simplePos="0" relativeHeight="251662336" behindDoc="0" locked="0" layoutInCell="0" allowOverlap="1" wp14:anchorId="527F2B84" wp14:editId="4CCCA553">
+                <wp:simplePos x="0" y="0"/>
+                <wp:positionH relativeFrom="page">
+                  <wp:posOffset>777240</wp:posOffset>
+                </wp:positionH>
+                <wp:positionV relativeFrom="page">
+                  <wp:posOffset>5806440</wp:posOffset>
+                </wp:positionV>
+                <wp:extent cx="2552700" cy="1044575"/>
+                <wp:effectExtent l="0" t="0" r="0" b="3175"/>
+                <wp:wrapNone/>
+                <wp:docPr id="15" name="Pole tekstowe 145"/>
+                <wp:cNvGraphicFramePr/>
+                <a:graphic xmlns:a="http://schemas.openxmlformats.org/drawingml/2006/main">
+                  <a:graphicData uri="http://schemas.microsoft.com/office/word/2010/wordprocessingShape">
+                    <wps:wsp>
+                      <wps:cNvSpPr/>
+                      <wps:spPr>
+                        <a:xfrm>
+                          <a:off x="0" y="0"/>
+                          <a:ext cx="2552700" cy="1044575"/>
+                        </a:xfrm>
+                        <a:prstGeom prst="rect">
+                          <a:avLst/>
+                        </a:prstGeom>
+                        <a:noFill/>
+                        <a:ln w="6480">
+                          <a:noFill/>
+                        </a:ln>
+                      </wps:spPr>
+                      <wps:style>
+                        <a:lnRef idx="0">
+                          <a:scrgbClr r="0" g="0" b="0"/>
+                        </a:lnRef>
+                        <a:fillRef idx="0">
+                          <a:scrgbClr r="0" g="0" b="0"/>
+                        </a:fillRef>
+                        <a:effectRef idx="0">
+                          <a:scrgbClr r="0" g="0" b="0"/>
+                        </a:effectRef>
+                        <a:fontRef idx="minor"/>
+                      </wps:style>
+                      <wps:txbx>
+                        <w:txbxContent>
+                          <w:p>
+                            <w:pPr>
+                              <w:spacing w:after="0" w:line="520" w:lineRule="exact"/>
+                              <w:rPr>
+                                <w:b/>
+                                <w:color w:val="FFFFFF" w:themeColor="background1"/>
+                                <w:sz w:val="51"/>
+                                <w:szCs w:val="51"/>
+                              </w:rPr>
+                            </w:pPr>
+                            <w:proofErr w:type="spellStart"/>
+                            <w:r>
+                              <w:rPr>
+                                <w:b/>
+                                <w:color w:val="FFFFFF" w:themeColor="background1"/>
+                                <w:sz w:val="51"/>
+                                <w:szCs w:val="51"/>
+                              </w:rPr>
+                              <w:t>Creating</w:t>
+                            </w:r>
+                            <w:proofErr w:type="spellEnd"/>
+                            <w:r>
+                              <w:rPr>
+                                <w:b/>
+                                <w:color w:val="FFFFFF" w:themeColor="background1"/>
+                                <w:sz w:val="51"/>
+                                <w:szCs w:val="51"/>
+                              </w:rPr>
+                              <w:t xml:space="preserve"> </w:t>
+                            </w:r>
+                          </w:p>
+                          <w:p>
+                            <w:pPr>
+                              <w:spacing w:after="0" w:line="520" w:lineRule="exact"/>
+                              <w:rPr>
+                                <w:b/>
+                                <w:color w:val="FFFFFF" w:themeColor="background1"/>
+                                <w:sz w:val="51"/>
+                                <w:szCs w:val="51"/>
+                              </w:rPr>
+                            </w:pPr>
+                            <w:proofErr w:type="spellStart"/>
+                            <w:r>
+                              <w:rPr>
+                                <w:rFonts w:ascii="Lato Light" w:hAnsi="Lato Light"/>
+                                <w:bCs/>
+                                <w:color w:val="FFFFFF" w:themeColor="background1"/>
+                                <w:sz w:val="51"/>
+                                <w:szCs w:val="51"/>
+                              </w:rPr>
+                              <w:t>new</w:t>
+                            </w:r>
+                            <w:proofErr w:type="spellEnd"/>
+                            <w:r>
+                              <w:rPr>
+                                <w:b/>
+                                <w:color w:val="FFFFFF" w:themeColor="background1"/>
+                                <w:sz w:val="51"/>
+                                <w:szCs w:val="51"/>
+                              </w:rPr>
+                              <w:t xml:space="preserve"> </w:t>
+                            </w:r>
+                          </w:p>
+                          <w:p>
+                            <w:pPr>
+                              <w:spacing w:after="0" w:line="520" w:lineRule="exact"/>
+                              <w:rPr>
+                                <w:color w:val="FFFFFF" w:themeColor="background1"/>
+                                <w:sz w:val="51"/>
+                                <w:szCs w:val="51"/>
+                              </w:rPr>
+                            </w:pPr>
+                            <w:proofErr w:type="spellStart"/>
+                            <w:r>
+                              <w:rPr>
+                                <w:b/>
+                                <w:color w:val="FFFFFF" w:themeColor="background1"/>
+                                <w:sz w:val="51"/>
+                                <w:szCs w:val="51"/>
+                              </w:rPr>
+                              <w:t>spaces</w:t>
+                            </w:r>
+                            <w:proofErr w:type="spellEnd"/>
+                          </w:p>
+                          <w:p>
+                            <w:pPr>
+                              <w:spacing w:after="0" w:line="14" w:lineRule="atLeast"/>
+                              <w:rPr>
+                                <w:color w:val="FFFFFF" w:themeColor="background1"/>
+                              </w:rPr>
+                            </w:pPr>
+                          </w:p>
+                        </w:txbxContent>
+                      </wps:txbx>
+                      <wps:bodyPr wrap="square" lIns="0" tIns="0" rIns="0" bIns="0" anchor="t">
+                        <a:noAutofit/>
+                      </wps:bodyPr>
+                    </wps:wsp>
+                  </a:graphicData>
+                </a:graphic>
+                <wp14:sizeRelH relativeFrom="margin">
+                  <wp14:pctWidth>0</wp14:pctWidth>
+                </wp14:sizeRelH>
+                <wp14:sizeRelV relativeFrom="margin">
+                  <wp14:pctHeight>0</wp14:pctHeight>
+                </wp14:sizeRelV>
+              </wp:anchor>
+            </w:drawing>
+          </mc:Choice>
+          <mc:Fallback>
+            <w:pict>
+              <v:rect w14:anchorId="527F2B84" id="Pole tekstowe 145" o:spid="_x0000_s1026" style="position:absolute;left:0;text-align:left;margin-left:61.2pt;margin-top:457.2pt;width:201pt;height:82.25pt;z-index:251662336;visibility:visible;mso-wrap-style:square;mso-width-percent:0;mso-height-percent:0;mso-wrap-distance-left:0;mso-wrap-distance-top:0;mso-wrap-distance-right:0;mso-wrap-distance-bottom:0;mso-position-horizontal:absolute;mso-position-horizontal-relative:page;mso-position-vertical:absolute;mso-position-vertical-relative:page;mso-width-percent:0;mso-height-percent:0;mso-width-relative:margin;mso-height-relative:margin;v-text-anchor:top" o:gfxdata="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" o:allowincell="f" filled="f" stroked="f" strokeweight=".18mm">
+                <v:textbox inset="0,0,0,0">
+                  <w:txbxContent>
+                    <w:p>
+                      <w:pPr>
+                        <w:spacing w:after="0" w:line="520" w:lineRule="exact"/>
+                        <w:rPr>
+                          <w:b/>
+                          <w:color w:val="FFFFFF" w:themeColor="background1"/>
+                          <w:sz w:val="51"/>
+                          <w:szCs w:val="51"/>
+                        </w:rPr>
+                      </w:pPr>
+                      <w:proofErr w:type="spellStart"/>
+                      <w:r>
+                        <w:rPr>
+                          <w:b/>
+                          <w:color w:val="FFFFFF" w:themeColor="background1"/>
+                          <w:sz w:val="51"/>
+                          <w:szCs w:val="51"/>
+                        </w:rPr>
+                        <w:t>Creating</w:t>
+                      </w:r>
+                      <w:proofErr w:type="spellEnd"/>
+                      <w:r>
+                        <w:rPr>
+                          <w:b/>
+                          <w:color w:val="FFFFFF" w:themeColor="background1"/>
+                          <w:sz w:val="51"/>
+                          <w:szCs w:val="51"/>
+                        </w:rPr>
+                        <w:t xml:space="preserve"> </w:t>
+                      </w:r>
+                    </w:p>
+                    <w:p>
+                      <w:pPr>
+                        <w:spacing w:after="0" w:line="520" w:lineRule="exact"/>
+                        <w:rPr>
+                          <w:b/>
+                          <w:color w:val="FFFFFF" w:themeColor="background1"/>
+                          <w:sz w:val="51"/>
+                          <w:szCs w:val="51"/>
+                        </w:rPr>
+                      </w:pPr>
+                      <w:proofErr w:type="spellStart"/>
+                      <w:r>
+                        <w:rPr>
+                          <w:rFonts w:ascii="Lato Light" w:hAnsi="Lato Light"/>
+                          <w:bCs/>
+                          <w:color w:val="FFFFFF" w:themeColor="background1"/>
+                          <w:sz w:val="51"/>
+                          <w:szCs w:val="51"/>
+                        </w:rPr>
+                        <w:t>new</w:t>
+                      </w:r>
+                      <w:proofErr w:type="spellEnd"/>
+                      <w:r>
+                        <w:rPr>
+                          <w:b/>
+                          <w:color w:val="FFFFFF" w:themeColor="background1"/>
+                          <w:sz w:val="51"/>
+                          <w:szCs w:val="51"/>
+                        </w:rPr>
+                        <w:t xml:space="preserve"> </w:t>
+                      </w:r>
+                    </w:p>
+                    <w:p>
+                      <w:pPr>
+                        <w:spacing w:after="0" w:line="520" w:lineRule="exact"/>
+                        <w:rPr>
+                          <w:color w:val="FFFFFF" w:themeColor="background1"/>
+                          <w:sz w:val="51"/>
+                          <w:szCs w:val="51"/>
+                        </w:rPr>
+                      </w:pPr>
+                      <w:proofErr w:type="spellStart"/>
+                      <w:r>
+                        <w:rPr>
+                          <w:b/>
+                          <w:color w:val="FFFFFF" w:themeColor="background1"/>
+                          <w:sz w:val="51"/>
+                          <w:szCs w:val="51"/>
+                        </w:rPr>
+                        <w:t>spaces</w:t>
+                      </w:r>
+                      <w:proofErr w:type="spellEnd"/>
+                    </w:p>
+                    <w:p>
+                      <w:pPr>
+                        <w:spacing w:after="0" w:line="14" w:lineRule="atLeast"/>
+                        <w:rPr>
+                          <w:color w:val="FFFFFF" w:themeColor="background1"/>
+                        </w:rPr>
+                      </w:pPr>
+                    </w:p>
+                  </w:txbxContent>
+                </v:textbox>
+                <w10:wrap anchorx="page" anchory="page"/>
+              </v:rect>
+            </w:pict>
+          </mc:Fallback>
+        </mc:AlternateContent>
+      </w:r>
+      <w:r>
+        <w:rPr>
           <w:rFonts w:ascii="Lato" w:hAnsi="Lato"/>
           <w:noProof/>
           <w:sz w:val="20"/>
           <w:szCs w:val="20"/>
         </w:rPr>
         <w:drawing>
-          <wp:anchor distT="0" distB="0" distL="114300" distR="114300" simplePos="0" relativeHeight="251658240" behindDoc="0" locked="0" layoutInCell="1" allowOverlap="1" wp14:anchorId="36AD7B66" wp14:editId="073BBF6A">
+          <wp:anchor distT="0" distB="0" distL="114300" distR="114300" simplePos="0" relativeHeight="251658240" behindDoc="0" locked="0" layoutInCell="1" allowOverlap="1" wp14:anchorId="36AD7B66" wp14:editId="5DAF6FD7">
             <wp:simplePos x="0" y="0"/>
             <wp:positionH relativeFrom="page">
               <wp:posOffset>-14031</wp:posOffset>
@@ -59,7 +325,7 @@
                   <pic:spPr bwMode="auto">
                     <a:xfrm>
                       <a:off x="0" y="0"/>
-                      <a:ext cx="7575880" cy="7843888"/>
+                      <a:ext cx="7573071" cy="7840980"/>
                     </a:xfrm>
                     <a:prstGeom prst="rect">
                       <a:avLst/>
@@ -339,10 +605,12 @@
           <w:lang w:val="en-US"/>
         </w:rPr>
         <w:sectPr>
-          <w:headerReference w:type="default" r:id="rId11"/>
-          <w:footerReference w:type="default" r:id="rId12"/>
-          <w:headerReference w:type="first" r:id="rId13"/>
-          <w:footerReference w:type="first" r:id="rId14"/>
+          <w:headerReference w:type="even" r:id="rId11"/>
+          <w:headerReference w:type="default" r:id="rId12"/>
+          <w:footerReference w:type="even" r:id="rId13"/>
+          <w:footerReference w:type="default" r:id="rId14"/>
+          <w:headerReference w:type="first" r:id="rId15"/>
+          <w:footerReference w:type="first" r:id="rId16"/>
           <w:pgSz w:w="11906" w:h="16838"/>
           <w:pgMar w:top="1417" w:right="1417" w:bottom="1417" w:left="1417" w:header="708" w:footer="708" w:gutter="0"/>
           <w:cols w:space="708"/>
@@ -364,11 +632,12 @@
     <w:tbl>
       <w:tblPr>
         <w:tblStyle w:val="Tabela-Siatka"/>
-        <w:tblW w:w="10552" w:type="dxa"/>
+        <w:tblW w:w="10694" w:type="dxa"/>
+        <w:tblInd w:w="-142" w:type="dxa"/>
         <w:tblLook w:val="04A0" w:firstRow="1" w:lastRow="0" w:firstColumn="1" w:lastColumn="0" w:noHBand="0" w:noVBand="1"/>
       </w:tblPr>
       <w:tblGrid>
-        <w:gridCol w:w="6526"/>
+        <w:gridCol w:w="6668"/>
         <w:gridCol w:w="4026"/>
       </w:tblGrid>
       <w:tr>
@@ -377,7 +646,7 @@
         </w:trPr>
         <w:tc>
           <w:tcPr>
-            <w:tcW w:w="6526" w:type="dxa"/>
+            <w:tcW w:w="6668" w:type="dxa"/>
             <w:tcBorders>
               <w:top w:val="nil"/>
               <w:left w:val="nil"/>
@@ -468,7 +737,7 @@
         </w:trPr>
         <w:tc>
           <w:tcPr>
-            <w:tcW w:w="6526" w:type="dxa"/>
+            <w:tcW w:w="6668" w:type="dxa"/>
             <w:tcBorders>
               <w:top w:val="nil"/>
               <w:left w:val="nil"/>
@@ -615,11 +884,11 @@
       <w:tblPr>
         <w:tblStyle w:val="Tabela-Siatka"/>
         <w:tblpPr w:leftFromText="141" w:rightFromText="141" w:vertAnchor="text" w:horzAnchor="margin" w:tblpXSpec="center" w:tblpY="103"/>
-        <w:tblW w:w="10207" w:type="dxa"/>
+        <w:tblW w:w="10491" w:type="dxa"/>
         <w:tblLook w:val="04A0" w:firstRow="1" w:lastRow="0" w:firstColumn="1" w:lastColumn="0" w:noHBand="0" w:noVBand="1"/>
       </w:tblPr>
       <w:tblGrid>
-        <w:gridCol w:w="3366"/>
+        <w:gridCol w:w="3650"/>
         <w:gridCol w:w="4431"/>
         <w:gridCol w:w="2410"/>
       </w:tblGrid>
@@ -629,7 +898,7 @@
         </w:trPr>
         <w:tc>
           <w:tcPr>
-            <w:tcW w:w="10207" w:type="dxa"/>
+            <w:tcW w:w="10491" w:type="dxa"/>
             <w:gridSpan w:val="3"/>
             <w:tcBorders>
               <w:top w:val="nil"/>
@@ -681,7 +950,7 @@
         </w:trPr>
         <w:tc>
           <w:tcPr>
-            <w:tcW w:w="3366" w:type="dxa"/>
+            <w:tcW w:w="3650" w:type="dxa"/>
             <w:tcBorders>
               <w:top w:val="single" w:sz="4" w:space="0" w:color="auto"/>
             </w:tcBorders>
@@ -787,7 +1056,7 @@
         </w:trPr>
         <w:tc>
           <w:tcPr>
-            <w:tcW w:w="3366" w:type="dxa"/>
+            <w:tcW w:w="3650" w:type="dxa"/>
             <w:vMerge w:val="restart"/>
             <w:vAlign w:val="center"/>
           </w:tcPr>
@@ -891,7 +1160,7 @@
         </w:trPr>
         <w:tc>
           <w:tcPr>
-            <w:tcW w:w="3366" w:type="dxa"/>
+            <w:tcW w:w="3650" w:type="dxa"/>
             <w:vMerge/>
             <w:vAlign w:val="center"/>
           </w:tcPr>
@@ -956,7 +1225,7 @@
         </w:trPr>
         <w:tc>
           <w:tcPr>
-            <w:tcW w:w="3366" w:type="dxa"/>
+            <w:tcW w:w="3650" w:type="dxa"/>
             <w:vAlign w:val="center"/>
           </w:tcPr>
           <w:p>
@@ -1038,7 +1307,7 @@
         </w:trPr>
         <w:tc>
           <w:tcPr>
-            <w:tcW w:w="3366" w:type="dxa"/>
+            <w:tcW w:w="3650" w:type="dxa"/>
             <w:vAlign w:val="center"/>
           </w:tcPr>
           <w:p>
@@ -1148,7 +1417,7 @@
         </w:trPr>
         <w:tc>
           <w:tcPr>
-            <w:tcW w:w="3366" w:type="dxa"/>
+            <w:tcW w:w="3650" w:type="dxa"/>
             <w:vAlign w:val="center"/>
           </w:tcPr>
           <w:p>
@@ -1219,7 +1488,7 @@
         </w:trPr>
         <w:tc>
           <w:tcPr>
-            <w:tcW w:w="3366" w:type="dxa"/>
+            <w:tcW w:w="3650" w:type="dxa"/>
             <w:vAlign w:val="center"/>
           </w:tcPr>
           <w:p>
@@ -1228,6 +1497,7 @@
                 <w:rFonts w:ascii="Lato" w:hAnsi="Lato"/>
                 <w:sz w:val="20"/>
                 <w:szCs w:val="20"/>
+                <w:lang w:val="en-US"/>
               </w:rPr>
             </w:pPr>
             <w:proofErr w:type="spellStart"/>
@@ -1272,7 +1542,7 @@
                 <w:szCs w:val="20"/>
                 <w:lang w:val="en-US"/>
               </w:rPr>
-              <w:t>Płyta</w:t>
+              <w:t>pyta</w:t>
             </w:r>
             <w:proofErr w:type="spellEnd"/>
           </w:p>
@@ -1298,7 +1568,7 @@
         </w:trPr>
         <w:tc>
           <w:tcPr>
-            <w:tcW w:w="3366" w:type="dxa"/>
+            <w:tcW w:w="3650" w:type="dxa"/>
             <w:vAlign w:val="center"/>
           </w:tcPr>
           <w:p>
@@ -1372,7 +1642,7 @@
         </w:trPr>
         <w:tc>
           <w:tcPr>
-            <w:tcW w:w="3366" w:type="dxa"/>
+            <w:tcW w:w="3650" w:type="dxa"/>
             <w:vAlign w:val="center"/>
           </w:tcPr>
           <w:p>
@@ -1446,7 +1716,7 @@
         </w:trPr>
         <w:tc>
           <w:tcPr>
-            <w:tcW w:w="3366" w:type="dxa"/>
+            <w:tcW w:w="3650" w:type="dxa"/>
             <w:vAlign w:val="center"/>
           </w:tcPr>
           <w:p>
@@ -1520,7 +1790,7 @@
         </w:trPr>
         <w:tc>
           <w:tcPr>
-            <w:tcW w:w="3366" w:type="dxa"/>
+            <w:tcW w:w="3650" w:type="dxa"/>
             <w:vAlign w:val="center"/>
           </w:tcPr>
           <w:p>
@@ -1603,7 +1873,7 @@
         </w:trPr>
         <w:tc>
           <w:tcPr>
-            <w:tcW w:w="3366" w:type="dxa"/>
+            <w:tcW w:w="3650" w:type="dxa"/>
             <w:vAlign w:val="center"/>
           </w:tcPr>
           <w:p>
@@ -1678,7 +1948,7 @@
         </w:trPr>
         <w:tc>
           <w:tcPr>
-            <w:tcW w:w="3366" w:type="dxa"/>
+            <w:tcW w:w="3650" w:type="dxa"/>
             <w:vAlign w:val="center"/>
           </w:tcPr>
           <w:p>
@@ -1782,11 +2052,11 @@
       <w:tblPr>
         <w:tblStyle w:val="Tabela-Siatka"/>
         <w:tblpPr w:leftFromText="141" w:rightFromText="141" w:vertAnchor="text" w:horzAnchor="margin" w:tblpXSpec="center" w:tblpY="179"/>
-        <w:tblW w:w="10348" w:type="dxa"/>
+        <w:tblW w:w="10490" w:type="dxa"/>
         <w:tblLook w:val="04A0" w:firstRow="1" w:lastRow="0" w:firstColumn="1" w:lastColumn="0" w:noHBand="0" w:noVBand="1"/>
       </w:tblPr>
       <w:tblGrid>
-        <w:gridCol w:w="7914"/>
+        <w:gridCol w:w="8056"/>
         <w:gridCol w:w="24"/>
         <w:gridCol w:w="2410"/>
       </w:tblGrid>
@@ -1796,7 +2066,7 @@
         </w:trPr>
         <w:tc>
           <w:tcPr>
-            <w:tcW w:w="7914" w:type="dxa"/>
+            <w:tcW w:w="8056" w:type="dxa"/>
             <w:tcBorders>
               <w:top w:val="nil"/>
               <w:left w:val="nil"/>
@@ -1873,7 +2143,7 @@
         </w:trPr>
         <w:tc>
           <w:tcPr>
-            <w:tcW w:w="7938" w:type="dxa"/>
+            <w:tcW w:w="8080" w:type="dxa"/>
             <w:gridSpan w:val="2"/>
             <w:tcBorders>
               <w:top w:val="single" w:sz="4" w:space="0" w:color="auto"/>
@@ -1927,6 +2197,8 @@
             <w:r>
               <w:rPr>
                 <w:rFonts w:ascii="Lato" w:hAnsi="Lato"/>
+                <w:b/>
+                <w:bCs/>
                 <w:sz w:val="20"/>
                 <w:szCs w:val="20"/>
               </w:rPr>
@@ -1936,6 +2208,8 @@
             <w:r>
               <w:rPr>
                 <w:rFonts w:ascii="Lato" w:hAnsi="Lato"/>
+                <w:b/>
+                <w:bCs/>
                 <w:sz w:val="20"/>
                 <w:szCs w:val="20"/>
               </w:rPr>
@@ -2489,6 +2763,7 @@
       <w:pPr>
         <w:rPr>
           <w:rFonts w:ascii="Lato Black" w:hAnsi="Lato Black"/>
+          <w:sz w:val="20"/>
           <w:szCs w:val="20"/>
           <w:lang w:val="en-GB"/>
         </w:rPr>
@@ -2496,6 +2771,7 @@
       <w:r>
         <w:rPr>
           <w:rFonts w:ascii="Lato Black" w:hAnsi="Lato Black"/>
+          <w:sz w:val="20"/>
           <w:szCs w:val="20"/>
           <w:lang w:val="en-GB"/>
         </w:rPr>
@@ -2520,19 +2796,24 @@
         <w:suppressAutoHyphens/>
         <w:spacing w:after="100" w:line="240" w:lineRule="auto"/>
         <w:rPr>
+          <w:rFonts w:ascii="Lato" w:hAnsi="Lato"/>
+          <w:sz w:val="20"/>
           <w:szCs w:val="20"/>
         </w:rPr>
       </w:pPr>
       <w:r>
         <w:rPr>
-          <w:szCs w:val="20"/>
-        </w:rPr>
-        <w:lastRenderedPageBreak/>
+          <w:rFonts w:ascii="Lato" w:hAnsi="Lato"/>
+          <w:sz w:val="20"/>
+          <w:szCs w:val="20"/>
+        </w:rPr>
         <w:t xml:space="preserve">Technical </w:t>
       </w:r>
       <w:proofErr w:type="spellStart"/>
       <w:r>
         <w:rPr>
+          <w:rFonts w:ascii="Lato" w:hAnsi="Lato"/>
+          <w:sz w:val="20"/>
           <w:szCs w:val="20"/>
         </w:rPr>
         <w:t>advice</w:t>
@@ -2540,6 +2821,8 @@
       <w:proofErr w:type="spellEnd"/>
       <w:r>
         <w:rPr>
+          <w:rFonts w:ascii="Lato" w:hAnsi="Lato"/>
+          <w:sz w:val="20"/>
           <w:szCs w:val="20"/>
         </w:rPr>
         <w:t xml:space="preserve"> </w:t>
@@ -2554,18 +2837,25 @@
         <w:suppressAutoHyphens/>
         <w:spacing w:after="100" w:line="240" w:lineRule="auto"/>
         <w:rPr>
+          <w:rFonts w:ascii="Lato" w:hAnsi="Lato"/>
+          <w:sz w:val="20"/>
           <w:szCs w:val="20"/>
         </w:rPr>
       </w:pPr>
       <w:r>
         <w:rPr>
-          <w:szCs w:val="20"/>
-        </w:rPr>
+          <w:rFonts w:ascii="Lato" w:hAnsi="Lato"/>
+          <w:sz w:val="20"/>
+          <w:szCs w:val="20"/>
+        </w:rPr>
+        <w:lastRenderedPageBreak/>
         <w:t xml:space="preserve">Mobile </w:t>
       </w:r>
       <w:proofErr w:type="spellStart"/>
       <w:r>
         <w:rPr>
+          <w:rFonts w:ascii="Lato" w:hAnsi="Lato"/>
+          <w:sz w:val="20"/>
           <w:szCs w:val="20"/>
         </w:rPr>
         <w:t>wall</w:t>
@@ -2573,6 +2863,8 @@
       <w:proofErr w:type="spellEnd"/>
       <w:r>
         <w:rPr>
+          <w:rFonts w:ascii="Lato" w:hAnsi="Lato"/>
+          <w:sz w:val="20"/>
           <w:szCs w:val="20"/>
         </w:rPr>
         <w:t xml:space="preserve"> design.</w:t>
@@ -2587,30 +2879,20 @@
         <w:suppressAutoHyphens/>
         <w:spacing w:after="100" w:line="240" w:lineRule="auto"/>
         <w:rPr>
+          <w:rFonts w:ascii="Lato" w:hAnsi="Lato"/>
+          <w:sz w:val="20"/>
           <w:szCs w:val="20"/>
           <w:lang w:val="en-GB"/>
         </w:rPr>
       </w:pPr>
       <w:r>
         <w:rPr>
-          <w:szCs w:val="20"/>
-          <w:lang w:val="en-GB"/>
-        </w:rPr>
-        <w:t>Transport to the installation site (</w:t>
-      </w:r>
-      <w:r>
-        <w:rPr>
-          <w:szCs w:val="20"/>
-          <w:lang w:val="en-GB"/>
-        </w:rPr>
-        <w:t>kerbside only</w:t>
-      </w:r>
-      <w:r>
-        <w:rPr>
-          <w:szCs w:val="20"/>
-          <w:lang w:val="en-GB"/>
-        </w:rPr>
-        <w:t>)</w:t>
+          <w:rFonts w:ascii="Lato" w:hAnsi="Lato"/>
+          <w:sz w:val="20"/>
+          <w:szCs w:val="20"/>
+          <w:lang w:val="en-GB"/>
+        </w:rPr>
+        <w:t>Transport to the installation site (kerbside only)</w:t>
       </w:r>
     </w:p>
     <w:p>
@@ -2622,51 +2904,20 @@
         <w:suppressAutoHyphens/>
         <w:spacing w:after="100" w:line="240" w:lineRule="auto"/>
         <w:rPr>
+          <w:rFonts w:ascii="Lato" w:hAnsi="Lato"/>
+          <w:sz w:val="20"/>
           <w:szCs w:val="20"/>
           <w:lang w:val="en-GB"/>
         </w:rPr>
       </w:pPr>
       <w:r>
         <w:rPr>
-          <w:szCs w:val="20"/>
-          <w:lang w:val="en-GB"/>
-        </w:rPr>
-        <w:t xml:space="preserve">Production </w:t>
-      </w:r>
-      <w:r>
-        <w:rPr>
-          <w:szCs w:val="20"/>
-          <w:lang w:val="en-GB"/>
-        </w:rPr>
-        <w:t xml:space="preserve">and </w:t>
-      </w:r>
-      <w:r>
-        <w:rPr>
-          <w:szCs w:val="20"/>
-          <w:lang w:val="en-GB"/>
-        </w:rPr>
-        <w:t>supply</w:t>
-      </w:r>
-      <w:r>
-        <w:rPr>
-          <w:szCs w:val="20"/>
-          <w:lang w:val="en-GB"/>
-        </w:rPr>
-        <w:t xml:space="preserve"> of </w:t>
-      </w:r>
-      <w:r>
-        <w:rPr>
-          <w:szCs w:val="20"/>
-          <w:lang w:val="en-GB"/>
-        </w:rPr>
-        <w:t>rails,</w:t>
-      </w:r>
-      <w:r>
-        <w:rPr>
-          <w:szCs w:val="20"/>
-          <w:lang w:val="en-GB"/>
-        </w:rPr>
-        <w:t xml:space="preserve"> and parking system (Stage I). </w:t>
+          <w:rFonts w:ascii="Lato" w:hAnsi="Lato"/>
+          <w:sz w:val="20"/>
+          <w:szCs w:val="20"/>
+          <w:lang w:val="en-GB"/>
+        </w:rPr>
+        <w:t xml:space="preserve">Production and supply of rails, and parking system (Stage I). </w:t>
       </w:r>
     </w:p>
     <w:p>
@@ -2678,58 +2929,20 @@
         <w:suppressAutoHyphens/>
         <w:spacing w:after="100" w:line="240" w:lineRule="auto"/>
         <w:rPr>
+          <w:rFonts w:ascii="Lato" w:hAnsi="Lato"/>
+          <w:sz w:val="20"/>
           <w:szCs w:val="20"/>
           <w:lang w:val="en-GB"/>
         </w:rPr>
       </w:pPr>
       <w:r>
         <w:rPr>
-          <w:szCs w:val="20"/>
-          <w:lang w:val="en-GB"/>
-        </w:rPr>
-        <w:t xml:space="preserve">Production and </w:t>
-      </w:r>
-      <w:r>
-        <w:rPr>
-          <w:szCs w:val="20"/>
-          <w:lang w:val="en-GB"/>
-        </w:rPr>
-        <w:t>supply</w:t>
-      </w:r>
-      <w:r>
-        <w:rPr>
-          <w:szCs w:val="20"/>
-          <w:lang w:val="en-GB"/>
-        </w:rPr>
-        <w:t xml:space="preserve"> of mo</w:t>
-      </w:r>
-      <w:r>
-        <w:rPr>
-          <w:szCs w:val="20"/>
-          <w:lang w:val="en-GB"/>
-        </w:rPr>
-        <w:t>vable</w:t>
-      </w:r>
-      <w:r>
-        <w:rPr>
-          <w:szCs w:val="20"/>
-          <w:lang w:val="en-GB"/>
-        </w:rPr>
-        <w:t xml:space="preserve"> wall </w:t>
-      </w:r>
-      <w:r>
-        <w:rPr>
-          <w:szCs w:val="20"/>
-          <w:lang w:val="en-GB"/>
-        </w:rPr>
-        <w:t>modules</w:t>
-      </w:r>
-      <w:r>
-        <w:rPr>
-          <w:szCs w:val="20"/>
-          <w:lang w:val="en-GB"/>
-        </w:rPr>
-        <w:t xml:space="preserve"> (Stage II). </w:t>
+          <w:rFonts w:ascii="Lato" w:hAnsi="Lato"/>
+          <w:sz w:val="20"/>
+          <w:szCs w:val="20"/>
+          <w:lang w:val="en-GB"/>
+        </w:rPr>
+        <w:t xml:space="preserve">Production and supply of movable wall modules (Stage II). </w:t>
       </w:r>
     </w:p>
     <w:p>
@@ -2741,37 +2954,20 @@
         <w:suppressAutoHyphens/>
         <w:spacing w:after="100" w:line="240" w:lineRule="auto"/>
         <w:rPr>
+          <w:rFonts w:ascii="Lato" w:hAnsi="Lato"/>
+          <w:sz w:val="20"/>
           <w:szCs w:val="20"/>
           <w:lang w:val="en-GB"/>
         </w:rPr>
       </w:pPr>
       <w:r>
         <w:rPr>
-          <w:szCs w:val="20"/>
-          <w:lang w:val="en-GB"/>
-        </w:rPr>
-        <w:t>5-year</w:t>
-      </w:r>
-      <w:r>
-        <w:rPr>
-          <w:szCs w:val="20"/>
-          <w:lang w:val="en-GB"/>
-        </w:rPr>
-        <w:t xml:space="preserve"> product</w:t>
-      </w:r>
-      <w:r>
-        <w:rPr>
-          <w:szCs w:val="20"/>
-          <w:lang w:val="en-GB"/>
-        </w:rPr>
-        <w:t xml:space="preserve"> warranty of the direct Polish manufacturer</w:t>
-      </w:r>
-      <w:r>
-        <w:rPr>
-          <w:szCs w:val="20"/>
-          <w:lang w:val="en-GB"/>
-        </w:rPr>
-        <w:t>.</w:t>
+          <w:rFonts w:ascii="Lato" w:hAnsi="Lato"/>
+          <w:sz w:val="20"/>
+          <w:szCs w:val="20"/>
+          <w:lang w:val="en-GB"/>
+        </w:rPr>
+        <w:t>5-year product warranty of the direct Polish manufacturer.</w:t>
       </w:r>
     </w:p>
     <w:p>
@@ -2787,14 +2983,18 @@
       <w:pPr>
         <w:rPr>
           <w:rFonts w:ascii="Lato Black" w:hAnsi="Lato Black"/>
-          <w:szCs w:val="20"/>
+          <w:sz w:val="20"/>
+          <w:szCs w:val="20"/>
+          <w:lang w:val="en-GB"/>
         </w:rPr>
       </w:pPr>
       <w:proofErr w:type="spellStart"/>
       <w:r>
         <w:rPr>
           <w:rFonts w:ascii="Lato Black" w:hAnsi="Lato Black"/>
-          <w:szCs w:val="20"/>
+          <w:sz w:val="20"/>
+          <w:szCs w:val="20"/>
+          <w:lang w:val="en-GB"/>
         </w:rPr>
         <w:t>Other</w:t>
       </w:r>
@@ -2802,7 +3002,9 @@
       <w:r>
         <w:rPr>
           <w:rFonts w:ascii="Lato Black" w:hAnsi="Lato Black"/>
-          <w:szCs w:val="20"/>
+          <w:sz w:val="20"/>
+          <w:szCs w:val="20"/>
+          <w:lang w:val="en-GB"/>
         </w:rPr>
         <w:t xml:space="preserve"> </w:t>
       </w:r>
@@ -2810,7 +3012,9 @@
       <w:r>
         <w:rPr>
           <w:rFonts w:ascii="Lato Black" w:hAnsi="Lato Black"/>
-          <w:szCs w:val="20"/>
+          <w:sz w:val="20"/>
+          <w:szCs w:val="20"/>
+          <w:lang w:val="en-GB"/>
         </w:rPr>
         <w:t>applications</w:t>
       </w:r>
@@ -2818,7 +3022,9 @@
       <w:r>
         <w:rPr>
           <w:rFonts w:ascii="Lato Black" w:hAnsi="Lato Black"/>
-          <w:szCs w:val="20"/>
+          <w:sz w:val="20"/>
+          <w:szCs w:val="20"/>
+          <w:lang w:val="en-GB"/>
         </w:rPr>
         <w:t>:</w:t>
       </w:r>
@@ -2827,16 +3033,21 @@
       <w:pPr>
         <w:numPr>
           <w:ilvl w:val="0"/>
-          <w:numId w:val="2"/>
+          <w:numId w:val="1"/>
         </w:numPr>
         <w:suppressAutoHyphens/>
         <w:spacing w:after="100" w:line="240" w:lineRule="auto"/>
         <w:rPr>
-          <w:szCs w:val="20"/>
+          <w:rFonts w:ascii="Lato" w:hAnsi="Lato"/>
+          <w:sz w:val="20"/>
+          <w:szCs w:val="20"/>
+          <w:lang w:val="en-GB"/>
         </w:rPr>
       </w:pPr>
       <w:r>
         <w:rPr>
+          <w:rFonts w:ascii="Lato" w:hAnsi="Lato"/>
+          <w:sz w:val="20"/>
           <w:szCs w:val="20"/>
           <w:lang w:val="en-GB"/>
         </w:rPr>
@@ -2845,56 +3056,80 @@
       <w:proofErr w:type="spellStart"/>
       <w:r>
         <w:rPr>
-          <w:szCs w:val="20"/>
+          <w:rFonts w:ascii="Lato" w:hAnsi="Lato"/>
+          <w:sz w:val="20"/>
+          <w:szCs w:val="20"/>
+          <w:lang w:val="en-GB"/>
         </w:rPr>
         <w:t>External</w:t>
       </w:r>
       <w:proofErr w:type="spellEnd"/>
       <w:r>
         <w:rPr>
-          <w:szCs w:val="20"/>
+          <w:rFonts w:ascii="Lato" w:hAnsi="Lato"/>
+          <w:sz w:val="20"/>
+          <w:szCs w:val="20"/>
+          <w:lang w:val="en-GB"/>
         </w:rPr>
         <w:t xml:space="preserve"> </w:t>
       </w:r>
       <w:proofErr w:type="spellStart"/>
       <w:r>
         <w:rPr>
-          <w:szCs w:val="20"/>
+          <w:rFonts w:ascii="Lato" w:hAnsi="Lato"/>
+          <w:sz w:val="20"/>
+          <w:szCs w:val="20"/>
+          <w:lang w:val="en-GB"/>
         </w:rPr>
         <w:t>distance</w:t>
       </w:r>
       <w:proofErr w:type="spellEnd"/>
       <w:r>
         <w:rPr>
-          <w:szCs w:val="20"/>
+          <w:rFonts w:ascii="Lato" w:hAnsi="Lato"/>
+          <w:sz w:val="20"/>
+          <w:szCs w:val="20"/>
+          <w:lang w:val="en-GB"/>
         </w:rPr>
         <w:t xml:space="preserve"> </w:t>
       </w:r>
       <w:proofErr w:type="spellStart"/>
       <w:r>
         <w:rPr>
-          <w:szCs w:val="20"/>
+          <w:rFonts w:ascii="Lato" w:hAnsi="Lato"/>
+          <w:sz w:val="20"/>
+          <w:szCs w:val="20"/>
+          <w:lang w:val="en-GB"/>
         </w:rPr>
         <w:t>between</w:t>
       </w:r>
       <w:proofErr w:type="spellEnd"/>
       <w:r>
         <w:rPr>
-          <w:szCs w:val="20"/>
+          <w:rFonts w:ascii="Lato" w:hAnsi="Lato"/>
+          <w:sz w:val="20"/>
+          <w:szCs w:val="20"/>
+          <w:lang w:val="en-GB"/>
         </w:rPr>
         <w:t xml:space="preserve"> </w:t>
       </w:r>
       <w:proofErr w:type="spellStart"/>
       <w:r>
         <w:rPr>
-          <w:szCs w:val="20"/>
+          <w:rFonts w:ascii="Lato" w:hAnsi="Lato"/>
+          <w:sz w:val="20"/>
+          <w:szCs w:val="20"/>
+          <w:lang w:val="en-GB"/>
         </w:rPr>
         <w:t>modules</w:t>
       </w:r>
       <w:proofErr w:type="spellEnd"/>
       <w:r>
         <w:rPr>
-          <w:szCs w:val="20"/>
+          <w:rFonts w:ascii="Lato" w:hAnsi="Lato"/>
+          <w:sz w:val="20"/>
+          <w:szCs w:val="20"/>
+          <w:lang w:val="en-GB"/>
         </w:rPr>
         <w:t xml:space="preserve"> from 1 mm to 3 mm.</w:t>
       </w:r>
@@ -2903,17 +3138,21 @@
       <w:pPr>
         <w:numPr>
           <w:ilvl w:val="0"/>
-          <w:numId w:val="2"/>
+          <w:numId w:val="1"/>
         </w:numPr>
         <w:suppressAutoHyphens/>
         <w:spacing w:after="100" w:line="240" w:lineRule="auto"/>
         <w:rPr>
+          <w:rFonts w:ascii="Lato" w:hAnsi="Lato"/>
+          <w:sz w:val="20"/>
           <w:szCs w:val="20"/>
           <w:lang w:val="en-GB"/>
         </w:rPr>
       </w:pPr>
       <w:r>
         <w:rPr>
+          <w:rFonts w:ascii="Lato" w:hAnsi="Lato"/>
+          <w:sz w:val="20"/>
           <w:szCs w:val="20"/>
           <w:lang w:val="en-GB"/>
         </w:rPr>
@@ -2924,17 +3163,21 @@
       <w:pPr>
         <w:numPr>
           <w:ilvl w:val="0"/>
-          <w:numId w:val="2"/>
+          <w:numId w:val="1"/>
         </w:numPr>
         <w:suppressAutoHyphens/>
         <w:spacing w:after="100" w:line="240" w:lineRule="auto"/>
         <w:rPr>
+          <w:rFonts w:ascii="Lato" w:hAnsi="Lato"/>
+          <w:sz w:val="20"/>
           <w:szCs w:val="20"/>
           <w:lang w:val="en-GB"/>
         </w:rPr>
       </w:pPr>
       <w:r>
         <w:rPr>
+          <w:rFonts w:ascii="Lato" w:hAnsi="Lato"/>
+          <w:sz w:val="20"/>
           <w:szCs w:val="20"/>
           <w:lang w:val="en-GB"/>
         </w:rPr>
@@ -2945,67 +3188,56 @@
       <w:pPr>
         <w:numPr>
           <w:ilvl w:val="0"/>
-          <w:numId w:val="2"/>
+          <w:numId w:val="1"/>
         </w:numPr>
         <w:suppressAutoHyphens/>
         <w:spacing w:after="100" w:line="240" w:lineRule="auto"/>
         <w:rPr>
+          <w:rFonts w:ascii="Lato" w:hAnsi="Lato"/>
+          <w:sz w:val="20"/>
           <w:szCs w:val="20"/>
           <w:lang w:val="en-GB"/>
         </w:rPr>
       </w:pPr>
       <w:r>
         <w:rPr>
-          <w:szCs w:val="20"/>
-          <w:lang w:val="en-GB"/>
-        </w:rPr>
-        <w:t xml:space="preserve">In the case of walls higher than 2.80 m, it is necessary to join cladding boards. Panels up to a height of 5.60 m can be used </w:t>
-      </w:r>
-      <w:r>
-        <w:rPr>
-          <w:szCs w:val="20"/>
-          <w:lang w:val="en-GB"/>
-        </w:rPr>
-        <w:t xml:space="preserve">in M1 class only. </w:t>
+          <w:rFonts w:ascii="Lato" w:hAnsi="Lato"/>
+          <w:sz w:val="20"/>
+          <w:szCs w:val="20"/>
+          <w:lang w:val="en-GB"/>
+        </w:rPr>
+        <w:t xml:space="preserve">In the case of walls higher than 2.80 m, it is necessary to join cladding boards. Panels up to a height of 5.60 m can be used in M1 class only. </w:t>
       </w:r>
     </w:p>
     <w:p>
       <w:pPr>
         <w:numPr>
           <w:ilvl w:val="0"/>
-          <w:numId w:val="2"/>
+          <w:numId w:val="1"/>
         </w:numPr>
         <w:suppressAutoHyphens/>
         <w:spacing w:after="100" w:line="240" w:lineRule="auto"/>
         <w:rPr>
+          <w:rFonts w:ascii="Lato" w:hAnsi="Lato"/>
+          <w:sz w:val="20"/>
           <w:szCs w:val="20"/>
           <w:lang w:val="en-GB"/>
         </w:rPr>
       </w:pPr>
       <w:r>
         <w:rPr>
-          <w:szCs w:val="20"/>
-          <w:lang w:val="en-GB"/>
-        </w:rPr>
-        <w:t xml:space="preserve">Availability of the full range of </w:t>
-      </w:r>
-      <w:r>
-        <w:rPr>
-          <w:szCs w:val="20"/>
-          <w:lang w:val="en-GB"/>
-        </w:rPr>
-        <w:t>melamine</w:t>
-      </w:r>
-      <w:r>
-        <w:rPr>
-          <w:szCs w:val="20"/>
-          <w:lang w:val="en-GB"/>
-        </w:rPr>
-        <w:t xml:space="preserve"> manufacturers: Egger, </w:t>
+          <w:rFonts w:ascii="Lato" w:hAnsi="Lato"/>
+          <w:sz w:val="20"/>
+          <w:szCs w:val="20"/>
+          <w:lang w:val="en-GB"/>
+        </w:rPr>
+        <w:t xml:space="preserve">Availability of the full range of melamine manufacturers: Egger, </w:t>
       </w:r>
       <w:proofErr w:type="spellStart"/>
       <w:r>
         <w:rPr>
+          <w:rFonts w:ascii="Lato" w:hAnsi="Lato"/>
+          <w:sz w:val="20"/>
           <w:szCs w:val="20"/>
           <w:lang w:val="en-GB"/>
         </w:rPr>
@@ -3014,6 +3246,8 @@
       <w:proofErr w:type="spellEnd"/>
       <w:r>
         <w:rPr>
+          <w:rFonts w:ascii="Lato" w:hAnsi="Lato"/>
+          <w:sz w:val="20"/>
           <w:szCs w:val="20"/>
           <w:lang w:val="en-GB"/>
         </w:rPr>
@@ -3022,6 +3256,8 @@
       <w:proofErr w:type="spellStart"/>
       <w:r>
         <w:rPr>
+          <w:rFonts w:ascii="Lato" w:hAnsi="Lato"/>
+          <w:sz w:val="20"/>
           <w:szCs w:val="20"/>
           <w:lang w:val="en-GB"/>
         </w:rPr>
@@ -3030,6 +3266,8 @@
       <w:proofErr w:type="spellEnd"/>
       <w:r>
         <w:rPr>
+          <w:rFonts w:ascii="Lato" w:hAnsi="Lato"/>
+          <w:sz w:val="20"/>
           <w:szCs w:val="20"/>
           <w:lang w:val="en-GB"/>
         </w:rPr>
@@ -3040,17 +3278,21 @@
       <w:pPr>
         <w:numPr>
           <w:ilvl w:val="0"/>
-          <w:numId w:val="2"/>
+          <w:numId w:val="1"/>
         </w:numPr>
         <w:suppressAutoHyphens/>
         <w:spacing w:after="100" w:line="240" w:lineRule="auto"/>
         <w:rPr>
+          <w:rFonts w:ascii="Lato" w:hAnsi="Lato"/>
+          <w:sz w:val="20"/>
           <w:szCs w:val="20"/>
           <w:lang w:val="en-GB"/>
         </w:rPr>
       </w:pPr>
       <w:r>
         <w:rPr>
+          <w:rFonts w:ascii="Lato" w:hAnsi="Lato"/>
+          <w:sz w:val="20"/>
           <w:szCs w:val="20"/>
           <w:lang w:val="en-GB"/>
         </w:rPr>
@@ -3061,28 +3303,25 @@
       <w:pPr>
         <w:numPr>
           <w:ilvl w:val="0"/>
-          <w:numId w:val="2"/>
+          <w:numId w:val="1"/>
         </w:numPr>
         <w:suppressAutoHyphens/>
         <w:spacing w:after="100" w:line="240" w:lineRule="auto"/>
         <w:rPr>
+          <w:rFonts w:ascii="Lato" w:hAnsi="Lato"/>
+          <w:sz w:val="20"/>
           <w:szCs w:val="20"/>
           <w:lang w:val="en-GB"/>
         </w:rPr>
       </w:pPr>
       <w:r>
         <w:rPr>
-          <w:szCs w:val="20"/>
-          <w:lang w:val="en-GB"/>
-        </w:rPr>
-        <w:t xml:space="preserve">The offer includes decors from the basic colour palette of Optimal </w:t>
-      </w:r>
-      <w:r>
-        <w:rPr>
-          <w:szCs w:val="20"/>
-          <w:lang w:val="en-GB"/>
-        </w:rPr>
-        <w:t>System</w:t>
+          <w:rFonts w:ascii="Lato" w:hAnsi="Lato"/>
+          <w:sz w:val="20"/>
+          <w:szCs w:val="20"/>
+          <w:lang w:val="en-GB"/>
+        </w:rPr>
+        <w:t>The offer includes decors from the basic colour palette of Optimal System</w:t>
       </w:r>
     </w:p>
     <w:p>
@@ -3109,90 +3348,114 @@
     </w:p>
     <w:p>
       <w:pPr>
-        <w:spacing w:before="100" w:beforeAutospacing="1" w:after="0"/>
+        <w:spacing w:before="100" w:beforeAutospacing="1" w:after="0" w:line="240" w:lineRule="auto"/>
         <w:jc w:val="both"/>
         <w:rPr>
-          <w:rFonts w:eastAsia="Times New Roman" w:cs="Times New Roman"/>
+          <w:rFonts w:ascii="Lato" w:eastAsia="Times New Roman" w:hAnsi="Lato" w:cs="Times New Roman"/>
           <w:i/>
           <w:iCs/>
+          <w:kern w:val="0"/>
+          <w:sz w:val="20"/>
           <w:szCs w:val="20"/>
           <w:lang w:val="en-GB" w:eastAsia="pl-PL"/>
+          <w14:ligatures w14:val="none"/>
         </w:rPr>
       </w:pPr>
       <w:r>
         <w:rPr>
-          <w:rFonts w:eastAsia="Times New Roman" w:cs="Times New Roman"/>
+          <w:rFonts w:ascii="Lato" w:eastAsia="Times New Roman" w:hAnsi="Lato" w:cs="Times New Roman"/>
           <w:i/>
           <w:iCs/>
+          <w:kern w:val="0"/>
+          <w:sz w:val="20"/>
           <w:szCs w:val="20"/>
           <w:lang w:val="en-GB" w:eastAsia="pl-PL"/>
+          <w14:ligatures w14:val="none"/>
         </w:rPr>
         <w:t xml:space="preserve">This offer is intended only for the person or entity to whom it is addressed and contains content covered by trade secrets and trade secrets within the meaning of the Act on Combating Unfair Competition, as well as other content of a confidential nature. The </w:t>
       </w:r>
       <w:proofErr w:type="spellStart"/>
       <w:r>
         <w:rPr>
-          <w:rFonts w:eastAsia="Times New Roman" w:cs="Times New Roman"/>
+          <w:rFonts w:ascii="Lato" w:eastAsia="Times New Roman" w:hAnsi="Lato" w:cs="Times New Roman"/>
           <w:i/>
           <w:iCs/>
+          <w:kern w:val="0"/>
+          <w:sz w:val="20"/>
           <w:szCs w:val="20"/>
           <w:lang w:val="en-GB" w:eastAsia="pl-PL"/>
+          <w14:ligatures w14:val="none"/>
         </w:rPr>
         <w:t>Offerer</w:t>
       </w:r>
       <w:proofErr w:type="spellEnd"/>
       <w:r>
         <w:rPr>
-          <w:rFonts w:eastAsia="Times New Roman" w:cs="Times New Roman"/>
+          <w:rFonts w:ascii="Lato" w:eastAsia="Times New Roman" w:hAnsi="Lato" w:cs="Times New Roman"/>
           <w:i/>
           <w:iCs/>
+          <w:kern w:val="0"/>
+          <w:sz w:val="20"/>
           <w:szCs w:val="20"/>
           <w:lang w:val="en-GB" w:eastAsia="pl-PL"/>
+          <w14:ligatures w14:val="none"/>
         </w:rPr>
         <w:t xml:space="preserve"> does not agree to the dissemination of its content, but the terms and conditions of the offer are not publicly available, because the </w:t>
       </w:r>
       <w:proofErr w:type="spellStart"/>
       <w:r>
         <w:rPr>
-          <w:rFonts w:eastAsia="Times New Roman" w:cs="Times New Roman"/>
+          <w:rFonts w:ascii="Lato" w:eastAsia="Times New Roman" w:hAnsi="Lato" w:cs="Times New Roman"/>
           <w:i/>
           <w:iCs/>
+          <w:kern w:val="0"/>
+          <w:sz w:val="20"/>
           <w:szCs w:val="20"/>
           <w:lang w:val="en-GB" w:eastAsia="pl-PL"/>
+          <w14:ligatures w14:val="none"/>
         </w:rPr>
         <w:t>Offerer</w:t>
       </w:r>
       <w:proofErr w:type="spellEnd"/>
       <w:r>
         <w:rPr>
-          <w:rFonts w:eastAsia="Times New Roman" w:cs="Times New Roman"/>
+          <w:rFonts w:ascii="Lato" w:eastAsia="Times New Roman" w:hAnsi="Lato" w:cs="Times New Roman"/>
           <w:i/>
           <w:iCs/>
+          <w:kern w:val="0"/>
+          <w:sz w:val="20"/>
           <w:szCs w:val="20"/>
           <w:lang w:val="en-GB" w:eastAsia="pl-PL"/>
+          <w14:ligatures w14:val="none"/>
         </w:rPr>
         <w:t xml:space="preserve"> has taken steps to prevent the public from making the prices and other commercial terms and conditions available to the public. </w:t>
       </w:r>
     </w:p>
     <w:p>
       <w:pPr>
-        <w:spacing w:before="100" w:beforeAutospacing="1" w:after="0"/>
+        <w:spacing w:before="100" w:beforeAutospacing="1" w:after="0" w:line="240" w:lineRule="auto"/>
         <w:jc w:val="both"/>
         <w:rPr>
-          <w:rFonts w:eastAsia="Times New Roman" w:cs="Times New Roman"/>
+          <w:rFonts w:ascii="Lato" w:eastAsia="Times New Roman" w:hAnsi="Lato" w:cs="Times New Roman"/>
           <w:i/>
           <w:iCs/>
+          <w:kern w:val="0"/>
+          <w:sz w:val="20"/>
           <w:szCs w:val="20"/>
           <w:lang w:val="en-GB" w:eastAsia="pl-PL"/>
+          <w14:ligatures w14:val="none"/>
         </w:rPr>
       </w:pPr>
       <w:r>
         <w:rPr>
-          <w:rFonts w:eastAsia="Times New Roman" w:cs="Times New Roman"/>
+          <w:rFonts w:ascii="Lato" w:eastAsia="Times New Roman" w:hAnsi="Lato" w:cs="Times New Roman"/>
           <w:i/>
           <w:iCs/>
+          <w:kern w:val="0"/>
+          <w:sz w:val="20"/>
           <w:szCs w:val="20"/>
           <w:lang w:val="en-GB" w:eastAsia="pl-PL"/>
+          <w14:ligatures w14:val="none"/>
         </w:rPr>
         <w:t>Acceptance of this offer is tantamount to acceptance of the General Terms and Conditions of Sale of Optimal System Sławomir Więsyk available on the website: www.optimalpoland.pl</w:t>
       </w:r>
@@ -3324,44 +3587,8 @@
         </w:rPr>
       </w:pPr>
     </w:p>
-    <w:p>
-      <w:pPr>
-        <w:pStyle w:val="Zawartoramki"/>
-        <w:spacing w:after="0"/>
-        <w:rPr>
-          <w:lang w:val="en-GB"/>
-        </w:rPr>
-      </w:pPr>
-    </w:p>
-    <w:p>
-      <w:pPr>
-        <w:pStyle w:val="Zawartoramki"/>
-        <w:spacing w:after="0"/>
-        <w:rPr>
-          <w:lang w:val="en-GB"/>
-        </w:rPr>
-      </w:pPr>
-    </w:p>
-    <w:p>
-      <w:pPr>
-        <w:pStyle w:val="Zawartoramki"/>
-        <w:spacing w:after="0"/>
-        <w:rPr>
-          <w:lang w:val="en-GB"/>
-        </w:rPr>
-      </w:pPr>
-    </w:p>
-    <w:p>
-      <w:pPr>
-        <w:pStyle w:val="Zawartoramki"/>
-        <w:spacing w:after="0"/>
-        <w:rPr>
-          <w:lang w:val="en-GB"/>
-        </w:rPr>
-      </w:pPr>
-    </w:p>
     <w:sectPr>
-      <w:footerReference w:type="first" r:id="rId15"/>
+      <w:footerReference w:type="first" r:id="rId17"/>
       <w:pgSz w:w="11906" w:h="16838"/>
       <w:pgMar w:top="1418" w:right="737" w:bottom="2835" w:left="737" w:header="709" w:footer="709" w:gutter="0"/>
       <w:cols w:space="708"/>
@@ -3398,6 +3625,16 @@
 </file>
 
 <file path=word/footer1.xml><?xml version="1.0" encoding="utf-8"?>
+<w:ftr xmlns:wpc="http://schemas.microsoft.com/office/word/2010/wordprocessingCanvas" xmlns:cx="http://schemas.microsoft.com/office/drawing/2014/chartex" xmlns:cx1="http://schemas.microsoft.com/office/drawing/2015/9/8/chartex" xmlns:cx2="http://schemas.microsoft.com/office/drawing/2015/10/21/chartex" xmlns:cx3="http://schemas.microsoft.com/office/drawing/2016/5/9/chartex" xmlns:cx4="http://schemas.microsoft.com/office/drawing/2016/5/10/chartex" xmlns:cx5="http://schemas.microsoft.com/office/drawing/2016/5/11/chartex" xmlns:cx6="http://schemas.microsoft.com/office/drawing/2016/5/12/chartex" xmlns:cx7="http://schemas.microsoft.com/office/drawing/2016/5/13/chartex" xmlns:cx8="http://schemas.microsoft.com/office/drawing/2016/5/14/chartex" xmlns:mc="http://schemas.openxmlformats.org/markup-compatibility/2006" xmlns:aink="http://schemas.microsoft.com/office/drawing/2016/ink" xmlns:am3d="http://schemas.microsoft.com/office/drawing/2017/model3d" xmlns:o="urn:schemas-microsoft-com:office:office" xmlns:oel="http://schemas.microsoft.com/office/2019/extlst" xmlns:r="http://schemas.openxmlformats.org/officeDocument/2006/relationships" xmlns:m="http://schemas.openxmlformats.org/officeDocument/2006/math" xmlns:v="urn:schemas-microsoft-com:vml" xmlns:wp14="http://schemas.microsoft.com/office/word/2010/wordprocessingDrawing" xmlns:wp="http://schemas.openxmlformats.org/drawingml/2006/wordprocessingDrawing" xmlns:w10="urn:schemas-microsoft-com:office:word" xmlns:w="http://schemas.openxmlformats.org/wordprocessingml/2006/main" xmlns:w14="http://schemas.microsoft.com/office/word/2010/wordml" xmlns:w15="http://schemas.microsoft.com/office/word/2012/wordml" xmlns:w16cex="http://schemas.microsoft.com/office/word/2018/wordml/cex" xmlns:w16cid="http://schemas.microsoft.com/office/word/2016/wordml/cid" xmlns:w16="http://schemas.microsoft.com/office/word/2018/wordml" xmlns:w16du="http://schemas.microsoft.com/office/word/2023/wordml/word16du" xmlns:w16sdtdh="http://schemas.microsoft.com/office/word/2020/wordml/sdtdatahash" xmlns:w16sdtfl="http://schemas.microsoft.com/office/word/2024/wordml/sdtformatlock" xmlns:w16se="http://schemas.microsoft.com/office/word/2015/wordml/symex" xmlns:wpg="http://schemas.microsoft.com/office/word/2010/wordprocessingGroup" xmlns:wpi="http://schemas.microsoft.com/office/word/2010/wordprocessingInk" xmlns:wne="http://schemas.microsoft.com/office/word/2006/wordml" xmlns:wps="http://schemas.microsoft.com/office/word/2010/wordprocessingShape" mc:Ignorable="w14 w15 w16se w16cid w16 w16cex w16sdtdh w16sdtfl w16du wp14">
+  <w:p>
+    <w:pPr>
+      <w:pStyle w:val="Stopka"/>
+    </w:pPr>
+  </w:p>
+</w:ftr>
+</file>
+
+<file path=word/footer2.xml><?xml version="1.0" encoding="utf-8"?>
 <w:ftr xmlns:wpc="http://schemas.microsoft.com/office/word/2010/wordprocessingCanvas" xmlns:cx="http://schemas.microsoft.com/office/drawing/2014/chartex" xmlns:cx1="http://schemas.microsoft.com/office/drawing/2015/9/8/chartex" xmlns:cx2="http://schemas.microsoft.com/office/drawing/2015/10/21/chartex" xmlns:cx3="http://schemas.microsoft.com/office/drawing/2016/5/9/chartex" xmlns:cx4="http://schemas.microsoft.com/office/drawing/2016/5/10/chartex" xmlns:cx5="http://schemas.microsoft.com/office/drawing/2016/5/11/chartex" xmlns:cx6="http://schemas.microsoft.com/office/drawing/2016/5/12/chartex" xmlns:cx7="http://schemas.microsoft.com/office/drawing/2016/5/13/chartex" xmlns:cx8="http://schemas.microsoft.com/office/drawing/2016/5/14/chartex" xmlns:mc="http://schemas.openxmlformats.org/markup-compatibility/2006" xmlns:aink="http://schemas.microsoft.com/office/drawing/2016/ink" xmlns:am3d="http://schemas.microsoft.com/office/drawing/2017/model3d" xmlns:o="urn:schemas-microsoft-com:office:office" xmlns:oel="http://schemas.microsoft.com/office/2019/extlst" xmlns:r="http://schemas.openxmlformats.org/officeDocument/2006/relationships" xmlns:m="http://schemas.openxmlformats.org/officeDocument/2006/math" xmlns:v="urn:schemas-microsoft-com:vml" xmlns:wp14="http://schemas.microsoft.com/office/word/2010/wordprocessingDrawing" xmlns:wp="http://schemas.openxmlformats.org/drawingml/2006/wordprocessingDrawing" xmlns:w10="urn:schemas-microsoft-com:office:word" xmlns:w="http://schemas.openxmlformats.org/wordprocessingml/2006/main" xmlns:w14="http://schemas.microsoft.com/office/word/2010/wordml" xmlns:w15="http://schemas.microsoft.com/office/word/2012/wordml" xmlns:w16cex="http://schemas.microsoft.com/office/word/2018/wordml/cex" xmlns:w16cid="http://schemas.microsoft.com/office/word/2016/wordml/cid" xmlns:w16="http://schemas.microsoft.com/office/word/2018/wordml" xmlns:w16du="http://schemas.microsoft.com/office/word/2023/wordml/word16du" xmlns:w16sdtdh="http://schemas.microsoft.com/office/word/2020/wordml/sdtdatahash" xmlns:w16sdtfl="http://schemas.microsoft.com/office/word/2024/wordml/sdtformatlock" xmlns:w16se="http://schemas.microsoft.com/office/word/2015/wordml/symex" xmlns:wpg="http://schemas.microsoft.com/office/word/2010/wordprocessingGroup" xmlns:wpi="http://schemas.microsoft.com/office/word/2010/wordprocessingInk" xmlns:wne="http://schemas.microsoft.com/office/word/2006/wordml" xmlns:wps="http://schemas.microsoft.com/office/word/2010/wordprocessingShape" mc:Ignorable="w14 w15 w16se w16cid w16 w16cex w16sdtdh w16sdtfl w16du wp14">
   <w:p>
     <w:pPr>
@@ -3469,7 +3706,7 @@
 </w:ftr>
 </file>
 
-<file path=word/footer2.xml><?xml version="1.0" encoding="utf-8"?>
+<file path=word/footer3.xml><?xml version="1.0" encoding="utf-8"?>
 <w:ftr xmlns:wpc="http://schemas.microsoft.com/office/word/2010/wordprocessingCanvas" xmlns:cx="http://schemas.microsoft.com/office/drawing/2014/chartex" xmlns:cx1="http://schemas.microsoft.com/office/drawing/2015/9/8/chartex" xmlns:cx2="http://schemas.microsoft.com/office/drawing/2015/10/21/chartex" xmlns:cx3="http://schemas.microsoft.com/office/drawing/2016/5/9/chartex" xmlns:cx4="http://schemas.microsoft.com/office/drawing/2016/5/10/chartex" xmlns:cx5="http://schemas.microsoft.com/office/drawing/2016/5/11/chartex" xmlns:cx6="http://schemas.microsoft.com/office/drawing/2016/5/12/chartex" xmlns:cx7="http://schemas.microsoft.com/office/drawing/2016/5/13/chartex" xmlns:cx8="http://schemas.microsoft.com/office/drawing/2016/5/14/chartex" xmlns:mc="http://schemas.openxmlformats.org/markup-compatibility/2006" xmlns:aink="http://schemas.microsoft.com/office/drawing/2016/ink" xmlns:am3d="http://schemas.microsoft.com/office/drawing/2017/model3d" xmlns:o="urn:schemas-microsoft-com:office:office" xmlns:oel="http://schemas.microsoft.com/office/2019/extlst" xmlns:r="http://schemas.openxmlformats.org/officeDocument/2006/relationships" xmlns:m="http://schemas.openxmlformats.org/officeDocument/2006/math" xmlns:v="urn:schemas-microsoft-com:vml" xmlns:wp14="http://schemas.microsoft.com/office/word/2010/wordprocessingDrawing" xmlns:wp="http://schemas.openxmlformats.org/drawingml/2006/wordprocessingDrawing" xmlns:w10="urn:schemas-microsoft-com:office:word" xmlns:w="http://schemas.openxmlformats.org/wordprocessingml/2006/main" xmlns:w14="http://schemas.microsoft.com/office/word/2010/wordml" xmlns:w15="http://schemas.microsoft.com/office/word/2012/wordml" xmlns:w16cex="http://schemas.microsoft.com/office/word/2018/wordml/cex" xmlns:w16cid="http://schemas.microsoft.com/office/word/2016/wordml/cid" xmlns:w16="http://schemas.microsoft.com/office/word/2018/wordml" xmlns:w16du="http://schemas.microsoft.com/office/word/2023/wordml/word16du" xmlns:w16sdtdh="http://schemas.microsoft.com/office/word/2020/wordml/sdtdatahash" xmlns:w16sdtfl="http://schemas.microsoft.com/office/word/2024/wordml/sdtformatlock" xmlns:w16se="http://schemas.microsoft.com/office/word/2015/wordml/symex" xmlns:wpg="http://schemas.microsoft.com/office/word/2010/wordprocessingGroup" xmlns:wpi="http://schemas.microsoft.com/office/word/2010/wordprocessingInk" xmlns:wne="http://schemas.microsoft.com/office/word/2006/wordml" xmlns:wps="http://schemas.microsoft.com/office/word/2010/wordprocessingShape" mc:Ignorable="w14 w15 w16se w16cid w16 w16cex w16sdtdh w16sdtfl w16du wp14">
   <w:p>
     <w:pPr>
@@ -3487,7 +3724,7 @@
 </w:ftr>
 </file>
 
-<file path=word/footer3.xml><?xml version="1.0" encoding="utf-8"?>
+<file path=word/footer4.xml><?xml version="1.0" encoding="utf-8"?>
 <w:ftr xmlns:wpc="http://schemas.microsoft.com/office/word/2010/wordprocessingCanvas" xmlns:cx="http://schemas.microsoft.com/office/drawing/2014/chartex" xmlns:cx1="http://schemas.microsoft.com/office/drawing/2015/9/8/chartex" xmlns:cx2="http://schemas.microsoft.com/office/drawing/2015/10/21/chartex" xmlns:cx3="http://schemas.microsoft.com/office/drawing/2016/5/9/chartex" xmlns:cx4="http://schemas.microsoft.com/office/drawing/2016/5/10/chartex" xmlns:cx5="http://schemas.microsoft.com/office/drawing/2016/5/11/chartex" xmlns:cx6="http://schemas.microsoft.com/office/drawing/2016/5/12/chartex" xmlns:cx7="http://schemas.microsoft.com/office/drawing/2016/5/13/chartex" xmlns:cx8="http://schemas.microsoft.com/office/drawing/2016/5/14/chartex" xmlns:mc="http://schemas.openxmlformats.org/markup-compatibility/2006" xmlns:aink="http://schemas.microsoft.com/office/drawing/2016/ink" xmlns:am3d="http://schemas.microsoft.com/office/drawing/2017/model3d" xmlns:o="urn:schemas-microsoft-com:office:office" xmlns:oel="http://schemas.microsoft.com/office/2019/extlst" xmlns:r="http://schemas.openxmlformats.org/officeDocument/2006/relationships" xmlns:m="http://schemas.openxmlformats.org/officeDocument/2006/math" xmlns:v="urn:schemas-microsoft-com:vml" xmlns:wp14="http://schemas.microsoft.com/office/word/2010/wordprocessingDrawing" xmlns:wp="http://schemas.openxmlformats.org/drawingml/2006/wordprocessingDrawing" xmlns:w10="urn:schemas-microsoft-com:office:word" xmlns:w="http://schemas.openxmlformats.org/wordprocessingml/2006/main" xmlns:w14="http://schemas.microsoft.com/office/word/2010/wordml" xmlns:w15="http://schemas.microsoft.com/office/word/2012/wordml" xmlns:w16cex="http://schemas.microsoft.com/office/word/2018/wordml/cex" xmlns:w16cid="http://schemas.microsoft.com/office/word/2016/wordml/cid" xmlns:w16="http://schemas.microsoft.com/office/word/2018/wordml" xmlns:w16du="http://schemas.microsoft.com/office/word/2023/wordml/word16du" xmlns:w16sdtdh="http://schemas.microsoft.com/office/word/2020/wordml/sdtdatahash" xmlns:w16sdtfl="http://schemas.microsoft.com/office/word/2024/wordml/sdtformatlock" xmlns:w16se="http://schemas.microsoft.com/office/word/2015/wordml/symex" xmlns:wpg="http://schemas.microsoft.com/office/word/2010/wordprocessingGroup" xmlns:wpi="http://schemas.microsoft.com/office/word/2010/wordprocessingInk" xmlns:wne="http://schemas.microsoft.com/office/word/2006/wordml" xmlns:wps="http://schemas.microsoft.com/office/word/2010/wordprocessingShape" mc:Ignorable="w14 w15 w16se w16cid w16 w16cex w16sdtdh w16sdtfl w16du wp14">
   <w:p>
     <w:pPr>
@@ -3597,6 +3834,17 @@
   <w:p>
     <w:pPr>
       <w:pStyle w:val="Nagwek"/>
+    </w:pPr>
+  </w:p>
+</w:hdr>
+</file>
+
+<file path=word/header2.xml><?xml version="1.0" encoding="utf-8"?>
+<w:hdr xmlns:wpc="http://schemas.microsoft.com/office/word/2010/wordprocessingCanvas" xmlns:cx="http://schemas.microsoft.com/office/drawing/2014/chartex" xmlns:cx1="http://schemas.microsoft.com/office/drawing/2015/9/8/chartex" xmlns:cx2="http://schemas.microsoft.com/office/drawing/2015/10/21/chartex" xmlns:cx3="http://schemas.microsoft.com/office/drawing/2016/5/9/chartex" xmlns:cx4="http://schemas.microsoft.com/office/drawing/2016/5/10/chartex" xmlns:cx5="http://schemas.microsoft.com/office/drawing/2016/5/11/chartex" xmlns:cx6="http://schemas.microsoft.com/office/drawing/2016/5/12/chartex" xmlns:cx7="http://schemas.microsoft.com/office/drawing/2016/5/13/chartex" xmlns:cx8="http://schemas.microsoft.com/office/drawing/2016/5/14/chartex" xmlns:mc="http://schemas.openxmlformats.org/markup-compatibility/2006" xmlns:aink="http://schemas.microsoft.com/office/drawing/2016/ink" xmlns:am3d="http://schemas.microsoft.com/office/drawing/2017/model3d" xmlns:o="urn:schemas-microsoft-com:office:office" xmlns:oel="http://schemas.microsoft.com/office/2019/extlst" xmlns:r="http://schemas.openxmlformats.org/officeDocument/2006/relationships" xmlns:m="http://schemas.openxmlformats.org/officeDocument/2006/math" xmlns:v="urn:schemas-microsoft-com:vml" xmlns:wp14="http://schemas.microsoft.com/office/word/2010/wordprocessingDrawing" xmlns:wp="http://schemas.openxmlformats.org/drawingml/2006/wordprocessingDrawing" xmlns:w10="urn:schemas-microsoft-com:office:word" xmlns:w="http://schemas.openxmlformats.org/wordprocessingml/2006/main" xmlns:w14="http://schemas.microsoft.com/office/word/2010/wordml" xmlns:w15="http://schemas.microsoft.com/office/word/2012/wordml" xmlns:w16cex="http://schemas.microsoft.com/office/word/2018/wordml/cex" xmlns:w16cid="http://schemas.microsoft.com/office/word/2016/wordml/cid" xmlns:w16="http://schemas.microsoft.com/office/word/2018/wordml" xmlns:w16du="http://schemas.microsoft.com/office/word/2023/wordml/word16du" xmlns:w16sdtdh="http://schemas.microsoft.com/office/word/2020/wordml/sdtdatahash" xmlns:w16sdtfl="http://schemas.microsoft.com/office/word/2024/wordml/sdtformatlock" xmlns:w16se="http://schemas.microsoft.com/office/word/2015/wordml/symex" xmlns:wpg="http://schemas.microsoft.com/office/word/2010/wordprocessingGroup" xmlns:wpi="http://schemas.microsoft.com/office/word/2010/wordprocessingInk" xmlns:wne="http://schemas.microsoft.com/office/word/2006/wordml" xmlns:wps="http://schemas.microsoft.com/office/word/2010/wordprocessingShape" mc:Ignorable="w14 w15 w16se w16cid w16 w16cex w16sdtdh w16sdtfl w16du wp14">
+  <w:p>
+    <w:pPr>
+      <w:pStyle w:val="Nagwek"/>
+      <w:jc w:val="right"/>
       <w:rPr>
         <w:rFonts w:ascii="Lato" w:hAnsi="Lato"/>
         <w:sz w:val="18"/>
@@ -3680,13 +3928,54 @@
         <w:sz w:val="18"/>
         <w:szCs w:val="18"/>
       </w:rPr>
-      <w:t>09.06.2026</w:t>
+      <w:fldChar w:fldCharType="begin"/>
+    </w:r>
+    <w:r>
+      <w:rPr>
+        <w:rFonts w:ascii="Lato" w:hAnsi="Lato"/>
+        <w:b/>
+        <w:bCs/>
+        <w:sz w:val="18"/>
+        <w:szCs w:val="18"/>
+      </w:rPr>
+      <w:instrText xml:space="preserve"> TIME \@ "dd.MM.yyyy" </w:instrText>
+    </w:r>
+    <w:r>
+      <w:rPr>
+        <w:rFonts w:ascii="Lato" w:hAnsi="Lato"/>
+        <w:b/>
+        <w:bCs/>
+        <w:sz w:val="18"/>
+        <w:szCs w:val="18"/>
+      </w:rPr>
+      <w:fldChar w:fldCharType="separate"/>
+    </w:r>
+    <w:r>
+      <w:rPr>
+        <w:rFonts w:ascii="Lato" w:hAnsi="Lato"/>
+        <w:b/>
+        <w:bCs/>
+        <w:noProof/>
+        <w:sz w:val="18"/>
+        <w:szCs w:val="18"/>
+      </w:rPr>
+      <w:t>10.06.2026</w:t>
+    </w:r>
+    <w:r>
+      <w:rPr>
+        <w:rFonts w:ascii="Lato" w:hAnsi="Lato"/>
+        <w:b/>
+        <w:bCs/>
+        <w:sz w:val="18"/>
+        <w:szCs w:val="18"/>
+      </w:rPr>
+      <w:fldChar w:fldCharType="end"/>
     </w:r>
   </w:p>
 </w:hdr>
 </file>
 
-<file path=word/header2.xml><?xml version="1.0" encoding="utf-8"?>
+<file path=word/header3.xml><?xml version="1.0" encoding="utf-8"?>
 <w:hdr xmlns:wpc="http://schemas.microsoft.com/office/word/2010/wordprocessingCanvas" xmlns:cx="http://schemas.microsoft.com/office/drawing/2014/chartex" xmlns:cx1="http://schemas.microsoft.com/office/drawing/2015/9/8/chartex" xmlns:cx2="http://schemas.microsoft.com/office/drawing/2015/10/21/chartex" xmlns:cx3="http://schemas.microsoft.com/office/drawing/2016/5/9/chartex" xmlns:cx4="http://schemas.microsoft.com/office/drawing/2016/5/10/chartex" xmlns:cx5="http://schemas.microsoft.com/office/drawing/2016/5/11/chartex" xmlns:cx6="http://schemas.microsoft.com/office/drawing/2016/5/12/chartex" xmlns:cx7="http://schemas.microsoft.com/office/drawing/2016/5/13/chartex" xmlns:cx8="http://schemas.microsoft.com/office/drawing/2016/5/14/chartex" xmlns:mc="http://schemas.openxmlformats.org/markup-compatibility/2006" xmlns:aink="http://schemas.microsoft.com/office/drawing/2016/ink" xmlns:am3d="http://schemas.microsoft.com/office/drawing/2017/model3d" xmlns:o="urn:schemas-microsoft-com:office:office" xmlns:oel="http://schemas.microsoft.com/office/2019/extlst" xmlns:r="http://schemas.openxmlformats.org/officeDocument/2006/relationships" xmlns:m="http://schemas.openxmlformats.org/officeDocument/2006/math" xmlns:v="urn:schemas-microsoft-com:vml" xmlns:wp14="http://schemas.microsoft.com/office/word/2010/wordprocessingDrawing" xmlns:wp="http://schemas.openxmlformats.org/drawingml/2006/wordprocessingDrawing" xmlns:w10="urn:schemas-microsoft-com:office:word" xmlns:w="http://schemas.openxmlformats.org/wordprocessingml/2006/main" xmlns:w14="http://schemas.microsoft.com/office/word/2010/wordml" xmlns:w15="http://schemas.microsoft.com/office/word/2012/wordml" xmlns:w16cex="http://schemas.microsoft.com/office/word/2018/wordml/cex" xmlns:w16cid="http://schemas.microsoft.com/office/word/2016/wordml/cid" xmlns:w16="http://schemas.microsoft.com/office/word/2018/wordml" xmlns:w16du="http://schemas.microsoft.com/office/word/2023/wordml/word16du" xmlns:w16sdtdh="http://schemas.microsoft.com/office/word/2020/wordml/sdtdatahash" xmlns:w16sdtfl="http://schemas.microsoft.com/office/word/2024/wordml/sdtformatlock" xmlns:w16se="http://schemas.microsoft.com/office/word/2015/wordml/symex" xmlns:wpg="http://schemas.microsoft.com/office/word/2010/wordprocessingGroup" xmlns:wpi="http://schemas.microsoft.com/office/word/2010/wordprocessingInk" xmlns:wne="http://schemas.microsoft.com/office/word/2006/wordml" xmlns:wps="http://schemas.microsoft.com/office/word/2010/wordprocessingShape" mc:Ignorable="w14 w15 w16se w16cid w16 w16cex w16sdtdh w16sdtfl w16du wp14">
   <w:p>
     <w:pPr>
@@ -3776,7 +4065,48 @@
         <w:sz w:val="18"/>
         <w:szCs w:val="18"/>
       </w:rPr>
-      <w:t>09.06.2026</w:t>
+      <w:fldChar w:fldCharType="begin"/>
+    </w:r>
+    <w:r>
+      <w:rPr>
+        <w:rFonts w:ascii="Lato" w:hAnsi="Lato"/>
+        <w:b/>
+        <w:bCs/>
+        <w:sz w:val="18"/>
+        <w:szCs w:val="18"/>
+      </w:rPr>
+      <w:instrText xml:space="preserve"> TIME \@ "dd.MM.yyyy" </w:instrText>
+    </w:r>
+    <w:r>
+      <w:rPr>
+        <w:rFonts w:ascii="Lato" w:hAnsi="Lato"/>
+        <w:b/>
+        <w:bCs/>
+        <w:sz w:val="18"/>
+        <w:szCs w:val="18"/>
+      </w:rPr>
+      <w:fldChar w:fldCharType="separate"/>
+    </w:r>
+    <w:r>
+      <w:rPr>
+        <w:rFonts w:ascii="Lato" w:hAnsi="Lato"/>
+        <w:b/>
+        <w:bCs/>
+        <w:noProof/>
+        <w:sz w:val="18"/>
+        <w:szCs w:val="18"/>
+      </w:rPr>
+      <w:t>10.06.2026</w:t>
+    </w:r>
+    <w:r>
+      <w:rPr>
+        <w:rFonts w:ascii="Lato" w:hAnsi="Lato"/>
+        <w:b/>
+        <w:bCs/>
+        <w:sz w:val="18"/>
+        <w:szCs w:val="18"/>
+      </w:rPr>
+      <w:fldChar w:fldCharType="end"/>
     </w:r>
   </w:p>
 </w:hdr>
@@ -5263,17 +5593,24 @@
   </w:font>
   <w:font w:name="Calibri">
     <w:panose1 w:val="020F0502020204030204"/>
-    <w:charset w:val="00"/>
+    <w:charset w:val="EE"/>
     <w:family w:val="swiss"/>
     <w:pitch w:val="variable"/>
     <w:sig w:usb0="E4002EFF" w:usb1="C200247B" w:usb2="00000009" w:usb3="00000000" w:csb0="000001FF" w:csb1="00000000"/>
   </w:font>
   <w:font w:name="Tahoma">
     <w:panose1 w:val="020B0604030504040204"/>
+    <w:charset w:val="EE"/>
+    <w:family w:val="swiss"/>
+    <w:pitch w:val="variable"/>
+    <w:sig w:usb0="E1002EFF" w:usb1="C000605B" w:usb2="00000029" w:usb3="00000000" w:csb0="000101FF" w:csb1="00000000"/>
+  </w:font>
+  <w:font w:name="Lato Light">
+    <w:altName w:val="Segoe UI"/>
     <w:charset w:val="00"/>
     <w:family w:val="swiss"/>
     <w:pitch w:val="variable"/>
-    <w:sig w:usb0="E1002EFF" w:usb1="C000605B" w:usb2="00000029" w:usb3="00000000" w:csb0="000101FF" w:csb1="00000000"/>
+    <w:sig w:usb0="E10002FF" w:usb1="5000ECFF" w:usb2="00000021" w:usb3="00000000" w:csb0="0000019F" w:csb1="00000000"/>
   </w:font>
   <w:font w:name="Arial">
     <w:panose1 w:val="020B0604020202020204"/>
@@ -5310,10 +5647,13 @@
     <w:rsidRoot w:val="004B629E"/>
     <w:rsid w:val="000045D5"/>
     <w:rsid w:val="00005A40"/>
+    <w:rsid w:val="00046CD6"/>
     <w:rsid w:val="000868C9"/>
     <w:rsid w:val="000B36AD"/>
+    <w:rsid w:val="000B7B2B"/>
     <w:rsid w:val="0011521F"/>
     <w:rsid w:val="0011660A"/>
+    <w:rsid w:val="00163C33"/>
     <w:rsid w:val="001E339C"/>
     <w:rsid w:val="002163AA"/>
     <w:rsid w:val="00225A8E"/>
@@ -5323,10 +5663,12 @@
     <w:rsid w:val="002C53A2"/>
     <w:rsid w:val="00311124"/>
     <w:rsid w:val="00333CA7"/>
+    <w:rsid w:val="00335C91"/>
     <w:rsid w:val="00371491"/>
     <w:rsid w:val="00374A1F"/>
     <w:rsid w:val="00377AB0"/>
     <w:rsid w:val="00397E1F"/>
+    <w:rsid w:val="003B7D79"/>
     <w:rsid w:val="0044390F"/>
     <w:rsid w:val="00453FAF"/>
     <w:rsid w:val="0047362A"/>
@@ -5341,20 +5683,26 @@
     <w:rsid w:val="005A1CBC"/>
     <w:rsid w:val="005A36E4"/>
     <w:rsid w:val="00636A3D"/>
+    <w:rsid w:val="00647E8E"/>
     <w:rsid w:val="00650F49"/>
     <w:rsid w:val="006B709F"/>
     <w:rsid w:val="00705174"/>
+    <w:rsid w:val="00750196"/>
     <w:rsid w:val="00753D23"/>
     <w:rsid w:val="0077582B"/>
+    <w:rsid w:val="007A3BB2"/>
     <w:rsid w:val="007A58BD"/>
     <w:rsid w:val="007B2028"/>
+    <w:rsid w:val="007B2128"/>
     <w:rsid w:val="007E2039"/>
     <w:rsid w:val="007F1F05"/>
     <w:rsid w:val="007F3F19"/>
     <w:rsid w:val="00816FCC"/>
     <w:rsid w:val="00827012"/>
+    <w:rsid w:val="00844F15"/>
     <w:rsid w:val="008A140A"/>
     <w:rsid w:val="008F2101"/>
+    <w:rsid w:val="00905070"/>
     <w:rsid w:val="00910631"/>
     <w:rsid w:val="00921C55"/>
     <w:rsid w:val="00924ABD"/>
@@ -5381,6 +5729,8 @@
     <w:rsid w:val="00C73640"/>
     <w:rsid w:val="00C84558"/>
     <w:rsid w:val="00C976A1"/>
+    <w:rsid w:val="00CC107C"/>
+    <w:rsid w:val="00CC7869"/>
     <w:rsid w:val="00CD0DBB"/>
     <w:rsid w:val="00CE4786"/>
     <w:rsid w:val="00CF03DA"/>
@@ -5388,8 +5738,11 @@
     <w:rsid w:val="00D62362"/>
     <w:rsid w:val="00D85957"/>
     <w:rsid w:val="00DC092A"/>
+    <w:rsid w:val="00DD5311"/>
+    <w:rsid w:val="00DE6CAD"/>
     <w:rsid w:val="00E81563"/>
     <w:rsid w:val="00E922D2"/>
+    <w:rsid w:val="00EB58B5"/>
     <w:rsid w:val="00F04983"/>
     <w:rsid w:val="00F82133"/>
     <w:rsid w:val="00FE4E0F"/>

--- a/krolik_doswiadczalny.docx
+++ b/krolik_doswiadczalny.docx
@@ -2472,18 +2472,48 @@
                 <w:placeholder>
                   <w:docPart w:val="52A659DDF8B34231B94ABD37CE182CCE"/>
                 </w:placeholder>
-                <w:showingPlcHdr/>
               </w:sdtPr>
               <w:sdtContent>
                 <w:r>
                   <w:rPr>
-                    <w:rStyle w:val="Tekstzastpczy"/>
                     <w:rFonts w:ascii="Lato" w:hAnsi="Lato"/>
+                    <w:bCs/>
                     <w:sz w:val="20"/>
-                    <w:szCs w:val="20"/>
-                    <w:lang w:val="en-GB"/>
                   </w:rPr>
-                  <w:t>Cena transportu</w:t>
+                  <w:t xml:space="preserve"> </w:t>
+                </w:r>
+                <w:sdt>
+                  <w:sdtPr>
+                    <w:rPr>
+                      <w:rFonts w:ascii="Lato" w:hAnsi="Lato"/>
+                      <w:bCs/>
+                      <w:sz w:val="20"/>
+                    </w:rPr>
+                    <w:id w:val="-139349012"/>
+                    <w:placeholder>
+                      <w:docPart w:val="E075CCD300A44CF2AE10034157B85B61"/>
+                    </w:placeholder>
+                    <w:showingPlcHdr/>
+                  </w:sdtPr>
+                  <w:sdtContent>
+                    <w:r>
+                      <w:rPr>
+                        <w:rFonts w:ascii="Lato" w:hAnsi="Lato"/>
+                        <w:color w:val="808080"/>
+                        <w:sz w:val="20"/>
+                        <w:lang w:val="en-GB"/>
+                      </w:rPr>
+                      <w:t>Cena transportu</w:t>
+                    </w:r>
+                  </w:sdtContent>
+                </w:sdt>
+                <w:r>
+                  <w:rPr>
+                    <w:rStyle w:val="Styl1"/>
+                    <w:b w:val="0"/>
+                    <w:bCs/>
+                  </w:rPr>
+                  <w:t xml:space="preserve"> </w:t>
                 </w:r>
               </w:sdtContent>
             </w:sdt>
@@ -2684,7 +2714,6 @@
                 <w:placeholder>
                   <w:docPart w:val="631B74F7A4104B66B4FE428300330972"/>
                 </w:placeholder>
-                <w:showingPlcHdr/>
               </w:sdtPr>
               <w:sdtEndPr>
                 <w:rPr>
@@ -2696,13 +2725,47 @@
               <w:sdtContent>
                 <w:r>
                   <w:rPr>
-                    <w:rStyle w:val="Tekstzastpczy"/>
                     <w:rFonts w:ascii="Lato" w:hAnsi="Lato"/>
+                    <w:b/>
                     <w:sz w:val="20"/>
-                    <w:szCs w:val="20"/>
-                    <w:lang w:val="en-GB"/>
                   </w:rPr>
-                  <w:t>Wartość</w:t>
+                  <w:t xml:space="preserve"> </w:t>
+                </w:r>
+                <w:sdt>
+                  <w:sdtPr>
+                    <w:rPr>
+                      <w:rFonts w:ascii="Lato" w:hAnsi="Lato"/>
+                      <w:b/>
+                      <w:sz w:val="20"/>
+                    </w:rPr>
+                    <w:id w:val="320006936"/>
+                    <w:placeholder>
+                      <w:docPart w:val="F86AF4C0382D49B5BDE8C8F901AD21F0"/>
+                    </w:placeholder>
+                    <w:showingPlcHdr/>
+                  </w:sdtPr>
+                  <w:sdtEndPr>
+                    <w:rPr>
+                      <w:b w:val="0"/>
+                      <w:bCs/>
+                    </w:rPr>
+                  </w:sdtEndPr>
+                  <w:sdtContent>
+                    <w:r>
+                      <w:rPr>
+                        <w:rFonts w:ascii="Lato" w:hAnsi="Lato"/>
+                        <w:color w:val="808080"/>
+                        <w:sz w:val="20"/>
+                      </w:rPr>
+                      <w:t>Wartość</w:t>
+                    </w:r>
+                  </w:sdtContent>
+                </w:sdt>
+                <w:r>
+                  <w:rPr>
+                    <w:bCs/>
+                  </w:rPr>
+                  <w:t xml:space="preserve"> </w:t>
                 </w:r>
               </w:sdtContent>
             </w:sdt>
@@ -2988,7 +3051,6 @@
           <w:lang w:val="en-GB"/>
         </w:rPr>
       </w:pPr>
-      <w:proofErr w:type="spellStart"/>
       <w:r>
         <w:rPr>
           <w:rFonts w:ascii="Lato Black" w:hAnsi="Lato Black"/>
@@ -2996,37 +3058,7 @@
           <w:szCs w:val="20"/>
           <w:lang w:val="en-GB"/>
         </w:rPr>
-        <w:t>Other</w:t>
-      </w:r>
-      <w:proofErr w:type="spellEnd"/>
-      <w:r>
-        <w:rPr>
-          <w:rFonts w:ascii="Lato Black" w:hAnsi="Lato Black"/>
-          <w:sz w:val="20"/>
-          <w:szCs w:val="20"/>
-          <w:lang w:val="en-GB"/>
-        </w:rPr>
-        <w:t xml:space="preserve"> </w:t>
-      </w:r>
-      <w:proofErr w:type="spellStart"/>
-      <w:r>
-        <w:rPr>
-          <w:rFonts w:ascii="Lato Black" w:hAnsi="Lato Black"/>
-          <w:sz w:val="20"/>
-          <w:szCs w:val="20"/>
-          <w:lang w:val="en-GB"/>
-        </w:rPr>
-        <w:t>applications</w:t>
-      </w:r>
-      <w:proofErr w:type="spellEnd"/>
-      <w:r>
-        <w:rPr>
-          <w:rFonts w:ascii="Lato Black" w:hAnsi="Lato Black"/>
-          <w:sz w:val="20"/>
-          <w:szCs w:val="20"/>
-          <w:lang w:val="en-GB"/>
-        </w:rPr>
-        <w:t>:</w:t>
+        <w:t>Other applications:</w:t>
       </w:r>
     </w:p>
     <w:p>
@@ -3051,87 +3083,7 @@
           <w:szCs w:val="20"/>
           <w:lang w:val="en-GB"/>
         </w:rPr>
-        <w:t xml:space="preserve">Connecting modules using a tongue and groove system with the use of magnetic and pressure seals. </w:t>
-      </w:r>
-      <w:proofErr w:type="spellStart"/>
-      <w:r>
-        <w:rPr>
-          <w:rFonts w:ascii="Lato" w:hAnsi="Lato"/>
-          <w:sz w:val="20"/>
-          <w:szCs w:val="20"/>
-          <w:lang w:val="en-GB"/>
-        </w:rPr>
-        <w:t>External</w:t>
-      </w:r>
-      <w:proofErr w:type="spellEnd"/>
-      <w:r>
-        <w:rPr>
-          <w:rFonts w:ascii="Lato" w:hAnsi="Lato"/>
-          <w:sz w:val="20"/>
-          <w:szCs w:val="20"/>
-          <w:lang w:val="en-GB"/>
-        </w:rPr>
-        <w:t xml:space="preserve"> </w:t>
-      </w:r>
-      <w:proofErr w:type="spellStart"/>
-      <w:r>
-        <w:rPr>
-          <w:rFonts w:ascii="Lato" w:hAnsi="Lato"/>
-          <w:sz w:val="20"/>
-          <w:szCs w:val="20"/>
-          <w:lang w:val="en-GB"/>
-        </w:rPr>
-        <w:t>distance</w:t>
-      </w:r>
-      <w:proofErr w:type="spellEnd"/>
-      <w:r>
-        <w:rPr>
-          <w:rFonts w:ascii="Lato" w:hAnsi="Lato"/>
-          <w:sz w:val="20"/>
-          <w:szCs w:val="20"/>
-          <w:lang w:val="en-GB"/>
-        </w:rPr>
-        <w:t xml:space="preserve"> </w:t>
-      </w:r>
-      <w:proofErr w:type="spellStart"/>
-      <w:r>
-        <w:rPr>
-          <w:rFonts w:ascii="Lato" w:hAnsi="Lato"/>
-          <w:sz w:val="20"/>
-          <w:szCs w:val="20"/>
-          <w:lang w:val="en-GB"/>
-        </w:rPr>
-        <w:t>between</w:t>
-      </w:r>
-      <w:proofErr w:type="spellEnd"/>
-      <w:r>
-        <w:rPr>
-          <w:rFonts w:ascii="Lato" w:hAnsi="Lato"/>
-          <w:sz w:val="20"/>
-          <w:szCs w:val="20"/>
-          <w:lang w:val="en-GB"/>
-        </w:rPr>
-        <w:t xml:space="preserve"> </w:t>
-      </w:r>
-      <w:proofErr w:type="spellStart"/>
-      <w:r>
-        <w:rPr>
-          <w:rFonts w:ascii="Lato" w:hAnsi="Lato"/>
-          <w:sz w:val="20"/>
-          <w:szCs w:val="20"/>
-          <w:lang w:val="en-GB"/>
-        </w:rPr>
-        <w:t>modules</w:t>
-      </w:r>
-      <w:proofErr w:type="spellEnd"/>
-      <w:r>
-        <w:rPr>
-          <w:rFonts w:ascii="Lato" w:hAnsi="Lato"/>
-          <w:sz w:val="20"/>
-          <w:szCs w:val="20"/>
-          <w:lang w:val="en-GB"/>
-        </w:rPr>
-        <w:t xml:space="preserve"> from 1 mm to 3 mm.</w:t>
+        <w:t>Connecting modules using a tongue and groove system with the use of magnetic and pressure seals. External distance between modules from 1 mm to 3 mm.</w:t>
       </w:r>
     </w:p>
     <w:p>
@@ -3959,7 +3911,7 @@
         <w:sz w:val="18"/>
         <w:szCs w:val="18"/>
       </w:rPr>
-      <w:t>10.06.2026</w:t>
+      <w:t>11.06.2026</w:t>
     </w:r>
     <w:r>
       <w:rPr>
@@ -4096,7 +4048,7 @@
         <w:sz w:val="18"/>
         <w:szCs w:val="18"/>
       </w:rPr>
-      <w:t>10.06.2026</w:t>
+      <w:t>11.06.2026</w:t>
     </w:r>
     <w:r>
       <w:rPr>
@@ -5516,7 +5468,7 @@
       <w:docPartBody>
         <w:p>
           <w:pPr>
-            <w:pStyle w:val="52A659DDF8B34231B94ABD37CE182CCE1"/>
+            <w:pStyle w:val="52A659DDF8B34231B94ABD37CE182CCE"/>
           </w:pPr>
           <w:r>
             <w:rPr>
@@ -5549,11 +5501,78 @@
       <w:docPartBody>
         <w:p>
           <w:pPr>
-            <w:pStyle w:val="631B74F7A4104B66B4FE4283003309721"/>
+            <w:pStyle w:val="631B74F7A4104B66B4FE428300330972"/>
           </w:pPr>
           <w:r>
             <w:rPr>
               <w:rStyle w:val="Tekstzastpczy"/>
+              <w:rFonts w:ascii="Lato" w:hAnsi="Lato"/>
+              <w:sz w:val="20"/>
+              <w:szCs w:val="20"/>
+              <w:lang w:val="en-GB"/>
+            </w:rPr>
+            <w:t>Wartość</w:t>
+          </w:r>
+        </w:p>
+      </w:docPartBody>
+    </w:docPart>
+    <w:docPart>
+      <w:docPartPr>
+        <w:name w:val="E075CCD300A44CF2AE10034157B85B61"/>
+        <w:category>
+          <w:name w:val="Ogólne"/>
+          <w:gallery w:val="placeholder"/>
+        </w:category>
+        <w:types>
+          <w:type w:val="bbPlcHdr"/>
+        </w:types>
+        <w:behaviors>
+          <w:behavior w:val="content"/>
+        </w:behaviors>
+        <w:guid w:val="{17C1F86A-22C4-4E49-85A5-2B9D18A787FB}"/>
+      </w:docPartPr>
+      <w:docPartBody>
+        <w:p>
+          <w:pPr>
+            <w:pStyle w:val="E075CCD300A44CF2AE10034157B85B611"/>
+          </w:pPr>
+          <w:r>
+            <w:rPr>
+              <w:rFonts w:ascii="Lato" w:hAnsi="Lato"/>
+              <w:color w:val="808080"/>
+              <w:sz w:val="20"/>
+              <w:lang w:val="en-GB"/>
+            </w:rPr>
+            <w:t>Cena transportu</w:t>
+          </w:r>
+        </w:p>
+      </w:docPartBody>
+    </w:docPart>
+    <w:docPart>
+      <w:docPartPr>
+        <w:name w:val="F86AF4C0382D49B5BDE8C8F901AD21F0"/>
+        <w:category>
+          <w:name w:val="Ogólne"/>
+          <w:gallery w:val="placeholder"/>
+        </w:category>
+        <w:types>
+          <w:type w:val="bbPlcHdr"/>
+        </w:types>
+        <w:behaviors>
+          <w:behavior w:val="content"/>
+        </w:behaviors>
+        <w:guid w:val="{D71062EE-01C1-48BB-A2F3-BA8DDA527761}"/>
+      </w:docPartPr>
+      <w:docPartBody>
+        <w:p>
+          <w:pPr>
+            <w:pStyle w:val="F86AF4C0382D49B5BDE8C8F901AD21F01"/>
+          </w:pPr>
+          <w:r>
+            <w:rPr>
+              <w:rFonts w:ascii="Lato" w:hAnsi="Lato"/>
+              <w:color w:val="808080"/>
+              <w:sz w:val="20"/>
             </w:rPr>
             <w:t>Wartość</w:t>
           </w:r>
@@ -5671,6 +5690,7 @@
     <w:rsid w:val="003B7D79"/>
     <w:rsid w:val="0044390F"/>
     <w:rsid w:val="00453FAF"/>
+    <w:rsid w:val="004675D3"/>
     <w:rsid w:val="0047362A"/>
     <w:rsid w:val="004B629E"/>
     <w:rsid w:val="004C341D"/>
@@ -5708,6 +5728,7 @@
     <w:rsid w:val="00924ABD"/>
     <w:rsid w:val="0093601B"/>
     <w:rsid w:val="00964355"/>
+    <w:rsid w:val="009B0A5C"/>
     <w:rsid w:val="009B1AFF"/>
     <w:rsid w:val="00A14182"/>
     <w:rsid w:val="00A22528"/>
@@ -5739,12 +5760,15 @@
     <w:rsid w:val="00D85957"/>
     <w:rsid w:val="00DC092A"/>
     <w:rsid w:val="00DD5311"/>
+    <w:rsid w:val="00DD7331"/>
     <w:rsid w:val="00DE6CAD"/>
     <w:rsid w:val="00E81563"/>
     <w:rsid w:val="00E922D2"/>
     <w:rsid w:val="00EB58B5"/>
     <w:rsid w:val="00F04983"/>
+    <w:rsid w:val="00F74FDD"/>
     <w:rsid w:val="00F82133"/>
+    <w:rsid w:val="00FD4CF4"/>
     <w:rsid w:val="00FE4E0F"/>
   </w:rsids>
   <m:mathPr>
@@ -6201,7 +6225,7 @@
     <w:basedOn w:val="Domylnaczcionkaakapitu"/>
     <w:uiPriority w:val="99"/>
     <w:semiHidden/>
-    <w:rsid w:val="0027338B"/>
+    <w:rsid w:val="009B0A5C"/>
     <w:rPr>
       <w:color w:val="808080"/>
     </w:rPr>
@@ -6214,17 +6238,45 @@
     <w:name w:val="F2D8582A4D50444BA1BCBAFA6EF41B86"/>
     <w:rsid w:val="0027338B"/>
   </w:style>
-  <w:style w:type="paragraph" w:customStyle="1" w:styleId="52A659DDF8B34231B94ABD37CE182CCE1">
-    <w:name w:val="52A659DDF8B34231B94ABD37CE182CCE1"/>
-    <w:rsid w:val="0027338B"/>
+  <w:style w:type="paragraph" w:customStyle="1" w:styleId="CEFAF3068CCA4667A61086F64BE04789">
+    <w:name w:val="CEFAF3068CCA4667A61086F64BE04789"/>
+    <w:rsid w:val="009B0A5C"/>
+  </w:style>
+  <w:style w:type="paragraph" w:customStyle="1" w:styleId="F86AF4C0382D49B5BDE8C8F901AD21F0">
+    <w:name w:val="F86AF4C0382D49B5BDE8C8F901AD21F0"/>
+    <w:rsid w:val="009B0A5C"/>
+  </w:style>
+  <w:style w:type="paragraph" w:customStyle="1" w:styleId="52A659DDF8B34231B94ABD37CE182CCE">
+    <w:name w:val="52A659DDF8B34231B94ABD37CE182CCE"/>
+    <w:rsid w:val="00DD7331"/>
     <w:rPr>
       <w:rFonts w:eastAsiaTheme="minorHAnsi"/>
       <w:lang w:eastAsia="en-US"/>
     </w:rPr>
   </w:style>
-  <w:style w:type="paragraph" w:customStyle="1" w:styleId="631B74F7A4104B66B4FE4283003309721">
-    <w:name w:val="631B74F7A4104B66B4FE4283003309721"/>
-    <w:rsid w:val="0027338B"/>
+  <w:style w:type="paragraph" w:customStyle="1" w:styleId="631B74F7A4104B66B4FE428300330972">
+    <w:name w:val="631B74F7A4104B66B4FE428300330972"/>
+    <w:rsid w:val="00DD7331"/>
+    <w:rPr>
+      <w:rFonts w:eastAsiaTheme="minorHAnsi"/>
+      <w:lang w:eastAsia="en-US"/>
+    </w:rPr>
+  </w:style>
+  <w:style w:type="paragraph" w:customStyle="1" w:styleId="E075CCD300A44CF2AE10034157B85B611">
+    <w:name w:val="E075CCD300A44CF2AE10034157B85B611"/>
+    <w:rsid w:val="009B0A5C"/>
+    <w:rPr>
+      <w:rFonts w:eastAsiaTheme="minorHAnsi"/>
+      <w:lang w:eastAsia="en-US"/>
+    </w:rPr>
+  </w:style>
+  <w:style w:type="paragraph" w:customStyle="1" w:styleId="E075CCD300A44CF2AE10034157B85B61">
+    <w:name w:val="E075CCD300A44CF2AE10034157B85B61"/>
+    <w:rsid w:val="00DD7331"/>
+  </w:style>
+  <w:style w:type="paragraph" w:customStyle="1" w:styleId="F86AF4C0382D49B5BDE8C8F901AD21F01">
+    <w:name w:val="F86AF4C0382D49B5BDE8C8F901AD21F01"/>
+    <w:rsid w:val="009B0A5C"/>
     <w:rPr>
       <w:rFonts w:eastAsiaTheme="minorHAnsi"/>
       <w:lang w:eastAsia="en-US"/>

--- a/krolik_doswiadczalny.docx
+++ b/krolik_doswiadczalny.docx
@@ -884,11 +884,11 @@
       <w:tblPr>
         <w:tblStyle w:val="Tabela-Siatka"/>
         <w:tblpPr w:leftFromText="141" w:rightFromText="141" w:vertAnchor="text" w:horzAnchor="margin" w:tblpXSpec="center" w:tblpY="103"/>
-        <w:tblW w:w="10491" w:type="dxa"/>
+        <w:tblW w:w="10633" w:type="dxa"/>
         <w:tblLook w:val="04A0" w:firstRow="1" w:lastRow="0" w:firstColumn="1" w:lastColumn="0" w:noHBand="0" w:noVBand="1"/>
       </w:tblPr>
       <w:tblGrid>
-        <w:gridCol w:w="3650"/>
+        <w:gridCol w:w="3792"/>
         <w:gridCol w:w="4431"/>
         <w:gridCol w:w="2410"/>
       </w:tblGrid>
@@ -898,7 +898,7 @@
         </w:trPr>
         <w:tc>
           <w:tcPr>
-            <w:tcW w:w="10491" w:type="dxa"/>
+            <w:tcW w:w="10633" w:type="dxa"/>
             <w:gridSpan w:val="3"/>
             <w:tcBorders>
               <w:top w:val="nil"/>
@@ -950,7 +950,7 @@
         </w:trPr>
         <w:tc>
           <w:tcPr>
-            <w:tcW w:w="3650" w:type="dxa"/>
+            <w:tcW w:w="3792" w:type="dxa"/>
             <w:tcBorders>
               <w:top w:val="single" w:sz="4" w:space="0" w:color="auto"/>
             </w:tcBorders>
@@ -990,23 +990,13 @@
                 <w:szCs w:val="20"/>
               </w:rPr>
             </w:pPr>
-            <w:proofErr w:type="spellStart"/>
-            <w:r>
-              <w:rPr>
-                <w:rFonts w:ascii="Lato" w:hAnsi="Lato"/>
-                <w:sz w:val="20"/>
-                <w:szCs w:val="20"/>
-              </w:rPr>
-              <w:t>Optimal</w:t>
-            </w:r>
-            <w:proofErr w:type="spellEnd"/>
-            <w:r>
-              <w:rPr>
-                <w:rFonts w:ascii="Lato" w:hAnsi="Lato"/>
-                <w:sz w:val="20"/>
-                <w:szCs w:val="20"/>
-              </w:rPr>
-              <w:t xml:space="preserve"> 110</w:t>
+            <w:r>
+              <w:rPr>
+                <w:rFonts w:ascii="Lato" w:hAnsi="Lato"/>
+                <w:sz w:val="20"/>
+                <w:szCs w:val="20"/>
+              </w:rPr>
+              <w:t>ile</w:t>
             </w:r>
           </w:p>
         </w:tc>
@@ -1056,7 +1046,7 @@
         </w:trPr>
         <w:tc>
           <w:tcPr>
-            <w:tcW w:w="3650" w:type="dxa"/>
+            <w:tcW w:w="3792" w:type="dxa"/>
             <w:vMerge w:val="restart"/>
             <w:vAlign w:val="center"/>
           </w:tcPr>
@@ -1160,7 +1150,7 @@
         </w:trPr>
         <w:tc>
           <w:tcPr>
-            <w:tcW w:w="3650" w:type="dxa"/>
+            <w:tcW w:w="3792" w:type="dxa"/>
             <w:vMerge/>
             <w:vAlign w:val="center"/>
           </w:tcPr>
@@ -1225,7 +1215,7 @@
         </w:trPr>
         <w:tc>
           <w:tcPr>
-            <w:tcW w:w="3650" w:type="dxa"/>
+            <w:tcW w:w="3792" w:type="dxa"/>
             <w:vAlign w:val="center"/>
           </w:tcPr>
           <w:p>
@@ -1307,7 +1297,7 @@
         </w:trPr>
         <w:tc>
           <w:tcPr>
-            <w:tcW w:w="3650" w:type="dxa"/>
+            <w:tcW w:w="3792" w:type="dxa"/>
             <w:vAlign w:val="center"/>
           </w:tcPr>
           <w:p>
@@ -1417,7 +1407,7 @@
         </w:trPr>
         <w:tc>
           <w:tcPr>
-            <w:tcW w:w="3650" w:type="dxa"/>
+            <w:tcW w:w="3792" w:type="dxa"/>
             <w:vAlign w:val="center"/>
           </w:tcPr>
           <w:p>
@@ -1436,7 +1426,36 @@
                 <w:szCs w:val="20"/>
                 <w:lang w:val="en-GB"/>
               </w:rPr>
-              <w:t xml:space="preserve">Acoustic value (Certified by BRI): </w:t>
+              <w:t xml:space="preserve">Acoustic </w:t>
+            </w:r>
+            <w:proofErr w:type="spellStart"/>
+            <w:r>
+              <w:rPr>
+                <w:rFonts w:ascii="Lato" w:hAnsi="Lato"/>
+                <w:sz w:val="20"/>
+                <w:szCs w:val="20"/>
+                <w:lang w:val="en-GB"/>
+              </w:rPr>
+              <w:t>value</w:t>
+            </w:r>
+            <w:r>
+              <w:rPr>
+                <w:rFonts w:ascii="Lato" w:hAnsi="Lato"/>
+                <w:sz w:val="20"/>
+                <w:szCs w:val="20"/>
+                <w:lang w:val="en-GB"/>
+              </w:rPr>
+              <w:t>certyfikacja</w:t>
+            </w:r>
+            <w:proofErr w:type="spellEnd"/>
+            <w:r>
+              <w:rPr>
+                <w:rFonts w:ascii="Lato" w:hAnsi="Lato"/>
+                <w:sz w:val="20"/>
+                <w:szCs w:val="20"/>
+                <w:lang w:val="en-GB"/>
+              </w:rPr>
+              <w:t xml:space="preserve">: </w:t>
             </w:r>
           </w:p>
         </w:tc>
@@ -1488,7 +1507,7 @@
         </w:trPr>
         <w:tc>
           <w:tcPr>
-            <w:tcW w:w="3650" w:type="dxa"/>
+            <w:tcW w:w="3792" w:type="dxa"/>
             <w:vAlign w:val="center"/>
           </w:tcPr>
           <w:p>
@@ -1568,7 +1587,7 @@
         </w:trPr>
         <w:tc>
           <w:tcPr>
-            <w:tcW w:w="3650" w:type="dxa"/>
+            <w:tcW w:w="3792" w:type="dxa"/>
             <w:vAlign w:val="center"/>
           </w:tcPr>
           <w:p>
@@ -1642,7 +1661,7 @@
         </w:trPr>
         <w:tc>
           <w:tcPr>
-            <w:tcW w:w="3650" w:type="dxa"/>
+            <w:tcW w:w="3792" w:type="dxa"/>
             <w:vAlign w:val="center"/>
           </w:tcPr>
           <w:p>
@@ -1716,7 +1735,7 @@
         </w:trPr>
         <w:tc>
           <w:tcPr>
-            <w:tcW w:w="3650" w:type="dxa"/>
+            <w:tcW w:w="3792" w:type="dxa"/>
             <w:vAlign w:val="center"/>
           </w:tcPr>
           <w:p>
@@ -1790,7 +1809,7 @@
         </w:trPr>
         <w:tc>
           <w:tcPr>
-            <w:tcW w:w="3650" w:type="dxa"/>
+            <w:tcW w:w="3792" w:type="dxa"/>
             <w:vAlign w:val="center"/>
           </w:tcPr>
           <w:p>
@@ -1873,7 +1892,7 @@
         </w:trPr>
         <w:tc>
           <w:tcPr>
-            <w:tcW w:w="3650" w:type="dxa"/>
+            <w:tcW w:w="3792" w:type="dxa"/>
             <w:vAlign w:val="center"/>
           </w:tcPr>
           <w:p>
@@ -1948,7 +1967,7 @@
         </w:trPr>
         <w:tc>
           <w:tcPr>
-            <w:tcW w:w="3650" w:type="dxa"/>
+            <w:tcW w:w="3792" w:type="dxa"/>
             <w:vAlign w:val="center"/>
           </w:tcPr>
           <w:p>
@@ -2052,11 +2071,11 @@
       <w:tblPr>
         <w:tblStyle w:val="Tabela-Siatka"/>
         <w:tblpPr w:leftFromText="141" w:rightFromText="141" w:vertAnchor="text" w:horzAnchor="margin" w:tblpXSpec="center" w:tblpY="179"/>
-        <w:tblW w:w="10490" w:type="dxa"/>
+        <w:tblW w:w="10632" w:type="dxa"/>
         <w:tblLook w:val="04A0" w:firstRow="1" w:lastRow="0" w:firstColumn="1" w:lastColumn="0" w:noHBand="0" w:noVBand="1"/>
       </w:tblPr>
       <w:tblGrid>
-        <w:gridCol w:w="8056"/>
+        <w:gridCol w:w="8198"/>
         <w:gridCol w:w="24"/>
         <w:gridCol w:w="2410"/>
       </w:tblGrid>
@@ -2066,7 +2085,7 @@
         </w:trPr>
         <w:tc>
           <w:tcPr>
-            <w:tcW w:w="8056" w:type="dxa"/>
+            <w:tcW w:w="8198" w:type="dxa"/>
             <w:tcBorders>
               <w:top w:val="nil"/>
               <w:left w:val="nil"/>
@@ -2143,7 +2162,7 @@
         </w:trPr>
         <w:tc>
           <w:tcPr>
-            <w:tcW w:w="8080" w:type="dxa"/>
+            <w:tcW w:w="8222" w:type="dxa"/>
             <w:gridSpan w:val="2"/>
             <w:tcBorders>
               <w:top w:val="single" w:sz="4" w:space="0" w:color="auto"/>
@@ -2230,12 +2249,12 @@
     <w:tbl>
       <w:tblPr>
         <w:tblStyle w:val="Tabela-Siatka"/>
-        <w:tblpPr w:leftFromText="141" w:rightFromText="141" w:vertAnchor="text" w:horzAnchor="margin" w:tblpY="8"/>
-        <w:tblW w:w="10348" w:type="dxa"/>
+        <w:tblpPr w:leftFromText="141" w:rightFromText="141" w:vertAnchor="text" w:horzAnchor="margin" w:tblpX="-142" w:tblpY="8"/>
+        <w:tblW w:w="10490" w:type="dxa"/>
         <w:tblLook w:val="04A0" w:firstRow="1" w:lastRow="0" w:firstColumn="1" w:lastColumn="0" w:noHBand="0" w:noVBand="1"/>
       </w:tblPr>
       <w:tblGrid>
-        <w:gridCol w:w="7938"/>
+        <w:gridCol w:w="8080"/>
         <w:gridCol w:w="2410"/>
       </w:tblGrid>
       <w:tr>
@@ -2244,7 +2263,7 @@
         </w:trPr>
         <w:tc>
           <w:tcPr>
-            <w:tcW w:w="7938" w:type="dxa"/>
+            <w:tcW w:w="8080" w:type="dxa"/>
             <w:tcBorders>
               <w:top w:val="nil"/>
               <w:left w:val="nil"/>
@@ -2329,7 +2348,7 @@
         </w:trPr>
         <w:tc>
           <w:tcPr>
-            <w:tcW w:w="7938" w:type="dxa"/>
+            <w:tcW w:w="8080" w:type="dxa"/>
             <w:tcBorders>
               <w:top w:val="single" w:sz="4" w:space="0" w:color="auto"/>
               <w:left w:val="single" w:sz="4" w:space="0" w:color="auto"/>
@@ -2559,12 +2578,12 @@
     <w:tbl>
       <w:tblPr>
         <w:tblStyle w:val="Tabela-Siatka"/>
-        <w:tblpPr w:leftFromText="141" w:rightFromText="141" w:vertAnchor="text" w:horzAnchor="margin" w:tblpY="99"/>
-        <w:tblW w:w="10348" w:type="dxa"/>
+        <w:tblpPr w:leftFromText="141" w:rightFromText="141" w:vertAnchor="text" w:horzAnchor="margin" w:tblpX="-142" w:tblpY="99"/>
+        <w:tblW w:w="10490" w:type="dxa"/>
         <w:tblLook w:val="04A0" w:firstRow="1" w:lastRow="0" w:firstColumn="1" w:lastColumn="0" w:noHBand="0" w:noVBand="1"/>
       </w:tblPr>
       <w:tblGrid>
-        <w:gridCol w:w="7938"/>
+        <w:gridCol w:w="8080"/>
         <w:gridCol w:w="2410"/>
       </w:tblGrid>
       <w:tr>
@@ -2573,7 +2592,7 @@
         </w:trPr>
         <w:tc>
           <w:tcPr>
-            <w:tcW w:w="7938" w:type="dxa"/>
+            <w:tcW w:w="8080" w:type="dxa"/>
             <w:tcBorders>
               <w:top w:val="nil"/>
               <w:left w:val="nil"/>
@@ -2652,7 +2671,7 @@
         </w:trPr>
         <w:tc>
           <w:tcPr>
-            <w:tcW w:w="7938" w:type="dxa"/>
+            <w:tcW w:w="8080" w:type="dxa"/>
             <w:tcBorders>
               <w:top w:val="single" w:sz="4" w:space="0" w:color="auto"/>
               <w:left w:val="single" w:sz="4" w:space="0" w:color="auto"/>
@@ -3911,7 +3930,7 @@
         <w:sz w:val="18"/>
         <w:szCs w:val="18"/>
       </w:rPr>
-      <w:t>11.06.2026</w:t>
+      <w:t>02.07.2026</w:t>
     </w:r>
     <w:r>
       <w:rPr>
@@ -4048,7 +4067,7 @@
         <w:sz w:val="18"/>
         <w:szCs w:val="18"/>
       </w:rPr>
-      <w:t>11.06.2026</w:t>
+      <w:t>02.07.2026</w:t>
     </w:r>
     <w:r>
       <w:rPr>
@@ -5680,9 +5699,11 @@
     <w:rsid w:val="00274E42"/>
     <w:rsid w:val="002A4B89"/>
     <w:rsid w:val="002C53A2"/>
+    <w:rsid w:val="002E13AE"/>
     <w:rsid w:val="00311124"/>
     <w:rsid w:val="00333CA7"/>
     <w:rsid w:val="00335C91"/>
+    <w:rsid w:val="0035104D"/>
     <w:rsid w:val="00371491"/>
     <w:rsid w:val="00374A1F"/>
     <w:rsid w:val="00377AB0"/>
@@ -5705,8 +5726,10 @@
     <w:rsid w:val="00636A3D"/>
     <w:rsid w:val="00647E8E"/>
     <w:rsid w:val="00650F49"/>
+    <w:rsid w:val="006770CF"/>
     <w:rsid w:val="006B709F"/>
     <w:rsid w:val="00705174"/>
+    <w:rsid w:val="007225F4"/>
     <w:rsid w:val="00750196"/>
     <w:rsid w:val="00753D23"/>
     <w:rsid w:val="0077582B"/>
@@ -5720,6 +5743,7 @@
     <w:rsid w:val="00816FCC"/>
     <w:rsid w:val="00827012"/>
     <w:rsid w:val="00844F15"/>
+    <w:rsid w:val="008456F6"/>
     <w:rsid w:val="008A140A"/>
     <w:rsid w:val="008F2101"/>
     <w:rsid w:val="00905070"/>
@@ -5762,6 +5786,8 @@
     <w:rsid w:val="00DD5311"/>
     <w:rsid w:val="00DD7331"/>
     <w:rsid w:val="00DE6CAD"/>
+    <w:rsid w:val="00E0028F"/>
+    <w:rsid w:val="00E05974"/>
     <w:rsid w:val="00E81563"/>
     <w:rsid w:val="00E922D2"/>
     <w:rsid w:val="00EB58B5"/>
@@ -6238,14 +6264,6 @@
     <w:name w:val="F2D8582A4D50444BA1BCBAFA6EF41B86"/>
     <w:rsid w:val="0027338B"/>
   </w:style>
-  <w:style w:type="paragraph" w:customStyle="1" w:styleId="CEFAF3068CCA4667A61086F64BE04789">
-    <w:name w:val="CEFAF3068CCA4667A61086F64BE04789"/>
-    <w:rsid w:val="009B0A5C"/>
-  </w:style>
-  <w:style w:type="paragraph" w:customStyle="1" w:styleId="F86AF4C0382D49B5BDE8C8F901AD21F0">
-    <w:name w:val="F86AF4C0382D49B5BDE8C8F901AD21F0"/>
-    <w:rsid w:val="009B0A5C"/>
-  </w:style>
   <w:style w:type="paragraph" w:customStyle="1" w:styleId="52A659DDF8B34231B94ABD37CE182CCE">
     <w:name w:val="52A659DDF8B34231B94ABD37CE182CCE"/>
     <w:rsid w:val="00DD7331"/>
@@ -6269,10 +6287,6 @@
       <w:rFonts w:eastAsiaTheme="minorHAnsi"/>
       <w:lang w:eastAsia="en-US"/>
     </w:rPr>
-  </w:style>
-  <w:style w:type="paragraph" w:customStyle="1" w:styleId="E075CCD300A44CF2AE10034157B85B61">
-    <w:name w:val="E075CCD300A44CF2AE10034157B85B61"/>
-    <w:rsid w:val="00DD7331"/>
   </w:style>
   <w:style w:type="paragraph" w:customStyle="1" w:styleId="F86AF4C0382D49B5BDE8C8F901AD21F01">
     <w:name w:val="F86AF4C0382D49B5BDE8C8F901AD21F01"/>

--- a/krolik_doswiadczalny.docx
+++ b/krolik_doswiadczalny.docx
@@ -74,7 +74,6 @@
                                 <w:szCs w:val="51"/>
                               </w:rPr>
                             </w:pPr>
-                            <w:proofErr w:type="spellStart"/>
                             <w:r>
                               <w:rPr>
                                 <w:b/>
@@ -82,17 +81,7 @@
                                 <w:sz w:val="51"/>
                                 <w:szCs w:val="51"/>
                               </w:rPr>
-                              <w:t>Creating</w:t>
-                            </w:r>
-                            <w:proofErr w:type="spellEnd"/>
-                            <w:r>
-                              <w:rPr>
-                                <w:b/>
-                                <w:color w:val="FFFFFF" w:themeColor="background1"/>
-                                <w:sz w:val="51"/>
-                                <w:szCs w:val="51"/>
-                              </w:rPr>
-                              <w:t xml:space="preserve"> </w:t>
+                              <w:t xml:space="preserve">Creating </w:t>
                             </w:r>
                           </w:p>
                           <w:p>
@@ -105,7 +94,6 @@
                                 <w:szCs w:val="51"/>
                               </w:rPr>
                             </w:pPr>
-                            <w:proofErr w:type="spellStart"/>
                             <w:r>
                               <w:rPr>
                                 <w:rFonts w:ascii="Lato Light" w:hAnsi="Lato Light"/>
@@ -116,7 +104,6 @@
                               </w:rPr>
                               <w:t>new</w:t>
                             </w:r>
-                            <w:proofErr w:type="spellEnd"/>
                             <w:r>
                               <w:rPr>
                                 <w:b/>
@@ -136,7 +123,6 @@
                                 <w:szCs w:val="51"/>
                               </w:rPr>
                             </w:pPr>
-                            <w:proofErr w:type="spellStart"/>
                             <w:r>
                               <w:rPr>
                                 <w:b/>
@@ -146,7 +132,6 @@
                               </w:rPr>
                               <w:t>spaces</w:t>
                             </w:r>
-                            <w:proofErr w:type="spellEnd"/>
                           </w:p>
                           <w:p>
                             <w:pPr>
@@ -704,7 +689,6 @@
                 <w:szCs w:val="24"/>
               </w:rPr>
             </w:pPr>
-            <w:proofErr w:type="spellStart"/>
             <w:r>
               <w:rPr>
                 <w:rFonts w:ascii="Lato" w:hAnsi="Lato"/>
@@ -714,19 +698,7 @@
                 <w:sz w:val="24"/>
                 <w:szCs w:val="24"/>
               </w:rPr>
-              <w:t>Facility</w:t>
-            </w:r>
-            <w:proofErr w:type="spellEnd"/>
-            <w:r>
-              <w:rPr>
-                <w:rFonts w:ascii="Lato" w:hAnsi="Lato"/>
-                <w:b/>
-                <w:bCs/>
-                <w:color w:val="FFFFFF" w:themeColor="background1"/>
-                <w:sz w:val="24"/>
-                <w:szCs w:val="24"/>
-              </w:rPr>
-              <w:t>:</w:t>
+              <w:t>Facility:</w:t>
             </w:r>
           </w:p>
         </w:tc>
@@ -854,19 +826,8 @@
                 <w:sz w:val="28"/>
                 <w:szCs w:val="28"/>
               </w:rPr>
-              <w:t xml:space="preserve">Project </w:t>
+              <w:t>Project Quotation</w:t>
             </w:r>
-            <w:proofErr w:type="spellStart"/>
-            <w:r>
-              <w:rPr>
-                <w:b/>
-                <w:bCs/>
-                <w:sz w:val="28"/>
-                <w:szCs w:val="28"/>
-              </w:rPr>
-              <w:t>Quotation</w:t>
-            </w:r>
-            <w:proofErr w:type="spellEnd"/>
             <w:r>
               <w:rPr>
                 <w:b/>
@@ -919,7 +880,6 @@
                 <w:szCs w:val="24"/>
               </w:rPr>
             </w:pPr>
-            <w:proofErr w:type="spellStart"/>
             <w:r>
               <w:rPr>
                 <w:rFonts w:ascii="Lato" w:hAnsi="Lato"/>
@@ -928,18 +888,7 @@
                 <w:sz w:val="24"/>
                 <w:szCs w:val="24"/>
               </w:rPr>
-              <w:t>Wx</w:t>
-            </w:r>
-            <w:proofErr w:type="spellEnd"/>
-            <w:r>
-              <w:rPr>
-                <w:rFonts w:ascii="Lato" w:hAnsi="Lato"/>
-                <w:b/>
-                <w:bCs/>
-                <w:sz w:val="24"/>
-                <w:szCs w:val="24"/>
-              </w:rPr>
-              <w:t>:</w:t>
+              <w:t>Wx:</w:t>
             </w:r>
           </w:p>
         </w:tc>
@@ -1060,23 +1009,13 @@
                 <w:szCs w:val="20"/>
               </w:rPr>
             </w:pPr>
-            <w:proofErr w:type="spellStart"/>
             <w:r>
               <w:rPr>
                 <w:rFonts w:ascii="Lato" w:hAnsi="Lato"/>
                 <w:sz w:val="20"/>
                 <w:szCs w:val="20"/>
               </w:rPr>
-              <w:t>Dimensions</w:t>
-            </w:r>
-            <w:proofErr w:type="spellEnd"/>
-            <w:r>
-              <w:rPr>
-                <w:rFonts w:ascii="Lato" w:hAnsi="Lato"/>
-                <w:sz w:val="20"/>
-                <w:szCs w:val="20"/>
-              </w:rPr>
-              <w:t xml:space="preserve">: </w:t>
+              <w:t xml:space="preserve">Dimensions: </w:t>
             </w:r>
           </w:p>
           <w:p>
@@ -1232,25 +1171,7 @@
                 <w:sz w:val="20"/>
                 <w:szCs w:val="20"/>
               </w:rPr>
-              <w:t xml:space="preserve">Parking / Suspension </w:t>
-            </w:r>
-            <w:proofErr w:type="spellStart"/>
-            <w:r>
-              <w:rPr>
-                <w:rFonts w:ascii="Lato" w:hAnsi="Lato"/>
-                <w:sz w:val="20"/>
-                <w:szCs w:val="20"/>
-              </w:rPr>
-              <w:t>type</w:t>
-            </w:r>
-            <w:proofErr w:type="spellEnd"/>
-            <w:r>
-              <w:rPr>
-                <w:rFonts w:ascii="Lato" w:hAnsi="Lato"/>
-                <w:sz w:val="20"/>
-                <w:szCs w:val="20"/>
-              </w:rPr>
-              <w:t>:</w:t>
+              <w:t>Parking / Suspension type:</w:t>
             </w:r>
           </w:p>
         </w:tc>
@@ -1308,59 +1229,13 @@
                 <w:szCs w:val="20"/>
               </w:rPr>
             </w:pPr>
-            <w:proofErr w:type="spellStart"/>
             <w:r>
               <w:rPr>
                 <w:rFonts w:ascii="Lato" w:hAnsi="Lato"/>
                 <w:sz w:val="20"/>
                 <w:szCs w:val="20"/>
               </w:rPr>
-              <w:t>Sugested</w:t>
-            </w:r>
-            <w:proofErr w:type="spellEnd"/>
-            <w:r>
-              <w:rPr>
-                <w:rFonts w:ascii="Lato" w:hAnsi="Lato"/>
-                <w:sz w:val="20"/>
-                <w:szCs w:val="20"/>
-              </w:rPr>
-              <w:t xml:space="preserve"> </w:t>
-            </w:r>
-            <w:proofErr w:type="spellStart"/>
-            <w:r>
-              <w:rPr>
-                <w:rFonts w:ascii="Lato" w:hAnsi="Lato"/>
-                <w:sz w:val="20"/>
-                <w:szCs w:val="20"/>
-              </w:rPr>
-              <w:t>number</w:t>
-            </w:r>
-            <w:proofErr w:type="spellEnd"/>
-            <w:r>
-              <w:rPr>
-                <w:rFonts w:ascii="Lato" w:hAnsi="Lato"/>
-                <w:sz w:val="20"/>
-                <w:szCs w:val="20"/>
-              </w:rPr>
-              <w:t xml:space="preserve"> of </w:t>
-            </w:r>
-            <w:proofErr w:type="spellStart"/>
-            <w:r>
-              <w:rPr>
-                <w:rFonts w:ascii="Lato" w:hAnsi="Lato"/>
-                <w:sz w:val="20"/>
-                <w:szCs w:val="20"/>
-              </w:rPr>
-              <w:t>modules</w:t>
-            </w:r>
-            <w:proofErr w:type="spellEnd"/>
-            <w:r>
-              <w:rPr>
-                <w:rFonts w:ascii="Lato" w:hAnsi="Lato"/>
-                <w:sz w:val="20"/>
-                <w:szCs w:val="20"/>
-              </w:rPr>
-              <w:t>:</w:t>
+              <w:t>Sugested number of modules:</w:t>
             </w:r>
           </w:p>
         </w:tc>
@@ -1426,17 +1301,7 @@
                 <w:szCs w:val="20"/>
                 <w:lang w:val="en-GB"/>
               </w:rPr>
-              <w:t xml:space="preserve">Acoustic </w:t>
-            </w:r>
-            <w:proofErr w:type="spellStart"/>
-            <w:r>
-              <w:rPr>
-                <w:rFonts w:ascii="Lato" w:hAnsi="Lato"/>
-                <w:sz w:val="20"/>
-                <w:szCs w:val="20"/>
-                <w:lang w:val="en-GB"/>
-              </w:rPr>
-              <w:t>value</w:t>
+              <w:t>Acoustic value</w:t>
             </w:r>
             <w:r>
               <w:rPr>
@@ -1447,7 +1312,6 @@
               </w:rPr>
               <w:t>certyfikacja</w:t>
             </w:r>
-            <w:proofErr w:type="spellEnd"/>
             <w:r>
               <w:rPr>
                 <w:rFonts w:ascii="Lato" w:hAnsi="Lato"/>
@@ -1473,7 +1337,6 @@
                 <w:lang w:val="en-US"/>
               </w:rPr>
             </w:pPr>
-            <w:proofErr w:type="spellStart"/>
             <w:r>
               <w:rPr>
                 <w:rFonts w:ascii="Lato" w:hAnsi="Lato"/>
@@ -1483,7 +1346,6 @@
               </w:rPr>
               <w:t>akustyka</w:t>
             </w:r>
-            <w:proofErr w:type="spellEnd"/>
           </w:p>
         </w:tc>
         <w:tc>
@@ -1519,23 +1381,13 @@
                 <w:lang w:val="en-US"/>
               </w:rPr>
             </w:pPr>
-            <w:proofErr w:type="spellStart"/>
             <w:r>
               <w:rPr>
                 <w:rFonts w:ascii="Lato" w:hAnsi="Lato"/>
                 <w:sz w:val="20"/>
                 <w:szCs w:val="20"/>
               </w:rPr>
-              <w:t>Covered</w:t>
-            </w:r>
-            <w:proofErr w:type="spellEnd"/>
-            <w:r>
-              <w:rPr>
-                <w:rFonts w:ascii="Lato" w:hAnsi="Lato"/>
-                <w:sz w:val="20"/>
-                <w:szCs w:val="20"/>
-              </w:rPr>
-              <w:t xml:space="preserve"> with: </w:t>
+              <w:t xml:space="preserve">Covered with: </w:t>
             </w:r>
           </w:p>
         </w:tc>
@@ -1553,7 +1405,6 @@
                 <w:lang w:val="en-US"/>
               </w:rPr>
             </w:pPr>
-            <w:proofErr w:type="spellStart"/>
             <w:r>
               <w:rPr>
                 <w:rFonts w:ascii="Lato" w:hAnsi="Lato"/>
@@ -1563,7 +1414,6 @@
               </w:rPr>
               <w:t>pyta</w:t>
             </w:r>
-            <w:proofErr w:type="spellEnd"/>
           </w:p>
         </w:tc>
         <w:tc>
@@ -1598,23 +1448,13 @@
                 <w:szCs w:val="20"/>
               </w:rPr>
             </w:pPr>
-            <w:proofErr w:type="spellStart"/>
             <w:r>
               <w:rPr>
                 <w:rFonts w:ascii="Lato" w:hAnsi="Lato"/>
                 <w:sz w:val="20"/>
                 <w:szCs w:val="20"/>
               </w:rPr>
-              <w:t>Operation</w:t>
-            </w:r>
-            <w:proofErr w:type="spellEnd"/>
-            <w:r>
-              <w:rPr>
-                <w:rFonts w:ascii="Lato" w:hAnsi="Lato"/>
-                <w:sz w:val="20"/>
-                <w:szCs w:val="20"/>
-              </w:rPr>
-              <w:t>:</w:t>
+              <w:t>Operation:</w:t>
             </w:r>
           </w:p>
         </w:tc>
@@ -1672,23 +1512,13 @@
                 <w:szCs w:val="20"/>
               </w:rPr>
             </w:pPr>
-            <w:proofErr w:type="spellStart"/>
             <w:r>
               <w:rPr>
                 <w:rFonts w:ascii="Lato" w:hAnsi="Lato"/>
                 <w:sz w:val="20"/>
                 <w:szCs w:val="20"/>
               </w:rPr>
-              <w:t>Rail</w:t>
-            </w:r>
-            <w:proofErr w:type="spellEnd"/>
-            <w:r>
-              <w:rPr>
-                <w:rFonts w:ascii="Lato" w:hAnsi="Lato"/>
-                <w:sz w:val="20"/>
-                <w:szCs w:val="20"/>
-              </w:rPr>
-              <w:t xml:space="preserve">: </w:t>
+              <w:t xml:space="preserve">Rail: </w:t>
             </w:r>
           </w:p>
         </w:tc>
@@ -1746,23 +1576,13 @@
                 <w:szCs w:val="20"/>
               </w:rPr>
             </w:pPr>
-            <w:proofErr w:type="spellStart"/>
             <w:r>
               <w:rPr>
                 <w:rFonts w:ascii="Lato" w:hAnsi="Lato"/>
                 <w:sz w:val="20"/>
                 <w:szCs w:val="20"/>
               </w:rPr>
-              <w:t>Doors</w:t>
-            </w:r>
-            <w:proofErr w:type="spellEnd"/>
-            <w:r>
-              <w:rPr>
-                <w:rFonts w:ascii="Lato" w:hAnsi="Lato"/>
-                <w:sz w:val="20"/>
-                <w:szCs w:val="20"/>
-              </w:rPr>
-              <w:t xml:space="preserve">: </w:t>
+              <w:t xml:space="preserve">Doors: </w:t>
             </w:r>
           </w:p>
         </w:tc>
@@ -1826,25 +1646,7 @@
                 <w:sz w:val="20"/>
                 <w:szCs w:val="20"/>
               </w:rPr>
-              <w:t xml:space="preserve">Glass </w:t>
-            </w:r>
-            <w:proofErr w:type="spellStart"/>
-            <w:r>
-              <w:rPr>
-                <w:rFonts w:ascii="Lato" w:hAnsi="Lato"/>
-                <w:sz w:val="20"/>
-                <w:szCs w:val="20"/>
-              </w:rPr>
-              <w:t>Modules</w:t>
-            </w:r>
-            <w:proofErr w:type="spellEnd"/>
-            <w:r>
-              <w:rPr>
-                <w:rFonts w:ascii="Lato" w:hAnsi="Lato"/>
-                <w:sz w:val="20"/>
-                <w:szCs w:val="20"/>
-              </w:rPr>
-              <w:t xml:space="preserve">: </w:t>
+              <w:t xml:space="preserve">Glass Modules: </w:t>
             </w:r>
           </w:p>
         </w:tc>
@@ -1903,23 +1705,13 @@
                 <w:szCs w:val="20"/>
               </w:rPr>
             </w:pPr>
-            <w:proofErr w:type="spellStart"/>
             <w:r>
               <w:rPr>
                 <w:rFonts w:ascii="Lato" w:hAnsi="Lato"/>
                 <w:sz w:val="20"/>
                 <w:szCs w:val="20"/>
               </w:rPr>
-              <w:t>Profiles</w:t>
-            </w:r>
-            <w:proofErr w:type="spellEnd"/>
-            <w:r>
-              <w:rPr>
-                <w:rFonts w:ascii="Lato" w:hAnsi="Lato"/>
-                <w:sz w:val="20"/>
-                <w:szCs w:val="20"/>
-              </w:rPr>
-              <w:t xml:space="preserve">: </w:t>
+              <w:t xml:space="preserve">Profiles: </w:t>
             </w:r>
           </w:p>
         </w:tc>
@@ -1978,41 +1770,13 @@
                 <w:szCs w:val="20"/>
               </w:rPr>
             </w:pPr>
-            <w:proofErr w:type="spellStart"/>
             <w:r>
               <w:rPr>
                 <w:rFonts w:ascii="Lato" w:hAnsi="Lato"/>
                 <w:sz w:val="20"/>
                 <w:szCs w:val="20"/>
               </w:rPr>
-              <w:t>Additional</w:t>
-            </w:r>
-            <w:proofErr w:type="spellEnd"/>
-            <w:r>
-              <w:rPr>
-                <w:rFonts w:ascii="Lato" w:hAnsi="Lato"/>
-                <w:sz w:val="20"/>
-                <w:szCs w:val="20"/>
-              </w:rPr>
-              <w:t xml:space="preserve"> </w:t>
-            </w:r>
-            <w:proofErr w:type="spellStart"/>
-            <w:r>
-              <w:rPr>
-                <w:rFonts w:ascii="Lato" w:hAnsi="Lato"/>
-                <w:sz w:val="20"/>
-                <w:szCs w:val="20"/>
-              </w:rPr>
-              <w:t>Equipment</w:t>
-            </w:r>
-            <w:proofErr w:type="spellEnd"/>
-            <w:r>
-              <w:rPr>
-                <w:rFonts w:ascii="Lato" w:hAnsi="Lato"/>
-                <w:sz w:val="20"/>
-                <w:szCs w:val="20"/>
-              </w:rPr>
-              <w:t>:</w:t>
+              <w:t>Additional Equipment:</w:t>
             </w:r>
           </w:p>
         </w:tc>
@@ -2029,7 +1793,6 @@
                 <w:szCs w:val="20"/>
               </w:rPr>
             </w:pPr>
-            <w:proofErr w:type="spellStart"/>
             <w:r>
               <w:rPr>
                 <w:rFonts w:ascii="Lato" w:hAnsi="Lato"/>
@@ -2038,7 +1801,6 @@
               </w:rPr>
               <w:t>adyszynal</w:t>
             </w:r>
-            <w:proofErr w:type="spellEnd"/>
           </w:p>
         </w:tc>
         <w:tc>
@@ -2107,7 +1869,6 @@
                 <w:szCs w:val="20"/>
               </w:rPr>
             </w:pPr>
-            <w:proofErr w:type="spellStart"/>
             <w:r>
               <w:rPr>
                 <w:b/>
@@ -2115,17 +1876,7 @@
                 <w:color w:val="FFFFFF" w:themeColor="background1"/>
                 <w:szCs w:val="20"/>
               </w:rPr>
-              <w:t>Additional</w:t>
-            </w:r>
-            <w:proofErr w:type="spellEnd"/>
-            <w:r>
-              <w:rPr>
-                <w:b/>
-                <w:bCs/>
-                <w:color w:val="FFFFFF" w:themeColor="background1"/>
-                <w:szCs w:val="20"/>
-              </w:rPr>
-              <w:t xml:space="preserve"> notes:</w:t>
+              <w:t>Additional notes:</w:t>
             </w:r>
           </w:p>
         </w:tc>
@@ -2212,7 +1963,6 @@
                 <w:szCs w:val="20"/>
               </w:rPr>
             </w:pPr>
-            <w:proofErr w:type="spellStart"/>
             <w:r>
               <w:rPr>
                 <w:rFonts w:ascii="Lato" w:hAnsi="Lato"/>
@@ -2223,7 +1973,6 @@
               </w:rPr>
               <w:t>ewro</w:t>
             </w:r>
-            <w:proofErr w:type="spellEnd"/>
             <w:r>
               <w:rPr>
                 <w:rFonts w:ascii="Lato" w:hAnsi="Lato"/>
@@ -2294,27 +2043,7 @@
                 <w:color w:val="FFFFFF" w:themeColor="background1"/>
                 <w:szCs w:val="20"/>
               </w:rPr>
-              <w:t xml:space="preserve">Transport </w:t>
-            </w:r>
-            <w:proofErr w:type="spellStart"/>
-            <w:r>
-              <w:rPr>
-                <w:b/>
-                <w:bCs/>
-                <w:color w:val="FFFFFF" w:themeColor="background1"/>
-                <w:szCs w:val="20"/>
-              </w:rPr>
-              <w:t>rates</w:t>
-            </w:r>
-            <w:proofErr w:type="spellEnd"/>
-            <w:r>
-              <w:rPr>
-                <w:b/>
-                <w:bCs/>
-                <w:color w:val="FFFFFF" w:themeColor="background1"/>
-                <w:szCs w:val="20"/>
-              </w:rPr>
-              <w:t>:</w:t>
+              <w:t>Transport rates:</w:t>
             </w:r>
           </w:p>
         </w:tc>
@@ -2374,31 +2103,7 @@
                 <w:szCs w:val="20"/>
                 <w:lang w:val="en-GB"/>
               </w:rPr>
-              <w:t>Transport cost (</w:t>
-            </w:r>
-            <w:proofErr w:type="spellStart"/>
-            <w:r>
-              <w:rPr>
-                <w:rFonts w:ascii="Lato" w:hAnsi="Lato"/>
-                <w:b/>
-                <w:bCs/>
-                <w:sz w:val="20"/>
-                <w:szCs w:val="20"/>
-                <w:lang w:val="en-GB"/>
-              </w:rPr>
-              <w:t>miejscowość</w:t>
-            </w:r>
-            <w:proofErr w:type="spellEnd"/>
-            <w:r>
-              <w:rPr>
-                <w:rFonts w:ascii="Lato" w:hAnsi="Lato"/>
-                <w:b/>
-                <w:bCs/>
-                <w:sz w:val="20"/>
-                <w:szCs w:val="20"/>
-                <w:lang w:val="en-GB"/>
-              </w:rPr>
-              <w:t>)</w:t>
+              <w:t>Transport cost (miejscowość)</w:t>
             </w:r>
             <w:r>
               <w:rPr>
@@ -2620,18 +2325,8 @@
                 <w:bCs/>
                 <w:sz w:val="24"/>
               </w:rPr>
-              <w:t xml:space="preserve">Grand </w:t>
+              <w:t>Grand total</w:t>
             </w:r>
-            <w:proofErr w:type="spellStart"/>
-            <w:r>
-              <w:rPr>
-                <w:b/>
-                <w:bCs/>
-                <w:sz w:val="24"/>
-              </w:rPr>
-              <w:t>total</w:t>
-            </w:r>
-            <w:proofErr w:type="spellEnd"/>
             <w:r>
               <w:rPr>
                 <w:b/>
@@ -2838,7 +2533,27 @@
           <w:sz w:val="22"/>
           <w:lang w:val="en-GB"/>
         </w:rPr>
-        <w:t>Offer valid for 60 days only.</w:t>
+        <w:t xml:space="preserve">Offer valid for </w:t>
+      </w:r>
+      <w:r>
+        <w:rPr>
+          <w:rFonts w:ascii="Lato" w:hAnsi="Lato"/>
+          <w:b/>
+          <w:bCs/>
+          <w:sz w:val="22"/>
+          <w:lang w:val="en-GB"/>
+        </w:rPr>
+        <w:t>3</w:t>
+      </w:r>
+      <w:r>
+        <w:rPr>
+          <w:rFonts w:ascii="Lato" w:hAnsi="Lato"/>
+          <w:b/>
+          <w:bCs/>
+          <w:sz w:val="22"/>
+          <w:lang w:val="en-GB"/>
+        </w:rPr>
+        <w:t>0 days only.</w:t>
       </w:r>
     </w:p>
     <w:p>
@@ -2889,25 +2604,7 @@
           <w:sz w:val="20"/>
           <w:szCs w:val="20"/>
         </w:rPr>
-        <w:t xml:space="preserve">Technical </w:t>
-      </w:r>
-      <w:proofErr w:type="spellStart"/>
-      <w:r>
-        <w:rPr>
-          <w:rFonts w:ascii="Lato" w:hAnsi="Lato"/>
-          <w:sz w:val="20"/>
-          <w:szCs w:val="20"/>
-        </w:rPr>
-        <w:t>advice</w:t>
-      </w:r>
-      <w:proofErr w:type="spellEnd"/>
-      <w:r>
-        <w:rPr>
-          <w:rFonts w:ascii="Lato" w:hAnsi="Lato"/>
-          <w:sz w:val="20"/>
-          <w:szCs w:val="20"/>
-        </w:rPr>
-        <w:t xml:space="preserve"> </w:t>
+        <w:t xml:space="preserve">Technical advice </w:t>
       </w:r>
     </w:p>
     <w:p>
@@ -2931,25 +2628,7 @@
           <w:szCs w:val="20"/>
         </w:rPr>
         <w:lastRenderedPageBreak/>
-        <w:t xml:space="preserve">Mobile </w:t>
-      </w:r>
-      <w:proofErr w:type="spellStart"/>
-      <w:r>
-        <w:rPr>
-          <w:rFonts w:ascii="Lato" w:hAnsi="Lato"/>
-          <w:sz w:val="20"/>
-          <w:szCs w:val="20"/>
-        </w:rPr>
-        <w:t>wall</w:t>
-      </w:r>
-      <w:proofErr w:type="spellEnd"/>
-      <w:r>
-        <w:rPr>
-          <w:rFonts w:ascii="Lato" w:hAnsi="Lato"/>
-          <w:sz w:val="20"/>
-          <w:szCs w:val="20"/>
-        </w:rPr>
-        <w:t xml:space="preserve"> design.</w:t>
+        <w:t>Mobile wall design.</w:t>
       </w:r>
     </w:p>
     <w:p>
@@ -3202,47 +2881,7 @@
           <w:szCs w:val="20"/>
           <w:lang w:val="en-GB"/>
         </w:rPr>
-        <w:t xml:space="preserve">Availability of the full range of melamine manufacturers: Egger, </w:t>
-      </w:r>
-      <w:proofErr w:type="spellStart"/>
-      <w:r>
-        <w:rPr>
-          <w:rFonts w:ascii="Lato" w:hAnsi="Lato"/>
-          <w:sz w:val="20"/>
-          <w:szCs w:val="20"/>
-          <w:lang w:val="en-GB"/>
-        </w:rPr>
-        <w:t>SwissKrono</w:t>
-      </w:r>
-      <w:proofErr w:type="spellEnd"/>
-      <w:r>
-        <w:rPr>
-          <w:rFonts w:ascii="Lato" w:hAnsi="Lato"/>
-          <w:sz w:val="20"/>
-          <w:szCs w:val="20"/>
-          <w:lang w:val="en-GB"/>
-        </w:rPr>
-        <w:t xml:space="preserve">, </w:t>
-      </w:r>
-      <w:proofErr w:type="spellStart"/>
-      <w:r>
-        <w:rPr>
-          <w:rFonts w:ascii="Lato" w:hAnsi="Lato"/>
-          <w:sz w:val="20"/>
-          <w:szCs w:val="20"/>
-          <w:lang w:val="en-GB"/>
-        </w:rPr>
-        <w:t>Finsa</w:t>
-      </w:r>
-      <w:proofErr w:type="spellEnd"/>
-      <w:r>
-        <w:rPr>
-          <w:rFonts w:ascii="Lato" w:hAnsi="Lato"/>
-          <w:sz w:val="20"/>
-          <w:szCs w:val="20"/>
-          <w:lang w:val="en-GB"/>
-        </w:rPr>
-        <w:t>, Kronospan</w:t>
+        <w:t>Availability of the full range of melamine manufacturers: Egger, SwissKrono, Finsa, Kronospan</w:t>
       </w:r>
     </w:p>
     <w:p>
@@ -3343,63 +2982,7 @@
           <w:lang w:val="en-GB" w:eastAsia="pl-PL"/>
           <w14:ligatures w14:val="none"/>
         </w:rPr>
-        <w:t xml:space="preserve">This offer is intended only for the person or entity to whom it is addressed and contains content covered by trade secrets and trade secrets within the meaning of the Act on Combating Unfair Competition, as well as other content of a confidential nature. The </w:t>
-      </w:r>
-      <w:proofErr w:type="spellStart"/>
-      <w:r>
-        <w:rPr>
-          <w:rFonts w:ascii="Lato" w:eastAsia="Times New Roman" w:hAnsi="Lato" w:cs="Times New Roman"/>
-          <w:i/>
-          <w:iCs/>
-          <w:kern w:val="0"/>
-          <w:sz w:val="20"/>
-          <w:szCs w:val="20"/>
-          <w:lang w:val="en-GB" w:eastAsia="pl-PL"/>
-          <w14:ligatures w14:val="none"/>
-        </w:rPr>
-        <w:t>Offerer</w:t>
-      </w:r>
-      <w:proofErr w:type="spellEnd"/>
-      <w:r>
-        <w:rPr>
-          <w:rFonts w:ascii="Lato" w:eastAsia="Times New Roman" w:hAnsi="Lato" w:cs="Times New Roman"/>
-          <w:i/>
-          <w:iCs/>
-          <w:kern w:val="0"/>
-          <w:sz w:val="20"/>
-          <w:szCs w:val="20"/>
-          <w:lang w:val="en-GB" w:eastAsia="pl-PL"/>
-          <w14:ligatures w14:val="none"/>
-        </w:rPr>
-        <w:t xml:space="preserve"> does not agree to the dissemination of its content, but the terms and conditions of the offer are not publicly available, because the </w:t>
-      </w:r>
-      <w:proofErr w:type="spellStart"/>
-      <w:r>
-        <w:rPr>
-          <w:rFonts w:ascii="Lato" w:eastAsia="Times New Roman" w:hAnsi="Lato" w:cs="Times New Roman"/>
-          <w:i/>
-          <w:iCs/>
-          <w:kern w:val="0"/>
-          <w:sz w:val="20"/>
-          <w:szCs w:val="20"/>
-          <w:lang w:val="en-GB" w:eastAsia="pl-PL"/>
-          <w14:ligatures w14:val="none"/>
-        </w:rPr>
-        <w:t>Offerer</w:t>
-      </w:r>
-      <w:proofErr w:type="spellEnd"/>
-      <w:r>
-        <w:rPr>
-          <w:rFonts w:ascii="Lato" w:eastAsia="Times New Roman" w:hAnsi="Lato" w:cs="Times New Roman"/>
-          <w:i/>
-          <w:iCs/>
-          <w:kern w:val="0"/>
-          <w:sz w:val="20"/>
-          <w:szCs w:val="20"/>
-          <w:lang w:val="en-GB" w:eastAsia="pl-PL"/>
-          <w14:ligatures w14:val="none"/>
-        </w:rPr>
-        <w:t xml:space="preserve"> has taken steps to prevent the public from making the prices and other commercial terms and conditions available to the public. </w:t>
+        <w:t xml:space="preserve">This offer is intended only for the person or entity to whom it is addressed and contains content covered by trade secrets and trade secrets within the meaning of the Act on Combating Unfair Competition, as well as other content of a confidential nature. The Offerer does not agree to the dissemination of its content, but the terms and conditions of the offer are not publicly available, because the Offerer has taken steps to prevent the public from making the prices and other commercial terms and conditions available to the public. </w:t>
       </w:r>
     </w:p>
     <w:p>
@@ -3930,7 +3513,7 @@
         <w:sz w:val="18"/>
         <w:szCs w:val="18"/>
       </w:rPr>
-      <w:t>02.07.2026</w:t>
+      <w:t>27.07.2026</w:t>
     </w:r>
     <w:r>
       <w:rPr>
@@ -4067,7 +3650,7 @@
         <w:sz w:val="18"/>
         <w:szCs w:val="18"/>
       </w:rPr>
-      <w:t>02.07.2026</w:t>
+      <w:t>27.07.2026</w:t>
     </w:r>
     <w:r>
       <w:rPr>
@@ -5732,6 +5315,7 @@
     <w:rsid w:val="007225F4"/>
     <w:rsid w:val="00750196"/>
     <w:rsid w:val="00753D23"/>
+    <w:rsid w:val="00771AC7"/>
     <w:rsid w:val="0077582B"/>
     <w:rsid w:val="007A3BB2"/>
     <w:rsid w:val="007A58BD"/>
@@ -5756,6 +5340,7 @@
     <w:rsid w:val="009B1AFF"/>
     <w:rsid w:val="00A14182"/>
     <w:rsid w:val="00A22528"/>
+    <w:rsid w:val="00A269D3"/>
     <w:rsid w:val="00A36251"/>
     <w:rsid w:val="00AB65BC"/>
     <w:rsid w:val="00AC4255"/>

--- a/krolik_doswiadczalny.docx
+++ b/krolik_doswiadczalny.docx
@@ -1,6 +1,6 @@
 
 <file path=word/document.xml><?xml version="1.0" encoding="utf-8"?>
-<w:document xmlns:wpc="http://schemas.microsoft.com/office/word/2010/wordprocessingCanvas" xmlns:cx="http://schemas.microsoft.com/office/drawing/2014/chartex" xmlns:cx1="http://schemas.microsoft.com/office/drawing/2015/9/8/chartex" xmlns:cx2="http://schemas.microsoft.com/office/drawing/2015/10/21/chartex" xmlns:cx3="http://schemas.microsoft.com/office/drawing/2016/5/9/chartex" xmlns:cx4="http://schemas.microsoft.com/office/drawing/2016/5/10/chartex" xmlns:cx5="http://schemas.microsoft.com/office/drawing/2016/5/11/chartex" xmlns:cx6="http://schemas.microsoft.com/office/drawing/2016/5/12/chartex" xmlns:cx7="http://schemas.microsoft.com/office/drawing/2016/5/13/chartex" xmlns:cx8="http://schemas.microsoft.com/office/drawing/2016/5/14/chartex" xmlns:mc="http://schemas.openxmlformats.org/markup-compatibility/2006" xmlns:aink="http://schemas.microsoft.com/office/drawing/2016/ink" xmlns:am3d="http://schemas.microsoft.com/office/drawing/2017/model3d" xmlns:o="urn:schemas-microsoft-com:office:office" xmlns:oel="http://schemas.microsoft.com/office/2019/extlst" xmlns:r="http://schemas.openxmlformats.org/officeDocument/2006/relationships" xmlns:m="http://schemas.openxmlformats.org/officeDocument/2006/math" xmlns:v="urn:schemas-microsoft-com:vml" xmlns:wp14="http://schemas.microsoft.com/office/word/2010/wordprocessingDrawing" xmlns:wp="http://schemas.openxmlformats.org/drawingml/2006/wordprocessingDrawing" xmlns:w10="urn:schemas-microsoft-com:office:word" xmlns:w="http://schemas.openxmlformats.org/wordprocessingml/2006/main" xmlns:w14="http://schemas.microsoft.com/office/word/2010/wordml" xmlns:w15="http://schemas.microsoft.com/office/word/2012/wordml" xmlns:w16cex="http://schemas.microsoft.com/office/word/2018/wordml/cex" xmlns:w16cid="http://schemas.microsoft.com/office/word/2016/wordml/cid" xmlns:w16="http://schemas.microsoft.com/office/word/2018/wordml" xmlns:w16du="http://schemas.microsoft.com/office/word/2023/wordml/word16du" xmlns:w16sdtdh="http://schemas.microsoft.com/office/word/2020/wordml/sdtdatahash" xmlns:w16sdtfl="http://schemas.microsoft.com/office/word/2024/wordml/sdtformatlock" xmlns:w16se="http://schemas.microsoft.com/office/word/2015/wordml/symex" xmlns:wpg="http://schemas.microsoft.com/office/word/2010/wordprocessingGroup" xmlns:wpi="http://schemas.microsoft.com/office/word/2010/wordprocessingInk" xmlns:wne="http://schemas.microsoft.com/office/word/2006/wordml" xmlns:wps="http://schemas.microsoft.com/office/word/2010/wordprocessingShape" mc:Ignorable="w14 w15 w16se w16cid w16 w16cex w16sdtdh w16sdtfl w16du wp14">
+<w:document xmlns:wpc="http://schemas.microsoft.com/office/word/2010/wordprocessingCanvas" xmlns:cx="http://schemas.microsoft.com/office/drawing/2014/chartex" xmlns:cx1="http://schemas.microsoft.com/office/drawing/2015/9/8/chartex" xmlns:cx2="http://schemas.microsoft.com/office/drawing/2015/10/21/chartex" xmlns:cx3="http://schemas.microsoft.com/office/drawing/2016/5/9/chartex" xmlns:cx4="http://schemas.microsoft.com/office/drawing/2016/5/10/chartex" xmlns:cx5="http://schemas.microsoft.com/office/drawing/2016/5/11/chartex" xmlns:cx6="http://schemas.microsoft.com/office/drawing/2016/5/12/chartex" xmlns:cx7="http://schemas.microsoft.com/office/drawing/2016/5/13/chartex" xmlns:cx8="http://schemas.microsoft.com/office/drawing/2016/5/14/chartex" xmlns:mc="http://schemas.openxmlformats.org/markup-compatibility/2006" xmlns:aink="http://schemas.microsoft.com/office/drawing/2016/ink" xmlns:am3d="http://schemas.microsoft.com/office/drawing/2017/model3d" xmlns:o="urn:schemas-microsoft-com:office:office" xmlns:oel="http://schemas.microsoft.com/office/2019/extlst" xmlns:r="http://schemas.openxmlformats.org/officeDocument/2006/relationships" xmlns:m="http://schemas.openxmlformats.org/officeDocument/2006/math" xmlns:v="urn:schemas-microsoft-com:vml" xmlns:wp14="http://schemas.microsoft.com/office/word/2010/wordprocessingDrawing" xmlns:wp="http://schemas.openxmlformats.org/drawingml/2006/wordprocessingDrawing" xmlns:w10="urn:schemas-microsoft-com:office:word" xmlns:w="http://schemas.openxmlformats.org/wordprocessingml/2006/main" xmlns:w14="http://schemas.microsoft.com/office/word/2010/wordml" xmlns:w15="http://schemas.microsoft.com/office/word/2012/wordml" xmlns:w16cei="http://schemas.microsoft.com/office/word/2026/wordml/cei" xmlns:w16cex="http://schemas.microsoft.com/office/word/2018/wordml/cex" xmlns:w16cid="http://schemas.microsoft.com/office/word/2016/wordml/cid" xmlns:w16="http://schemas.microsoft.com/office/word/2018/wordml" xmlns:w16du="http://schemas.microsoft.com/office/word/2023/wordml/word16du" xmlns:w16sdtdh="http://schemas.microsoft.com/office/word/2020/wordml/sdtdatahash" xmlns:w16sdtfl="http://schemas.microsoft.com/office/word/2024/wordml/sdtformatlock" xmlns:w16se="http://schemas.microsoft.com/office/word/2015/wordml/symex" xmlns:wpg="http://schemas.microsoft.com/office/word/2010/wordprocessingGroup" xmlns:wpi="http://schemas.microsoft.com/office/word/2010/wordprocessingInk" xmlns:wne="http://schemas.microsoft.com/office/word/2006/wordml" xmlns:wps="http://schemas.microsoft.com/office/word/2010/wordprocessingShape" mc:Ignorable="w14 w15 w16se w16cid w16 w16cex w16sdtdh w16sdtfl w16du wp14">
   <w:body>
     <w:p>
       <w:pPr>
@@ -74,6 +74,7 @@
                                 <w:szCs w:val="51"/>
                               </w:rPr>
                             </w:pPr>
+                            <w:proofErr w:type="spellStart"/>
                             <w:r>
                               <w:rPr>
                                 <w:b/>
@@ -81,7 +82,17 @@
                                 <w:sz w:val="51"/>
                                 <w:szCs w:val="51"/>
                               </w:rPr>
-                              <w:t xml:space="preserve">Creating </w:t>
+                              <w:t>Creating</w:t>
+                            </w:r>
+                            <w:proofErr w:type="spellEnd"/>
+                            <w:r>
+                              <w:rPr>
+                                <w:b/>
+                                <w:color w:val="FFFFFF" w:themeColor="background1"/>
+                                <w:sz w:val="51"/>
+                                <w:szCs w:val="51"/>
+                              </w:rPr>
+                              <w:t xml:space="preserve"> </w:t>
                             </w:r>
                           </w:p>
                           <w:p>
@@ -94,6 +105,7 @@
                                 <w:szCs w:val="51"/>
                               </w:rPr>
                             </w:pPr>
+                            <w:proofErr w:type="spellStart"/>
                             <w:r>
                               <w:rPr>
                                 <w:rFonts w:ascii="Lato Light" w:hAnsi="Lato Light"/>
@@ -104,6 +116,7 @@
                               </w:rPr>
                               <w:t>new</w:t>
                             </w:r>
+                            <w:proofErr w:type="spellEnd"/>
                             <w:r>
                               <w:rPr>
                                 <w:b/>
@@ -123,6 +136,7 @@
                                 <w:szCs w:val="51"/>
                               </w:rPr>
                             </w:pPr>
+                            <w:proofErr w:type="spellStart"/>
                             <w:r>
                               <w:rPr>
                                 <w:b/>
@@ -132,6 +146,7 @@
                               </w:rPr>
                               <w:t>spaces</w:t>
                             </w:r>
+                            <w:proofErr w:type="spellEnd"/>
                           </w:p>
                           <w:p>
                             <w:pPr>
@@ -689,6 +704,7 @@
                 <w:szCs w:val="24"/>
               </w:rPr>
             </w:pPr>
+            <w:proofErr w:type="spellStart"/>
             <w:r>
               <w:rPr>
                 <w:rFonts w:ascii="Lato" w:hAnsi="Lato"/>
@@ -698,7 +714,19 @@
                 <w:sz w:val="24"/>
                 <w:szCs w:val="24"/>
               </w:rPr>
-              <w:t>Facility:</w:t>
+              <w:t>Facility</w:t>
+            </w:r>
+            <w:proofErr w:type="spellEnd"/>
+            <w:r>
+              <w:rPr>
+                <w:rFonts w:ascii="Lato" w:hAnsi="Lato"/>
+                <w:b/>
+                <w:bCs/>
+                <w:color w:val="FFFFFF" w:themeColor="background1"/>
+                <w:sz w:val="24"/>
+                <w:szCs w:val="24"/>
+              </w:rPr>
+              <w:t>:</w:t>
             </w:r>
           </w:p>
         </w:tc>
@@ -826,8 +854,19 @@
                 <w:sz w:val="28"/>
                 <w:szCs w:val="28"/>
               </w:rPr>
-              <w:t>Project Quotation</w:t>
-            </w:r>
+              <w:t xml:space="preserve">Project </w:t>
+            </w:r>
+            <w:proofErr w:type="spellStart"/>
+            <w:r>
+              <w:rPr>
+                <w:b/>
+                <w:bCs/>
+                <w:sz w:val="28"/>
+                <w:szCs w:val="28"/>
+              </w:rPr>
+              <w:t>Quotation</w:t>
+            </w:r>
+            <w:proofErr w:type="spellEnd"/>
             <w:r>
               <w:rPr>
                 <w:b/>
@@ -880,6 +919,7 @@
                 <w:szCs w:val="24"/>
               </w:rPr>
             </w:pPr>
+            <w:proofErr w:type="spellStart"/>
             <w:r>
               <w:rPr>
                 <w:rFonts w:ascii="Lato" w:hAnsi="Lato"/>
@@ -888,7 +928,18 @@
                 <w:sz w:val="24"/>
                 <w:szCs w:val="24"/>
               </w:rPr>
-              <w:t>Wx:</w:t>
+              <w:t>Wx</w:t>
+            </w:r>
+            <w:proofErr w:type="spellEnd"/>
+            <w:r>
+              <w:rPr>
+                <w:rFonts w:ascii="Lato" w:hAnsi="Lato"/>
+                <w:b/>
+                <w:bCs/>
+                <w:sz w:val="24"/>
+                <w:szCs w:val="24"/>
+              </w:rPr>
+              <w:t>:</w:t>
             </w:r>
           </w:p>
         </w:tc>
@@ -1009,13 +1060,23 @@
                 <w:szCs w:val="20"/>
               </w:rPr>
             </w:pPr>
-            <w:r>
-              <w:rPr>
-                <w:rFonts w:ascii="Lato" w:hAnsi="Lato"/>
-                <w:sz w:val="20"/>
-                <w:szCs w:val="20"/>
-              </w:rPr>
-              <w:t xml:space="preserve">Dimensions: </w:t>
+            <w:proofErr w:type="spellStart"/>
+            <w:r>
+              <w:rPr>
+                <w:rFonts w:ascii="Lato" w:hAnsi="Lato"/>
+                <w:sz w:val="20"/>
+                <w:szCs w:val="20"/>
+              </w:rPr>
+              <w:t>Dimensions</w:t>
+            </w:r>
+            <w:proofErr w:type="spellEnd"/>
+            <w:r>
+              <w:rPr>
+                <w:rFonts w:ascii="Lato" w:hAnsi="Lato"/>
+                <w:sz w:val="20"/>
+                <w:szCs w:val="20"/>
+              </w:rPr>
+              <w:t xml:space="preserve">: </w:t>
             </w:r>
           </w:p>
           <w:p>
@@ -1171,7 +1232,25 @@
                 <w:sz w:val="20"/>
                 <w:szCs w:val="20"/>
               </w:rPr>
-              <w:t>Parking / Suspension type:</w:t>
+              <w:t xml:space="preserve">Parking / Suspension </w:t>
+            </w:r>
+            <w:proofErr w:type="spellStart"/>
+            <w:r>
+              <w:rPr>
+                <w:rFonts w:ascii="Lato" w:hAnsi="Lato"/>
+                <w:sz w:val="20"/>
+                <w:szCs w:val="20"/>
+              </w:rPr>
+              <w:t>type</w:t>
+            </w:r>
+            <w:proofErr w:type="spellEnd"/>
+            <w:r>
+              <w:rPr>
+                <w:rFonts w:ascii="Lato" w:hAnsi="Lato"/>
+                <w:sz w:val="20"/>
+                <w:szCs w:val="20"/>
+              </w:rPr>
+              <w:t>:</w:t>
             </w:r>
           </w:p>
         </w:tc>
@@ -1229,13 +1308,59 @@
                 <w:szCs w:val="20"/>
               </w:rPr>
             </w:pPr>
-            <w:r>
-              <w:rPr>
-                <w:rFonts w:ascii="Lato" w:hAnsi="Lato"/>
-                <w:sz w:val="20"/>
-                <w:szCs w:val="20"/>
-              </w:rPr>
-              <w:t>Sugested number of modules:</w:t>
+            <w:proofErr w:type="spellStart"/>
+            <w:r>
+              <w:rPr>
+                <w:rFonts w:ascii="Lato" w:hAnsi="Lato"/>
+                <w:sz w:val="20"/>
+                <w:szCs w:val="20"/>
+              </w:rPr>
+              <w:t>Sugested</w:t>
+            </w:r>
+            <w:proofErr w:type="spellEnd"/>
+            <w:r>
+              <w:rPr>
+                <w:rFonts w:ascii="Lato" w:hAnsi="Lato"/>
+                <w:sz w:val="20"/>
+                <w:szCs w:val="20"/>
+              </w:rPr>
+              <w:t xml:space="preserve"> </w:t>
+            </w:r>
+            <w:proofErr w:type="spellStart"/>
+            <w:r>
+              <w:rPr>
+                <w:rFonts w:ascii="Lato" w:hAnsi="Lato"/>
+                <w:sz w:val="20"/>
+                <w:szCs w:val="20"/>
+              </w:rPr>
+              <w:t>number</w:t>
+            </w:r>
+            <w:proofErr w:type="spellEnd"/>
+            <w:r>
+              <w:rPr>
+                <w:rFonts w:ascii="Lato" w:hAnsi="Lato"/>
+                <w:sz w:val="20"/>
+                <w:szCs w:val="20"/>
+              </w:rPr>
+              <w:t xml:space="preserve"> of </w:t>
+            </w:r>
+            <w:proofErr w:type="spellStart"/>
+            <w:r>
+              <w:rPr>
+                <w:rFonts w:ascii="Lato" w:hAnsi="Lato"/>
+                <w:sz w:val="20"/>
+                <w:szCs w:val="20"/>
+              </w:rPr>
+              <w:t>modules</w:t>
+            </w:r>
+            <w:proofErr w:type="spellEnd"/>
+            <w:r>
+              <w:rPr>
+                <w:rFonts w:ascii="Lato" w:hAnsi="Lato"/>
+                <w:sz w:val="20"/>
+                <w:szCs w:val="20"/>
+              </w:rPr>
+              <w:t>:</w:t>
             </w:r>
           </w:p>
         </w:tc>
@@ -1301,8 +1426,9 @@
                 <w:szCs w:val="20"/>
                 <w:lang w:val="en-GB"/>
               </w:rPr>
-              <w:t>Acoustic value</w:t>
-            </w:r>
+              <w:t xml:space="preserve">Acoustic </w:t>
+            </w:r>
+            <w:proofErr w:type="spellStart"/>
             <w:r>
               <w:rPr>
                 <w:rFonts w:ascii="Lato" w:hAnsi="Lato"/>
@@ -1310,8 +1436,18 @@
                 <w:szCs w:val="20"/>
                 <w:lang w:val="en-GB"/>
               </w:rPr>
+              <w:t>value</w:t>
+            </w:r>
+            <w:r>
+              <w:rPr>
+                <w:rFonts w:ascii="Lato" w:hAnsi="Lato"/>
+                <w:sz w:val="20"/>
+                <w:szCs w:val="20"/>
+                <w:lang w:val="en-GB"/>
+              </w:rPr>
               <w:t>certyfikacja</w:t>
             </w:r>
+            <w:proofErr w:type="spellEnd"/>
             <w:r>
               <w:rPr>
                 <w:rFonts w:ascii="Lato" w:hAnsi="Lato"/>
@@ -1337,6 +1473,7 @@
                 <w:lang w:val="en-US"/>
               </w:rPr>
             </w:pPr>
+            <w:proofErr w:type="spellStart"/>
             <w:r>
               <w:rPr>
                 <w:rFonts w:ascii="Lato" w:hAnsi="Lato"/>
@@ -1346,6 +1483,7 @@
               </w:rPr>
               <w:t>akustyka</w:t>
             </w:r>
+            <w:proofErr w:type="spellEnd"/>
           </w:p>
         </w:tc>
         <w:tc>
@@ -1381,13 +1519,23 @@
                 <w:lang w:val="en-US"/>
               </w:rPr>
             </w:pPr>
-            <w:r>
-              <w:rPr>
-                <w:rFonts w:ascii="Lato" w:hAnsi="Lato"/>
-                <w:sz w:val="20"/>
-                <w:szCs w:val="20"/>
-              </w:rPr>
-              <w:t xml:space="preserve">Covered with: </w:t>
+            <w:proofErr w:type="spellStart"/>
+            <w:r>
+              <w:rPr>
+                <w:rFonts w:ascii="Lato" w:hAnsi="Lato"/>
+                <w:sz w:val="20"/>
+                <w:szCs w:val="20"/>
+              </w:rPr>
+              <w:t>Covered</w:t>
+            </w:r>
+            <w:proofErr w:type="spellEnd"/>
+            <w:r>
+              <w:rPr>
+                <w:rFonts w:ascii="Lato" w:hAnsi="Lato"/>
+                <w:sz w:val="20"/>
+                <w:szCs w:val="20"/>
+              </w:rPr>
+              <w:t xml:space="preserve"> with: </w:t>
             </w:r>
           </w:p>
         </w:tc>
@@ -1405,6 +1553,7 @@
                 <w:lang w:val="en-US"/>
               </w:rPr>
             </w:pPr>
+            <w:proofErr w:type="spellStart"/>
             <w:r>
               <w:rPr>
                 <w:rFonts w:ascii="Lato" w:hAnsi="Lato"/>
@@ -1414,6 +1563,7 @@
               </w:rPr>
               <w:t>pyta</w:t>
             </w:r>
+            <w:proofErr w:type="spellEnd"/>
           </w:p>
         </w:tc>
         <w:tc>
@@ -1448,13 +1598,23 @@
                 <w:szCs w:val="20"/>
               </w:rPr>
             </w:pPr>
-            <w:r>
-              <w:rPr>
-                <w:rFonts w:ascii="Lato" w:hAnsi="Lato"/>
-                <w:sz w:val="20"/>
-                <w:szCs w:val="20"/>
-              </w:rPr>
-              <w:t>Operation:</w:t>
+            <w:proofErr w:type="spellStart"/>
+            <w:r>
+              <w:rPr>
+                <w:rFonts w:ascii="Lato" w:hAnsi="Lato"/>
+                <w:sz w:val="20"/>
+                <w:szCs w:val="20"/>
+              </w:rPr>
+              <w:t>Operation</w:t>
+            </w:r>
+            <w:proofErr w:type="spellEnd"/>
+            <w:r>
+              <w:rPr>
+                <w:rFonts w:ascii="Lato" w:hAnsi="Lato"/>
+                <w:sz w:val="20"/>
+                <w:szCs w:val="20"/>
+              </w:rPr>
+              <w:t>:</w:t>
             </w:r>
           </w:p>
         </w:tc>
@@ -1512,13 +1672,23 @@
                 <w:szCs w:val="20"/>
               </w:rPr>
             </w:pPr>
-            <w:r>
-              <w:rPr>
-                <w:rFonts w:ascii="Lato" w:hAnsi="Lato"/>
-                <w:sz w:val="20"/>
-                <w:szCs w:val="20"/>
-              </w:rPr>
-              <w:t xml:space="preserve">Rail: </w:t>
+            <w:proofErr w:type="spellStart"/>
+            <w:r>
+              <w:rPr>
+                <w:rFonts w:ascii="Lato" w:hAnsi="Lato"/>
+                <w:sz w:val="20"/>
+                <w:szCs w:val="20"/>
+              </w:rPr>
+              <w:t>Rail</w:t>
+            </w:r>
+            <w:proofErr w:type="spellEnd"/>
+            <w:r>
+              <w:rPr>
+                <w:rFonts w:ascii="Lato" w:hAnsi="Lato"/>
+                <w:sz w:val="20"/>
+                <w:szCs w:val="20"/>
+              </w:rPr>
+              <w:t xml:space="preserve">: </w:t>
             </w:r>
           </w:p>
         </w:tc>
@@ -1576,13 +1746,23 @@
                 <w:szCs w:val="20"/>
               </w:rPr>
             </w:pPr>
-            <w:r>
-              <w:rPr>
-                <w:rFonts w:ascii="Lato" w:hAnsi="Lato"/>
-                <w:sz w:val="20"/>
-                <w:szCs w:val="20"/>
-              </w:rPr>
-              <w:t xml:space="preserve">Doors: </w:t>
+            <w:proofErr w:type="spellStart"/>
+            <w:r>
+              <w:rPr>
+                <w:rFonts w:ascii="Lato" w:hAnsi="Lato"/>
+                <w:sz w:val="20"/>
+                <w:szCs w:val="20"/>
+              </w:rPr>
+              <w:t>Doors</w:t>
+            </w:r>
+            <w:proofErr w:type="spellEnd"/>
+            <w:r>
+              <w:rPr>
+                <w:rFonts w:ascii="Lato" w:hAnsi="Lato"/>
+                <w:sz w:val="20"/>
+                <w:szCs w:val="20"/>
+              </w:rPr>
+              <w:t xml:space="preserve">: </w:t>
             </w:r>
           </w:p>
         </w:tc>
@@ -1646,7 +1826,25 @@
                 <w:sz w:val="20"/>
                 <w:szCs w:val="20"/>
               </w:rPr>
-              <w:t xml:space="preserve">Glass Modules: </w:t>
+              <w:t xml:space="preserve">Glass </w:t>
+            </w:r>
+            <w:proofErr w:type="spellStart"/>
+            <w:r>
+              <w:rPr>
+                <w:rFonts w:ascii="Lato" w:hAnsi="Lato"/>
+                <w:sz w:val="20"/>
+                <w:szCs w:val="20"/>
+              </w:rPr>
+              <w:t>Modules</w:t>
+            </w:r>
+            <w:proofErr w:type="spellEnd"/>
+            <w:r>
+              <w:rPr>
+                <w:rFonts w:ascii="Lato" w:hAnsi="Lato"/>
+                <w:sz w:val="20"/>
+                <w:szCs w:val="20"/>
+              </w:rPr>
+              <w:t xml:space="preserve">: </w:t>
             </w:r>
           </w:p>
         </w:tc>
@@ -1705,13 +1903,23 @@
                 <w:szCs w:val="20"/>
               </w:rPr>
             </w:pPr>
-            <w:r>
-              <w:rPr>
-                <w:rFonts w:ascii="Lato" w:hAnsi="Lato"/>
-                <w:sz w:val="20"/>
-                <w:szCs w:val="20"/>
-              </w:rPr>
-              <w:t xml:space="preserve">Profiles: </w:t>
+            <w:proofErr w:type="spellStart"/>
+            <w:r>
+              <w:rPr>
+                <w:rFonts w:ascii="Lato" w:hAnsi="Lato"/>
+                <w:sz w:val="20"/>
+                <w:szCs w:val="20"/>
+              </w:rPr>
+              <w:t>Profiles</w:t>
+            </w:r>
+            <w:proofErr w:type="spellEnd"/>
+            <w:r>
+              <w:rPr>
+                <w:rFonts w:ascii="Lato" w:hAnsi="Lato"/>
+                <w:sz w:val="20"/>
+                <w:szCs w:val="20"/>
+              </w:rPr>
+              <w:t xml:space="preserve">: </w:t>
             </w:r>
           </w:p>
         </w:tc>
@@ -1770,13 +1978,41 @@
                 <w:szCs w:val="20"/>
               </w:rPr>
             </w:pPr>
-            <w:r>
-              <w:rPr>
-                <w:rFonts w:ascii="Lato" w:hAnsi="Lato"/>
-                <w:sz w:val="20"/>
-                <w:szCs w:val="20"/>
-              </w:rPr>
-              <w:t>Additional Equipment:</w:t>
+            <w:proofErr w:type="spellStart"/>
+            <w:r>
+              <w:rPr>
+                <w:rFonts w:ascii="Lato" w:hAnsi="Lato"/>
+                <w:sz w:val="20"/>
+                <w:szCs w:val="20"/>
+              </w:rPr>
+              <w:t>Additional</w:t>
+            </w:r>
+            <w:proofErr w:type="spellEnd"/>
+            <w:r>
+              <w:rPr>
+                <w:rFonts w:ascii="Lato" w:hAnsi="Lato"/>
+                <w:sz w:val="20"/>
+                <w:szCs w:val="20"/>
+              </w:rPr>
+              <w:t xml:space="preserve"> </w:t>
+            </w:r>
+            <w:proofErr w:type="spellStart"/>
+            <w:r>
+              <w:rPr>
+                <w:rFonts w:ascii="Lato" w:hAnsi="Lato"/>
+                <w:sz w:val="20"/>
+                <w:szCs w:val="20"/>
+              </w:rPr>
+              <w:t>Equipment</w:t>
+            </w:r>
+            <w:proofErr w:type="spellEnd"/>
+            <w:r>
+              <w:rPr>
+                <w:rFonts w:ascii="Lato" w:hAnsi="Lato"/>
+                <w:sz w:val="20"/>
+                <w:szCs w:val="20"/>
+              </w:rPr>
+              <w:t>:</w:t>
             </w:r>
           </w:p>
         </w:tc>
@@ -1793,6 +2029,7 @@
                 <w:szCs w:val="20"/>
               </w:rPr>
             </w:pPr>
+            <w:proofErr w:type="spellStart"/>
             <w:r>
               <w:rPr>
                 <w:rFonts w:ascii="Lato" w:hAnsi="Lato"/>
@@ -1801,6 +2038,7 @@
               </w:rPr>
               <w:t>adyszynal</w:t>
             </w:r>
+            <w:proofErr w:type="spellEnd"/>
           </w:p>
         </w:tc>
         <w:tc>
@@ -1837,9 +2075,9 @@
         <w:tblLook w:val="04A0" w:firstRow="1" w:lastRow="0" w:firstColumn="1" w:lastColumn="0" w:noHBand="0" w:noVBand="1"/>
       </w:tblPr>
       <w:tblGrid>
-        <w:gridCol w:w="8198"/>
-        <w:gridCol w:w="24"/>
-        <w:gridCol w:w="2410"/>
+        <w:gridCol w:w="8080"/>
+        <w:gridCol w:w="118"/>
+        <w:gridCol w:w="2434"/>
       </w:tblGrid>
       <w:tr>
         <w:trPr>
@@ -1848,6 +2086,7 @@
         <w:tc>
           <w:tcPr>
             <w:tcW w:w="8198" w:type="dxa"/>
+            <w:gridSpan w:val="2"/>
             <w:tcBorders>
               <w:top w:val="nil"/>
               <w:left w:val="nil"/>
@@ -1869,6 +2108,7 @@
                 <w:szCs w:val="20"/>
               </w:rPr>
             </w:pPr>
+            <w:proofErr w:type="spellStart"/>
             <w:r>
               <w:rPr>
                 <w:b/>
@@ -1876,14 +2116,23 @@
                 <w:color w:val="FFFFFF" w:themeColor="background1"/>
                 <w:szCs w:val="20"/>
               </w:rPr>
-              <w:t>Additional notes:</w:t>
+              <w:t>Additional</w:t>
+            </w:r>
+            <w:proofErr w:type="spellEnd"/>
+            <w:r>
+              <w:rPr>
+                <w:b/>
+                <w:bCs/>
+                <w:color w:val="FFFFFF" w:themeColor="background1"/>
+                <w:szCs w:val="20"/>
+              </w:rPr>
+              <w:t xml:space="preserve"> notes:</w:t>
             </w:r>
           </w:p>
         </w:tc>
         <w:tc>
           <w:tcPr>
             <w:tcW w:w="2434" w:type="dxa"/>
-            <w:gridSpan w:val="2"/>
             <w:tcBorders>
               <w:top w:val="nil"/>
               <w:left w:val="nil"/>
@@ -1913,7 +2162,36 @@
         </w:trPr>
         <w:tc>
           <w:tcPr>
-            <w:tcW w:w="8222" w:type="dxa"/>
+            <w:tcW w:w="8080" w:type="dxa"/>
+            <w:tcBorders>
+              <w:top w:val="single" w:sz="4" w:space="0" w:color="auto"/>
+              <w:left w:val="single" w:sz="4" w:space="0" w:color="auto"/>
+              <w:bottom w:val="single" w:sz="4" w:space="0" w:color="auto"/>
+              <w:right w:val="single" w:sz="4" w:space="0" w:color="auto"/>
+            </w:tcBorders>
+            <w:vAlign w:val="center"/>
+          </w:tcPr>
+          <w:p>
+            <w:pPr>
+              <w:rPr>
+                <w:rFonts w:ascii="Lato" w:hAnsi="Lato"/>
+                <w:sz w:val="20"/>
+                <w:szCs w:val="20"/>
+              </w:rPr>
+            </w:pPr>
+            <w:r>
+              <w:rPr>
+                <w:rFonts w:ascii="Lato" w:hAnsi="Lato"/>
+                <w:sz w:val="20"/>
+                <w:szCs w:val="20"/>
+              </w:rPr>
+              <w:t>Cena wszystkich:</w:t>
+            </w:r>
+          </w:p>
+        </w:tc>
+        <w:tc>
+          <w:tcPr>
+            <w:tcW w:w="2552" w:type="dxa"/>
             <w:gridSpan w:val="2"/>
             <w:tcBorders>
               <w:top w:val="single" w:sz="4" w:space="0" w:color="auto"/>
@@ -1925,35 +2203,6 @@
           </w:tcPr>
           <w:p>
             <w:pPr>
-              <w:rPr>
-                <w:rFonts w:ascii="Lato" w:hAnsi="Lato"/>
-                <w:sz w:val="20"/>
-                <w:szCs w:val="20"/>
-              </w:rPr>
-            </w:pPr>
-            <w:r>
-              <w:rPr>
-                <w:rFonts w:ascii="Lato" w:hAnsi="Lato"/>
-                <w:sz w:val="20"/>
-                <w:szCs w:val="20"/>
-              </w:rPr>
-              <w:t>Cena wszystkich:</w:t>
-            </w:r>
-          </w:p>
-        </w:tc>
-        <w:tc>
-          <w:tcPr>
-            <w:tcW w:w="2410" w:type="dxa"/>
-            <w:tcBorders>
-              <w:top w:val="single" w:sz="4" w:space="0" w:color="auto"/>
-              <w:left w:val="single" w:sz="4" w:space="0" w:color="auto"/>
-              <w:bottom w:val="single" w:sz="4" w:space="0" w:color="auto"/>
-              <w:right w:val="single" w:sz="4" w:space="0" w:color="auto"/>
-            </w:tcBorders>
-            <w:vAlign w:val="center"/>
-          </w:tcPr>
-          <w:p>
-            <w:pPr>
               <w:jc w:val="center"/>
               <w:rPr>
                 <w:rFonts w:ascii="Lato" w:hAnsi="Lato"/>
@@ -1963,6 +2212,7 @@
                 <w:szCs w:val="20"/>
               </w:rPr>
             </w:pPr>
+            <w:proofErr w:type="spellStart"/>
             <w:r>
               <w:rPr>
                 <w:rFonts w:ascii="Lato" w:hAnsi="Lato"/>
@@ -1973,6 +2223,7 @@
               </w:rPr>
               <w:t>ewro</w:t>
             </w:r>
+            <w:proofErr w:type="spellEnd"/>
             <w:r>
               <w:rPr>
                 <w:rFonts w:ascii="Lato" w:hAnsi="Lato"/>
@@ -2043,7 +2294,27 @@
                 <w:color w:val="FFFFFF" w:themeColor="background1"/>
                 <w:szCs w:val="20"/>
               </w:rPr>
-              <w:t>Transport rates:</w:t>
+              <w:t xml:space="preserve">Transport </w:t>
+            </w:r>
+            <w:proofErr w:type="spellStart"/>
+            <w:r>
+              <w:rPr>
+                <w:b/>
+                <w:bCs/>
+                <w:color w:val="FFFFFF" w:themeColor="background1"/>
+                <w:szCs w:val="20"/>
+              </w:rPr>
+              <w:t>rates</w:t>
+            </w:r>
+            <w:proofErr w:type="spellEnd"/>
+            <w:r>
+              <w:rPr>
+                <w:b/>
+                <w:bCs/>
+                <w:color w:val="FFFFFF" w:themeColor="background1"/>
+                <w:szCs w:val="20"/>
+              </w:rPr>
+              <w:t>:</w:t>
             </w:r>
           </w:p>
         </w:tc>
@@ -2103,7 +2374,31 @@
                 <w:szCs w:val="20"/>
                 <w:lang w:val="en-GB"/>
               </w:rPr>
-              <w:t>Transport cost (miejscowość)</w:t>
+              <w:t>Transport cost (</w:t>
+            </w:r>
+            <w:proofErr w:type="spellStart"/>
+            <w:r>
+              <w:rPr>
+                <w:rFonts w:ascii="Lato" w:hAnsi="Lato"/>
+                <w:b/>
+                <w:bCs/>
+                <w:sz w:val="20"/>
+                <w:szCs w:val="20"/>
+                <w:lang w:val="en-GB"/>
+              </w:rPr>
+              <w:t>miejscowość</w:t>
+            </w:r>
+            <w:proofErr w:type="spellEnd"/>
+            <w:r>
+              <w:rPr>
+                <w:rFonts w:ascii="Lato" w:hAnsi="Lato"/>
+                <w:b/>
+                <w:bCs/>
+                <w:sz w:val="20"/>
+                <w:szCs w:val="20"/>
+                <w:lang w:val="en-GB"/>
+              </w:rPr>
+              <w:t>)</w:t>
             </w:r>
             <w:r>
               <w:rPr>
@@ -2325,8 +2620,18 @@
                 <w:bCs/>
                 <w:sz w:val="24"/>
               </w:rPr>
-              <w:t>Grand total</w:t>
-            </w:r>
+              <w:t xml:space="preserve">Grand </w:t>
+            </w:r>
+            <w:proofErr w:type="spellStart"/>
+            <w:r>
+              <w:rPr>
+                <w:b/>
+                <w:bCs/>
+                <w:sz w:val="24"/>
+              </w:rPr>
+              <w:t>total</w:t>
+            </w:r>
+            <w:proofErr w:type="spellEnd"/>
             <w:r>
               <w:rPr>
                 <w:b/>
@@ -2604,7 +2909,25 @@
           <w:sz w:val="20"/>
           <w:szCs w:val="20"/>
         </w:rPr>
-        <w:t xml:space="preserve">Technical advice </w:t>
+        <w:t xml:space="preserve">Technical </w:t>
+      </w:r>
+      <w:proofErr w:type="spellStart"/>
+      <w:r>
+        <w:rPr>
+          <w:rFonts w:ascii="Lato" w:hAnsi="Lato"/>
+          <w:sz w:val="20"/>
+          <w:szCs w:val="20"/>
+        </w:rPr>
+        <w:t>advice</w:t>
+      </w:r>
+      <w:proofErr w:type="spellEnd"/>
+      <w:r>
+        <w:rPr>
+          <w:rFonts w:ascii="Lato" w:hAnsi="Lato"/>
+          <w:sz w:val="20"/>
+          <w:szCs w:val="20"/>
+        </w:rPr>
+        <w:t xml:space="preserve"> </w:t>
       </w:r>
     </w:p>
     <w:p>
@@ -2628,7 +2951,25 @@
           <w:szCs w:val="20"/>
         </w:rPr>
         <w:lastRenderedPageBreak/>
-        <w:t>Mobile wall design.</w:t>
+        <w:t xml:space="preserve">Mobile </w:t>
+      </w:r>
+      <w:proofErr w:type="spellStart"/>
+      <w:r>
+        <w:rPr>
+          <w:rFonts w:ascii="Lato" w:hAnsi="Lato"/>
+          <w:sz w:val="20"/>
+          <w:szCs w:val="20"/>
+        </w:rPr>
+        <w:t>wall</w:t>
+      </w:r>
+      <w:proofErr w:type="spellEnd"/>
+      <w:r>
+        <w:rPr>
+          <w:rFonts w:ascii="Lato" w:hAnsi="Lato"/>
+          <w:sz w:val="20"/>
+          <w:szCs w:val="20"/>
+        </w:rPr>
+        <w:t xml:space="preserve"> design.</w:t>
       </w:r>
     </w:p>
     <w:p>
@@ -2881,7 +3222,47 @@
           <w:szCs w:val="20"/>
           <w:lang w:val="en-GB"/>
         </w:rPr>
-        <w:t>Availability of the full range of melamine manufacturers: Egger, SwissKrono, Finsa, Kronospan</w:t>
+        <w:t xml:space="preserve">Availability of the full range of melamine manufacturers: Egger, </w:t>
+      </w:r>
+      <w:proofErr w:type="spellStart"/>
+      <w:r>
+        <w:rPr>
+          <w:rFonts w:ascii="Lato" w:hAnsi="Lato"/>
+          <w:sz w:val="20"/>
+          <w:szCs w:val="20"/>
+          <w:lang w:val="en-GB"/>
+        </w:rPr>
+        <w:t>SwissKrono</w:t>
+      </w:r>
+      <w:proofErr w:type="spellEnd"/>
+      <w:r>
+        <w:rPr>
+          <w:rFonts w:ascii="Lato" w:hAnsi="Lato"/>
+          <w:sz w:val="20"/>
+          <w:szCs w:val="20"/>
+          <w:lang w:val="en-GB"/>
+        </w:rPr>
+        <w:t xml:space="preserve">, </w:t>
+      </w:r>
+      <w:proofErr w:type="spellStart"/>
+      <w:r>
+        <w:rPr>
+          <w:rFonts w:ascii="Lato" w:hAnsi="Lato"/>
+          <w:sz w:val="20"/>
+          <w:szCs w:val="20"/>
+          <w:lang w:val="en-GB"/>
+        </w:rPr>
+        <w:t>Finsa</w:t>
+      </w:r>
+      <w:proofErr w:type="spellEnd"/>
+      <w:r>
+        <w:rPr>
+          <w:rFonts w:ascii="Lato" w:hAnsi="Lato"/>
+          <w:sz w:val="20"/>
+          <w:szCs w:val="20"/>
+          <w:lang w:val="en-GB"/>
+        </w:rPr>
+        <w:t>, Kronospan</w:t>
       </w:r>
     </w:p>
     <w:p>
@@ -2982,7 +3363,63 @@
           <w:lang w:val="en-GB" w:eastAsia="pl-PL"/>
           <w14:ligatures w14:val="none"/>
         </w:rPr>
-        <w:t xml:space="preserve">This offer is intended only for the person or entity to whom it is addressed and contains content covered by trade secrets and trade secrets within the meaning of the Act on Combating Unfair Competition, as well as other content of a confidential nature. The Offerer does not agree to the dissemination of its content, but the terms and conditions of the offer are not publicly available, because the Offerer has taken steps to prevent the public from making the prices and other commercial terms and conditions available to the public. </w:t>
+        <w:t xml:space="preserve">This offer is intended only for the person or entity to whom it is addressed and contains content covered by trade secrets and trade secrets within the meaning of the Act on Combating Unfair Competition, as well as other content of a confidential nature. The </w:t>
+      </w:r>
+      <w:proofErr w:type="spellStart"/>
+      <w:r>
+        <w:rPr>
+          <w:rFonts w:ascii="Lato" w:eastAsia="Times New Roman" w:hAnsi="Lato" w:cs="Times New Roman"/>
+          <w:i/>
+          <w:iCs/>
+          <w:kern w:val="0"/>
+          <w:sz w:val="20"/>
+          <w:szCs w:val="20"/>
+          <w:lang w:val="en-GB" w:eastAsia="pl-PL"/>
+          <w14:ligatures w14:val="none"/>
+        </w:rPr>
+        <w:t>Offerer</w:t>
+      </w:r>
+      <w:proofErr w:type="spellEnd"/>
+      <w:r>
+        <w:rPr>
+          <w:rFonts w:ascii="Lato" w:eastAsia="Times New Roman" w:hAnsi="Lato" w:cs="Times New Roman"/>
+          <w:i/>
+          <w:iCs/>
+          <w:kern w:val="0"/>
+          <w:sz w:val="20"/>
+          <w:szCs w:val="20"/>
+          <w:lang w:val="en-GB" w:eastAsia="pl-PL"/>
+          <w14:ligatures w14:val="none"/>
+        </w:rPr>
+        <w:t xml:space="preserve"> does not agree to the dissemination of its content, but the terms and conditions of the offer are not publicly available, because the </w:t>
+      </w:r>
+      <w:proofErr w:type="spellStart"/>
+      <w:r>
+        <w:rPr>
+          <w:rFonts w:ascii="Lato" w:eastAsia="Times New Roman" w:hAnsi="Lato" w:cs="Times New Roman"/>
+          <w:i/>
+          <w:iCs/>
+          <w:kern w:val="0"/>
+          <w:sz w:val="20"/>
+          <w:szCs w:val="20"/>
+          <w:lang w:val="en-GB" w:eastAsia="pl-PL"/>
+          <w14:ligatures w14:val="none"/>
+        </w:rPr>
+        <w:t>Offerer</w:t>
+      </w:r>
+      <w:proofErr w:type="spellEnd"/>
+      <w:r>
+        <w:rPr>
+          <w:rFonts w:ascii="Lato" w:eastAsia="Times New Roman" w:hAnsi="Lato" w:cs="Times New Roman"/>
+          <w:i/>
+          <w:iCs/>
+          <w:kern w:val="0"/>
+          <w:sz w:val="20"/>
+          <w:szCs w:val="20"/>
+          <w:lang w:val="en-GB" w:eastAsia="pl-PL"/>
+          <w14:ligatures w14:val="none"/>
+        </w:rPr>
+        <w:t xml:space="preserve"> has taken steps to prevent the public from making the prices and other commercial terms and conditions available to the public. </w:t>
       </w:r>
     </w:p>
     <w:p>
@@ -3154,7 +3591,7 @@
 </file>
 
 <file path=word/endnotes.xml><?xml version="1.0" encoding="utf-8"?>
-<w:endnotes xmlns:wpc="http://schemas.microsoft.com/office/word/2010/wordprocessingCanvas" xmlns:cx="http://schemas.microsoft.com/office/drawing/2014/chartex" xmlns:cx1="http://schemas.microsoft.com/office/drawing/2015/9/8/chartex" xmlns:cx2="http://schemas.microsoft.com/office/drawing/2015/10/21/chartex" xmlns:cx3="http://schemas.microsoft.com/office/drawing/2016/5/9/chartex" xmlns:cx4="http://schemas.microsoft.com/office/drawing/2016/5/10/chartex" xmlns:cx5="http://schemas.microsoft.com/office/drawing/2016/5/11/chartex" xmlns:cx6="http://schemas.microsoft.com/office/drawing/2016/5/12/chartex" xmlns:cx7="http://schemas.microsoft.com/office/drawing/2016/5/13/chartex" xmlns:cx8="http://schemas.microsoft.com/office/drawing/2016/5/14/chartex" xmlns:mc="http://schemas.openxmlformats.org/markup-compatibility/2006" xmlns:aink="http://schemas.microsoft.com/office/drawing/2016/ink" xmlns:am3d="http://schemas.microsoft.com/office/drawing/2017/model3d" xmlns:o="urn:schemas-microsoft-com:office:office" xmlns:oel="http://schemas.microsoft.com/office/2019/extlst" xmlns:r="http://schemas.openxmlformats.org/officeDocument/2006/relationships" xmlns:m="http://schemas.openxmlformats.org/officeDocument/2006/math" xmlns:v="urn:schemas-microsoft-com:vml" xmlns:wp14="http://schemas.microsoft.com/office/word/2010/wordprocessingDrawing" xmlns:wp="http://schemas.openxmlformats.org/drawingml/2006/wordprocessingDrawing" xmlns:w10="urn:schemas-microsoft-com:office:word" xmlns:w="http://schemas.openxmlformats.org/wordprocessingml/2006/main" xmlns:w14="http://schemas.microsoft.com/office/word/2010/wordml" xmlns:w15="http://schemas.microsoft.com/office/word/2012/wordml" xmlns:w16cex="http://schemas.microsoft.com/office/word/2018/wordml/cex" xmlns:w16cid="http://schemas.microsoft.com/office/word/2016/wordml/cid" xmlns:w16="http://schemas.microsoft.com/office/word/2018/wordml" xmlns:w16du="http://schemas.microsoft.com/office/word/2023/wordml/word16du" xmlns:w16sdtdh="http://schemas.microsoft.com/office/word/2020/wordml/sdtdatahash" xmlns:w16sdtfl="http://schemas.microsoft.com/office/word/2024/wordml/sdtformatlock" xmlns:w16se="http://schemas.microsoft.com/office/word/2015/wordml/symex" xmlns:wpg="http://schemas.microsoft.com/office/word/2010/wordprocessingGroup" xmlns:wpi="http://schemas.microsoft.com/office/word/2010/wordprocessingInk" xmlns:wne="http://schemas.microsoft.com/office/word/2006/wordml" xmlns:wps="http://schemas.microsoft.com/office/word/2010/wordprocessingShape" mc:Ignorable="w14 w15 w16se w16cid w16 w16cex w16sdtdh w16sdtfl w16du wp14">
+<w:endnotes xmlns:wpc="http://schemas.microsoft.com/office/word/2010/wordprocessingCanvas" xmlns:cx="http://schemas.microsoft.com/office/drawing/2014/chartex" xmlns:cx1="http://schemas.microsoft.com/office/drawing/2015/9/8/chartex" xmlns:cx2="http://schemas.microsoft.com/office/drawing/2015/10/21/chartex" xmlns:cx3="http://schemas.microsoft.com/office/drawing/2016/5/9/chartex" xmlns:cx4="http://schemas.microsoft.com/office/drawing/2016/5/10/chartex" xmlns:cx5="http://schemas.microsoft.com/office/drawing/2016/5/11/chartex" xmlns:cx6="http://schemas.microsoft.com/office/drawing/2016/5/12/chartex" xmlns:cx7="http://schemas.microsoft.com/office/drawing/2016/5/13/chartex" xmlns:cx8="http://schemas.microsoft.com/office/drawing/2016/5/14/chartex" xmlns:mc="http://schemas.openxmlformats.org/markup-compatibility/2006" xmlns:aink="http://schemas.microsoft.com/office/drawing/2016/ink" xmlns:am3d="http://schemas.microsoft.com/office/drawing/2017/model3d" xmlns:o="urn:schemas-microsoft-com:office:office" xmlns:oel="http://schemas.microsoft.com/office/2019/extlst" xmlns:r="http://schemas.openxmlformats.org/officeDocument/2006/relationships" xmlns:m="http://schemas.openxmlformats.org/officeDocument/2006/math" xmlns:v="urn:schemas-microsoft-com:vml" xmlns:wp14="http://schemas.microsoft.com/office/word/2010/wordprocessingDrawing" xmlns:wp="http://schemas.openxmlformats.org/drawingml/2006/wordprocessingDrawing" xmlns:w10="urn:schemas-microsoft-com:office:word" xmlns:w="http://schemas.openxmlformats.org/wordprocessingml/2006/main" xmlns:w14="http://schemas.microsoft.com/office/word/2010/wordml" xmlns:w15="http://schemas.microsoft.com/office/word/2012/wordml" xmlns:w16cei="http://schemas.microsoft.com/office/word/2026/wordml/cei" xmlns:w16cex="http://schemas.microsoft.com/office/word/2018/wordml/cex" xmlns:w16cid="http://schemas.microsoft.com/office/word/2016/wordml/cid" xmlns:w16="http://schemas.microsoft.com/office/word/2018/wordml" xmlns:w16du="http://schemas.microsoft.com/office/word/2023/wordml/word16du" xmlns:w16sdtdh="http://schemas.microsoft.com/office/word/2020/wordml/sdtdatahash" xmlns:w16sdtfl="http://schemas.microsoft.com/office/word/2024/wordml/sdtformatlock" xmlns:w16se="http://schemas.microsoft.com/office/word/2015/wordml/symex" xmlns:wpg="http://schemas.microsoft.com/office/word/2010/wordprocessingGroup" xmlns:wpi="http://schemas.microsoft.com/office/word/2010/wordprocessingInk" xmlns:wne="http://schemas.microsoft.com/office/word/2006/wordml" xmlns:wps="http://schemas.microsoft.com/office/word/2010/wordprocessingShape" mc:Ignorable="w14 w15 w16se w16cid w16 w16cex w16sdtdh w16sdtfl w16du wp14">
   <w:endnote w:type="separator" w:id="-1">
     <w:p>
       <w:pPr>
@@ -3179,7 +3616,7 @@
 </file>
 
 <file path=word/footer1.xml><?xml version="1.0" encoding="utf-8"?>
-<w:ftr xmlns:wpc="http://schemas.microsoft.com/office/word/2010/wordprocessingCanvas" xmlns:cx="http://schemas.microsoft.com/office/drawing/2014/chartex" xmlns:cx1="http://schemas.microsoft.com/office/drawing/2015/9/8/chartex" xmlns:cx2="http://schemas.microsoft.com/office/drawing/2015/10/21/chartex" xmlns:cx3="http://schemas.microsoft.com/office/drawing/2016/5/9/chartex" xmlns:cx4="http://schemas.microsoft.com/office/drawing/2016/5/10/chartex" xmlns:cx5="http://schemas.microsoft.com/office/drawing/2016/5/11/chartex" xmlns:cx6="http://schemas.microsoft.com/office/drawing/2016/5/12/chartex" xmlns:cx7="http://schemas.microsoft.com/office/drawing/2016/5/13/chartex" xmlns:cx8="http://schemas.microsoft.com/office/drawing/2016/5/14/chartex" xmlns:mc="http://schemas.openxmlformats.org/markup-compatibility/2006" xmlns:aink="http://schemas.microsoft.com/office/drawing/2016/ink" xmlns:am3d="http://schemas.microsoft.com/office/drawing/2017/model3d" xmlns:o="urn:schemas-microsoft-com:office:office" xmlns:oel="http://schemas.microsoft.com/office/2019/extlst" xmlns:r="http://schemas.openxmlformats.org/officeDocument/2006/relationships" xmlns:m="http://schemas.openxmlformats.org/officeDocument/2006/math" xmlns:v="urn:schemas-microsoft-com:vml" xmlns:wp14="http://schemas.microsoft.com/office/word/2010/wordprocessingDrawing" xmlns:wp="http://schemas.openxmlformats.org/drawingml/2006/wordprocessingDrawing" xmlns:w10="urn:schemas-microsoft-com:office:word" xmlns:w="http://schemas.openxmlformats.org/wordprocessingml/2006/main" xmlns:w14="http://schemas.microsoft.com/office/word/2010/wordml" xmlns:w15="http://schemas.microsoft.com/office/word/2012/wordml" xmlns:w16cex="http://schemas.microsoft.com/office/word/2018/wordml/cex" xmlns:w16cid="http://schemas.microsoft.com/office/word/2016/wordml/cid" xmlns:w16="http://schemas.microsoft.com/office/word/2018/wordml" xmlns:w16du="http://schemas.microsoft.com/office/word/2023/wordml/word16du" xmlns:w16sdtdh="http://schemas.microsoft.com/office/word/2020/wordml/sdtdatahash" xmlns:w16sdtfl="http://schemas.microsoft.com/office/word/2024/wordml/sdtformatlock" xmlns:w16se="http://schemas.microsoft.com/office/word/2015/wordml/symex" xmlns:wpg="http://schemas.microsoft.com/office/word/2010/wordprocessingGroup" xmlns:wpi="http://schemas.microsoft.com/office/word/2010/wordprocessingInk" xmlns:wne="http://schemas.microsoft.com/office/word/2006/wordml" xmlns:wps="http://schemas.microsoft.com/office/word/2010/wordprocessingShape" mc:Ignorable="w14 w15 w16se w16cid w16 w16cex w16sdtdh w16sdtfl w16du wp14">
+<w:ftr xmlns:wpc="http://schemas.microsoft.com/office/word/2010/wordprocessingCanvas" xmlns:cx="http://schemas.microsoft.com/office/drawing/2014/chartex" xmlns:cx1="http://schemas.microsoft.com/office/drawing/2015/9/8/chartex" xmlns:cx2="http://schemas.microsoft.com/office/drawing/2015/10/21/chartex" xmlns:cx3="http://schemas.microsoft.com/office/drawing/2016/5/9/chartex" xmlns:cx4="http://schemas.microsoft.com/office/drawing/2016/5/10/chartex" xmlns:cx5="http://schemas.microsoft.com/office/drawing/2016/5/11/chartex" xmlns:cx6="http://schemas.microsoft.com/office/drawing/2016/5/12/chartex" xmlns:cx7="http://schemas.microsoft.com/office/drawing/2016/5/13/chartex" xmlns:cx8="http://schemas.microsoft.com/office/drawing/2016/5/14/chartex" xmlns:mc="http://schemas.openxmlformats.org/markup-compatibility/2006" xmlns:aink="http://schemas.microsoft.com/office/drawing/2016/ink" xmlns:am3d="http://schemas.microsoft.com/office/drawing/2017/model3d" xmlns:o="urn:schemas-microsoft-com:office:office" xmlns:oel="http://schemas.microsoft.com/office/2019/extlst" xmlns:r="http://schemas.openxmlformats.org/officeDocument/2006/relationships" xmlns:m="http://schemas.openxmlformats.org/officeDocument/2006/math" xmlns:v="urn:schemas-microsoft-com:vml" xmlns:wp14="http://schemas.microsoft.com/office/word/2010/wordprocessingDrawing" xmlns:wp="http://schemas.openxmlformats.org/drawingml/2006/wordprocessingDrawing" xmlns:w10="urn:schemas-microsoft-com:office:word" xmlns:w="http://schemas.openxmlformats.org/wordprocessingml/2006/main" xmlns:w14="http://schemas.microsoft.com/office/word/2010/wordml" xmlns:w15="http://schemas.microsoft.com/office/word/2012/wordml" xmlns:w16cei="http://schemas.microsoft.com/office/word/2026/wordml/cei" xmlns:w16cex="http://schemas.microsoft.com/office/word/2018/wordml/cex" xmlns:w16cid="http://schemas.microsoft.com/office/word/2016/wordml/cid" xmlns:w16="http://schemas.microsoft.com/office/word/2018/wordml" xmlns:w16du="http://schemas.microsoft.com/office/word/2023/wordml/word16du" xmlns:w16sdtdh="http://schemas.microsoft.com/office/word/2020/wordml/sdtdatahash" xmlns:w16sdtfl="http://schemas.microsoft.com/office/word/2024/wordml/sdtformatlock" xmlns:w16se="http://schemas.microsoft.com/office/word/2015/wordml/symex" xmlns:wpg="http://schemas.microsoft.com/office/word/2010/wordprocessingGroup" xmlns:wpi="http://schemas.microsoft.com/office/word/2010/wordprocessingInk" xmlns:wne="http://schemas.microsoft.com/office/word/2006/wordml" xmlns:wps="http://schemas.microsoft.com/office/word/2010/wordprocessingShape" mc:Ignorable="w14 w15 w16se w16cid w16 w16cex w16sdtdh w16sdtfl w16du wp14">
   <w:p>
     <w:pPr>
       <w:pStyle w:val="Stopka"/>
@@ -3189,7 +3626,7 @@
 </file>
 
 <file path=word/footer2.xml><?xml version="1.0" encoding="utf-8"?>
-<w:ftr xmlns:wpc="http://schemas.microsoft.com/office/word/2010/wordprocessingCanvas" xmlns:cx="http://schemas.microsoft.com/office/drawing/2014/chartex" xmlns:cx1="http://schemas.microsoft.com/office/drawing/2015/9/8/chartex" xmlns:cx2="http://schemas.microsoft.com/office/drawing/2015/10/21/chartex" xmlns:cx3="http://schemas.microsoft.com/office/drawing/2016/5/9/chartex" xmlns:cx4="http://schemas.microsoft.com/office/drawing/2016/5/10/chartex" xmlns:cx5="http://schemas.microsoft.com/office/drawing/2016/5/11/chartex" xmlns:cx6="http://schemas.microsoft.com/office/drawing/2016/5/12/chartex" xmlns:cx7="http://schemas.microsoft.com/office/drawing/2016/5/13/chartex" xmlns:cx8="http://schemas.microsoft.com/office/drawing/2016/5/14/chartex" xmlns:mc="http://schemas.openxmlformats.org/markup-compatibility/2006" xmlns:aink="http://schemas.microsoft.com/office/drawing/2016/ink" xmlns:am3d="http://schemas.microsoft.com/office/drawing/2017/model3d" xmlns:o="urn:schemas-microsoft-com:office:office" xmlns:oel="http://schemas.microsoft.com/office/2019/extlst" xmlns:r="http://schemas.openxmlformats.org/officeDocument/2006/relationships" xmlns:m="http://schemas.openxmlformats.org/officeDocument/2006/math" xmlns:v="urn:schemas-microsoft-com:vml" xmlns:wp14="http://schemas.microsoft.com/office/word/2010/wordprocessingDrawing" xmlns:wp="http://schemas.openxmlformats.org/drawingml/2006/wordprocessingDrawing" xmlns:w10="urn:schemas-microsoft-com:office:word" xmlns:w="http://schemas.openxmlformats.org/wordprocessingml/2006/main" xmlns:w14="http://schemas.microsoft.com/office/word/2010/wordml" xmlns:w15="http://schemas.microsoft.com/office/word/2012/wordml" xmlns:w16cex="http://schemas.microsoft.com/office/word/2018/wordml/cex" xmlns:w16cid="http://schemas.microsoft.com/office/word/2016/wordml/cid" xmlns:w16="http://schemas.microsoft.com/office/word/2018/wordml" xmlns:w16du="http://schemas.microsoft.com/office/word/2023/wordml/word16du" xmlns:w16sdtdh="http://schemas.microsoft.com/office/word/2020/wordml/sdtdatahash" xmlns:w16sdtfl="http://schemas.microsoft.com/office/word/2024/wordml/sdtformatlock" xmlns:w16se="http://schemas.microsoft.com/office/word/2015/wordml/symex" xmlns:wpg="http://schemas.microsoft.com/office/word/2010/wordprocessingGroup" xmlns:wpi="http://schemas.microsoft.com/office/word/2010/wordprocessingInk" xmlns:wne="http://schemas.microsoft.com/office/word/2006/wordml" xmlns:wps="http://schemas.microsoft.com/office/word/2010/wordprocessingShape" mc:Ignorable="w14 w15 w16se w16cid w16 w16cex w16sdtdh w16sdtfl w16du wp14">
+<w:ftr xmlns:wpc="http://schemas.microsoft.com/office/word/2010/wordprocessingCanvas" xmlns:cx="http://schemas.microsoft.com/office/drawing/2014/chartex" xmlns:cx1="http://schemas.microsoft.com/office/drawing/2015/9/8/chartex" xmlns:cx2="http://schemas.microsoft.com/office/drawing/2015/10/21/chartex" xmlns:cx3="http://schemas.microsoft.com/office/drawing/2016/5/9/chartex" xmlns:cx4="http://schemas.microsoft.com/office/drawing/2016/5/10/chartex" xmlns:cx5="http://schemas.microsoft.com/office/drawing/2016/5/11/chartex" xmlns:cx6="http://schemas.microsoft.com/office/drawing/2016/5/12/chartex" xmlns:cx7="http://schemas.microsoft.com/office/drawing/2016/5/13/chartex" xmlns:cx8="http://schemas.microsoft.com/office/drawing/2016/5/14/chartex" xmlns:mc="http://schemas.openxmlformats.org/markup-compatibility/2006" xmlns:aink="http://schemas.microsoft.com/office/drawing/2016/ink" xmlns:am3d="http://schemas.microsoft.com/office/drawing/2017/model3d" xmlns:o="urn:schemas-microsoft-com:office:office" xmlns:oel="http://schemas.microsoft.com/office/2019/extlst" xmlns:r="http://schemas.openxmlformats.org/officeDocument/2006/relationships" xmlns:m="http://schemas.openxmlformats.org/officeDocument/2006/math" xmlns:v="urn:schemas-microsoft-com:vml" xmlns:wp14="http://schemas.microsoft.com/office/word/2010/wordprocessingDrawing" xmlns:wp="http://schemas.openxmlformats.org/drawingml/2006/wordprocessingDrawing" xmlns:w10="urn:schemas-microsoft-com:office:word" xmlns:w="http://schemas.openxmlformats.org/wordprocessingml/2006/main" xmlns:w14="http://schemas.microsoft.com/office/word/2010/wordml" xmlns:w15="http://schemas.microsoft.com/office/word/2012/wordml" xmlns:w16cei="http://schemas.microsoft.com/office/word/2026/wordml/cei" xmlns:w16cex="http://schemas.microsoft.com/office/word/2018/wordml/cex" xmlns:w16cid="http://schemas.microsoft.com/office/word/2016/wordml/cid" xmlns:w16="http://schemas.microsoft.com/office/word/2018/wordml" xmlns:w16du="http://schemas.microsoft.com/office/word/2023/wordml/word16du" xmlns:w16sdtdh="http://schemas.microsoft.com/office/word/2020/wordml/sdtdatahash" xmlns:w16sdtfl="http://schemas.microsoft.com/office/word/2024/wordml/sdtformatlock" xmlns:w16se="http://schemas.microsoft.com/office/word/2015/wordml/symex" xmlns:wpg="http://schemas.microsoft.com/office/word/2010/wordprocessingGroup" xmlns:wpi="http://schemas.microsoft.com/office/word/2010/wordprocessingInk" xmlns:wne="http://schemas.microsoft.com/office/word/2006/wordml" xmlns:wps="http://schemas.microsoft.com/office/word/2010/wordprocessingShape" mc:Ignorable="w14 w15 w16se w16cid w16 w16cex w16sdtdh w16sdtfl w16du wp14">
   <w:p>
     <w:pPr>
       <w:pStyle w:val="Stopka"/>
@@ -3261,7 +3698,7 @@
 </file>
 
 <file path=word/footer3.xml><?xml version="1.0" encoding="utf-8"?>
-<w:ftr xmlns:wpc="http://schemas.microsoft.com/office/word/2010/wordprocessingCanvas" xmlns:cx="http://schemas.microsoft.com/office/drawing/2014/chartex" xmlns:cx1="http://schemas.microsoft.com/office/drawing/2015/9/8/chartex" xmlns:cx2="http://schemas.microsoft.com/office/drawing/2015/10/21/chartex" xmlns:cx3="http://schemas.microsoft.com/office/drawing/2016/5/9/chartex" xmlns:cx4="http://schemas.microsoft.com/office/drawing/2016/5/10/chartex" xmlns:cx5="http://schemas.microsoft.com/office/drawing/2016/5/11/chartex" xmlns:cx6="http://schemas.microsoft.com/office/drawing/2016/5/12/chartex" xmlns:cx7="http://schemas.microsoft.com/office/drawing/2016/5/13/chartex" xmlns:cx8="http://schemas.microsoft.com/office/drawing/2016/5/14/chartex" xmlns:mc="http://schemas.openxmlformats.org/markup-compatibility/2006" xmlns:aink="http://schemas.microsoft.com/office/drawing/2016/ink" xmlns:am3d="http://schemas.microsoft.com/office/drawing/2017/model3d" xmlns:o="urn:schemas-microsoft-com:office:office" xmlns:oel="http://schemas.microsoft.com/office/2019/extlst" xmlns:r="http://schemas.openxmlformats.org/officeDocument/2006/relationships" xmlns:m="http://schemas.openxmlformats.org/officeDocument/2006/math" xmlns:v="urn:schemas-microsoft-com:vml" xmlns:wp14="http://schemas.microsoft.com/office/word/2010/wordprocessingDrawing" xmlns:wp="http://schemas.openxmlformats.org/drawingml/2006/wordprocessingDrawing" xmlns:w10="urn:schemas-microsoft-com:office:word" xmlns:w="http://schemas.openxmlformats.org/wordprocessingml/2006/main" xmlns:w14="http://schemas.microsoft.com/office/word/2010/wordml" xmlns:w15="http://schemas.microsoft.com/office/word/2012/wordml" xmlns:w16cex="http://schemas.microsoft.com/office/word/2018/wordml/cex" xmlns:w16cid="http://schemas.microsoft.com/office/word/2016/wordml/cid" xmlns:w16="http://schemas.microsoft.com/office/word/2018/wordml" xmlns:w16du="http://schemas.microsoft.com/office/word/2023/wordml/word16du" xmlns:w16sdtdh="http://schemas.microsoft.com/office/word/2020/wordml/sdtdatahash" xmlns:w16sdtfl="http://schemas.microsoft.com/office/word/2024/wordml/sdtformatlock" xmlns:w16se="http://schemas.microsoft.com/office/word/2015/wordml/symex" xmlns:wpg="http://schemas.microsoft.com/office/word/2010/wordprocessingGroup" xmlns:wpi="http://schemas.microsoft.com/office/word/2010/wordprocessingInk" xmlns:wne="http://schemas.microsoft.com/office/word/2006/wordml" xmlns:wps="http://schemas.microsoft.com/office/word/2010/wordprocessingShape" mc:Ignorable="w14 w15 w16se w16cid w16 w16cex w16sdtdh w16sdtfl w16du wp14">
+<w:ftr xmlns:wpc="http://schemas.microsoft.com/office/word/2010/wordprocessingCanvas" xmlns:cx="http://schemas.microsoft.com/office/drawing/2014/chartex" xmlns:cx1="http://schemas.microsoft.com/office/drawing/2015/9/8/chartex" xmlns:cx2="http://schemas.microsoft.com/office/drawing/2015/10/21/chartex" xmlns:cx3="http://schemas.microsoft.com/office/drawing/2016/5/9/chartex" xmlns:cx4="http://schemas.microsoft.com/office/drawing/2016/5/10/chartex" xmlns:cx5="http://schemas.microsoft.com/office/drawing/2016/5/11/chartex" xmlns:cx6="http://schemas.microsoft.com/office/drawing/2016/5/12/chartex" xmlns:cx7="http://schemas.microsoft.com/office/drawing/2016/5/13/chartex" xmlns:cx8="http://schemas.microsoft.com/office/drawing/2016/5/14/chartex" xmlns:mc="http://schemas.openxmlformats.org/markup-compatibility/2006" xmlns:aink="http://schemas.microsoft.com/office/drawing/2016/ink" xmlns:am3d="http://schemas.microsoft.com/office/drawing/2017/model3d" xmlns:o="urn:schemas-microsoft-com:office:office" xmlns:oel="http://schemas.microsoft.com/office/2019/extlst" xmlns:r="http://schemas.openxmlformats.org/officeDocument/2006/relationships" xmlns:m="http://schemas.openxmlformats.org/officeDocument/2006/math" xmlns:v="urn:schemas-microsoft-com:vml" xmlns:wp14="http://schemas.microsoft.com/office/word/2010/wordprocessingDrawing" xmlns:wp="http://schemas.openxmlformats.org/drawingml/2006/wordprocessingDrawing" xmlns:w10="urn:schemas-microsoft-com:office:word" xmlns:w="http://schemas.openxmlformats.org/wordprocessingml/2006/main" xmlns:w14="http://schemas.microsoft.com/office/word/2010/wordml" xmlns:w15="http://schemas.microsoft.com/office/word/2012/wordml" xmlns:w16cei="http://schemas.microsoft.com/office/word/2026/wordml/cei" xmlns:w16cex="http://schemas.microsoft.com/office/word/2018/wordml/cex" xmlns:w16cid="http://schemas.microsoft.com/office/word/2016/wordml/cid" xmlns:w16="http://schemas.microsoft.com/office/word/2018/wordml" xmlns:w16du="http://schemas.microsoft.com/office/word/2023/wordml/word16du" xmlns:w16sdtdh="http://schemas.microsoft.com/office/word/2020/wordml/sdtdatahash" xmlns:w16sdtfl="http://schemas.microsoft.com/office/word/2024/wordml/sdtformatlock" xmlns:w16se="http://schemas.microsoft.com/office/word/2015/wordml/symex" xmlns:wpg="http://schemas.microsoft.com/office/word/2010/wordprocessingGroup" xmlns:wpi="http://schemas.microsoft.com/office/word/2010/wordprocessingInk" xmlns:wne="http://schemas.microsoft.com/office/word/2006/wordml" xmlns:wps="http://schemas.microsoft.com/office/word/2010/wordprocessingShape" mc:Ignorable="w14 w15 w16se w16cid w16 w16cex w16sdtdh w16sdtfl w16du wp14">
   <w:p>
     <w:pPr>
       <w:pStyle w:val="Stopka"/>
@@ -3279,7 +3716,7 @@
 </file>
 
 <file path=word/footer4.xml><?xml version="1.0" encoding="utf-8"?>
-<w:ftr xmlns:wpc="http://schemas.microsoft.com/office/word/2010/wordprocessingCanvas" xmlns:cx="http://schemas.microsoft.com/office/drawing/2014/chartex" xmlns:cx1="http://schemas.microsoft.com/office/drawing/2015/9/8/chartex" xmlns:cx2="http://schemas.microsoft.com/office/drawing/2015/10/21/chartex" xmlns:cx3="http://schemas.microsoft.com/office/drawing/2016/5/9/chartex" xmlns:cx4="http://schemas.microsoft.com/office/drawing/2016/5/10/chartex" xmlns:cx5="http://schemas.microsoft.com/office/drawing/2016/5/11/chartex" xmlns:cx6="http://schemas.microsoft.com/office/drawing/2016/5/12/chartex" xmlns:cx7="http://schemas.microsoft.com/office/drawing/2016/5/13/chartex" xmlns:cx8="http://schemas.microsoft.com/office/drawing/2016/5/14/chartex" xmlns:mc="http://schemas.openxmlformats.org/markup-compatibility/2006" xmlns:aink="http://schemas.microsoft.com/office/drawing/2016/ink" xmlns:am3d="http://schemas.microsoft.com/office/drawing/2017/model3d" xmlns:o="urn:schemas-microsoft-com:office:office" xmlns:oel="http://schemas.microsoft.com/office/2019/extlst" xmlns:r="http://schemas.openxmlformats.org/officeDocument/2006/relationships" xmlns:m="http://schemas.openxmlformats.org/officeDocument/2006/math" xmlns:v="urn:schemas-microsoft-com:vml" xmlns:wp14="http://schemas.microsoft.com/office/word/2010/wordprocessingDrawing" xmlns:wp="http://schemas.openxmlformats.org/drawingml/2006/wordprocessingDrawing" xmlns:w10="urn:schemas-microsoft-com:office:word" xmlns:w="http://schemas.openxmlformats.org/wordprocessingml/2006/main" xmlns:w14="http://schemas.microsoft.com/office/word/2010/wordml" xmlns:w15="http://schemas.microsoft.com/office/word/2012/wordml" xmlns:w16cex="http://schemas.microsoft.com/office/word/2018/wordml/cex" xmlns:w16cid="http://schemas.microsoft.com/office/word/2016/wordml/cid" xmlns:w16="http://schemas.microsoft.com/office/word/2018/wordml" xmlns:w16du="http://schemas.microsoft.com/office/word/2023/wordml/word16du" xmlns:w16sdtdh="http://schemas.microsoft.com/office/word/2020/wordml/sdtdatahash" xmlns:w16sdtfl="http://schemas.microsoft.com/office/word/2024/wordml/sdtformatlock" xmlns:w16se="http://schemas.microsoft.com/office/word/2015/wordml/symex" xmlns:wpg="http://schemas.microsoft.com/office/word/2010/wordprocessingGroup" xmlns:wpi="http://schemas.microsoft.com/office/word/2010/wordprocessingInk" xmlns:wne="http://schemas.microsoft.com/office/word/2006/wordml" xmlns:wps="http://schemas.microsoft.com/office/word/2010/wordprocessingShape" mc:Ignorable="w14 w15 w16se w16cid w16 w16cex w16sdtdh w16sdtfl w16du wp14">
+<w:ftr xmlns:wpc="http://schemas.microsoft.com/office/word/2010/wordprocessingCanvas" xmlns:cx="http://schemas.microsoft.com/office/drawing/2014/chartex" xmlns:cx1="http://schemas.microsoft.com/office/drawing/2015/9/8/chartex" xmlns:cx2="http://schemas.microsoft.com/office/drawing/2015/10/21/chartex" xmlns:cx3="http://schemas.microsoft.com/office/drawing/2016/5/9/chartex" xmlns:cx4="http://schemas.microsoft.com/office/drawing/2016/5/10/chartex" xmlns:cx5="http://schemas.microsoft.com/office/drawing/2016/5/11/chartex" xmlns:cx6="http://schemas.microsoft.com/office/drawing/2016/5/12/chartex" xmlns:cx7="http://schemas.microsoft.com/office/drawing/2016/5/13/chartex" xmlns:cx8="http://schemas.microsoft.com/office/drawing/2016/5/14/chartex" xmlns:mc="http://schemas.openxmlformats.org/markup-compatibility/2006" xmlns:aink="http://schemas.microsoft.com/office/drawing/2016/ink" xmlns:am3d="http://schemas.microsoft.com/office/drawing/2017/model3d" xmlns:o="urn:schemas-microsoft-com:office:office" xmlns:oel="http://schemas.microsoft.com/office/2019/extlst" xmlns:r="http://schemas.openxmlformats.org/officeDocument/2006/relationships" xmlns:m="http://schemas.openxmlformats.org/officeDocument/2006/math" xmlns:v="urn:schemas-microsoft-com:vml" xmlns:wp14="http://schemas.microsoft.com/office/word/2010/wordprocessingDrawing" xmlns:wp="http://schemas.openxmlformats.org/drawingml/2006/wordprocessingDrawing" xmlns:w10="urn:schemas-microsoft-com:office:word" xmlns:w="http://schemas.openxmlformats.org/wordprocessingml/2006/main" xmlns:w14="http://schemas.microsoft.com/office/word/2010/wordml" xmlns:w15="http://schemas.microsoft.com/office/word/2012/wordml" xmlns:w16cei="http://schemas.microsoft.com/office/word/2026/wordml/cei" xmlns:w16cex="http://schemas.microsoft.com/office/word/2018/wordml/cex" xmlns:w16cid="http://schemas.microsoft.com/office/word/2016/wordml/cid" xmlns:w16="http://schemas.microsoft.com/office/word/2018/wordml" xmlns:w16du="http://schemas.microsoft.com/office/word/2023/wordml/word16du" xmlns:w16sdtdh="http://schemas.microsoft.com/office/word/2020/wordml/sdtdatahash" xmlns:w16sdtfl="http://schemas.microsoft.com/office/word/2024/wordml/sdtformatlock" xmlns:w16se="http://schemas.microsoft.com/office/word/2015/wordml/symex" xmlns:wpg="http://schemas.microsoft.com/office/word/2010/wordprocessingGroup" xmlns:wpi="http://schemas.microsoft.com/office/word/2010/wordprocessingInk" xmlns:wne="http://schemas.microsoft.com/office/word/2006/wordml" xmlns:wps="http://schemas.microsoft.com/office/word/2010/wordprocessingShape" mc:Ignorable="w14 w15 w16se w16cid w16 w16cex w16sdtdh w16sdtfl w16du wp14">
   <w:p>
     <w:pPr>
       <w:pStyle w:val="Stopka"/>
@@ -3359,7 +3796,7 @@
 </file>
 
 <file path=word/footnotes.xml><?xml version="1.0" encoding="utf-8"?>
-<w:footnotes xmlns:wpc="http://schemas.microsoft.com/office/word/2010/wordprocessingCanvas" xmlns:cx="http://schemas.microsoft.com/office/drawing/2014/chartex" xmlns:cx1="http://schemas.microsoft.com/office/drawing/2015/9/8/chartex" xmlns:cx2="http://schemas.microsoft.com/office/drawing/2015/10/21/chartex" xmlns:cx3="http://schemas.microsoft.com/office/drawing/2016/5/9/chartex" xmlns:cx4="http://schemas.microsoft.com/office/drawing/2016/5/10/chartex" xmlns:cx5="http://schemas.microsoft.com/office/drawing/2016/5/11/chartex" xmlns:cx6="http://schemas.microsoft.com/office/drawing/2016/5/12/chartex" xmlns:cx7="http://schemas.microsoft.com/office/drawing/2016/5/13/chartex" xmlns:cx8="http://schemas.microsoft.com/office/drawing/2016/5/14/chartex" xmlns:mc="http://schemas.openxmlformats.org/markup-compatibility/2006" xmlns:aink="http://schemas.microsoft.com/office/drawing/2016/ink" xmlns:am3d="http://schemas.microsoft.com/office/drawing/2017/model3d" xmlns:o="urn:schemas-microsoft-com:office:office" xmlns:oel="http://schemas.microsoft.com/office/2019/extlst" xmlns:r="http://schemas.openxmlformats.org/officeDocument/2006/relationships" xmlns:m="http://schemas.openxmlformats.org/officeDocument/2006/math" xmlns:v="urn:schemas-microsoft-com:vml" xmlns:wp14="http://schemas.microsoft.com/office/word/2010/wordprocessingDrawing" xmlns:wp="http://schemas.openxmlformats.org/drawingml/2006/wordprocessingDrawing" xmlns:w10="urn:schemas-microsoft-com:office:word" xmlns:w="http://schemas.openxmlformats.org/wordprocessingml/2006/main" xmlns:w14="http://schemas.microsoft.com/office/word/2010/wordml" xmlns:w15="http://schemas.microsoft.com/office/word/2012/wordml" xmlns:w16cex="http://schemas.microsoft.com/office/word/2018/wordml/cex" xmlns:w16cid="http://schemas.microsoft.com/office/word/2016/wordml/cid" xmlns:w16="http://schemas.microsoft.com/office/word/2018/wordml" xmlns:w16du="http://schemas.microsoft.com/office/word/2023/wordml/word16du" xmlns:w16sdtdh="http://schemas.microsoft.com/office/word/2020/wordml/sdtdatahash" xmlns:w16sdtfl="http://schemas.microsoft.com/office/word/2024/wordml/sdtformatlock" xmlns:w16se="http://schemas.microsoft.com/office/word/2015/wordml/symex" xmlns:wpg="http://schemas.microsoft.com/office/word/2010/wordprocessingGroup" xmlns:wpi="http://schemas.microsoft.com/office/word/2010/wordprocessingInk" xmlns:wne="http://schemas.microsoft.com/office/word/2006/wordml" xmlns:wps="http://schemas.microsoft.com/office/word/2010/wordprocessingShape" mc:Ignorable="w14 w15 w16se w16cid w16 w16cex w16sdtdh w16sdtfl w16du wp14">
+<w:footnotes xmlns:wpc="http://schemas.microsoft.com/office/word/2010/wordprocessingCanvas" xmlns:cx="http://schemas.microsoft.com/office/drawing/2014/chartex" xmlns:cx1="http://schemas.microsoft.com/office/drawing/2015/9/8/chartex" xmlns:cx2="http://schemas.microsoft.com/office/drawing/2015/10/21/chartex" xmlns:cx3="http://schemas.microsoft.com/office/drawing/2016/5/9/chartex" xmlns:cx4="http://schemas.microsoft.com/office/drawing/2016/5/10/chartex" xmlns:cx5="http://schemas.microsoft.com/office/drawing/2016/5/11/chartex" xmlns:cx6="http://schemas.microsoft.com/office/drawing/2016/5/12/chartex" xmlns:cx7="http://schemas.microsoft.com/office/drawing/2016/5/13/chartex" xmlns:cx8="http://schemas.microsoft.com/office/drawing/2016/5/14/chartex" xmlns:mc="http://schemas.openxmlformats.org/markup-compatibility/2006" xmlns:aink="http://schemas.microsoft.com/office/drawing/2016/ink" xmlns:am3d="http://schemas.microsoft.com/office/drawing/2017/model3d" xmlns:o="urn:schemas-microsoft-com:office:office" xmlns:oel="http://schemas.microsoft.com/office/2019/extlst" xmlns:r="http://schemas.openxmlformats.org/officeDocument/2006/relationships" xmlns:m="http://schemas.openxmlformats.org/officeDocument/2006/math" xmlns:v="urn:schemas-microsoft-com:vml" xmlns:wp14="http://schemas.microsoft.com/office/word/2010/wordprocessingDrawing" xmlns:wp="http://schemas.openxmlformats.org/drawingml/2006/wordprocessingDrawing" xmlns:w10="urn:schemas-microsoft-com:office:word" xmlns:w="http://schemas.openxmlformats.org/wordprocessingml/2006/main" xmlns:w14="http://schemas.microsoft.com/office/word/2010/wordml" xmlns:w15="http://schemas.microsoft.com/office/word/2012/wordml" xmlns:w16cei="http://schemas.microsoft.com/office/word/2026/wordml/cei" xmlns:w16cex="http://schemas.microsoft.com/office/word/2018/wordml/cex" xmlns:w16cid="http://schemas.microsoft.com/office/word/2016/wordml/cid" xmlns:w16="http://schemas.microsoft.com/office/word/2018/wordml" xmlns:w16du="http://schemas.microsoft.com/office/word/2023/wordml/word16du" xmlns:w16sdtdh="http://schemas.microsoft.com/office/word/2020/wordml/sdtdatahash" xmlns:w16sdtfl="http://schemas.microsoft.com/office/word/2024/wordml/sdtformatlock" xmlns:w16se="http://schemas.microsoft.com/office/word/2015/wordml/symex" xmlns:wpg="http://schemas.microsoft.com/office/word/2010/wordprocessingGroup" xmlns:wpi="http://schemas.microsoft.com/office/word/2010/wordprocessingInk" xmlns:wne="http://schemas.microsoft.com/office/word/2006/wordml" xmlns:wps="http://schemas.microsoft.com/office/word/2010/wordprocessingShape" mc:Ignorable="w14 w15 w16se w16cid w16 w16cex w16sdtdh w16sdtfl w16du wp14">
   <w:footnote w:type="separator" w:id="-1">
     <w:p>
       <w:pPr>
@@ -3384,7 +3821,7 @@
 </file>
 
 <file path=word/header1.xml><?xml version="1.0" encoding="utf-8"?>
-<w:hdr xmlns:wpc="http://schemas.microsoft.com/office/word/2010/wordprocessingCanvas" xmlns:cx="http://schemas.microsoft.com/office/drawing/2014/chartex" xmlns:cx1="http://schemas.microsoft.com/office/drawing/2015/9/8/chartex" xmlns:cx2="http://schemas.microsoft.com/office/drawing/2015/10/21/chartex" xmlns:cx3="http://schemas.microsoft.com/office/drawing/2016/5/9/chartex" xmlns:cx4="http://schemas.microsoft.com/office/drawing/2016/5/10/chartex" xmlns:cx5="http://schemas.microsoft.com/office/drawing/2016/5/11/chartex" xmlns:cx6="http://schemas.microsoft.com/office/drawing/2016/5/12/chartex" xmlns:cx7="http://schemas.microsoft.com/office/drawing/2016/5/13/chartex" xmlns:cx8="http://schemas.microsoft.com/office/drawing/2016/5/14/chartex" xmlns:mc="http://schemas.openxmlformats.org/markup-compatibility/2006" xmlns:aink="http://schemas.microsoft.com/office/drawing/2016/ink" xmlns:am3d="http://schemas.microsoft.com/office/drawing/2017/model3d" xmlns:o="urn:schemas-microsoft-com:office:office" xmlns:oel="http://schemas.microsoft.com/office/2019/extlst" xmlns:r="http://schemas.openxmlformats.org/officeDocument/2006/relationships" xmlns:m="http://schemas.openxmlformats.org/officeDocument/2006/math" xmlns:v="urn:schemas-microsoft-com:vml" xmlns:wp14="http://schemas.microsoft.com/office/word/2010/wordprocessingDrawing" xmlns:wp="http://schemas.openxmlformats.org/drawingml/2006/wordprocessingDrawing" xmlns:w10="urn:schemas-microsoft-com:office:word" xmlns:w="http://schemas.openxmlformats.org/wordprocessingml/2006/main" xmlns:w14="http://schemas.microsoft.com/office/word/2010/wordml" xmlns:w15="http://schemas.microsoft.com/office/word/2012/wordml" xmlns:w16cex="http://schemas.microsoft.com/office/word/2018/wordml/cex" xmlns:w16cid="http://schemas.microsoft.com/office/word/2016/wordml/cid" xmlns:w16="http://schemas.microsoft.com/office/word/2018/wordml" xmlns:w16du="http://schemas.microsoft.com/office/word/2023/wordml/word16du" xmlns:w16sdtdh="http://schemas.microsoft.com/office/word/2020/wordml/sdtdatahash" xmlns:w16sdtfl="http://schemas.microsoft.com/office/word/2024/wordml/sdtformatlock" xmlns:w16se="http://schemas.microsoft.com/office/word/2015/wordml/symex" xmlns:wpg="http://schemas.microsoft.com/office/word/2010/wordprocessingGroup" xmlns:wpi="http://schemas.microsoft.com/office/word/2010/wordprocessingInk" xmlns:wne="http://schemas.microsoft.com/office/word/2006/wordml" xmlns:wps="http://schemas.microsoft.com/office/word/2010/wordprocessingShape" mc:Ignorable="w14 w15 w16se w16cid w16 w16cex w16sdtdh w16sdtfl w16du wp14">
+<w:hdr xmlns:wpc="http://schemas.microsoft.com/office/word/2010/wordprocessingCanvas" xmlns:cx="http://schemas.microsoft.com/office/drawing/2014/chartex" xmlns:cx1="http://schemas.microsoft.com/office/drawing/2015/9/8/chartex" xmlns:cx2="http://schemas.microsoft.com/office/drawing/2015/10/21/chartex" xmlns:cx3="http://schemas.microsoft.com/office/drawing/2016/5/9/chartex" xmlns:cx4="http://schemas.microsoft.com/office/drawing/2016/5/10/chartex" xmlns:cx5="http://schemas.microsoft.com/office/drawing/2016/5/11/chartex" xmlns:cx6="http://schemas.microsoft.com/office/drawing/2016/5/12/chartex" xmlns:cx7="http://schemas.microsoft.com/office/drawing/2016/5/13/chartex" xmlns:cx8="http://schemas.microsoft.com/office/drawing/2016/5/14/chartex" xmlns:mc="http://schemas.openxmlformats.org/markup-compatibility/2006" xmlns:aink="http://schemas.microsoft.com/office/drawing/2016/ink" xmlns:am3d="http://schemas.microsoft.com/office/drawing/2017/model3d" xmlns:o="urn:schemas-microsoft-com:office:office" xmlns:oel="http://schemas.microsoft.com/office/2019/extlst" xmlns:r="http://schemas.openxmlformats.org/officeDocument/2006/relationships" xmlns:m="http://schemas.openxmlformats.org/officeDocument/2006/math" xmlns:v="urn:schemas-microsoft-com:vml" xmlns:wp14="http://schemas.microsoft.com/office/word/2010/wordprocessingDrawing" xmlns:wp="http://schemas.openxmlformats.org/drawingml/2006/wordprocessingDrawing" xmlns:w10="urn:schemas-microsoft-com:office:word" xmlns:w="http://schemas.openxmlformats.org/wordprocessingml/2006/main" xmlns:w14="http://schemas.microsoft.com/office/word/2010/wordml" xmlns:w15="http://schemas.microsoft.com/office/word/2012/wordml" xmlns:w16cei="http://schemas.microsoft.com/office/word/2026/wordml/cei" xmlns:w16cex="http://schemas.microsoft.com/office/word/2018/wordml/cex" xmlns:w16cid="http://schemas.microsoft.com/office/word/2016/wordml/cid" xmlns:w16="http://schemas.microsoft.com/office/word/2018/wordml" xmlns:w16du="http://schemas.microsoft.com/office/word/2023/wordml/word16du" xmlns:w16sdtdh="http://schemas.microsoft.com/office/word/2020/wordml/sdtdatahash" xmlns:w16sdtfl="http://schemas.microsoft.com/office/word/2024/wordml/sdtformatlock" xmlns:w16se="http://schemas.microsoft.com/office/word/2015/wordml/symex" xmlns:wpg="http://schemas.microsoft.com/office/word/2010/wordprocessingGroup" xmlns:wpi="http://schemas.microsoft.com/office/word/2010/wordprocessingInk" xmlns:wne="http://schemas.microsoft.com/office/word/2006/wordml" xmlns:wps="http://schemas.microsoft.com/office/word/2010/wordprocessingShape" mc:Ignorable="w14 w15 w16se w16cid w16 w16cex w16sdtdh w16sdtfl w16du wp14">
   <w:p>
     <w:pPr>
       <w:pStyle w:val="Nagwek"/>
@@ -3394,7 +3831,7 @@
 </file>
 
 <file path=word/header2.xml><?xml version="1.0" encoding="utf-8"?>
-<w:hdr xmlns:wpc="http://schemas.microsoft.com/office/word/2010/wordprocessingCanvas" xmlns:cx="http://schemas.microsoft.com/office/drawing/2014/chartex" xmlns:cx1="http://schemas.microsoft.com/office/drawing/2015/9/8/chartex" xmlns:cx2="http://schemas.microsoft.com/office/drawing/2015/10/21/chartex" xmlns:cx3="http://schemas.microsoft.com/office/drawing/2016/5/9/chartex" xmlns:cx4="http://schemas.microsoft.com/office/drawing/2016/5/10/chartex" xmlns:cx5="http://schemas.microsoft.com/office/drawing/2016/5/11/chartex" xmlns:cx6="http://schemas.microsoft.com/office/drawing/2016/5/12/chartex" xmlns:cx7="http://schemas.microsoft.com/office/drawing/2016/5/13/chartex" xmlns:cx8="http://schemas.microsoft.com/office/drawing/2016/5/14/chartex" xmlns:mc="http://schemas.openxmlformats.org/markup-compatibility/2006" xmlns:aink="http://schemas.microsoft.com/office/drawing/2016/ink" xmlns:am3d="http://schemas.microsoft.com/office/drawing/2017/model3d" xmlns:o="urn:schemas-microsoft-com:office:office" xmlns:oel="http://schemas.microsoft.com/office/2019/extlst" xmlns:r="http://schemas.openxmlformats.org/officeDocument/2006/relationships" xmlns:m="http://schemas.openxmlformats.org/officeDocument/2006/math" xmlns:v="urn:schemas-microsoft-com:vml" xmlns:wp14="http://schemas.microsoft.com/office/word/2010/wordprocessingDrawing" xmlns:wp="http://schemas.openxmlformats.org/drawingml/2006/wordprocessingDrawing" xmlns:w10="urn:schemas-microsoft-com:office:word" xmlns:w="http://schemas.openxmlformats.org/wordprocessingml/2006/main" xmlns:w14="http://schemas.microsoft.com/office/word/2010/wordml" xmlns:w15="http://schemas.microsoft.com/office/word/2012/wordml" xmlns:w16cex="http://schemas.microsoft.com/office/word/2018/wordml/cex" xmlns:w16cid="http://schemas.microsoft.com/office/word/2016/wordml/cid" xmlns:w16="http://schemas.microsoft.com/office/word/2018/wordml" xmlns:w16du="http://schemas.microsoft.com/office/word/2023/wordml/word16du" xmlns:w16sdtdh="http://schemas.microsoft.com/office/word/2020/wordml/sdtdatahash" xmlns:w16sdtfl="http://schemas.microsoft.com/office/word/2024/wordml/sdtformatlock" xmlns:w16se="http://schemas.microsoft.com/office/word/2015/wordml/symex" xmlns:wpg="http://schemas.microsoft.com/office/word/2010/wordprocessingGroup" xmlns:wpi="http://schemas.microsoft.com/office/word/2010/wordprocessingInk" xmlns:wne="http://schemas.microsoft.com/office/word/2006/wordml" xmlns:wps="http://schemas.microsoft.com/office/word/2010/wordprocessingShape" mc:Ignorable="w14 w15 w16se w16cid w16 w16cex w16sdtdh w16sdtfl w16du wp14">
+<w:hdr xmlns:wpc="http://schemas.microsoft.com/office/word/2010/wordprocessingCanvas" xmlns:cx="http://schemas.microsoft.com/office/drawing/2014/chartex" xmlns:cx1="http://schemas.microsoft.com/office/drawing/2015/9/8/chartex" xmlns:cx2="http://schemas.microsoft.com/office/drawing/2015/10/21/chartex" xmlns:cx3="http://schemas.microsoft.com/office/drawing/2016/5/9/chartex" xmlns:cx4="http://schemas.microsoft.com/office/drawing/2016/5/10/chartex" xmlns:cx5="http://schemas.microsoft.com/office/drawing/2016/5/11/chartex" xmlns:cx6="http://schemas.microsoft.com/office/drawing/2016/5/12/chartex" xmlns:cx7="http://schemas.microsoft.com/office/drawing/2016/5/13/chartex" xmlns:cx8="http://schemas.microsoft.com/office/drawing/2016/5/14/chartex" xmlns:mc="http://schemas.openxmlformats.org/markup-compatibility/2006" xmlns:aink="http://schemas.microsoft.com/office/drawing/2016/ink" xmlns:am3d="http://schemas.microsoft.com/office/drawing/2017/model3d" xmlns:o="urn:schemas-microsoft-com:office:office" xmlns:oel="http://schemas.microsoft.com/office/2019/extlst" xmlns:r="http://schemas.openxmlformats.org/officeDocument/2006/relationships" xmlns:m="http://schemas.openxmlformats.org/officeDocument/2006/math" xmlns:v="urn:schemas-microsoft-com:vml" xmlns:wp14="http://schemas.microsoft.com/office/word/2010/wordprocessingDrawing" xmlns:wp="http://schemas.openxmlformats.org/drawingml/2006/wordprocessingDrawing" xmlns:w10="urn:schemas-microsoft-com:office:word" xmlns:w="http://schemas.openxmlformats.org/wordprocessingml/2006/main" xmlns:w14="http://schemas.microsoft.com/office/word/2010/wordml" xmlns:w15="http://schemas.microsoft.com/office/word/2012/wordml" xmlns:w16cei="http://schemas.microsoft.com/office/word/2026/wordml/cei" xmlns:w16cex="http://schemas.microsoft.com/office/word/2018/wordml/cex" xmlns:w16cid="http://schemas.microsoft.com/office/word/2016/wordml/cid" xmlns:w16="http://schemas.microsoft.com/office/word/2018/wordml" xmlns:w16du="http://schemas.microsoft.com/office/word/2023/wordml/word16du" xmlns:w16sdtdh="http://schemas.microsoft.com/office/word/2020/wordml/sdtdatahash" xmlns:w16sdtfl="http://schemas.microsoft.com/office/word/2024/wordml/sdtformatlock" xmlns:w16se="http://schemas.microsoft.com/office/word/2015/wordml/symex" xmlns:wpg="http://schemas.microsoft.com/office/word/2010/wordprocessingGroup" xmlns:wpi="http://schemas.microsoft.com/office/word/2010/wordprocessingInk" xmlns:wne="http://schemas.microsoft.com/office/word/2006/wordml" xmlns:wps="http://schemas.microsoft.com/office/word/2010/wordprocessingShape" mc:Ignorable="w14 w15 w16se w16cid w16 w16cex w16sdtdh w16sdtfl w16du wp14">
   <w:p>
     <w:pPr>
       <w:pStyle w:val="Nagwek"/>
@@ -3513,7 +3950,7 @@
         <w:sz w:val="18"/>
         <w:szCs w:val="18"/>
       </w:rPr>
-      <w:t>27.07.2026</w:t>
+      <w:t>12.08.2026</w:t>
     </w:r>
     <w:r>
       <w:rPr>
@@ -3530,7 +3967,7 @@
 </file>
 
 <file path=word/header3.xml><?xml version="1.0" encoding="utf-8"?>
-<w:hdr xmlns:wpc="http://schemas.microsoft.com/office/word/2010/wordprocessingCanvas" xmlns:cx="http://schemas.microsoft.com/office/drawing/2014/chartex" xmlns:cx1="http://schemas.microsoft.com/office/drawing/2015/9/8/chartex" xmlns:cx2="http://schemas.microsoft.com/office/drawing/2015/10/21/chartex" xmlns:cx3="http://schemas.microsoft.com/office/drawing/2016/5/9/chartex" xmlns:cx4="http://schemas.microsoft.com/office/drawing/2016/5/10/chartex" xmlns:cx5="http://schemas.microsoft.com/office/drawing/2016/5/11/chartex" xmlns:cx6="http://schemas.microsoft.com/office/drawing/2016/5/12/chartex" xmlns:cx7="http://schemas.microsoft.com/office/drawing/2016/5/13/chartex" xmlns:cx8="http://schemas.microsoft.com/office/drawing/2016/5/14/chartex" xmlns:mc="http://schemas.openxmlformats.org/markup-compatibility/2006" xmlns:aink="http://schemas.microsoft.com/office/drawing/2016/ink" xmlns:am3d="http://schemas.microsoft.com/office/drawing/2017/model3d" xmlns:o="urn:schemas-microsoft-com:office:office" xmlns:oel="http://schemas.microsoft.com/office/2019/extlst" xmlns:r="http://schemas.openxmlformats.org/officeDocument/2006/relationships" xmlns:m="http://schemas.openxmlformats.org/officeDocument/2006/math" xmlns:v="urn:schemas-microsoft-com:vml" xmlns:wp14="http://schemas.microsoft.com/office/word/2010/wordprocessingDrawing" xmlns:wp="http://schemas.openxmlformats.org/drawingml/2006/wordprocessingDrawing" xmlns:w10="urn:schemas-microsoft-com:office:word" xmlns:w="http://schemas.openxmlformats.org/wordprocessingml/2006/main" xmlns:w14="http://schemas.microsoft.com/office/word/2010/wordml" xmlns:w15="http://schemas.microsoft.com/office/word/2012/wordml" xmlns:w16cex="http://schemas.microsoft.com/office/word/2018/wordml/cex" xmlns:w16cid="http://schemas.microsoft.com/office/word/2016/wordml/cid" xmlns:w16="http://schemas.microsoft.com/office/word/2018/wordml" xmlns:w16du="http://schemas.microsoft.com/office/word/2023/wordml/word16du" xmlns:w16sdtdh="http://schemas.microsoft.com/office/word/2020/wordml/sdtdatahash" xmlns:w16sdtfl="http://schemas.microsoft.com/office/word/2024/wordml/sdtformatlock" xmlns:w16se="http://schemas.microsoft.com/office/word/2015/wordml/symex" xmlns:wpg="http://schemas.microsoft.com/office/word/2010/wordprocessingGroup" xmlns:wpi="http://schemas.microsoft.com/office/word/2010/wordprocessingInk" xmlns:wne="http://schemas.microsoft.com/office/word/2006/wordml" xmlns:wps="http://schemas.microsoft.com/office/word/2010/wordprocessingShape" mc:Ignorable="w14 w15 w16se w16cid w16 w16cex w16sdtdh w16sdtfl w16du wp14">
+<w:hdr xmlns:wpc="http://schemas.microsoft.com/office/word/2010/wordprocessingCanvas" xmlns:cx="http://schemas.microsoft.com/office/drawing/2014/chartex" xmlns:cx1="http://schemas.microsoft.com/office/drawing/2015/9/8/chartex" xmlns:cx2="http://schemas.microsoft.com/office/drawing/2015/10/21/chartex" xmlns:cx3="http://schemas.microsoft.com/office/drawing/2016/5/9/chartex" xmlns:cx4="http://schemas.microsoft.com/office/drawing/2016/5/10/chartex" xmlns:cx5="http://schemas.microsoft.com/office/drawing/2016/5/11/chartex" xmlns:cx6="http://schemas.microsoft.com/office/drawing/2016/5/12/chartex" xmlns:cx7="http://schemas.microsoft.com/office/drawing/2016/5/13/chartex" xmlns:cx8="http://schemas.microsoft.com/office/drawing/2016/5/14/chartex" xmlns:mc="http://schemas.openxmlformats.org/markup-compatibility/2006" xmlns:aink="http://schemas.microsoft.com/office/drawing/2016/ink" xmlns:am3d="http://schemas.microsoft.com/office/drawing/2017/model3d" xmlns:o="urn:schemas-microsoft-com:office:office" xmlns:oel="http://schemas.microsoft.com/office/2019/extlst" xmlns:r="http://schemas.openxmlformats.org/officeDocument/2006/relationships" xmlns:m="http://schemas.openxmlformats.org/officeDocument/2006/math" xmlns:v="urn:schemas-microsoft-com:vml" xmlns:wp14="http://schemas.microsoft.com/office/word/2010/wordprocessingDrawing" xmlns:wp="http://schemas.openxmlformats.org/drawingml/2006/wordprocessingDrawing" xmlns:w10="urn:schemas-microsoft-com:office:word" xmlns:w="http://schemas.openxmlformats.org/wordprocessingml/2006/main" xmlns:w14="http://schemas.microsoft.com/office/word/2010/wordml" xmlns:w15="http://schemas.microsoft.com/office/word/2012/wordml" xmlns:w16cei="http://schemas.microsoft.com/office/word/2026/wordml/cei" xmlns:w16cex="http://schemas.microsoft.com/office/word/2018/wordml/cex" xmlns:w16cid="http://schemas.microsoft.com/office/word/2016/wordml/cid" xmlns:w16="http://schemas.microsoft.com/office/word/2018/wordml" xmlns:w16du="http://schemas.microsoft.com/office/word/2023/wordml/word16du" xmlns:w16sdtdh="http://schemas.microsoft.com/office/word/2020/wordml/sdtdatahash" xmlns:w16sdtfl="http://schemas.microsoft.com/office/word/2024/wordml/sdtformatlock" xmlns:w16se="http://schemas.microsoft.com/office/word/2015/wordml/symex" xmlns:wpg="http://schemas.microsoft.com/office/word/2010/wordprocessingGroup" xmlns:wpi="http://schemas.microsoft.com/office/word/2010/wordprocessingInk" xmlns:wne="http://schemas.microsoft.com/office/word/2006/wordml" xmlns:wps="http://schemas.microsoft.com/office/word/2010/wordprocessingShape" mc:Ignorable="w14 w15 w16se w16cid w16 w16cex w16sdtdh w16sdtfl w16du wp14">
   <w:p>
     <w:pPr>
       <w:pStyle w:val="Nagwek"/>
@@ -3650,7 +4087,7 @@
         <w:sz w:val="18"/>
         <w:szCs w:val="18"/>
       </w:rPr>
-      <w:t>27.07.2026</w:t>
+      <w:t>12.08.2026</w:t>
     </w:r>
     <w:r>
       <w:rPr>
@@ -3667,7 +4104,7 @@
 </file>
 
 <file path=word/numbering.xml><?xml version="1.0" encoding="utf-8"?>
-<w:numbering xmlns:wpc="http://schemas.microsoft.com/office/word/2010/wordprocessingCanvas" xmlns:cx="http://schemas.microsoft.com/office/drawing/2014/chartex" xmlns:cx1="http://schemas.microsoft.com/office/drawing/2015/9/8/chartex" xmlns:cx2="http://schemas.microsoft.com/office/drawing/2015/10/21/chartex" xmlns:cx3="http://schemas.microsoft.com/office/drawing/2016/5/9/chartex" xmlns:cx4="http://schemas.microsoft.com/office/drawing/2016/5/10/chartex" xmlns:cx5="http://schemas.microsoft.com/office/drawing/2016/5/11/chartex" xmlns:cx6="http://schemas.microsoft.com/office/drawing/2016/5/12/chartex" xmlns:cx7="http://schemas.microsoft.com/office/drawing/2016/5/13/chartex" xmlns:cx8="http://schemas.microsoft.com/office/drawing/2016/5/14/chartex" xmlns:mc="http://schemas.openxmlformats.org/markup-compatibility/2006" xmlns:aink="http://schemas.microsoft.com/office/drawing/2016/ink" xmlns:am3d="http://schemas.microsoft.com/office/drawing/2017/model3d" xmlns:o="urn:schemas-microsoft-com:office:office" xmlns:oel="http://schemas.microsoft.com/office/2019/extlst" xmlns:r="http://schemas.openxmlformats.org/officeDocument/2006/relationships" xmlns:m="http://schemas.openxmlformats.org/officeDocument/2006/math" xmlns:v="urn:schemas-microsoft-com:vml" xmlns:wp14="http://schemas.microsoft.com/office/word/2010/wordprocessingDrawing" xmlns:wp="http://schemas.openxmlformats.org/drawingml/2006/wordprocessingDrawing" xmlns:w10="urn:schemas-microsoft-com:office:word" xmlns:w="http://schemas.openxmlformats.org/wordprocessingml/2006/main" xmlns:w14="http://schemas.microsoft.com/office/word/2010/wordml" xmlns:w15="http://schemas.microsoft.com/office/word/2012/wordml" xmlns:w16cex="http://schemas.microsoft.com/office/word/2018/wordml/cex" xmlns:w16cid="http://schemas.microsoft.com/office/word/2016/wordml/cid" xmlns:w16="http://schemas.microsoft.com/office/word/2018/wordml" xmlns:w16du="http://schemas.microsoft.com/office/word/2023/wordml/word16du" xmlns:w16sdtdh="http://schemas.microsoft.com/office/word/2020/wordml/sdtdatahash" xmlns:w16sdtfl="http://schemas.microsoft.com/office/word/2024/wordml/sdtformatlock" xmlns:w16se="http://schemas.microsoft.com/office/word/2015/wordml/symex" xmlns:wpg="http://schemas.microsoft.com/office/word/2010/wordprocessingGroup" xmlns:wpi="http://schemas.microsoft.com/office/word/2010/wordprocessingInk" xmlns:wne="http://schemas.microsoft.com/office/word/2006/wordml" xmlns:wps="http://schemas.microsoft.com/office/word/2010/wordprocessingShape" mc:Ignorable="w14 w15 w16se w16cid w16 w16cex w16sdtdh w16sdtfl w16du wp14">
+<w:numbering xmlns:wpc="http://schemas.microsoft.com/office/word/2010/wordprocessingCanvas" xmlns:cx="http://schemas.microsoft.com/office/drawing/2014/chartex" xmlns:cx1="http://schemas.microsoft.com/office/drawing/2015/9/8/chartex" xmlns:cx2="http://schemas.microsoft.com/office/drawing/2015/10/21/chartex" xmlns:cx3="http://schemas.microsoft.com/office/drawing/2016/5/9/chartex" xmlns:cx4="http://schemas.microsoft.com/office/drawing/2016/5/10/chartex" xmlns:cx5="http://schemas.microsoft.com/office/drawing/2016/5/11/chartex" xmlns:cx6="http://schemas.microsoft.com/office/drawing/2016/5/12/chartex" xmlns:cx7="http://schemas.microsoft.com/office/drawing/2016/5/13/chartex" xmlns:cx8="http://schemas.microsoft.com/office/drawing/2016/5/14/chartex" xmlns:mc="http://schemas.openxmlformats.org/markup-compatibility/2006" xmlns:aink="http://schemas.microsoft.com/office/drawing/2016/ink" xmlns:am3d="http://schemas.microsoft.com/office/drawing/2017/model3d" xmlns:o="urn:schemas-microsoft-com:office:office" xmlns:oel="http://schemas.microsoft.com/office/2019/extlst" xmlns:r="http://schemas.openxmlformats.org/officeDocument/2006/relationships" xmlns:m="http://schemas.openxmlformats.org/officeDocument/2006/math" xmlns:v="urn:schemas-microsoft-com:vml" xmlns:wp14="http://schemas.microsoft.com/office/word/2010/wordprocessingDrawing" xmlns:wp="http://schemas.openxmlformats.org/drawingml/2006/wordprocessingDrawing" xmlns:w10="urn:schemas-microsoft-com:office:word" xmlns:w="http://schemas.openxmlformats.org/wordprocessingml/2006/main" xmlns:w14="http://schemas.microsoft.com/office/word/2010/wordml" xmlns:w15="http://schemas.microsoft.com/office/word/2012/wordml" xmlns:w16cei="http://schemas.microsoft.com/office/word/2026/wordml/cei" xmlns:w16cex="http://schemas.microsoft.com/office/word/2018/wordml/cex" xmlns:w16cid="http://schemas.microsoft.com/office/word/2016/wordml/cid" xmlns:w16="http://schemas.microsoft.com/office/word/2018/wordml" xmlns:w16du="http://schemas.microsoft.com/office/word/2023/wordml/word16du" xmlns:w16sdtdh="http://schemas.microsoft.com/office/word/2020/wordml/sdtdatahash" xmlns:w16sdtfl="http://schemas.microsoft.com/office/word/2024/wordml/sdtformatlock" xmlns:w16se="http://schemas.microsoft.com/office/word/2015/wordml/symex" xmlns:wpg="http://schemas.microsoft.com/office/word/2010/wordprocessingGroup" xmlns:wpi="http://schemas.microsoft.com/office/word/2010/wordprocessingInk" xmlns:wne="http://schemas.microsoft.com/office/word/2006/wordml" xmlns:wps="http://schemas.microsoft.com/office/word/2010/wordprocessingShape" mc:Ignorable="w14 w15 w16se w16cid w16 w16cex w16sdtdh w16sdtfl w16du wp14">
   <w:abstractNum w:abstractNumId="0" w15:restartNumberingAfterBreak="0">
     <w:nsid w:val="1B316F14"/>
     <w:multiLevelType w:val="multilevel"/>
@@ -4974,7 +5411,7 @@
 </file>
 
 <file path=word/glossary/document.xml><?xml version="1.0" encoding="utf-8"?>
-<w:glossaryDocument xmlns:wpc="http://schemas.microsoft.com/office/word/2010/wordprocessingCanvas" xmlns:cx="http://schemas.microsoft.com/office/drawing/2014/chartex" xmlns:cx1="http://schemas.microsoft.com/office/drawing/2015/9/8/chartex" xmlns:cx2="http://schemas.microsoft.com/office/drawing/2015/10/21/chartex" xmlns:cx3="http://schemas.microsoft.com/office/drawing/2016/5/9/chartex" xmlns:cx4="http://schemas.microsoft.com/office/drawing/2016/5/10/chartex" xmlns:cx5="http://schemas.microsoft.com/office/drawing/2016/5/11/chartex" xmlns:cx6="http://schemas.microsoft.com/office/drawing/2016/5/12/chartex" xmlns:cx7="http://schemas.microsoft.com/office/drawing/2016/5/13/chartex" xmlns:cx8="http://schemas.microsoft.com/office/drawing/2016/5/14/chartex" xmlns:mc="http://schemas.openxmlformats.org/markup-compatibility/2006" xmlns:aink="http://schemas.microsoft.com/office/drawing/2016/ink" xmlns:am3d="http://schemas.microsoft.com/office/drawing/2017/model3d" xmlns:o="urn:schemas-microsoft-com:office:office" xmlns:oel="http://schemas.microsoft.com/office/2019/extlst" xmlns:r="http://schemas.openxmlformats.org/officeDocument/2006/relationships" xmlns:m="http://schemas.openxmlformats.org/officeDocument/2006/math" xmlns:v="urn:schemas-microsoft-com:vml" xmlns:wp14="http://schemas.microsoft.com/office/word/2010/wordprocessingDrawing" xmlns:wp="http://schemas.openxmlformats.org/drawingml/2006/wordprocessingDrawing" xmlns:w10="urn:schemas-microsoft-com:office:word" xmlns:w="http://schemas.openxmlformats.org/wordprocessingml/2006/main" xmlns:w14="http://schemas.microsoft.com/office/word/2010/wordml" xmlns:w15="http://schemas.microsoft.com/office/word/2012/wordml" xmlns:w16cex="http://schemas.microsoft.com/office/word/2018/wordml/cex" xmlns:w16cid="http://schemas.microsoft.com/office/word/2016/wordml/cid" xmlns:w16="http://schemas.microsoft.com/office/word/2018/wordml" xmlns:w16du="http://schemas.microsoft.com/office/word/2023/wordml/word16du" xmlns:w16sdtdh="http://schemas.microsoft.com/office/word/2020/wordml/sdtdatahash" xmlns:w16sdtfl="http://schemas.microsoft.com/office/word/2024/wordml/sdtformatlock" xmlns:w16se="http://schemas.microsoft.com/office/word/2015/wordml/symex" xmlns:wpg="http://schemas.microsoft.com/office/word/2010/wordprocessingGroup" xmlns:wpi="http://schemas.microsoft.com/office/word/2010/wordprocessingInk" xmlns:wne="http://schemas.microsoft.com/office/word/2006/wordml" xmlns:wps="http://schemas.microsoft.com/office/word/2010/wordprocessingShape" mc:Ignorable="w14 w15 w16se w16cid w16 w16cex w16sdtdh w16sdtfl w16du wp14">
+<w:glossaryDocument xmlns:wpc="http://schemas.microsoft.com/office/word/2010/wordprocessingCanvas" xmlns:cx="http://schemas.microsoft.com/office/drawing/2014/chartex" xmlns:cx1="http://schemas.microsoft.com/office/drawing/2015/9/8/chartex" xmlns:cx2="http://schemas.microsoft.com/office/drawing/2015/10/21/chartex" xmlns:cx3="http://schemas.microsoft.com/office/drawing/2016/5/9/chartex" xmlns:cx4="http://schemas.microsoft.com/office/drawing/2016/5/10/chartex" xmlns:cx5="http://schemas.microsoft.com/office/drawing/2016/5/11/chartex" xmlns:cx6="http://schemas.microsoft.com/office/drawing/2016/5/12/chartex" xmlns:cx7="http://schemas.microsoft.com/office/drawing/2016/5/13/chartex" xmlns:cx8="http://schemas.microsoft.com/office/drawing/2016/5/14/chartex" xmlns:mc="http://schemas.openxmlformats.org/markup-compatibility/2006" xmlns:aink="http://schemas.microsoft.com/office/drawing/2016/ink" xmlns:am3d="http://schemas.microsoft.com/office/drawing/2017/model3d" xmlns:o="urn:schemas-microsoft-com:office:office" xmlns:oel="http://schemas.microsoft.com/office/2019/extlst" xmlns:r="http://schemas.openxmlformats.org/officeDocument/2006/relationships" xmlns:m="http://schemas.openxmlformats.org/officeDocument/2006/math" xmlns:v="urn:schemas-microsoft-com:vml" xmlns:wp14="http://schemas.microsoft.com/office/word/2010/wordprocessingDrawing" xmlns:wp="http://schemas.openxmlformats.org/drawingml/2006/wordprocessingDrawing" xmlns:w10="urn:schemas-microsoft-com:office:word" xmlns:w="http://schemas.openxmlformats.org/wordprocessingml/2006/main" xmlns:w14="http://schemas.microsoft.com/office/word/2010/wordml" xmlns:w15="http://schemas.microsoft.com/office/word/2012/wordml" xmlns:w16cei="http://schemas.microsoft.com/office/word/2026/wordml/cei" xmlns:w16cex="http://schemas.microsoft.com/office/word/2018/wordml/cex" xmlns:w16cid="http://schemas.microsoft.com/office/word/2016/wordml/cid" xmlns:w16="http://schemas.microsoft.com/office/word/2018/wordml" xmlns:w16du="http://schemas.microsoft.com/office/word/2023/wordml/word16du" xmlns:w16sdtdh="http://schemas.microsoft.com/office/word/2020/wordml/sdtdatahash" xmlns:w16sdtfl="http://schemas.microsoft.com/office/word/2024/wordml/sdtformatlock" xmlns:w16se="http://schemas.microsoft.com/office/word/2015/wordml/symex" xmlns:wpg="http://schemas.microsoft.com/office/word/2010/wordprocessingGroup" xmlns:wpi="http://schemas.microsoft.com/office/word/2010/wordprocessingInk" xmlns:wne="http://schemas.microsoft.com/office/word/2006/wordml" xmlns:wps="http://schemas.microsoft.com/office/word/2010/wordprocessingShape" mc:Ignorable="w14 w15 w16se w16cid w16 w16cex w16sdtdh w16sdtfl w16du wp14">
   <w:docParts>
     <w:docPart>
       <w:docPartPr>
@@ -5268,8 +5705,10 @@
     <w:rsidRoot w:val="004B629E"/>
     <w:rsid w:val="000045D5"/>
     <w:rsid w:val="00005A40"/>
+    <w:rsid w:val="00026055"/>
     <w:rsid w:val="00046CD6"/>
     <w:rsid w:val="000868C9"/>
+    <w:rsid w:val="000916C0"/>
     <w:rsid w:val="000B36AD"/>
     <w:rsid w:val="000B7B2B"/>
     <w:rsid w:val="0011521F"/>
@@ -5336,6 +5775,7 @@
     <w:rsid w:val="00924ABD"/>
     <w:rsid w:val="0093601B"/>
     <w:rsid w:val="00964355"/>
+    <w:rsid w:val="00982C68"/>
     <w:rsid w:val="009B0A5C"/>
     <w:rsid w:val="009B1AFF"/>
     <w:rsid w:val="00A14182"/>
@@ -5379,6 +5819,7 @@
     <w:rsid w:val="00F04983"/>
     <w:rsid w:val="00F74FDD"/>
     <w:rsid w:val="00F82133"/>
+    <w:rsid w:val="00FA6521"/>
     <w:rsid w:val="00FD4CF4"/>
     <w:rsid w:val="00FE4E0F"/>
   </w:rsids>

--- a/krolik_doswiadczalny.docx
+++ b/krolik_doswiadczalny.docx
@@ -74,7 +74,6 @@
                                 <w:szCs w:val="51"/>
                               </w:rPr>
                             </w:pPr>
-                            <w:proofErr w:type="spellStart"/>
                             <w:r>
                               <w:rPr>
                                 <w:b/>
@@ -82,17 +81,7 @@
                                 <w:sz w:val="51"/>
                                 <w:szCs w:val="51"/>
                               </w:rPr>
-                              <w:t>Creating</w:t>
-                            </w:r>
-                            <w:proofErr w:type="spellEnd"/>
-                            <w:r>
-                              <w:rPr>
-                                <w:b/>
-                                <w:color w:val="FFFFFF" w:themeColor="background1"/>
-                                <w:sz w:val="51"/>
-                                <w:szCs w:val="51"/>
-                              </w:rPr>
-                              <w:t xml:space="preserve"> </w:t>
+                              <w:t xml:space="preserve">Creating </w:t>
                             </w:r>
                           </w:p>
                           <w:p>
@@ -105,7 +94,6 @@
                                 <w:szCs w:val="51"/>
                               </w:rPr>
                             </w:pPr>
-                            <w:proofErr w:type="spellStart"/>
                             <w:r>
                               <w:rPr>
                                 <w:rFonts w:ascii="Lato Light" w:hAnsi="Lato Light"/>
@@ -116,7 +104,6 @@
                               </w:rPr>
                               <w:t>new</w:t>
                             </w:r>
-                            <w:proofErr w:type="spellEnd"/>
                             <w:r>
                               <w:rPr>
                                 <w:b/>
@@ -136,7 +123,6 @@
                                 <w:szCs w:val="51"/>
                               </w:rPr>
                             </w:pPr>
-                            <w:proofErr w:type="spellStart"/>
                             <w:r>
                               <w:rPr>
                                 <w:b/>
@@ -146,7 +132,6 @@
                               </w:rPr>
                               <w:t>spaces</w:t>
                             </w:r>
-                            <w:proofErr w:type="spellEnd"/>
                           </w:p>
                           <w:p>
                             <w:pPr>
@@ -704,7 +689,6 @@
                 <w:szCs w:val="24"/>
               </w:rPr>
             </w:pPr>
-            <w:proofErr w:type="spellStart"/>
             <w:r>
               <w:rPr>
                 <w:rFonts w:ascii="Lato" w:hAnsi="Lato"/>
@@ -714,19 +698,7 @@
                 <w:sz w:val="24"/>
                 <w:szCs w:val="24"/>
               </w:rPr>
-              <w:t>Facility</w:t>
-            </w:r>
-            <w:proofErr w:type="spellEnd"/>
-            <w:r>
-              <w:rPr>
-                <w:rFonts w:ascii="Lato" w:hAnsi="Lato"/>
-                <w:b/>
-                <w:bCs/>
-                <w:color w:val="FFFFFF" w:themeColor="background1"/>
-                <w:sz w:val="24"/>
-                <w:szCs w:val="24"/>
-              </w:rPr>
-              <w:t>:</w:t>
+              <w:t>Facility:</w:t>
             </w:r>
           </w:p>
         </w:tc>
@@ -854,19 +826,8 @@
                 <w:sz w:val="28"/>
                 <w:szCs w:val="28"/>
               </w:rPr>
-              <w:t xml:space="preserve">Project </w:t>
+              <w:t>Project Quotation</w:t>
             </w:r>
-            <w:proofErr w:type="spellStart"/>
-            <w:r>
-              <w:rPr>
-                <w:b/>
-                <w:bCs/>
-                <w:sz w:val="28"/>
-                <w:szCs w:val="28"/>
-              </w:rPr>
-              <w:t>Quotation</w:t>
-            </w:r>
-            <w:proofErr w:type="spellEnd"/>
             <w:r>
               <w:rPr>
                 <w:b/>
@@ -919,7 +880,6 @@
                 <w:szCs w:val="24"/>
               </w:rPr>
             </w:pPr>
-            <w:proofErr w:type="spellStart"/>
             <w:r>
               <w:rPr>
                 <w:rFonts w:ascii="Lato" w:hAnsi="Lato"/>
@@ -928,18 +888,7 @@
                 <w:sz w:val="24"/>
                 <w:szCs w:val="24"/>
               </w:rPr>
-              <w:t>Wx</w:t>
-            </w:r>
-            <w:proofErr w:type="spellEnd"/>
-            <w:r>
-              <w:rPr>
-                <w:rFonts w:ascii="Lato" w:hAnsi="Lato"/>
-                <w:b/>
-                <w:bCs/>
-                <w:sz w:val="24"/>
-                <w:szCs w:val="24"/>
-              </w:rPr>
-              <w:t>:</w:t>
+              <w:t>Wx:</w:t>
             </w:r>
           </w:p>
         </w:tc>
@@ -996,7 +945,7 @@
                 <w:sz w:val="20"/>
                 <w:szCs w:val="20"/>
               </w:rPr>
-              <w:t>ile</w:t>
+              <w:t>jaki</w:t>
             </w:r>
           </w:p>
         </w:tc>
@@ -1060,23 +1009,13 @@
                 <w:szCs w:val="20"/>
               </w:rPr>
             </w:pPr>
-            <w:proofErr w:type="spellStart"/>
             <w:r>
               <w:rPr>
                 <w:rFonts w:ascii="Lato" w:hAnsi="Lato"/>
                 <w:sz w:val="20"/>
                 <w:szCs w:val="20"/>
               </w:rPr>
-              <w:t>Dimensions</w:t>
-            </w:r>
-            <w:proofErr w:type="spellEnd"/>
-            <w:r>
-              <w:rPr>
-                <w:rFonts w:ascii="Lato" w:hAnsi="Lato"/>
-                <w:sz w:val="20"/>
-                <w:szCs w:val="20"/>
-              </w:rPr>
-              <w:t xml:space="preserve">: </w:t>
+              <w:t xml:space="preserve">Dimensions: </w:t>
             </w:r>
           </w:p>
           <w:p>
@@ -1232,25 +1171,7 @@
                 <w:sz w:val="20"/>
                 <w:szCs w:val="20"/>
               </w:rPr>
-              <w:t xml:space="preserve">Parking / Suspension </w:t>
-            </w:r>
-            <w:proofErr w:type="spellStart"/>
-            <w:r>
-              <w:rPr>
-                <w:rFonts w:ascii="Lato" w:hAnsi="Lato"/>
-                <w:sz w:val="20"/>
-                <w:szCs w:val="20"/>
-              </w:rPr>
-              <w:t>type</w:t>
-            </w:r>
-            <w:proofErr w:type="spellEnd"/>
-            <w:r>
-              <w:rPr>
-                <w:rFonts w:ascii="Lato" w:hAnsi="Lato"/>
-                <w:sz w:val="20"/>
-                <w:szCs w:val="20"/>
-              </w:rPr>
-              <w:t>:</w:t>
+              <w:t>Parking / Suspension type:</w:t>
             </w:r>
           </w:p>
         </w:tc>
@@ -1308,59 +1229,13 @@
                 <w:szCs w:val="20"/>
               </w:rPr>
             </w:pPr>
-            <w:proofErr w:type="spellStart"/>
             <w:r>
               <w:rPr>
                 <w:rFonts w:ascii="Lato" w:hAnsi="Lato"/>
                 <w:sz w:val="20"/>
                 <w:szCs w:val="20"/>
               </w:rPr>
-              <w:t>Sugested</w:t>
-            </w:r>
-            <w:proofErr w:type="spellEnd"/>
-            <w:r>
-              <w:rPr>
-                <w:rFonts w:ascii="Lato" w:hAnsi="Lato"/>
-                <w:sz w:val="20"/>
-                <w:szCs w:val="20"/>
-              </w:rPr>
-              <w:t xml:space="preserve"> </w:t>
-            </w:r>
-            <w:proofErr w:type="spellStart"/>
-            <w:r>
-              <w:rPr>
-                <w:rFonts w:ascii="Lato" w:hAnsi="Lato"/>
-                <w:sz w:val="20"/>
-                <w:szCs w:val="20"/>
-              </w:rPr>
-              <w:t>number</w:t>
-            </w:r>
-            <w:proofErr w:type="spellEnd"/>
-            <w:r>
-              <w:rPr>
-                <w:rFonts w:ascii="Lato" w:hAnsi="Lato"/>
-                <w:sz w:val="20"/>
-                <w:szCs w:val="20"/>
-              </w:rPr>
-              <w:t xml:space="preserve"> of </w:t>
-            </w:r>
-            <w:proofErr w:type="spellStart"/>
-            <w:r>
-              <w:rPr>
-                <w:rFonts w:ascii="Lato" w:hAnsi="Lato"/>
-                <w:sz w:val="20"/>
-                <w:szCs w:val="20"/>
-              </w:rPr>
-              <w:t>modules</w:t>
-            </w:r>
-            <w:proofErr w:type="spellEnd"/>
-            <w:r>
-              <w:rPr>
-                <w:rFonts w:ascii="Lato" w:hAnsi="Lato"/>
-                <w:sz w:val="20"/>
-                <w:szCs w:val="20"/>
-              </w:rPr>
-              <w:t>:</w:t>
+              <w:t>Sugested number of modules:</w:t>
             </w:r>
           </w:p>
         </w:tc>
@@ -1426,17 +1301,7 @@
                 <w:szCs w:val="20"/>
                 <w:lang w:val="en-GB"/>
               </w:rPr>
-              <w:t xml:space="preserve">Acoustic </w:t>
-            </w:r>
-            <w:proofErr w:type="spellStart"/>
-            <w:r>
-              <w:rPr>
-                <w:rFonts w:ascii="Lato" w:hAnsi="Lato"/>
-                <w:sz w:val="20"/>
-                <w:szCs w:val="20"/>
-                <w:lang w:val="en-GB"/>
-              </w:rPr>
-              <w:t>value</w:t>
+              <w:t>Acoustic value</w:t>
             </w:r>
             <w:r>
               <w:rPr>
@@ -1447,7 +1312,6 @@
               </w:rPr>
               <w:t>certyfikacja</w:t>
             </w:r>
-            <w:proofErr w:type="spellEnd"/>
             <w:r>
               <w:rPr>
                 <w:rFonts w:ascii="Lato" w:hAnsi="Lato"/>
@@ -1473,7 +1337,6 @@
                 <w:lang w:val="en-US"/>
               </w:rPr>
             </w:pPr>
-            <w:proofErr w:type="spellStart"/>
             <w:r>
               <w:rPr>
                 <w:rFonts w:ascii="Lato" w:hAnsi="Lato"/>
@@ -1483,7 +1346,6 @@
               </w:rPr>
               <w:t>akustyka</w:t>
             </w:r>
-            <w:proofErr w:type="spellEnd"/>
           </w:p>
         </w:tc>
         <w:tc>
@@ -1519,23 +1381,13 @@
                 <w:lang w:val="en-US"/>
               </w:rPr>
             </w:pPr>
-            <w:proofErr w:type="spellStart"/>
             <w:r>
               <w:rPr>
                 <w:rFonts w:ascii="Lato" w:hAnsi="Lato"/>
                 <w:sz w:val="20"/>
                 <w:szCs w:val="20"/>
               </w:rPr>
-              <w:t>Covered</w:t>
-            </w:r>
-            <w:proofErr w:type="spellEnd"/>
-            <w:r>
-              <w:rPr>
-                <w:rFonts w:ascii="Lato" w:hAnsi="Lato"/>
-                <w:sz w:val="20"/>
-                <w:szCs w:val="20"/>
-              </w:rPr>
-              <w:t xml:space="preserve"> with: </w:t>
+              <w:t xml:space="preserve">Covered with: </w:t>
             </w:r>
           </w:p>
         </w:tc>
@@ -1553,7 +1405,6 @@
                 <w:lang w:val="en-US"/>
               </w:rPr>
             </w:pPr>
-            <w:proofErr w:type="spellStart"/>
             <w:r>
               <w:rPr>
                 <w:rFonts w:ascii="Lato" w:hAnsi="Lato"/>
@@ -1563,7 +1414,6 @@
               </w:rPr>
               <w:t>pyta</w:t>
             </w:r>
-            <w:proofErr w:type="spellEnd"/>
           </w:p>
         </w:tc>
         <w:tc>
@@ -1598,23 +1448,13 @@
                 <w:szCs w:val="20"/>
               </w:rPr>
             </w:pPr>
-            <w:proofErr w:type="spellStart"/>
             <w:r>
               <w:rPr>
                 <w:rFonts w:ascii="Lato" w:hAnsi="Lato"/>
                 <w:sz w:val="20"/>
                 <w:szCs w:val="20"/>
               </w:rPr>
-              <w:t>Operation</w:t>
-            </w:r>
-            <w:proofErr w:type="spellEnd"/>
-            <w:r>
-              <w:rPr>
-                <w:rFonts w:ascii="Lato" w:hAnsi="Lato"/>
-                <w:sz w:val="20"/>
-                <w:szCs w:val="20"/>
-              </w:rPr>
-              <w:t>:</w:t>
+              <w:t>Operation:</w:t>
             </w:r>
           </w:p>
         </w:tc>
@@ -1672,23 +1512,13 @@
                 <w:szCs w:val="20"/>
               </w:rPr>
             </w:pPr>
-            <w:proofErr w:type="spellStart"/>
             <w:r>
               <w:rPr>
                 <w:rFonts w:ascii="Lato" w:hAnsi="Lato"/>
                 <w:sz w:val="20"/>
                 <w:szCs w:val="20"/>
               </w:rPr>
-              <w:t>Rail</w:t>
-            </w:r>
-            <w:proofErr w:type="spellEnd"/>
-            <w:r>
-              <w:rPr>
-                <w:rFonts w:ascii="Lato" w:hAnsi="Lato"/>
-                <w:sz w:val="20"/>
-                <w:szCs w:val="20"/>
-              </w:rPr>
-              <w:t xml:space="preserve">: </w:t>
+              <w:t xml:space="preserve">Rail: </w:t>
             </w:r>
           </w:p>
         </w:tc>
@@ -1746,23 +1576,13 @@
                 <w:szCs w:val="20"/>
               </w:rPr>
             </w:pPr>
-            <w:proofErr w:type="spellStart"/>
             <w:r>
               <w:rPr>
                 <w:rFonts w:ascii="Lato" w:hAnsi="Lato"/>
                 <w:sz w:val="20"/>
                 <w:szCs w:val="20"/>
               </w:rPr>
-              <w:t>Doors</w:t>
-            </w:r>
-            <w:proofErr w:type="spellEnd"/>
-            <w:r>
-              <w:rPr>
-                <w:rFonts w:ascii="Lato" w:hAnsi="Lato"/>
-                <w:sz w:val="20"/>
-                <w:szCs w:val="20"/>
-              </w:rPr>
-              <w:t xml:space="preserve">: </w:t>
+              <w:t xml:space="preserve">Doors: </w:t>
             </w:r>
           </w:p>
         </w:tc>
@@ -1826,25 +1646,7 @@
                 <w:sz w:val="20"/>
                 <w:szCs w:val="20"/>
               </w:rPr>
-              <w:t xml:space="preserve">Glass </w:t>
-            </w:r>
-            <w:proofErr w:type="spellStart"/>
-            <w:r>
-              <w:rPr>
-                <w:rFonts w:ascii="Lato" w:hAnsi="Lato"/>
-                <w:sz w:val="20"/>
-                <w:szCs w:val="20"/>
-              </w:rPr>
-              <w:t>Modules</w:t>
-            </w:r>
-            <w:proofErr w:type="spellEnd"/>
-            <w:r>
-              <w:rPr>
-                <w:rFonts w:ascii="Lato" w:hAnsi="Lato"/>
-                <w:sz w:val="20"/>
-                <w:szCs w:val="20"/>
-              </w:rPr>
-              <w:t xml:space="preserve">: </w:t>
+              <w:t xml:space="preserve">Glass Modules: </w:t>
             </w:r>
           </w:p>
         </w:tc>
@@ -1903,23 +1705,13 @@
                 <w:szCs w:val="20"/>
               </w:rPr>
             </w:pPr>
-            <w:proofErr w:type="spellStart"/>
             <w:r>
               <w:rPr>
                 <w:rFonts w:ascii="Lato" w:hAnsi="Lato"/>
                 <w:sz w:val="20"/>
                 <w:szCs w:val="20"/>
               </w:rPr>
-              <w:t>Profiles</w:t>
-            </w:r>
-            <w:proofErr w:type="spellEnd"/>
-            <w:r>
-              <w:rPr>
-                <w:rFonts w:ascii="Lato" w:hAnsi="Lato"/>
-                <w:sz w:val="20"/>
-                <w:szCs w:val="20"/>
-              </w:rPr>
-              <w:t xml:space="preserve">: </w:t>
+              <w:t xml:space="preserve">Profiles: </w:t>
             </w:r>
           </w:p>
         </w:tc>
@@ -1978,41 +1770,13 @@
                 <w:szCs w:val="20"/>
               </w:rPr>
             </w:pPr>
-            <w:proofErr w:type="spellStart"/>
             <w:r>
               <w:rPr>
                 <w:rFonts w:ascii="Lato" w:hAnsi="Lato"/>
                 <w:sz w:val="20"/>
                 <w:szCs w:val="20"/>
               </w:rPr>
-              <w:t>Additional</w:t>
-            </w:r>
-            <w:proofErr w:type="spellEnd"/>
-            <w:r>
-              <w:rPr>
-                <w:rFonts w:ascii="Lato" w:hAnsi="Lato"/>
-                <w:sz w:val="20"/>
-                <w:szCs w:val="20"/>
-              </w:rPr>
-              <w:t xml:space="preserve"> </w:t>
-            </w:r>
-            <w:proofErr w:type="spellStart"/>
-            <w:r>
-              <w:rPr>
-                <w:rFonts w:ascii="Lato" w:hAnsi="Lato"/>
-                <w:sz w:val="20"/>
-                <w:szCs w:val="20"/>
-              </w:rPr>
-              <w:t>Equipment</w:t>
-            </w:r>
-            <w:proofErr w:type="spellEnd"/>
-            <w:r>
-              <w:rPr>
-                <w:rFonts w:ascii="Lato" w:hAnsi="Lato"/>
-                <w:sz w:val="20"/>
-                <w:szCs w:val="20"/>
-              </w:rPr>
-              <w:t>:</w:t>
+              <w:t>Additional Equipment:</w:t>
             </w:r>
           </w:p>
         </w:tc>
@@ -2029,7 +1793,6 @@
                 <w:szCs w:val="20"/>
               </w:rPr>
             </w:pPr>
-            <w:proofErr w:type="spellStart"/>
             <w:r>
               <w:rPr>
                 <w:rFonts w:ascii="Lato" w:hAnsi="Lato"/>
@@ -2038,7 +1801,6 @@
               </w:rPr>
               <w:t>adyszynal</w:t>
             </w:r>
-            <w:proofErr w:type="spellEnd"/>
           </w:p>
         </w:tc>
         <w:tc>
@@ -2108,7 +1870,6 @@
                 <w:szCs w:val="20"/>
               </w:rPr>
             </w:pPr>
-            <w:proofErr w:type="spellStart"/>
             <w:r>
               <w:rPr>
                 <w:b/>
@@ -2116,17 +1877,7 @@
                 <w:color w:val="FFFFFF" w:themeColor="background1"/>
                 <w:szCs w:val="20"/>
               </w:rPr>
-              <w:t>Additional</w:t>
-            </w:r>
-            <w:proofErr w:type="spellEnd"/>
-            <w:r>
-              <w:rPr>
-                <w:b/>
-                <w:bCs/>
-                <w:color w:val="FFFFFF" w:themeColor="background1"/>
-                <w:szCs w:val="20"/>
-              </w:rPr>
-              <w:t xml:space="preserve"> notes:</w:t>
+              <w:t>Additional notes:</w:t>
             </w:r>
           </w:p>
         </w:tc>
@@ -2212,7 +1963,6 @@
                 <w:szCs w:val="20"/>
               </w:rPr>
             </w:pPr>
-            <w:proofErr w:type="spellStart"/>
             <w:r>
               <w:rPr>
                 <w:rFonts w:ascii="Lato" w:hAnsi="Lato"/>
@@ -2221,18 +1971,7 @@
                 <w:sz w:val="20"/>
                 <w:szCs w:val="20"/>
               </w:rPr>
-              <w:t>ewro</w:t>
-            </w:r>
-            <w:proofErr w:type="spellEnd"/>
-            <w:r>
-              <w:rPr>
-                <w:rFonts w:ascii="Lato" w:hAnsi="Lato"/>
-                <w:b/>
-                <w:bCs/>
-                <w:sz w:val="20"/>
-                <w:szCs w:val="20"/>
-              </w:rPr>
-              <w:t xml:space="preserve"> EUR</w:t>
+              <w:t>ewro EUR</w:t>
             </w:r>
           </w:p>
         </w:tc>
@@ -2250,12 +1989,12 @@
       <w:tblPr>
         <w:tblStyle w:val="Tabela-Siatka"/>
         <w:tblpPr w:leftFromText="141" w:rightFromText="141" w:vertAnchor="text" w:horzAnchor="margin" w:tblpX="-142" w:tblpY="8"/>
-        <w:tblW w:w="10490" w:type="dxa"/>
+        <w:tblW w:w="10632" w:type="dxa"/>
         <w:tblLook w:val="04A0" w:firstRow="1" w:lastRow="0" w:firstColumn="1" w:lastColumn="0" w:noHBand="0" w:noVBand="1"/>
       </w:tblPr>
       <w:tblGrid>
         <w:gridCol w:w="8080"/>
-        <w:gridCol w:w="2410"/>
+        <w:gridCol w:w="2552"/>
       </w:tblGrid>
       <w:tr>
         <w:trPr>
@@ -2294,33 +2033,13 @@
                 <w:color w:val="FFFFFF" w:themeColor="background1"/>
                 <w:szCs w:val="20"/>
               </w:rPr>
-              <w:t xml:space="preserve">Transport </w:t>
-            </w:r>
-            <w:proofErr w:type="spellStart"/>
-            <w:r>
-              <w:rPr>
-                <w:b/>
-                <w:bCs/>
-                <w:color w:val="FFFFFF" w:themeColor="background1"/>
-                <w:szCs w:val="20"/>
-              </w:rPr>
-              <w:t>rates</w:t>
-            </w:r>
-            <w:proofErr w:type="spellEnd"/>
-            <w:r>
-              <w:rPr>
-                <w:b/>
-                <w:bCs/>
-                <w:color w:val="FFFFFF" w:themeColor="background1"/>
-                <w:szCs w:val="20"/>
-              </w:rPr>
-              <w:t>:</w:t>
+              <w:t>Transport rates:</w:t>
             </w:r>
           </w:p>
         </w:tc>
         <w:tc>
           <w:tcPr>
-            <w:tcW w:w="2410" w:type="dxa"/>
+            <w:tcW w:w="2552" w:type="dxa"/>
             <w:tcBorders>
               <w:top w:val="nil"/>
               <w:left w:val="nil"/>
@@ -2374,31 +2093,7 @@
                 <w:szCs w:val="20"/>
                 <w:lang w:val="en-GB"/>
               </w:rPr>
-              <w:t>Transport cost (</w:t>
-            </w:r>
-            <w:proofErr w:type="spellStart"/>
-            <w:r>
-              <w:rPr>
-                <w:rFonts w:ascii="Lato" w:hAnsi="Lato"/>
-                <w:b/>
-                <w:bCs/>
-                <w:sz w:val="20"/>
-                <w:szCs w:val="20"/>
-                <w:lang w:val="en-GB"/>
-              </w:rPr>
-              <w:t>miejscowość</w:t>
-            </w:r>
-            <w:proofErr w:type="spellEnd"/>
-            <w:r>
-              <w:rPr>
-                <w:rFonts w:ascii="Lato" w:hAnsi="Lato"/>
-                <w:b/>
-                <w:bCs/>
-                <w:sz w:val="20"/>
-                <w:szCs w:val="20"/>
-                <w:lang w:val="en-GB"/>
-              </w:rPr>
-              <w:t>)</w:t>
+              <w:t>Transport cost (miejscowość)</w:t>
             </w:r>
             <w:r>
               <w:rPr>
@@ -2454,7 +2149,7 @@
         </w:tc>
         <w:tc>
           <w:tcPr>
-            <w:tcW w:w="2410" w:type="dxa"/>
+            <w:tcW w:w="2552" w:type="dxa"/>
             <w:tcBorders>
               <w:top w:val="single" w:sz="4" w:space="0" w:color="auto"/>
               <w:left w:val="single" w:sz="4" w:space="0" w:color="auto"/>
@@ -2579,12 +2274,12 @@
       <w:tblPr>
         <w:tblStyle w:val="Tabela-Siatka"/>
         <w:tblpPr w:leftFromText="141" w:rightFromText="141" w:vertAnchor="text" w:horzAnchor="margin" w:tblpX="-142" w:tblpY="99"/>
-        <w:tblW w:w="10490" w:type="dxa"/>
+        <w:tblW w:w="10632" w:type="dxa"/>
         <w:tblLook w:val="04A0" w:firstRow="1" w:lastRow="0" w:firstColumn="1" w:lastColumn="0" w:noHBand="0" w:noVBand="1"/>
       </w:tblPr>
       <w:tblGrid>
         <w:gridCol w:w="8080"/>
-        <w:gridCol w:w="2410"/>
+        <w:gridCol w:w="2552"/>
       </w:tblGrid>
       <w:tr>
         <w:trPr>
@@ -2620,18 +2315,8 @@
                 <w:bCs/>
                 <w:sz w:val="24"/>
               </w:rPr>
-              <w:t xml:space="preserve">Grand </w:t>
+              <w:t>Grand total</w:t>
             </w:r>
-            <w:proofErr w:type="spellStart"/>
-            <w:r>
-              <w:rPr>
-                <w:b/>
-                <w:bCs/>
-                <w:sz w:val="24"/>
-              </w:rPr>
-              <w:t>total</w:t>
-            </w:r>
-            <w:proofErr w:type="spellEnd"/>
             <w:r>
               <w:rPr>
                 <w:b/>
@@ -2643,7 +2328,7 @@
         </w:tc>
         <w:tc>
           <w:tcPr>
-            <w:tcW w:w="2410" w:type="dxa"/>
+            <w:tcW w:w="2552" w:type="dxa"/>
             <w:tcBorders>
               <w:top w:val="nil"/>
               <w:left w:val="nil"/>
@@ -2701,7 +2386,7 @@
         </w:tc>
         <w:tc>
           <w:tcPr>
-            <w:tcW w:w="2410" w:type="dxa"/>
+            <w:tcW w:w="2552" w:type="dxa"/>
             <w:tcBorders>
               <w:top w:val="single" w:sz="4" w:space="0" w:color="auto"/>
               <w:left w:val="single" w:sz="4" w:space="0" w:color="auto"/>
@@ -2909,25 +2594,7 @@
           <w:sz w:val="20"/>
           <w:szCs w:val="20"/>
         </w:rPr>
-        <w:t xml:space="preserve">Technical </w:t>
-      </w:r>
-      <w:proofErr w:type="spellStart"/>
-      <w:r>
-        <w:rPr>
-          <w:rFonts w:ascii="Lato" w:hAnsi="Lato"/>
-          <w:sz w:val="20"/>
-          <w:szCs w:val="20"/>
-        </w:rPr>
-        <w:t>advice</w:t>
-      </w:r>
-      <w:proofErr w:type="spellEnd"/>
-      <w:r>
-        <w:rPr>
-          <w:rFonts w:ascii="Lato" w:hAnsi="Lato"/>
-          <w:sz w:val="20"/>
-          <w:szCs w:val="20"/>
-        </w:rPr>
-        <w:t xml:space="preserve"> </w:t>
+        <w:t xml:space="preserve">Technical advice </w:t>
       </w:r>
     </w:p>
     <w:p>
@@ -2951,25 +2618,7 @@
           <w:szCs w:val="20"/>
         </w:rPr>
         <w:lastRenderedPageBreak/>
-        <w:t xml:space="preserve">Mobile </w:t>
-      </w:r>
-      <w:proofErr w:type="spellStart"/>
-      <w:r>
-        <w:rPr>
-          <w:rFonts w:ascii="Lato" w:hAnsi="Lato"/>
-          <w:sz w:val="20"/>
-          <w:szCs w:val="20"/>
-        </w:rPr>
-        <w:t>wall</w:t>
-      </w:r>
-      <w:proofErr w:type="spellEnd"/>
-      <w:r>
-        <w:rPr>
-          <w:rFonts w:ascii="Lato" w:hAnsi="Lato"/>
-          <w:sz w:val="20"/>
-          <w:szCs w:val="20"/>
-        </w:rPr>
-        <w:t xml:space="preserve"> design.</w:t>
+        <w:t>Mobile wall design.</w:t>
       </w:r>
     </w:p>
     <w:p>
@@ -3222,47 +2871,7 @@
           <w:szCs w:val="20"/>
           <w:lang w:val="en-GB"/>
         </w:rPr>
-        <w:t xml:space="preserve">Availability of the full range of melamine manufacturers: Egger, </w:t>
-      </w:r>
-      <w:proofErr w:type="spellStart"/>
-      <w:r>
-        <w:rPr>
-          <w:rFonts w:ascii="Lato" w:hAnsi="Lato"/>
-          <w:sz w:val="20"/>
-          <w:szCs w:val="20"/>
-          <w:lang w:val="en-GB"/>
-        </w:rPr>
-        <w:t>SwissKrono</w:t>
-      </w:r>
-      <w:proofErr w:type="spellEnd"/>
-      <w:r>
-        <w:rPr>
-          <w:rFonts w:ascii="Lato" w:hAnsi="Lato"/>
-          <w:sz w:val="20"/>
-          <w:szCs w:val="20"/>
-          <w:lang w:val="en-GB"/>
-        </w:rPr>
-        <w:t xml:space="preserve">, </w:t>
-      </w:r>
-      <w:proofErr w:type="spellStart"/>
-      <w:r>
-        <w:rPr>
-          <w:rFonts w:ascii="Lato" w:hAnsi="Lato"/>
-          <w:sz w:val="20"/>
-          <w:szCs w:val="20"/>
-          <w:lang w:val="en-GB"/>
-        </w:rPr>
-        <w:t>Finsa</w:t>
-      </w:r>
-      <w:proofErr w:type="spellEnd"/>
-      <w:r>
-        <w:rPr>
-          <w:rFonts w:ascii="Lato" w:hAnsi="Lato"/>
-          <w:sz w:val="20"/>
-          <w:szCs w:val="20"/>
-          <w:lang w:val="en-GB"/>
-        </w:rPr>
-        <w:t>, Kronospan</w:t>
+        <w:t>Availability of the full range of melamine manufacturers: Egger, SwissKrono, Finsa, Kronospan</w:t>
       </w:r>
     </w:p>
     <w:p>
@@ -3363,63 +2972,7 @@
           <w:lang w:val="en-GB" w:eastAsia="pl-PL"/>
           <w14:ligatures w14:val="none"/>
         </w:rPr>
-        <w:t xml:space="preserve">This offer is intended only for the person or entity to whom it is addressed and contains content covered by trade secrets and trade secrets within the meaning of the Act on Combating Unfair Competition, as well as other content of a confidential nature. The </w:t>
-      </w:r>
-      <w:proofErr w:type="spellStart"/>
-      <w:r>
-        <w:rPr>
-          <w:rFonts w:ascii="Lato" w:eastAsia="Times New Roman" w:hAnsi="Lato" w:cs="Times New Roman"/>
-          <w:i/>
-          <w:iCs/>
-          <w:kern w:val="0"/>
-          <w:sz w:val="20"/>
-          <w:szCs w:val="20"/>
-          <w:lang w:val="en-GB" w:eastAsia="pl-PL"/>
-          <w14:ligatures w14:val="none"/>
-        </w:rPr>
-        <w:t>Offerer</w:t>
-      </w:r>
-      <w:proofErr w:type="spellEnd"/>
-      <w:r>
-        <w:rPr>
-          <w:rFonts w:ascii="Lato" w:eastAsia="Times New Roman" w:hAnsi="Lato" w:cs="Times New Roman"/>
-          <w:i/>
-          <w:iCs/>
-          <w:kern w:val="0"/>
-          <w:sz w:val="20"/>
-          <w:szCs w:val="20"/>
-          <w:lang w:val="en-GB" w:eastAsia="pl-PL"/>
-          <w14:ligatures w14:val="none"/>
-        </w:rPr>
-        <w:t xml:space="preserve"> does not agree to the dissemination of its content, but the terms and conditions of the offer are not publicly available, because the </w:t>
-      </w:r>
-      <w:proofErr w:type="spellStart"/>
-      <w:r>
-        <w:rPr>
-          <w:rFonts w:ascii="Lato" w:eastAsia="Times New Roman" w:hAnsi="Lato" w:cs="Times New Roman"/>
-          <w:i/>
-          <w:iCs/>
-          <w:kern w:val="0"/>
-          <w:sz w:val="20"/>
-          <w:szCs w:val="20"/>
-          <w:lang w:val="en-GB" w:eastAsia="pl-PL"/>
-          <w14:ligatures w14:val="none"/>
-        </w:rPr>
-        <w:t>Offerer</w:t>
-      </w:r>
-      <w:proofErr w:type="spellEnd"/>
-      <w:r>
-        <w:rPr>
-          <w:rFonts w:ascii="Lato" w:eastAsia="Times New Roman" w:hAnsi="Lato" w:cs="Times New Roman"/>
-          <w:i/>
-          <w:iCs/>
-          <w:kern w:val="0"/>
-          <w:sz w:val="20"/>
-          <w:szCs w:val="20"/>
-          <w:lang w:val="en-GB" w:eastAsia="pl-PL"/>
-          <w14:ligatures w14:val="none"/>
-        </w:rPr>
-        <w:t xml:space="preserve"> has taken steps to prevent the public from making the prices and other commercial terms and conditions available to the public. </w:t>
+        <w:t xml:space="preserve">This offer is intended only for the person or entity to whom it is addressed and contains content covered by trade secrets and trade secrets within the meaning of the Act on Combating Unfair Competition, as well as other content of a confidential nature. The Offerer does not agree to the dissemination of its content, but the terms and conditions of the offer are not publicly available, because the Offerer has taken steps to prevent the public from making the prices and other commercial terms and conditions available to the public. </w:t>
       </w:r>
     </w:p>
     <w:p>
@@ -3950,7 +3503,7 @@
         <w:sz w:val="18"/>
         <w:szCs w:val="18"/>
       </w:rPr>
-      <w:t>12.08.2026</w:t>
+      <w:t>21.08.2026</w:t>
     </w:r>
     <w:r>
       <w:rPr>
@@ -4087,7 +3640,7 @@
         <w:sz w:val="18"/>
         <w:szCs w:val="18"/>
       </w:rPr>
-      <w:t>12.08.2026</w:t>
+      <w:t>21.08.2026</w:t>
     </w:r>
     <w:r>
       <w:rPr>
@@ -5749,6 +5302,7 @@
     <w:rsid w:val="00647E8E"/>
     <w:rsid w:val="00650F49"/>
     <w:rsid w:val="006770CF"/>
+    <w:rsid w:val="006A345A"/>
     <w:rsid w:val="006B709F"/>
     <w:rsid w:val="00705174"/>
     <w:rsid w:val="007225F4"/>
@@ -5772,6 +5326,7 @@
     <w:rsid w:val="00905070"/>
     <w:rsid w:val="00910631"/>
     <w:rsid w:val="00921C55"/>
+    <w:rsid w:val="00922F4B"/>
     <w:rsid w:val="00924ABD"/>
     <w:rsid w:val="0093601B"/>
     <w:rsid w:val="00964355"/>
@@ -5787,6 +5342,7 @@
     <w:rsid w:val="00AC6BC4"/>
     <w:rsid w:val="00AD061D"/>
     <w:rsid w:val="00AD7DCB"/>
+    <w:rsid w:val="00B323A6"/>
     <w:rsid w:val="00B345B2"/>
     <w:rsid w:val="00B7297A"/>
     <w:rsid w:val="00B8134A"/>
@@ -5795,6 +5351,7 @@
     <w:rsid w:val="00BD5726"/>
     <w:rsid w:val="00BF7380"/>
     <w:rsid w:val="00C244D3"/>
+    <w:rsid w:val="00C45D85"/>
     <w:rsid w:val="00C545F0"/>
     <w:rsid w:val="00C73640"/>
     <w:rsid w:val="00C84558"/>
